--- a/src/Layers/W1/BaseApp/Sales/Reports/SalespersonCommissionBody.docx
+++ b/src/Layers/W1/BaseApp/Sales/Reports/SalespersonCommissionBody.docx
@@ -164,10 +164,11 @@
         <w:gridCol w:w="1706"/>
         <w:gridCol w:w="1481"/>
         <w:gridCol w:w="1457"/>
-        <w:gridCol w:w="1457"/>
+        <w:gridCol w:w="490"/>
+        <w:gridCol w:w="967"/>
         <w:gridCol w:w="2082"/>
-        <w:gridCol w:w="2079"/>
-        <w:gridCol w:w="2082"/>
+        <w:gridCol w:w="2085"/>
+        <w:gridCol w:w="2076"/>
       </w:tblGrid>
       <w:tr>
         <w:trPr>
@@ -177,7 +178,7 @@
         <w:tc>
           <w:tcPr>
             <w:tcW w:w="406" w:type="pct"/>
-            <w:vAlign w:val="bottom"/>
+            <w:vAlign w:val="top"/>
           </w:tcPr>
           <w:sdt>
             <w:sdtPr>
@@ -196,9 +197,11 @@
                   <w:pStyle w:val="BCLabel"/>
                   <w:spacing w:after="80"/>
                 </w:pPr>
+                <w:proofErr w:type="spellStart"/>
                 <w:r>
                   <w:t>PostingDateLabel</w:t>
                 </w:r>
+                <w:proofErr w:type="spellEnd"/>
               </w:p>
             </w:sdtContent>
           </w:sdt>
@@ -218,7 +221,7 @@
             <w:tc>
               <w:tcPr>
                 <w:tcW w:w="586" w:type="pct"/>
-                <w:vAlign w:val="bottom"/>
+                <w:vAlign w:val="top"/>
               </w:tcPr>
               <w:p>
                 <w:pPr>
@@ -247,7 +250,7 @@
             <w:tc>
               <w:tcPr>
                 <w:tcW w:w="554" w:type="pct"/>
-                <w:vAlign w:val="bottom"/>
+                <w:vAlign w:val="top"/>
               </w:tcPr>
               <w:p>
                 <w:pPr>
@@ -276,7 +279,7 @@
             <w:tc>
               <w:tcPr>
                 <w:tcW w:w="481" w:type="pct"/>
-                <w:vAlign w:val="bottom"/>
+                <w:vAlign w:val="top"/>
               </w:tcPr>
               <w:p>
                 <w:pPr>
@@ -306,7 +309,7 @@
             <w:tc>
               <w:tcPr>
                 <w:tcW w:w="473" w:type="pct"/>
-                <w:vAlign w:val="bottom"/>
+                <w:vAlign w:val="top"/>
               </w:tcPr>
               <w:p>
                 <w:pPr>
@@ -336,7 +339,8 @@
             <w:tc>
               <w:tcPr>
                 <w:tcW w:w="473" w:type="pct"/>
-                <w:vAlign w:val="bottom"/>
+                <w:gridSpan w:val="2"/>
+                <w:vAlign w:val="top"/>
               </w:tcPr>
               <w:p>
                 <w:pPr>
@@ -366,7 +370,7 @@
             <w:tc>
               <w:tcPr>
                 <w:tcW w:w="676" w:type="pct"/>
-                <w:vAlign w:val="bottom"/>
+                <w:vAlign w:val="top"/>
               </w:tcPr>
               <w:p>
                 <w:pPr>
@@ -395,8 +399,8 @@
           <w:sdtContent>
             <w:tc>
               <w:tcPr>
-                <w:tcW w:w="675" w:type="pct"/>
-                <w:vAlign w:val="bottom"/>
+                <w:tcW w:w="677" w:type="pct"/>
+                <w:vAlign w:val="top"/>
               </w:tcPr>
               <w:p>
                 <w:pPr>
@@ -425,8 +429,8 @@
           <w:sdtContent>
             <w:tc>
               <w:tcPr>
-                <w:tcW w:w="676" w:type="pct"/>
-                <w:vAlign w:val="bottom"/>
+                <w:tcW w:w="674" w:type="pct"/>
+                <w:vAlign w:val="top"/>
               </w:tcPr>
               <w:p>
                 <w:pPr>
@@ -453,6 +457,7 @@
           <w15:dataBinding w:prefixMappings="xmlns:ns0='urn:microsoft-dynamics-nav/reports/Salesperson_Commission/115/' " w:xpath="/ns0:NavWordReportXmlPart[1]/ns0:Salesperson_Purchaser" w:storeItemID="{79D6D75F-D29A-40D3-A819-B215617F17D6}"/>
           <w15:repeatingSection/>
         </w:sdtPr>
+        <w:sdtEndPr/>
         <w:sdtContent>
           <w:sdt>
             <w:sdtPr>
@@ -465,6 +470,7 @@
               </w:placeholder>
               <w15:repeatingSectionItem/>
             </w:sdtPr>
+            <w:sdtEndPr/>
             <w:sdtContent>
               <w:tr>
                 <w:trPr>
@@ -480,7 +486,7 @@
                     <w:tag w:val="#BC:HideTableRowIfEmpty"/>
                     <w:id w:val="-392738406"/>
                     <w:placeholder>
-                      <w:docPart w:val="C007553197DA46E1A05763C4BEC9A92C"/>
+                      <w:docPart w:val="07B3927F190F42D19E177B7F12BBAA0D"/>
                     </w:placeholder>
                     <w15:color w:val="FFA500"/>
                   </w:sdtPr>
@@ -499,7 +505,7 @@
                         <w:tag w:val="#Nav: Salesperson_Commission/115"/>
                         <w:id w:val="-1216735289"/>
                         <w:placeholder>
-                          <w:docPart w:val="CD57AD657FAE4044B3C4FF05BB35B155"/>
+                          <w:docPart w:val="3F3EEE153912409B8C22DAA7738B5A11"/>
                         </w:placeholder>
                         <w:dataBinding w:prefixMappings="xmlns:ns0='urn:microsoft-dynamics-nav/reports/Salesperson_Commission/115/'" w:xpath="/ns0:NavWordReportXmlPart[1]/ns0:Salesperson_Purchaser[1]/ns0:Cust_Ledger_Entry[1]/ns0:SalespersonPurchaser_Code[1]" w:storeItemID="{79D6D75F-D29A-40D3-A819-B215617F17D6}"/>
                         <w:text/>
@@ -518,9 +524,11 @@
                             <w:pPr>
                               <w:pStyle w:val="BCLabel"/>
                             </w:pPr>
+                            <w:proofErr w:type="spellStart"/>
                             <w:r>
                               <w:t>SalespersonPurchaser_Code</w:t>
                             </w:r>
+                            <w:proofErr w:type="spellEnd"/>
                           </w:p>
                         </w:tc>
                       </w:sdtContent>
@@ -533,7 +541,7 @@
                     <w:tag w:val="#Nav: Salesperson_Commission/115"/>
                     <w:id w:val="-793745667"/>
                     <w:placeholder>
-                      <w:docPart w:val="CD57AD657FAE4044B3C4FF05BB35B155"/>
+                      <w:docPart w:val="3F3EEE153912409B8C22DAA7738B5A11"/>
                     </w:placeholder>
                     <w:dataBinding w:prefixMappings="xmlns:ns0='urn:microsoft-dynamics-nav/reports/Salesperson_Commission/115/'" w:xpath="/ns0:NavWordReportXmlPart[1]/ns0:Salesperson_Purchaser[1]/ns0:Cust_Ledger_Entry[1]/ns0:Salesperson_Purchaser__Name[1]" w:storeItemID="{79D6D75F-D29A-40D3-A819-B215617F17D6}"/>
                     <w:text/>
@@ -541,11 +549,12 @@
                   <w:sdtContent>
                     <w:tc>
                       <w:tcPr>
-                        <w:tcW w:w="586" w:type="pct"/>
+                        <w:tcW w:w="2253" w:type="pct"/>
+                        <w:gridSpan w:val="5"/>
                       </w:tcPr>
                       <w:p>
                         <w:pPr>
-                          <w:pStyle w:val="BCLabel"/>
+                          <w:pStyle w:val="NoSpacing"/>
                         </w:pPr>
                         <w:r>
                           <w:t>Salesperson_Purchaser__Name</w:t>
@@ -554,60 +563,61 @@
                     </w:tc>
                   </w:sdtContent>
                 </w:sdt>
-                <w:sdt>
-                  <w:sdtPr>
-                    <w:alias w:val="#Nav: /Labels/CommissionPercentLabel"/>
-                    <w:tag w:val="#Nav: Salesperson_Commission/115"/>
-                    <w:id w:val="-1468813492"/>
-                    <w:placeholder>
-                      <w:docPart w:val="CD57AD657FAE4044B3C4FF05BB35B155"/>
-                    </w:placeholder>
-                    <w:dataBinding w:prefixMappings="xmlns:ns0='urn:microsoft-dynamics-nav/reports/Salesperson_Commission/115/'" w:xpath="/ns0:NavWordReportXmlPart[1]/ns0:Labels[1]/ns0:CommissionPercentLabel[1]" w:storeItemID="{79D6D75F-D29A-40D3-A819-B215617F17D6}"/>
-                    <w:text/>
-                  </w:sdtPr>
-                  <w:sdtContent>
-                    <w:tc>
-                      <w:tcPr>
-                        <w:tcW w:w="554" w:type="pct"/>
-                      </w:tcPr>
-                      <w:p>
-                        <w:pPr>
-                          <w:pStyle w:val="BCLabel"/>
-                        </w:pPr>
+                <w:tc>
+                  <w:tcPr>
+                    <w:tcW w:w="2341" w:type="pct"/>
+                    <w:gridSpan w:val="4"/>
+                  </w:tcPr>
+                  <w:p>
+                    <w:pPr>
+                      <w:pStyle w:val="NoSpacing"/>
+                      <w:jc w:val="right"/>
+                    </w:pPr>
+                    <w:sdt>
+                      <w:sdtPr>
+                        <w:alias w:val="#Nav: /Labels/CommissionPercentLabel"/>
+                        <w:tag w:val="#Nav: Salesperson_Commission/115"/>
+                        <w:id w:val="-1468813492"/>
+                        <w:placeholder>
+                          <w:docPart w:val="9AF6519409A94AF69E41BE4E99760AA8"/>
+                        </w:placeholder>
+                        <w:dataBinding w:prefixMappings="xmlns:ns0='urn:microsoft-dynamics-nav/reports/Salesperson_Commission/115/'" w:xpath="/ns0:NavWordReportXmlPart[1]/ns0:Labels[1]/ns0:CommissionPercentLabel[1]" w:storeItemID="{79D6D75F-D29A-40D3-A819-B215617F17D6}"/>
+                        <w:text/>
+                      </w:sdtPr>
+                      <w:sdtContent>
+                        <w:proofErr w:type="spellStart"/>
                         <w:r>
                           <w:t>CommissionPercentLabel</w:t>
                         </w:r>
-                      </w:p>
-                    </w:tc>
-                  </w:sdtContent>
-                </w:sdt>
-                <w:tc>
-                  <w:tcPr>
-                    <w:tcW w:w="3454" w:type="pct"/>
-                    <w:gridSpan w:val="6"/>
-                  </w:tcPr>
-                  <w:sdt>
-                    <w:sdtPr>
-                      <w:alias w:val="#Nav: /Salesperson_Purchaser/Salesperson_Purchaser__Commission___"/>
-                      <w:tag w:val="#Nav: Salesperson_Commission/115"/>
-                      <w:id w:val="1569299432"/>
-                      <w:placeholder>
-                        <w:docPart w:val="CD57AD657FAE4044B3C4FF05BB35B155"/>
-                      </w:placeholder>
-                      <w:dataBinding w:prefixMappings="xmlns:ns0='urn:microsoft-dynamics-nav/reports/Salesperson_Commission/115/'" w:xpath="/ns0:NavWordReportXmlPart[1]/ns0:Salesperson_Purchaser[1]/ns0:Salesperson_Purchaser__Commission___[1]" w:storeItemID="{79D6D75F-D29A-40D3-A819-B215617F17D6}"/>
-                      <w:text/>
-                    </w:sdtPr>
-                    <w:sdtContent>
-                      <w:p>
-                        <w:pPr>
-                          <w:pStyle w:val="NoSpacing"/>
-                        </w:pPr>
+                        <w:proofErr w:type="spellEnd"/>
+                      </w:sdtContent>
+                    </w:sdt>
+                    <w:r>
+                      <w:t xml:space="preserve">  </w:t>
+                    </w:r>
+                    <w:sdt>
+                      <w:sdtPr>
+                        <w:alias w:val="#Nav: /Salesperson_Purchaser/Salesperson_Purchaser__Commission___"/>
+                        <w:tag w:val="#Nav: Salesperson_Commission/115"/>
+                        <w:id w:val="1569299432"/>
+                        <w:placeholder>
+                          <w:docPart w:val="C41C9EC9AFA54E0BB32956D2C6A0BE8D"/>
+                        </w:placeholder>
+                        <w:dataBinding w:prefixMappings="xmlns:ns0='urn:microsoft-dynamics-nav/reports/Salesperson_Commission/115/'" w:xpath="/ns0:NavWordReportXmlPart[1]/ns0:Salesperson_Purchaser[1]/ns0:Salesperson_Purchaser__Commission___[1]" w:storeItemID="{79D6D75F-D29A-40D3-A819-B215617F17D6}"/>
+                        <w:text/>
+                      </w:sdtPr>
+                      <w:sdtContent>
+                        <w:proofErr w:type="spellStart"/>
                         <w:r>
-                          <w:t>Salesperson_Purchaser__Commission___</w:t>
+                          <w:t>Salesperson_Purchaser__Commission</w:t>
                         </w:r>
-                      </w:p>
-                    </w:sdtContent>
-                  </w:sdt>
+                        <w:proofErr w:type="spellEnd"/>
+                        <w:r>
+                          <w:t>___</w:t>
+                        </w:r>
+                      </w:sdtContent>
+                    </w:sdt>
+                  </w:p>
                 </w:tc>
               </w:tr>
               <w:sdt>
@@ -660,7 +670,15 @@
                                   <w:pStyle w:val="NoSpacing"/>
                                 </w:pPr>
                                 <w:r>
-                                  <w:t>Cust__Ledger_Entry__Posting_Date_</w:t>
+                                  <w:t>Cust__Ledger_Entry__</w:t>
+                                </w:r>
+                                <w:proofErr w:type="spellStart"/>
+                                <w:r>
+                                  <w:t>Posting_Date</w:t>
+                                </w:r>
+                                <w:proofErr w:type="spellEnd"/>
+                                <w:r>
+                                  <w:t>_</w:t>
                                 </w:r>
                               </w:p>
                             </w:sdtContent>
@@ -791,6 +809,7 @@
                             <w:tc>
                               <w:tcPr>
                                 <w:tcW w:w="473" w:type="pct"/>
+                                <w:gridSpan w:val="2"/>
                               </w:tcPr>
                               <w:p>
                                 <w:pPr>
@@ -846,7 +865,7 @@
                           <w:sdtContent>
                             <w:tc>
                               <w:tcPr>
-                                <w:tcW w:w="675" w:type="pct"/>
+                                <w:tcW w:w="677" w:type="pct"/>
                               </w:tcPr>
                               <w:p>
                                 <w:pPr>
@@ -874,7 +893,7 @@
                           <w:sdtContent>
                             <w:tc>
                               <w:tcPr>
-                                <w:tcW w:w="676" w:type="pct"/>
+                                <w:tcW w:w="674" w:type="pct"/>
                               </w:tcPr>
                               <w:p>
                                 <w:pPr>
@@ -902,7 +921,7 @@
                   <w:tcPr>
                     <w:tcW w:w="406" w:type="pct"/>
                     <w:tcBorders>
-                      <w:bottom w:val="single" w:color="auto" w:sz="4" w:space="0"/>
+                      <w:bottom w:val="single" w:sz="4" w:space="0" w:color="auto"/>
                     </w:tcBorders>
                   </w:tcPr>
                   <w:p>
@@ -915,7 +934,7 @@
                   <w:tcPr>
                     <w:tcW w:w="586" w:type="pct"/>
                     <w:tcBorders>
-                      <w:bottom w:val="single" w:color="auto" w:sz="4" w:space="0"/>
+                      <w:bottom w:val="single" w:sz="4" w:space="0" w:color="auto"/>
                     </w:tcBorders>
                   </w:tcPr>
                   <w:p>
@@ -928,7 +947,7 @@
                   <w:tcPr>
                     <w:tcW w:w="554" w:type="pct"/>
                     <w:tcBorders>
-                      <w:bottom w:val="single" w:color="auto" w:sz="4" w:space="0"/>
+                      <w:bottom w:val="single" w:sz="4" w:space="0" w:color="auto"/>
                     </w:tcBorders>
                   </w:tcPr>
                   <w:p>
@@ -941,7 +960,7 @@
                   <w:tcPr>
                     <w:tcW w:w="481" w:type="pct"/>
                     <w:tcBorders>
-                      <w:bottom w:val="single" w:color="auto" w:sz="4" w:space="0"/>
+                      <w:bottom w:val="single" w:sz="4" w:space="0" w:color="auto"/>
                     </w:tcBorders>
                   </w:tcPr>
                   <w:p>
@@ -954,7 +973,7 @@
                   <w:tcPr>
                     <w:tcW w:w="473" w:type="pct"/>
                     <w:tcBorders>
-                      <w:bottom w:val="single" w:color="auto" w:sz="4" w:space="0"/>
+                      <w:bottom w:val="single" w:sz="4" w:space="0" w:color="auto"/>
                     </w:tcBorders>
                   </w:tcPr>
                   <w:p>
@@ -966,8 +985,9 @@
                 <w:tc>
                   <w:tcPr>
                     <w:tcW w:w="473" w:type="pct"/>
+                    <w:gridSpan w:val="2"/>
                     <w:tcBorders>
-                      <w:bottom w:val="single" w:color="auto" w:sz="4" w:space="0"/>
+                      <w:bottom w:val="single" w:sz="4" w:space="0" w:color="auto"/>
                     </w:tcBorders>
                   </w:tcPr>
                   <w:p>
@@ -980,7 +1000,7 @@
                   <w:tcPr>
                     <w:tcW w:w="676" w:type="pct"/>
                     <w:tcBorders>
-                      <w:bottom w:val="single" w:color="auto" w:sz="4" w:space="0"/>
+                      <w:bottom w:val="single" w:sz="4" w:space="0" w:color="auto"/>
                     </w:tcBorders>
                   </w:tcPr>
                   <w:p>
@@ -991,9 +1011,9 @@
                 </w:tc>
                 <w:tc>
                   <w:tcPr>
-                    <w:tcW w:w="675" w:type="pct"/>
+                    <w:tcW w:w="677" w:type="pct"/>
                     <w:tcBorders>
-                      <w:bottom w:val="single" w:color="auto" w:sz="4" w:space="0"/>
+                      <w:bottom w:val="single" w:sz="4" w:space="0" w:color="auto"/>
                     </w:tcBorders>
                   </w:tcPr>
                   <w:p>
@@ -1004,9 +1024,9 @@
                 </w:tc>
                 <w:tc>
                   <w:tcPr>
-                    <w:tcW w:w="676" w:type="pct"/>
+                    <w:tcW w:w="674" w:type="pct"/>
                     <w:tcBorders>
-                      <w:bottom w:val="single" w:color="auto" w:sz="4" w:space="0"/>
+                      <w:bottom w:val="single" w:sz="4" w:space="0" w:color="auto"/>
                     </w:tcBorders>
                   </w:tcPr>
                   <w:p>
@@ -1026,8 +1046,8 @@
                     <w:tcW w:w="992" w:type="pct"/>
                     <w:gridSpan w:val="2"/>
                     <w:tcBorders>
-                      <w:top w:val="single" w:color="auto" w:sz="4" w:space="0"/>
-                      <w:bottom w:val="single" w:color="auto" w:sz="4" w:space="0"/>
+                      <w:top w:val="single" w:sz="4" w:space="0" w:color="auto"/>
+                      <w:bottom w:val="single" w:sz="4" w:space="0" w:color="auto"/>
                     </w:tcBorders>
                   </w:tcPr>
                   <w:sdt>
@@ -1057,8 +1077,8 @@
                   <w:tcPr>
                     <w:tcW w:w="554" w:type="pct"/>
                     <w:tcBorders>
-                      <w:top w:val="single" w:color="auto" w:sz="4" w:space="0"/>
-                      <w:bottom w:val="single" w:color="auto" w:sz="4" w:space="0"/>
+                      <w:top w:val="single" w:sz="4" w:space="0" w:color="auto"/>
+                      <w:bottom w:val="single" w:sz="4" w:space="0" w:color="auto"/>
                     </w:tcBorders>
                   </w:tcPr>
                   <w:p>
@@ -1084,8 +1104,8 @@
                       <w:tcPr>
                         <w:tcW w:w="481" w:type="pct"/>
                         <w:tcBorders>
-                          <w:top w:val="single" w:color="auto" w:sz="4" w:space="0"/>
-                          <w:bottom w:val="single" w:color="auto" w:sz="4" w:space="0"/>
+                          <w:top w:val="single" w:sz="4" w:space="0" w:color="auto"/>
+                          <w:bottom w:val="single" w:sz="4" w:space="0" w:color="auto"/>
                         </w:tcBorders>
                       </w:tcPr>
                       <w:p>
@@ -1116,8 +1136,8 @@
                       <w:tcPr>
                         <w:tcW w:w="473" w:type="pct"/>
                         <w:tcBorders>
-                          <w:top w:val="single" w:color="auto" w:sz="4" w:space="0"/>
-                          <w:bottom w:val="single" w:color="auto" w:sz="4" w:space="0"/>
+                          <w:top w:val="single" w:sz="4" w:space="0" w:color="auto"/>
+                          <w:bottom w:val="single" w:sz="4" w:space="0" w:color="auto"/>
                         </w:tcBorders>
                       </w:tcPr>
                       <w:p>
@@ -1147,9 +1167,10 @@
                     <w:tc>
                       <w:tcPr>
                         <w:tcW w:w="473" w:type="pct"/>
+                        <w:gridSpan w:val="2"/>
                         <w:tcBorders>
-                          <w:top w:val="single" w:color="auto" w:sz="4" w:space="0"/>
-                          <w:bottom w:val="single" w:color="auto" w:sz="4" w:space="0"/>
+                          <w:top w:val="single" w:sz="4" w:space="0" w:color="auto"/>
+                          <w:bottom w:val="single" w:sz="4" w:space="0" w:color="auto"/>
                         </w:tcBorders>
                       </w:tcPr>
                       <w:p>
@@ -1180,8 +1201,8 @@
                       <w:tcPr>
                         <w:tcW w:w="676" w:type="pct"/>
                         <w:tcBorders>
-                          <w:top w:val="single" w:color="auto" w:sz="4" w:space="0"/>
-                          <w:bottom w:val="single" w:color="auto" w:sz="4" w:space="0"/>
+                          <w:top w:val="single" w:sz="4" w:space="0" w:color="auto"/>
+                          <w:bottom w:val="single" w:sz="4" w:space="0" w:color="auto"/>
                         </w:tcBorders>
                       </w:tcPr>
                       <w:p>
@@ -1210,10 +1231,10 @@
                   <w:sdtContent>
                     <w:tc>
                       <w:tcPr>
-                        <w:tcW w:w="675" w:type="pct"/>
+                        <w:tcW w:w="677" w:type="pct"/>
                         <w:tcBorders>
-                          <w:top w:val="single" w:color="auto" w:sz="4" w:space="0"/>
-                          <w:bottom w:val="single" w:color="auto" w:sz="4" w:space="0"/>
+                          <w:top w:val="single" w:sz="4" w:space="0" w:color="auto"/>
+                          <w:bottom w:val="single" w:sz="4" w:space="0" w:color="auto"/>
                         </w:tcBorders>
                       </w:tcPr>
                       <w:p>
@@ -1242,10 +1263,10 @@
                   <w:sdtContent>
                     <w:tc>
                       <w:tcPr>
-                        <w:tcW w:w="676" w:type="pct"/>
+                        <w:tcW w:w="674" w:type="pct"/>
                         <w:tcBorders>
-                          <w:top w:val="single" w:color="auto" w:sz="4" w:space="0"/>
-                          <w:bottom w:val="single" w:color="auto" w:sz="4" w:space="0"/>
+                          <w:top w:val="single" w:sz="4" w:space="0" w:color="auto"/>
+                          <w:bottom w:val="single" w:sz="4" w:space="0" w:color="auto"/>
                         </w:tcBorders>
                       </w:tcPr>
                       <w:p>
@@ -2712,64 +2733,6 @@
     </w:docPart>
     <w:docPart>
       <w:docPartPr>
-        <w:name w:val="C007553197DA46E1A05763C4BEC9A92C"/>
-        <w:category>
-          <w:name w:val="General"/>
-          <w:gallery w:val="placeholder"/>
-        </w:category>
-        <w:types>
-          <w:type w:val="bbPlcHdr"/>
-        </w:types>
-        <w:behaviors>
-          <w:behavior w:val="content"/>
-        </w:behaviors>
-        <w:guid w:val="{171EA75D-74FB-4284-BB39-3164338D47C7}"/>
-      </w:docPartPr>
-      <w:docPartBody>
-        <w:p>
-          <w:pPr>
-            <w:pStyle w:val="C007553197DA46E1A05763C4BEC9A92C"/>
-          </w:pPr>
-          <w:r>
-            <w:rPr>
-              <w:rStyle w:val="PlaceholderText"/>
-            </w:rPr>
-            <w:t>Insert a column here.</w:t>
-          </w:r>
-        </w:p>
-      </w:docPartBody>
-    </w:docPart>
-    <w:docPart>
-      <w:docPartPr>
-        <w:name w:val="CD57AD657FAE4044B3C4FF05BB35B155"/>
-        <w:category>
-          <w:name w:val="General"/>
-          <w:gallery w:val="placeholder"/>
-        </w:category>
-        <w:types>
-          <w:type w:val="bbPlcHdr"/>
-        </w:types>
-        <w:behaviors>
-          <w:behavior w:val="content"/>
-        </w:behaviors>
-        <w:guid w:val="{0742E14A-45E8-4B7A-8B35-D1ECF7C9E7C3}"/>
-      </w:docPartPr>
-      <w:docPartBody>
-        <w:p>
-          <w:pPr>
-            <w:pStyle w:val="CD57AD657FAE4044B3C4FF05BB35B155"/>
-          </w:pPr>
-          <w:r>
-            <w:rPr>
-              <w:rStyle w:val="PlaceholderText"/>
-            </w:rPr>
-            <w:t>Click or tap here to enter text.</w:t>
-          </w:r>
-        </w:p>
-      </w:docPartBody>
-    </w:docPart>
-    <w:docPart>
-      <w:docPartPr>
         <w:name w:val="4694C1BB7AE949D28BF5D212C93F9C2E"/>
         <w:category>
           <w:name w:val="General"/>
@@ -2787,6 +2750,122 @@
         <w:p>
           <w:pPr>
             <w:pStyle w:val="4694C1BB7AE949D28BF5D212C93F9C2E"/>
+          </w:pPr>
+          <w:r>
+            <w:rPr>
+              <w:rStyle w:val="PlaceholderText"/>
+            </w:rPr>
+            <w:t>Click or tap here to enter text.</w:t>
+          </w:r>
+        </w:p>
+      </w:docPartBody>
+    </w:docPart>
+    <w:docPart>
+      <w:docPartPr>
+        <w:name w:val="07B3927F190F42D19E177B7F12BBAA0D"/>
+        <w:category>
+          <w:name w:val="General"/>
+          <w:gallery w:val="placeholder"/>
+        </w:category>
+        <w:types>
+          <w:type w:val="bbPlcHdr"/>
+        </w:types>
+        <w:behaviors>
+          <w:behavior w:val="content"/>
+        </w:behaviors>
+        <w:guid w:val="{B74F801C-C504-4ECB-805A-C7B5FC283402}"/>
+      </w:docPartPr>
+      <w:docPartBody>
+        <w:p>
+          <w:pPr>
+            <w:pStyle w:val="07B3927F190F42D19E177B7F12BBAA0D"/>
+          </w:pPr>
+          <w:r>
+            <w:rPr>
+              <w:rStyle w:val="PlaceholderText"/>
+            </w:rPr>
+            <w:t>Insert a column here.</w:t>
+          </w:r>
+        </w:p>
+      </w:docPartBody>
+    </w:docPart>
+    <w:docPart>
+      <w:docPartPr>
+        <w:name w:val="3F3EEE153912409B8C22DAA7738B5A11"/>
+        <w:category>
+          <w:name w:val="General"/>
+          <w:gallery w:val="placeholder"/>
+        </w:category>
+        <w:types>
+          <w:type w:val="bbPlcHdr"/>
+        </w:types>
+        <w:behaviors>
+          <w:behavior w:val="content"/>
+        </w:behaviors>
+        <w:guid w:val="{B9B74D87-9A7E-4B5C-8086-777E2E8564C7}"/>
+      </w:docPartPr>
+      <w:docPartBody>
+        <w:p>
+          <w:pPr>
+            <w:pStyle w:val="3F3EEE153912409B8C22DAA7738B5A11"/>
+          </w:pPr>
+          <w:r>
+            <w:rPr>
+              <w:rStyle w:val="PlaceholderText"/>
+            </w:rPr>
+            <w:t>Click or tap here to enter text.</w:t>
+          </w:r>
+        </w:p>
+      </w:docPartBody>
+    </w:docPart>
+    <w:docPart>
+      <w:docPartPr>
+        <w:name w:val="9AF6519409A94AF69E41BE4E99760AA8"/>
+        <w:category>
+          <w:name w:val="General"/>
+          <w:gallery w:val="placeholder"/>
+        </w:category>
+        <w:types>
+          <w:type w:val="bbPlcHdr"/>
+        </w:types>
+        <w:behaviors>
+          <w:behavior w:val="content"/>
+        </w:behaviors>
+        <w:guid w:val="{8F8DEC71-A12C-4400-938B-92775C44D7DF}"/>
+      </w:docPartPr>
+      <w:docPartBody>
+        <w:p>
+          <w:pPr>
+            <w:pStyle w:val="9AF6519409A94AF69E41BE4E99760AA8"/>
+          </w:pPr>
+          <w:r>
+            <w:rPr>
+              <w:rStyle w:val="PlaceholderText"/>
+            </w:rPr>
+            <w:t>Click or tap here to enter text.</w:t>
+          </w:r>
+        </w:p>
+      </w:docPartBody>
+    </w:docPart>
+    <w:docPart>
+      <w:docPartPr>
+        <w:name w:val="C41C9EC9AFA54E0BB32956D2C6A0BE8D"/>
+        <w:category>
+          <w:name w:val="General"/>
+          <w:gallery w:val="placeholder"/>
+        </w:category>
+        <w:types>
+          <w:type w:val="bbPlcHdr"/>
+        </w:types>
+        <w:behaviors>
+          <w:behavior w:val="content"/>
+        </w:behaviors>
+        <w:guid w:val="{A0113096-517E-4760-AA86-DD09D4FE76DF}"/>
+      </w:docPartPr>
+      <w:docPartBody>
+        <w:p>
+          <w:pPr>
+            <w:pStyle w:val="C41C9EC9AFA54E0BB32956D2C6A0BE8D"/>
           </w:pPr>
           <w:r>
             <w:rPr>
@@ -2863,6 +2942,7 @@
     <w:rsid w:val="001037E6"/>
     <w:rsid w:val="00110378"/>
     <w:rsid w:val="0011553C"/>
+    <w:rsid w:val="00115A94"/>
     <w:rsid w:val="001557A7"/>
     <w:rsid w:val="00193CFB"/>
     <w:rsid w:val="002409E2"/>
@@ -2883,6 +2963,7 @@
     <w:rsid w:val="00462AB8"/>
     <w:rsid w:val="00464334"/>
     <w:rsid w:val="004740A2"/>
+    <w:rsid w:val="00475EE0"/>
     <w:rsid w:val="00496827"/>
     <w:rsid w:val="00497669"/>
     <w:rsid w:val="004C1BFD"/>
@@ -2892,6 +2973,7 @@
     <w:rsid w:val="005365CC"/>
     <w:rsid w:val="005637DE"/>
     <w:rsid w:val="005772E9"/>
+    <w:rsid w:val="005A7162"/>
     <w:rsid w:val="005D020E"/>
     <w:rsid w:val="005F5384"/>
     <w:rsid w:val="006054B2"/>
@@ -2902,6 +2984,7 @@
     <w:rsid w:val="00700F3D"/>
     <w:rsid w:val="00734B5C"/>
     <w:rsid w:val="00753B56"/>
+    <w:rsid w:val="007A0F74"/>
     <w:rsid w:val="007A75D3"/>
     <w:rsid w:val="00843CE7"/>
     <w:rsid w:val="0086264C"/>
@@ -2911,6 +2994,7 @@
     <w:rsid w:val="008F79AC"/>
     <w:rsid w:val="009051A9"/>
     <w:rsid w:val="0091315A"/>
+    <w:rsid w:val="00933416"/>
     <w:rsid w:val="009B3459"/>
     <w:rsid w:val="009D3079"/>
     <w:rsid w:val="009E275F"/>
@@ -2941,6 +3025,7 @@
     <w:rsid w:val="00D130E8"/>
     <w:rsid w:val="00D24755"/>
     <w:rsid w:val="00D51815"/>
+    <w:rsid w:val="00D556F9"/>
     <w:rsid w:val="00D63BFA"/>
     <w:rsid w:val="00D721BF"/>
     <w:rsid w:val="00D819A3"/>
@@ -3414,7 +3499,7 @@
     <w:basedOn w:val="DefaultParagraphFont"/>
     <w:uiPriority w:val="99"/>
     <w:semiHidden/>
-    <w:rsid w:val="00753B56"/>
+    <w:rsid w:val="00115A94"/>
     <w:rPr>
       <w:color w:val="666666"/>
     </w:rPr>
@@ -3468,18 +3553,18 @@
       <w:lang w:val="da-DK" w:eastAsia="da-DK"/>
     </w:rPr>
   </w:style>
-  <w:style w:type="paragraph" w:customStyle="1" w:styleId="C007553197DA46E1A05763C4BEC9A92C">
-    <w:name w:val="C007553197DA46E1A05763C4BEC9A92C"/>
-    <w:rsid w:val="00753B56"/>
+  <w:style w:type="paragraph" w:customStyle="1" w:styleId="FE268EC6B73C45C69982695EA660ACAC">
+    <w:name w:val="FE268EC6B73C45C69982695EA660ACAC"/>
+    <w:rsid w:val="00115A94"/>
     <w:rPr>
-      <w:lang w:val="da-DK" w:eastAsia="da-DK"/>
+      <w:lang w:val="en-US" w:eastAsia="en-US"/>
     </w:rPr>
   </w:style>
-  <w:style w:type="paragraph" w:customStyle="1" w:styleId="CD57AD657FAE4044B3C4FF05BB35B155">
-    <w:name w:val="CD57AD657FAE4044B3C4FF05BB35B155"/>
-    <w:rsid w:val="00753B56"/>
+  <w:style w:type="paragraph" w:customStyle="1" w:styleId="07B3927F190F42D19E177B7F12BBAA0D">
+    <w:name w:val="07B3927F190F42D19E177B7F12BBAA0D"/>
+    <w:rsid w:val="00115A94"/>
     <w:rPr>
-      <w:lang w:val="da-DK" w:eastAsia="da-DK"/>
+      <w:lang w:val="en-US" w:eastAsia="en-US"/>
     </w:rPr>
   </w:style>
   <w:style w:type="paragraph" w:customStyle="1" w:styleId="4694C1BB7AE949D28BF5D212C93F9C2E">
@@ -3487,6 +3572,55 @@
     <w:rsid w:val="00753B56"/>
     <w:rPr>
       <w:lang w:val="da-DK" w:eastAsia="da-DK"/>
+    </w:rPr>
+  </w:style>
+  <w:style w:type="paragraph" w:customStyle="1" w:styleId="3F3EEE153912409B8C22DAA7738B5A11">
+    <w:name w:val="3F3EEE153912409B8C22DAA7738B5A11"/>
+    <w:rsid w:val="00115A94"/>
+    <w:rPr>
+      <w:lang w:val="en-US" w:eastAsia="en-US"/>
+    </w:rPr>
+  </w:style>
+  <w:style w:type="paragraph" w:customStyle="1" w:styleId="9AF6519409A94AF69E41BE4E99760AA8">
+    <w:name w:val="9AF6519409A94AF69E41BE4E99760AA8"/>
+    <w:rsid w:val="00115A94"/>
+    <w:rPr>
+      <w:lang w:val="en-US" w:eastAsia="en-US"/>
+    </w:rPr>
+  </w:style>
+  <w:style w:type="paragraph" w:customStyle="1" w:styleId="C41C9EC9AFA54E0BB32956D2C6A0BE8D">
+    <w:name w:val="C41C9EC9AFA54E0BB32956D2C6A0BE8D"/>
+    <w:rsid w:val="00115A94"/>
+    <w:rPr>
+      <w:lang w:val="en-US" w:eastAsia="en-US"/>
+    </w:rPr>
+  </w:style>
+  <w:style w:type="paragraph" w:customStyle="1" w:styleId="C794FD860E444D3AB10D10EA8F2F89B6">
+    <w:name w:val="C794FD860E444D3AB10D10EA8F2F89B6"/>
+    <w:rsid w:val="00475EE0"/>
+    <w:rPr>
+      <w:lang w:val="en-US" w:eastAsia="en-US"/>
+    </w:rPr>
+  </w:style>
+  <w:style w:type="paragraph" w:customStyle="1" w:styleId="260CCBCB6F184F98939C6790AD527268">
+    <w:name w:val="260CCBCB6F184F98939C6790AD527268"/>
+    <w:rsid w:val="00475EE0"/>
+    <w:rPr>
+      <w:lang w:val="en-US" w:eastAsia="en-US"/>
+    </w:rPr>
+  </w:style>
+  <w:style w:type="paragraph" w:customStyle="1" w:styleId="1972C88321944DA7BCF7DD61D956D2F1">
+    <w:name w:val="1972C88321944DA7BCF7DD61D956D2F1"/>
+    <w:rsid w:val="00475EE0"/>
+    <w:rPr>
+      <w:lang w:val="en-US" w:eastAsia="en-US"/>
+    </w:rPr>
+  </w:style>
+  <w:style w:type="paragraph" w:customStyle="1" w:styleId="B25EB7399EAE40469875C4F3B1FA4AD6">
+    <w:name w:val="B25EB7399EAE40469875C4F3B1FA4AD6"/>
+    <w:rsid w:val="00475EE0"/>
+    <w:rPr>
+      <w:lang w:val="en-US" w:eastAsia="en-US"/>
     </w:rPr>
   </w:style>
 </w:styles>
@@ -4254,9 +4388,7 @@
  < / N a v W o r d R e p o r t X m l P a r t > 
 </file>
 
-<file path=customXml/item2.xml>��< ? x m l   v e r s i o n = " 1 . 0 "   e n c o d i n g = " u t f - 1 6 " ? > - 
- < N a v W o r d R e p o r t X m l P a r t   x m l n s = " u r n : m i c r o s o f t - d y n a m i c s - n a v / r e p o r t s / S a l e s p e r s o n _ C o m m i s s i o n / 1 1 5 / " > +<file path=customXml/item2.xml>��< ? x m l   v e r s i o n = " 1 . 0 "   e n c o d i n g = " u t f - 1 6 " ? > < N a v W o r d R e p o r t X m l P a r t   x m l n s = " u r n : m i c r o s o f t - d y n a m i c s - n a v / r e p o r t s / S a l e s p e r s o n _ C o m m i s s i o n / 1 1 5 / " >   
      < B C R e p o r t I n f o r m a t i o n >   

--- a/src/Layers/W1/BaseApp/Sales/Reports/SalespersonCommissionBody.docx
+++ b/src/Layers/W1/BaseApp/Sales/Reports/SalespersonCommissionBody.docx
@@ -54,13 +54,12 @@
         </w:trPr>
         <w:sdt>
           <w:sdtPr>
-            <w:alias w:val="All_amounts_are_in_LCYCaption"/>
-            <w:tag w:val="#BC:InsertDataItem,DataItems/Salesperson_Purchaser/All_amounts_are_in_LCYCaption"/>
-            <w:id w:val="1521658723"/>
+            <w:alias w:val="AllAmountsAreInLCYLabel"/>
+            <w:tag w:val="#BC:InsertDataItem,Labels/AllAmountsAreInLCYLabel"/>
+            <w:id w:val="1797175241"/>
             <w:placeholder>
               <w:docPart w:val="DefaultPlaceholder_-1854013440"/>
             </w:placeholder>
-            <w:dataBinding w:prefixMappings="xmlns:ns0='urn:microsoft-dynamics-nav/reports/Salesperson_Commission/115/'" w:xpath="/ns0:NavWordReportXmlPart[1]/ns0:Salesperson_Purchaser[1]/ns0:All_amounts_are_in_LCYCaption[1]" w:storeItemID="{79D6D75F-D29A-40D3-A819-B215617F17D6}"/>
             <w15:color w:val="808080"/>
             <w:text/>
           </w:sdtPr>
@@ -73,9 +72,11 @@
                 <w:pPr>
                   <w:pStyle w:val="NoSpacing"/>
                 </w:pPr>
+                <w:proofErr w:type="spellStart"/>
                 <w:r>
-                  <w:t>All_amounts_are_in_LCYCaption</w:t>
+                  <w:t>AllAmountsAreInLCYLabel</w:t>
                 </w:r>
+                <w:proofErr w:type="spellEnd"/>
               </w:p>
             </w:tc>
           </w:sdtContent>
@@ -457,7 +458,6 @@
           <w15:dataBinding w:prefixMappings="xmlns:ns0='urn:microsoft-dynamics-nav/reports/Salesperson_Commission/115/' " w:xpath="/ns0:NavWordReportXmlPart[1]/ns0:Salesperson_Purchaser" w:storeItemID="{79D6D75F-D29A-40D3-A819-B215617F17D6}"/>
           <w15:repeatingSection/>
         </w:sdtPr>
-        <w:sdtEndPr/>
         <w:sdtContent>
           <w:sdt>
             <w:sdtPr>
@@ -470,7 +470,6 @@
               </w:placeholder>
               <w15:repeatingSectionItem/>
             </w:sdtPr>
-            <w:sdtEndPr/>
             <w:sdtContent>
               <w:tr>
                 <w:trPr>
@@ -2945,6 +2944,7 @@
     <w:rsid w:val="00115A94"/>
     <w:rsid w:val="001557A7"/>
     <w:rsid w:val="00193CFB"/>
+    <w:rsid w:val="002217FC"/>
     <w:rsid w:val="002409E2"/>
     <w:rsid w:val="00280142"/>
     <w:rsid w:val="002B3616"/>
@@ -2986,6 +2986,7 @@
     <w:rsid w:val="00753B56"/>
     <w:rsid w:val="007A0F74"/>
     <w:rsid w:val="007A75D3"/>
+    <w:rsid w:val="007D6844"/>
     <w:rsid w:val="00843CE7"/>
     <w:rsid w:val="0086264C"/>
     <w:rsid w:val="008858E8"/>
@@ -2995,6 +2996,7 @@
     <w:rsid w:val="009051A9"/>
     <w:rsid w:val="0091315A"/>
     <w:rsid w:val="00933416"/>
+    <w:rsid w:val="00951E4E"/>
     <w:rsid w:val="009B3459"/>
     <w:rsid w:val="009D3079"/>
     <w:rsid w:val="009E275F"/>
@@ -3553,13 +3555,6 @@
       <w:lang w:val="da-DK" w:eastAsia="da-DK"/>
     </w:rPr>
   </w:style>
-  <w:style w:type="paragraph" w:customStyle="1" w:styleId="FE268EC6B73C45C69982695EA660ACAC">
-    <w:name w:val="FE268EC6B73C45C69982695EA660ACAC"/>
-    <w:rsid w:val="00115A94"/>
-    <w:rPr>
-      <w:lang w:val="en-US" w:eastAsia="en-US"/>
-    </w:rPr>
-  </w:style>
   <w:style w:type="paragraph" w:customStyle="1" w:styleId="07B3927F190F42D19E177B7F12BBAA0D">
     <w:name w:val="07B3927F190F42D19E177B7F12BBAA0D"/>
     <w:rsid w:val="00115A94"/>
@@ -3591,34 +3586,6 @@
   <w:style w:type="paragraph" w:customStyle="1" w:styleId="C41C9EC9AFA54E0BB32956D2C6A0BE8D">
     <w:name w:val="C41C9EC9AFA54E0BB32956D2C6A0BE8D"/>
     <w:rsid w:val="00115A94"/>
-    <w:rPr>
-      <w:lang w:val="en-US" w:eastAsia="en-US"/>
-    </w:rPr>
-  </w:style>
-  <w:style w:type="paragraph" w:customStyle="1" w:styleId="C794FD860E444D3AB10D10EA8F2F89B6">
-    <w:name w:val="C794FD860E444D3AB10D10EA8F2F89B6"/>
-    <w:rsid w:val="00475EE0"/>
-    <w:rPr>
-      <w:lang w:val="en-US" w:eastAsia="en-US"/>
-    </w:rPr>
-  </w:style>
-  <w:style w:type="paragraph" w:customStyle="1" w:styleId="260CCBCB6F184F98939C6790AD527268">
-    <w:name w:val="260CCBCB6F184F98939C6790AD527268"/>
-    <w:rsid w:val="00475EE0"/>
-    <w:rPr>
-      <w:lang w:val="en-US" w:eastAsia="en-US"/>
-    </w:rPr>
-  </w:style>
-  <w:style w:type="paragraph" w:customStyle="1" w:styleId="1972C88321944DA7BCF7DD61D956D2F1">
-    <w:name w:val="1972C88321944DA7BCF7DD61D956D2F1"/>
-    <w:rsid w:val="00475EE0"/>
-    <w:rPr>
-      <w:lang w:val="en-US" w:eastAsia="en-US"/>
-    </w:rPr>
-  </w:style>
-  <w:style w:type="paragraph" w:customStyle="1" w:styleId="B25EB7399EAE40469875C4F3B1FA4AD6">
-    <w:name w:val="B25EB7399EAE40469875C4F3B1FA4AD6"/>
-    <w:rsid w:val="00475EE0"/>
     <w:rPr>
       <w:lang w:val="en-US" w:eastAsia="en-US"/>
     </w:rPr>
@@ -3956,6 +3923,9 @@
   <wetp:taskpane dockstate="right" visibility="0" width="350" row="2">
     <wetp:webextensionref xmlns:r="http://schemas.openxmlformats.org/officeDocument/2006/relationships" r:id="rId2"/>
   </wetp:taskpane>
+  <wetp:taskpane dockstate="right" visibility="0" width="350" row="3">
+    <wetp:webextensionref xmlns:r="http://schemas.openxmlformats.org/officeDocument/2006/relationships" r:id="rId3"/>
+  </wetp:taskpane>
 </wetp:taskpanes>
 </file>
 
@@ -3985,7 +3955,19 @@
 </we:webextension>
 </file>
 
-<file path=customXml/item1.xml>��< ? x m l   v e r s i o n = " 1 . 0 "   e n c o d i n g = " u t f - 1 6 " ? > < N a v W o r d R e p o r t X m l P a r t   x m l n s = " u r n : m i c r o s o f t - d y n a m i c s - b u s i n e s s c e n t r a l / i n t e r n a l / e x t e n d e d / r e p o r t s / S a l e s p e r s o n _ C o m m i s s i o n / 1 1 5 / " > +<file path=word/webextensions/webextension3.xml><?xml version="1.0" encoding="utf-8"?>
+<we:webextension xmlns:we="http://schemas.microsoft.com/office/webextensions/webextension/2010/11" id="{BE860300-A89B-410C-A34C-3BA7FAA2B841}">
+  <we:reference id="WA200009156" version="2.0.3.0" store="Omex" storeType="OMEX"/>
+  <we:alternateReferences>
+    <we:reference id="WA200009156" version="2.0.3.0" store="WA200009156" storeType="OMEX"/>
+  </we:alternateReferences>
+  <we:properties/>
+  <we:bindings/>
+  <we:snapshot xmlns:r="http://schemas.openxmlformats.org/officeDocument/2006/relationships"/>
+</we:webextension>
+</file>
+
+<file path=customXml/item1.xml>��< ? x m l   v e r s i o n = " 1 . 0 "   e n c o d i n g = " u t f - 1 6 " ? > < N a v W o r d R e p o r t X m l P a r t   x m l n s = " u r n : m i c r o s o f t - d y n a m i c s - n a v / r e p o r t s / S a l e s p e r s o n _ C o m m i s s i o n / 1 1 5 / " >   
      < B C R e p o r t I n f o r m a t i o n >   
@@ -4133,262 +4115,192 @@
  
      < L a b e l s >   
-         < A b o u t T h e R e p o r t L a b e l   E l e m e n t T y p e = " P a r a m e t e r "   E l e m e n t I d = " 1 6 7 7 9 2 0 0 1 "   D a t a T y p e = " S t r i n g " > A b o u t T h e R e p o r t L a b e l < / A b o u t T h e R e p o r t L a b e l > - 
-         < A d j u s t e d P r o f i t C o m m i s s i o n L a b e l   E l e m e n t T y p e = " P a r a m e t e r "   E l e m e n t I d = " 9 1 5 5 5 7 0 2 0 "   D a t a T y p e = " S t r i n g " > A d j u s t e d P r o f i t C o m m i s s i o n L a b e l < / A d j u s t e d P r o f i t C o m m i s s i o n L a b e l > - 
-         < A d j u s t e d P r o f i t L a b e l   E l e m e n t T y p e = " P a r a m e t e r "   E l e m e n t I d = " 1 6 1 5 2 8 3 0 4 7 "   D a t a T y p e = " S t r i n g " > A d j u s t e d P r o f i t L a b e l < / A d j u s t e d P r o f i t L a b e l > - 
-         < A l l A m o u n t s A r e I n L C Y L a b e l   E l e m e n t T y p e = " P a r a m e t e r "   E l e m e n t I d = " 5 6 3 5 1 4 3 1 8 "   D a t a T y p e = " S t r i n g " > A l l A m o u n t s A r e I n L C Y L a b e l < / A l l A m o u n t s A r e I n L C Y L a b e l > - 
-         < C o m m i s s i o n P e r c e n t L a b e l   E l e m e n t T y p e = " P a r a m e t e r "   E l e m e n t I d = " 8 3 9 2 6 3 7 6 5 "   D a t a T y p e = " S t r i n g " > C o m m i s s i o n P e r c e n t L a b e l < / C o m m i s s i o n P e r c e n t L a b e l > - 
-         < C o m p a n y L a b e l   E l e m e n t T y p e = " P a r a m e t e r "   E l e m e n t I d = " 3 4 6 7 6 0 3 4 8 "   D a t a T y p e = " S t r i n g " > C o m p a n y L a b e l < / C o m p a n y L a b e l > - 
-         < C u s t o m e r N a m e L a b e l   E l e m e n t T y p e = " P a r a m e t e r "   E l e m e n t I d = " 1 1 1 8 7 9 0 8 8 "   D a t a T y p e = " S t r i n g " > C u s t o m e r N a m e L a b e l < / C u s t o m e r N a m e L a b e l > - 
-         < C u s t o m e r N o L a b e l   E l e m e n t T y p e = " P a r a m e t e r "   E l e m e n t I d = " 3 8 7 4 7 8 0 3 4 "   D a t a T y p e = " S t r i n g " > C u s t o m e r N o L a b e l < / C u s t o m e r N o L a b e l > - 
-         < D a t a R e t r i e v e d   E l e m e n t T y p e = " P a r a m e t e r "   E l e m e n t I d = " 2 9 1 9 1 1 8 0 7 "   D a t a T y p e = " S t r i n g " > D a t a R e t r i e v e d < / D a t a R e t r i e v e d > - 
-         < D o c u m e n t a t i o n L a b e l   E l e m e n t T y p e = " P a r a m e t e r "   E l e m e n t I d = " 1 7 3 8 9 2 4 8 1 5 "   D a t a T y p e = " S t r i n g " > D o c u m e n t a t i o n L a b e l < / D o c u m e n t a t i o n L a b e l > - 
-         < D o c u m e n t N o L a b e l   E l e m e n t T y p e = " P a r a m e t e r "   E l e m e n t I d = " 1 1 4 6 4 3 5 8 0 3 "   D a t a T y p e = " S t r i n g " > D o c u m e n t N o L a b e l < / D o c u m e n t N o L a b e l > - 
-         < E n v i r o n m e n t L a b e l   E l e m e n t T y p e = " P a r a m e t e r "   E l e m e n t I d = " 8 1 8 8 1 6 5 9 0 "   D a t a T y p e = " S t r i n g " > E n v i r o n m e n t L a b e l < / E n v i r o n m e n t L a b e l > - 
-         < P e r i o d C a p t i o n   E l e m e n t T y p e = " P a r a m e t e r "   E l e m e n t I d = " 1 4 7 8 2 5 3 4 2 2 "   D a t a T y p e = " S t r i n g " > P e r i o d C a p t i o n < / P e r i o d C a p t i o n > - 
-         < P o s t i n g D a t e L a b e l   E l e m e n t T y p e = " P a r a m e t e r "   E l e m e n t I d = " 1 7 7 5 7 9 4 2 4 9 "   D a t a T y p e = " S t r i n g " > P o s t i n g D a t e L a b e l < / P o s t i n g D a t e L a b e l > - 
-         < P r o f i t C o m m i s s i o n L a b e l   E l e m e n t T y p e = " P a r a m e t e r "   E l e m e n t I d = " 8 3 2 7 0 6 3 9 2 "   D a t a T y p e = " S t r i n g " > P r o f i t C o m m i s s i o n L a b e l < / P r o f i t C o m m i s s i o n L a b e l > - 
-         < P r o f i t L a b e l   E l e m e n t T y p e = " P a r a m e t e r "   E l e m e n t I d = " 2 5 4 6 3 3 6 4 5 "   D a t a T y p e = " S t r i n g " > P r o f i t L a b e l < / P r o f i t L a b e l > - 
-         < R e p o r t N a m e L a b e l   E l e m e n t T y p e = " P a r a m e t e r "   E l e m e n t I d = " 1 0 2 2 2 9 2 9 8 2 "   D a t a T y p e = " S t r i n g " > R e p o r t N a m e L a b e l < / R e p o r t N a m e L a b e l > - 
-         < R u n O n L a b e l   E l e m e n t T y p e = " P a r a m e t e r "   E l e m e n t I d = " 1 1 1 9 0 3 7 5 9 5 "   D a t a T y p e = " S t r i n g " > R u n O n L a b e l < / R u n O n L a b e l > - 
-         < S a l e s C o m m i s s i o n L a b e l   E l e m e n t T y p e = " P a r a m e t e r "   E l e m e n t I d = " 1 0 1 8 2 6 8 7 7 0 "   D a t a T y p e = " S t r i n g " > S a l e s C o m m i s s i o n L a b e l < / S a l e s C o m m i s s i o n L a b e l > - 
-         < S a l e s L a b e l   E l e m e n t T y p e = " P a r a m e t e r "   E l e m e n t I d = " 1 7 9 5 4 4 8 0 0 5 "   D a t a T y p e = " S t r i n g " > S a l e s L a b e l < / S a l e s L a b e l > - 
-         < S a l e s p e r s o n _ P u r c h a s e r _ _ N a m e C a p t i o n   E l e m e n t T y p e = " P a r a m e t e r "   E l e m e n t I d = " 1 1 9 5 8 7 9 8 7 3 "   D a t a T y p e = " S t r i n g " > S a l e s p e r s o n _ P u r c h a s e r _ _ N a m e C a p t i o n < / S a l e s p e r s o n _ P u r c h a s e r _ _ N a m e C a p t i o n > - 
-         < S a l e s p e r s o n C o m m i s s i o n A n a l y s i s   E l e m e n t T y p e = " P a r a m e t e r "   E l e m e n t I d = " 7 1 5 8 7 1 2 4 7 "   D a t a T y p e = " S t r i n g " > S a l e s p e r s o n C o m m i s s i o n A n a l y s i s < / S a l e s p e r s o n C o m m i s s i o n A n a l y s i s > - 
-         < S a l e s p e r s o n C o m m i s s i o n L a b e l   E l e m e n t T y p e = " P a r a m e t e r "   E l e m e n t I d = " 3 0 0 0 9 6 0 5 1 "   D a t a T y p e = " S t r i n g " > S a l e s p e r s o n C o m m i s s i o n L a b e l < / S a l e s p e r s o n C o m m i s s i o n L a b e l > - 
-         < S a l e s p e r s o n C o m m i s s i o n P r i n t   E l e m e n t T y p e = " P a r a m e t e r "   E l e m e n t I d = " 1 3 1 6 0 2 8 6 0 "   D a t a T y p e = " S t r i n g " > S a l e s p e r s o n C o m m i s s i o n P r i n t < / S a l e s p e r s o n C o m m i s s i o n P r i n t > - 
-         < S a l e s p e r s o n P u r c h a s e r _ C o d e C a p t i o n   E l e m e n t T y p e = " P a r a m e t e r "   E l e m e n t I d = " 1 2 2 1 2 1 9 2 4 5 "   D a t a T y p e = " S t r i n g " > S a l e s p e r s o n P u r c h a s e r _ C o d e C a p t i o n < / S a l e s p e r s o n P u r c h a s e r _ C o d e C a p t i o n > - 
-         < T o t a l s C a p t i o n   E l e m e n t T y p e = " P a r a m e t e r "   E l e m e n t I d = " 2 3 5 4 5 9 0 6 "   D a t a T y p e = " S t r i n g " > T o t a l s C a p t i o n < / T o t a l s C a p t i o n > - 
-         < U s e r L a b e l   E l e m e n t T y p e = " P a r a m e t e r "   E l e m e n t I d = " 8 4 8 8 1 6 7 9 4 "   D a t a T y p e = " S t r i n g " > U s e r L a b e l < / U s e r L a b e l > +         < A b o u t T h e R e p o r t L a b e l > A b o u t T h e R e p o r t L a b e l < / A b o u t T h e R e p o r t L a b e l > + 
+         < A d j u s t e d P r o f i t C o m m i s s i o n L a b e l > A d j u s t e d P r o f i t C o m m i s s i o n L a b e l < / A d j u s t e d P r o f i t C o m m i s s i o n L a b e l > + 
+         < A d j u s t e d P r o f i t L a b e l > A d j u s t e d P r o f i t L a b e l < / A d j u s t e d P r o f i t L a b e l > + 
+         < A l l A m o u n t s A r e I n L C Y L a b e l > A l l A m o u n t s A r e I n L C Y L a b e l < / A l l A m o u n t s A r e I n L C Y L a b e l > + 
+         < C o m m i s s i o n P e r c e n t L a b e l > C o m m i s s i o n P e r c e n t L a b e l < / C o m m i s s i o n P e r c e n t L a b e l > + 
+         < C o m p a n y L a b e l > C o m p a n y L a b e l < / C o m p a n y L a b e l > + 
+         < C u s t o m e r N a m e L a b e l > C u s t o m e r N a m e L a b e l < / C u s t o m e r N a m e L a b e l > + 
+         < C u s t o m e r N o L a b e l > C u s t o m e r N o L a b e l < / C u s t o m e r N o L a b e l > + 
+         < D a t a R e t r i e v e d > D a t a R e t r i e v e d < / D a t a R e t r i e v e d > + 
+         < D o c u m e n t a t i o n L a b e l > D o c u m e n t a t i o n L a b e l < / D o c u m e n t a t i o n L a b e l > + 
+         < D o c u m e n t N o L a b e l > D o c u m e n t N o L a b e l < / D o c u m e n t N o L a b e l > + 
+         < E n v i r o n m e n t L a b e l > E n v i r o n m e n t L a b e l < / E n v i r o n m e n t L a b e l > + 
+         < P e r i o d C a p t i o n > P e r i o d C a p t i o n < / P e r i o d C a p t i o n > + 
+         < P o s t i n g D a t e L a b e l > P o s t i n g D a t e L a b e l < / P o s t i n g D a t e L a b e l > + 
+         < P r o f i t C o m m i s s i o n L a b e l > P r o f i t C o m m i s s i o n L a b e l < / P r o f i t C o m m i s s i o n L a b e l > + 
+         < P r o f i t L a b e l > P r o f i t L a b e l < / P r o f i t L a b e l > + 
+         < R e p o r t N a m e L a b e l > R e p o r t N a m e L a b e l < / R e p o r t N a m e L a b e l > + 
+         < R u n O n L a b e l > R u n O n L a b e l < / R u n O n L a b e l > + 
+         < S a l e s C o m m i s s i o n L a b e l > S a l e s C o m m i s s i o n L a b e l < / S a l e s C o m m i s s i o n L a b e l > + 
+         < S a l e s L a b e l > S a l e s L a b e l < / S a l e s L a b e l > + 
+         < S a l e s p e r s o n _ P u r c h a s e r _ _ N a m e C a p t i o n > S a l e s p e r s o n _ P u r c h a s e r _ _ N a m e C a p t i o n < / S a l e s p e r s o n _ P u r c h a s e r _ _ N a m e C a p t i o n > + 
+         < S a l e s p e r s o n C o m m i s s i o n A n a l y s i s > S a l e s p e r s o n C o m m i s s i o n A n a l y s i s < / S a l e s p e r s o n C o m m i s s i o n A n a l y s i s > + 
+         < S a l e s p e r s o n C o m m i s s i o n L a b e l > S a l e s p e r s o n C o m m i s s i o n L a b e l < / S a l e s p e r s o n C o m m i s s i o n L a b e l > + 
+         < S a l e s p e r s o n C o m m i s s i o n P r i n t > S a l e s p e r s o n C o m m i s s i o n P r i n t < / S a l e s p e r s o n C o m m i s s i o n P r i n t > + 
+         < S a l e s p e r s o n P u r c h a s e r _ C o d e C a p t i o n > S a l e s p e r s o n P u r c h a s e r _ C o d e C a p t i o n < / S a l e s p e r s o n P u r c h a s e r _ C o d e C a p t i o n > + 
+         < T o t a l s C a p t i o n > T o t a l s C a p t i o n < / T o t a l s C a p t i o n > + 
+         < U s e r L a b e l > U s e r L a b e l < / U s e r L a b e l >   
      < / L a b e l s >   
-     < T o o l t i p s > - 
-         < T o o l t i p   c o l u m n = " S a l e s p e r s o n _ P u r c h a s e r _ C o d e "   E l e m e n t I d = " 1 3 8 8 0 3 1 6 5 2 " > - 
-             < T o o l t i p T e x t   l a n g = " e n - U S " > S p e c i f i e s   a   c o d e   f o r   t h e   s a l e s p e r s o n   o r   p u r c h a s e r . < / T o o l t i p T e x t > - 
-         < / T o o l t i p > - 
-         < T o o l t i p   c o l u m n = " S a l e s p e r s o n _ P u r c h a s e r _ N a m e "   E l e m e n t I d = " 1 3 4 8 2 2 8 4 6 2 " > - 
-             < T o o l t i p T e x t   l a n g = " e n - U S " > S p e c i f i e s   t h e   n a m e   o f   t h e   s a l e s p e r s o n   o r   p u r c h a s e r . < / T o o l t i p T e x t > - 
-         < / T o o l t i p > - 
-         < T o o l t i p   c o l u m n = " S a l e s p e r s o n _ P u r c h a s e r _ _ C o m m i s s i o n _ _ _ "   E l e m e n t I d = " 1 5 9 0 6 8 9 0 0 4 " > - 
-             < T o o l t i p T e x t   l a n g = " e n - U S " > S p e c i f i e s   t h e   p e r c e n t a g e   t o   u s e   t o   c a l c u l a t e   t h e   s a l e s p e r s o n ' s   c o m m i s s i o n . < / T o o l t i p T e x t > - 
-         < / T o o l t i p > - 
-         < T o o l t i p   c o l u m n = " C u s t _ _ L e d g e r _ E n t r y _ _ _ S a l e s _ _ L C Y _ _ "   E l e m e n t I d = " 3 4 8 7 9 4 9 4 9 " > - 
-             < T o o l t i p T e x t   l a n g = " e n - U S " > S p e c i f i e s   t h e   t o t a l   s a l e s   a m o u n t   e x c l .   V A T   t o   t h e   c u s t o m e r   i n   L C Y . < / T o o l t i p T e x t > - 
-         < / T o o l t i p > - 
-         < T o o l t i p   c o l u m n = " C u s t _ _ L e d g e r _ E n t r y _ _ D o c u m e n t _ N o _ _ "   E l e m e n t I d = " 8 5 2 6 1 1 1 8 1 " > - 
-             < T o o l t i p T e x t   l a n g = " e n - U S " > S p e c i f i e s   t h e   e n t r y ' s   d o c u m e n t   n u m b e r . < / T o o l t i p T e x t > - 
-         < / T o o l t i p > - 
-         < T o o l t i p   c o l u m n = " C u s t _ _ L e d g e r _ E n t r y _ _ C u s t o m e r _ N o _ _ "   E l e m e n t I d = " 1 0 0 9 0 1 6 8 0 8 " > - 
-             < T o o l t i p T e x t   l a n g = " e n - U S " > S p e c i f i e s   t h e   c u s t o m e r   a c c o u n t   n u m b e r   t h a t   t h e   e n t r y   i s   l i n k e d   t o . < / T o o l t i p T e x t > - 
-         < / T o o l t i p > - 
-         < T o o l t i p   c o l u m n = " C u s t _ _ L e d g e r _ E n t r y _ _ S a l e s _ _ L C Y _ _ "   E l e m e n t I d = " 8 1 9 5 1 7 4 8 " > - 
-             < T o o l t i p T e x t   l a n g = " e n - U S " > S p e c i f i e s   t h e   t o t a l   s a l e s   a m o u n t   e x c l .   V A T   t o   t h e   c u s t o m e r   i n   L C Y . < / T o o l t i p T e x t > - 
-         < / T o o l t i p > - 
-         < T o o l t i p   c o l u m n = " C u s t L e d g e r E n t r y _ C u s t o m e r N a m e "   E l e m e n t I d = " 2 0 9 1 8 9 3 2 7 9 " > - 
-             < T o o l t i p T e x t   l a n g = " e n - U S " > S p e c i f i e s   t h e   c u s t o m e r   n a m e   t h a t   t h e   e n t r y   i s   l i n k e d   t o . < / T o o l t i p T e x t > - 
-         < / T o o l t i p > - 
-         < T o o l t i p   c o l u m n = " S a l e s p e r s o n P u r c h a s e r _ C o d e "   E l e m e n t I d = " 1 2 2 1 2 1 9 2 4 5 " > - 
-             < T o o l t i p T e x t   l a n g = " e n - U S " > S p e c i f i e s   a   c o d e   f o r   t h e   s a l e s p e r s o n   o r   p u r c h a s e r . < / T o o l t i p T e x t > - 
-         < / T o o l t i p > - 
-         < T o o l t i p   c o l u m n = " S a l e s p e r s o n _ P u r c h a s e r _ _ N a m e "   E l e m e n t I d = " 1 1 9 5 8 7 9 8 7 3 " > - 
-             < T o o l t i p T e x t   l a n g = " e n - U S " > S p e c i f i e s   t h e   n a m e   o f   t h e   s a l e s p e r s o n   o r   p u r c h a s e r . < / T o o l t i p T e x t > - 
-         < / T o o l t i p > - 
-         < T o o l t i p   c o l u m n = " S u b t o t a l s _ S a l e s p e r s o n _ C o d e "   E l e m e n t I d = " 1 1 9 8 5 9 4 2 7 2 " > - 
-             < T o o l t i p T e x t   l a n g = " e n - U S " > S p e c i f i e s   a   c o d e   f o r   t h e   s a l e s p e r s o n   o r   p u r c h a s e r . < / T o o l t i p T e x t > - 
-         < / T o o l t i p > - 
-     < / T o o l t i p s > - 
-     < S a l e s p e r s o n _ P u r c h a s e r   E l e m e n t T y p e = " D a t a I t e m "   E l e m e n t I d = " 7 1 5 0 0 7 1 9 8 " > - 
-         < A d j P r o f i t   E l e m e n t T y p e = " C o l u m n "   E l e m e n t I d = " 6 6 6 3 9 3 8 5 2 "   D a t a T y p e = " D e c i m a l "   O b s o l e t e S t a t e = " P e n d i n g " > A d j P r o f i t < / A d j P r o f i t > - 
-         < A d j P r o f i t C o m m i s s i o n A m t   E l e m e n t T y p e = " C o l u m n "   E l e m e n t I d = " 1 5 8 1 4 8 8 5 9 9 "   D a t a T y p e = " D e c i m a l "   O b s o l e t e S t a t e = " P e n d i n g " > A d j P r o f i t C o m m i s s i o n A m t < / A d j P r o f i t C o m m i s s i o n A m t > - 
-         < A d j P r o f i t C o m m i s s i o n A m t _ C o n t r o l 4 5 C a p t i o n   E l e m e n t T y p e = " C o l u m n "   E l e m e n t I d = " 6 2 1 2 7 7 8 5 4 "   D a t a T y p e = " L a b e l "   O b s o l e t e S t a t e = " P e n d i n g " > A d j P r o f i t C o m m i s s i o n A m t _ C o n t r o l 4 5 C a p t i o n < / A d j P r o f i t C o m m i s s i o n A m t _ C o n t r o l 4 5 C a p t i o n > - 
-         < A d j P r o f i t _ C o n t r o l 3 9 C a p t i o n   E l e m e n t T y p e = " C o l u m n "   E l e m e n t I d = " 2 1 3 3 9 8 4 3 2 "   D a t a T y p e = " L a b e l "   O b s o l e t e S t a t e = " P e n d i n g " > A d j P r o f i t _ C o n t r o l 3 9 C a p t i o n < / A d j P r o f i t _ C o n t r o l 3 9 C a p t i o n > - 
-         < A l l _ a m o u n t s _ a r e _ i n _ L C Y C a p t i o n   E l e m e n t T y p e = " C o l u m n "   E l e m e n t I d = " 6 9 7 4 8 4 8 0 2 "   D a t a T y p e = " L a b e l "   O b s o l e t e S t a t e = " P e n d i n g " > A l l _ a m o u n t s _ a r e _ i n _ L C Y C a p t i o n < / A l l _ a m o u n t s _ a r e _ i n _ L C Y C a p t i o n > - 
-         < C O M P A N Y N A M E   E l e m e n t T y p e = " C o l u m n "   E l e m e n t I d = " 1 7 5 3 0 1 5 1 5 5 "   D a t a T y p e = " S t r i n g "   O b s o l e t e S t a t e = " P e n d i n g " > C O M P A N Y N A M E < / C O M P A N Y N A M E > - 
-         < C u r r R e p o r t _ P A G E N O C a p t i o n   E l e m e n t T y p e = " C o l u m n "   E l e m e n t I d = " 1 8 4 6 2 6 2 1 5 8 "   D a t a T y p e = " L a b e l "   O b s o l e t e S t a t e = " P e n d i n g " > C u r r R e p o r t _ P A G E N O C a p t i o n < / C u r r R e p o r t _ P A G E N O C a p t i o n > - 
-         < C u s t L e d g E n t r y F i l t e r   E l e m e n t T y p e = " C o l u m n "   E l e m e n t I d = " 1 1 7 3 5 3 2 6 6 6 "   D a t a T y p e = " T e x t "   O b s o l e t e S t a t e = " P e n d i n g " > C u s t L e d g E n t r y F i l t e r < / C u s t L e d g E n t r y F i l t e r > - 
-         < C u s t _ _ L e d g e r _ E n t r y _ _ C u s t o m e r _ N o _ _ C a p t i o n   E l e m e n t T y p e = " C o l u m n "   E l e m e n t I d = " 1 2 2 3 8 5 6 2 7 8 "   D a t a T y p e = " S t r i n g "   O b s o l e t e S t a t e = " P e n d i n g " > C u s t _ _ L e d g e r _ E n t r y _ _ C u s t o m e r _ N o _ _ C a p t i o n < / C u s t _ _ L e d g e r _ E n t r y _ _ C u s t o m e r _ N o _ _ C a p t i o n > - 
-         < C u s t _ _ L e d g e r _ E n t r y _ _ D o c u m e n t _ N o _ _ C a p t i o n   E l e m e n t T y p e = " C o l u m n "   E l e m e n t I d = " 4 8 8 8 0 6 5 1 7 "   D a t a T y p e = " S t r i n g "   O b s o l e t e S t a t e = " P e n d i n g " > C u s t _ _ L e d g e r _ E n t r y _ _ D o c u m e n t _ N o _ _ C a p t i o n < / C u s t _ _ L e d g e r _ E n t r y _ _ D o c u m e n t _ N o _ _ C a p t i o n > - 
-         < C u s t _ _ L e d g e r _ E n t r y _ _ P o s t i n g _ D a t e _ C a p t i o n   E l e m e n t T y p e = " C o l u m n "   E l e m e n t I d = " 2 0 7 9 4 3 8 7 1 2 "   D a t a T y p e = " L a b e l "   O b s o l e t e S t a t e = " P e n d i n g " > C u s t _ _ L e d g e r _ E n t r y _ _ P o s t i n g _ D a t e _ C a p t i o n < / C u s t _ _ L e d g e r _ E n t r y _ _ P o s t i n g _ D a t e _ C a p t i o n > - 
-         < C u s t _ _ L e d g e r _ E n t r y _ _ P r o f i t _ _ L C Y _ _ C a p t i o n   E l e m e n t T y p e = " C o l u m n "   E l e m e n t I d = " 1 9 9 4 3 8 8 4 7 6 "   D a t a T y p e = " S t r i n g "   O b s o l e t e S t a t e = " P e n d i n g " > C u s t _ _ L e d g e r _ E n t r y _ _ P r o f i t _ _ L C Y _ _ C a p t i o n < / C u s t _ _ L e d g e r _ E n t r y _ _ P r o f i t _ _ L C Y _ _ C a p t i o n > - 
-         < C u s t _ _ L e d g e r _ E n t r y _ _ S a l e s _ _ L C Y _ _ C a p t i o n   E l e m e n t T y p e = " C o l u m n "   E l e m e n t I d = " 1 0 5 6 9 2 6 5 4 6 "   D a t a T y p e = " S t r i n g "   O b s o l e t e S t a t e = " P e n d i n g " > C u s t _ _ L e d g e r _ E n t r y _ _ S a l e s _ _ L C Y _ _ C a p t i o n < / C u s t _ _ L e d g e r _ E n t r y _ _ S a l e s _ _ L C Y _ _ C a p t i o n > - 
-         < C u s t _ _ L e d g e r _ E n t r y _ _ T A B L E C A P T I O N _ _ _ _ _ _ _ _ _ _ C u s t L e d g E n t r y F i l t e r   E l e m e n t T y p e = " C o l u m n "   E l e m e n t I d = " 7 1 0 6 3 3 9 1 7 "   D a t a T y p e = " T e x t " > C u s t _ _ L e d g e r _ E n t r y _ _ T A B L E C A P T I O N _ _ _ _ _ _ _ _ _ _ C u s t L e d g E n t r y F i l t e r < / C u s t _ _ L e d g e r _ E n t r y _ _ T A B L E C A P T I O N _ _ _ _ _ _ _ _ _ _ C u s t L e d g E n t r y F i l t e r > - 
-         < C u s t _ _ L e d g e r _ E n t r y _ _ _ P r o f i t _ _ L C Y _ _   E l e m e n t T y p e = " C o l u m n "   E l e m e n t I d = " 1 6 1 5 1 3 7 4 4 3 "   D a t a T y p e = " D e c i m a l "   O b s o l e t e S t a t e = " P e n d i n g " > C u s t _ _ L e d g e r _ E n t r y _ _ _ P r o f i t _ _ L C Y _ _ < / C u s t _ _ L e d g e r _ E n t r y _ _ _ P r o f i t _ _ L C Y _ _ > - 
-         < C u s t _ _ L e d g e r _ E n t r y _ _ _ S a l e s _ _ L C Y _ _   E l e m e n t T y p e = " C o l u m n "   E l e m e n t I d = " 3 4 8 7 9 4 9 4 9 "   D a t a T y p e = " D e c i m a l "   O b s o l e t e S t a t e = " P e n d i n g " > C u s t _ _ L e d g e r _ E n t r y _ _ _ S a l e s _ _ L C Y _ _ < / C u s t _ _ L e d g e r _ E n t r y _ _ _ S a l e s _ _ L C Y _ _ > - 
-         < P a g e G r o u p N o   E l e m e n t T y p e = " C o l u m n "   E l e m e n t I d = " 6 4 9 1 8 0 1 4 4 "   D a t a T y p e = " I n t e g e r "   O b s o l e t e S t a t e = " P e n d i n g " > P a g e G r o u p N o < / P a g e G r o u p N o > - 
-         < P r o f i t C o m m i s s i o n A m t   E l e m e n t T y p e = " C o l u m n "   E l e m e n t I d = " 4 1 6 2 2 4 2 0 6 "   D a t a T y p e = " D e c i m a l "   O b s o l e t e S t a t e = " P e n d i n g " > P r o f i t C o m m i s s i o n A m t < / P r o f i t C o m m i s s i o n A m t > - 
-         < P r o f i t C o m m i s s i o n A m t _ C o n t r o l 3 3 C a p t i o n   E l e m e n t T y p e = " C o l u m n "   E l e m e n t I d = " 4 6 5 8 1 2 5 3 6 "   D a t a T y p e = " L a b e l "   O b s o l e t e S t a t e = " P e n d i n g " > P r o f i t C o m m i s s i o n A m t _ C o n t r o l 3 3 C a p t i o n < / P r o f i t C o m m i s s i o n A m t _ C o n t r o l 3 3 C a p t i o n > - 
-         < S a l e s C o m m i s s i o n A m t   E l e m e n t T y p e = " C o l u m n "   E l e m e n t I d = " 1 6 5 6 6 7 5 0 1 6 "   D a t a T y p e = " D e c i m a l "   O b s o l e t e S t a t e = " P e n d i n g " > S a l e s C o m m i s s i o n A m t < / S a l e s C o m m i s s i o n A m t > - 
-         < S a l e s C o m m i s s i o n A m t _ C o n t r o l 3 2 C a p t i o n   E l e m e n t T y p e = " C o l u m n "   E l e m e n t I d = " 1 2 7 2 6 4 2 0 6 5 "   D a t a T y p e = " L a b e l "   O b s o l e t e S t a t e = " P e n d i n g " > S a l e s C o m m i s s i o n A m t _ C o n t r o l 3 2 C a p t i o n < / S a l e s C o m m i s s i o n A m t _ C o n t r o l 3 2 C a p t i o n > - 
-         < S a l e s p e r s o n F i l t e r   E l e m e n t T y p e = " C o l u m n "   E l e m e n t I d = " 1 2 4 2 2 8 3 2 5 6 "   D a t a T y p e = " T e x t "   O b s o l e t e S t a t e = " P e n d i n g " > S a l e s p e r s o n F i l t e r < / S a l e s p e r s o n F i l t e r > - 
-         < S a l e s p e r s o n _ P u r c h a s e r _ C o d e   E l e m e n t T y p e = " C o l u m n "   E l e m e n t I d = " 1 3 8 8 0 3 1 6 5 2 "   D a t a T y p e = " C o d e " > S a l e s p e r s o n _ P u r c h a s e r _ C o d e < / S a l e s p e r s o n _ P u r c h a s e r _ C o d e > - 
-         < S a l e s p e r s o n _ P u r c h a s e r _ N a m e   E l e m e n t T y p e = " C o l u m n "   E l e m e n t I d = " 1 3 4 8 2 2 8 4 6 2 "   D a t a T y p e = " T e x t " > S a l e s p e r s o n _ P u r c h a s e r _ N a m e < / S a l e s p e r s o n _ P u r c h a s e r _ N a m e > - 
-         < S a l e s p e r s o n _ P u r c h a s e r _ _ C o m m i s s i o n _ _ _   E l e m e n t T y p e = " C o l u m n "   E l e m e n t I d = " 1 5 9 0 6 8 9 0 0 4 "   D a t a T y p e = " D e c i m a l " > S a l e s p e r s o n _ P u r c h a s e r _ _ C o m m i s s i o n _ _ _ < / S a l e s p e r s o n _ P u r c h a s e r _ _ C o m m i s s i o n _ _ _ > - 
-         < S a l e s p e r s o n _ P u r c h a s e r _ _ C o m m i s s i o n _ _ _ C a p t i o n   E l e m e n t T y p e = " C o l u m n "   E l e m e n t I d = " 4 9 9 4 6 3 1 7 0 "   D a t a T y p e = " S t r i n g "   O b s o l e t e S t a t e = " P e n d i n g " > S a l e s p e r s o n _ P u r c h a s e r _ _ C o m m i s s i o n _ _ _ C a p t i o n < / S a l e s p e r s o n _ P u r c h a s e r _ _ C o m m i s s i o n _ _ _ C a p t i o n > - 
-         < S a l e s p e r s o n _ P u r c h a s e r _ _ T A B L E C A P T I O N _ _ _ _ _ _ _ _ _ _ S a l e s p e r s o n F i l t e r   E l e m e n t T y p e = " C o l u m n "   E l e m e n t I d = " 1 0 1 6 0 4 1 6 9 9 "   D a t a T y p e = " T e x t " > S a l e s p e r s o n _ P u r c h a s e r _ _ T A B L E C A P T I O N _ _ _ _ _ _ _ _ _ _ S a l e s p e r s o n F i l t e r < / S a l e s p e r s o n _ P u r c h a s e r _ _ T A B L E C A P T I O N _ _ _ _ _ _ _ _ _ _ S a l e s p e r s o n F i l t e r > - 
-         < S a l e s p e r s o n _ _ _ C o m m i s s i o n C a p t i o n   E l e m e n t T y p e = " C o l u m n "   E l e m e n t I d = " 1 7 6 9 4 7 1 9 4 8 "   D a t a T y p e = " L a b e l "   O b s o l e t e S t a t e = " P e n d i n g " > S a l e s p e r s o n _ _ _ C o m m i s s i o n C a p t i o n < / S a l e s p e r s o n _ _ _ C o m m i s s i o n C a p t i o n > - 
-         < S T R S U B S T N O _ T e x t 0 0 0 _ P e r i o d T e x t _   E l e m e n t T y p e = " C o l u m n "   E l e m e n t I d = " 7 2 2 9 9 1 7 0 4 "   D a t a T y p e = " S t r i n g " > S T R S U B S T N O _ T e x t 0 0 0 _ P e r i o d T e x t _ < / S T R S U B S T N O _ T e x t 0 0 0 _ P e r i o d T e x t _ > - 
-         < T o t a l C a p t i o n   E l e m e n t T y p e = " C o l u m n "   E l e m e n t I d = " 7 0 7 1 0 2 6 9 5 "   D a t a T y p e = " L a b e l "   O b s o l e t e S t a t e = " P e n d i n g " > T o t a l C a p t i o n < / T o t a l C a p t i o n > - 
-         < C u s t _ L e d g e r _ E n t r y   E l e m e n t T y p e = " D a t a I t e m "   E l e m e n t I d = " 1 6 3 9 1 4 6 4 4 5 " > - 
-             < A d j P r o f i t C o m m i s s i o n A m t _ C o n t r o l 4 5   E l e m e n t T y p e = " C o l u m n "   E l e m e n t I d = " 8 0 5 8 9 6 4 0 0 "   D a t a T y p e = " D e c i m a l " > A d j P r o f i t C o m m i s s i o n A m t _ C o n t r o l 4 5 < / A d j P r o f i t C o m m i s s i o n A m t _ C o n t r o l 4 5 > - 
-             < A d j P r o f i t _ C o n t r o l 3 9   E l e m e n t T y p e = " C o l u m n "   E l e m e n t I d = " 2 0 2 4 1 9 6 5 4 2 "   D a t a T y p e = " D e c i m a l " > A d j P r o f i t _ C o n t r o l 3 9 < / A d j P r o f i t _ C o n t r o l 3 9 > - 
-             < C u s t L e d g e r E n t r y _ C u s t o m e r N a m e   E l e m e n t T y p e = " C o l u m n "   E l e m e n t I d = " 2 0 9 1 8 9 3 2 7 9 "   D a t a T y p e = " T e x t " > C u s t L e d g e r E n t r y _ C u s t o m e r N a m e < / C u s t L e d g e r E n t r y _ C u s t o m e r N a m e > - 
-             < C u s t _ _ L e d g e r _ E n t r y _ _ C u s t o m e r _ N o _ _   E l e m e n t T y p e = " C o l u m n "   E l e m e n t I d = " 1 0 0 9 0 1 6 8 0 8 "   D a t a T y p e = " C o d e " > C u s t _ _ L e d g e r _ E n t r y _ _ C u s t o m e r _ N o _ _ < / C u s t _ _ L e d g e r _ E n t r y _ _ C u s t o m e r _ N o _ _ > - 
-             < C u s t _ _ L e d g e r _ E n t r y _ _ D o c u m e n t _ N o _ _   E l e m e n t T y p e = " C o l u m n "   E l e m e n t I d = " 8 5 2 6 1 1 1 8 1 "   D a t a T y p e = " C o d e " > C u s t _ _ L e d g e r _ E n t r y _ _ D o c u m e n t _ N o _ _ < / C u s t _ _ L e d g e r _ E n t r y _ _ D o c u m e n t _ N o _ _ > - 
-             < C u s t _ _ L e d g e r _ E n t r y _ _ P o s t i n g _ D a t e _   E l e m e n t T y p e = " C o l u m n "   E l e m e n t I d = " 2 1 4 2 6 5 7 1 6 2 "   D a t a T y p e = " S t r i n g " > C u s t _ _ L e d g e r _ E n t r y _ _ P o s t i n g _ D a t e _ < / C u s t _ _ L e d g e r _ E n t r y _ _ P o s t i n g _ D a t e _ > - 
-             < C u s t _ _ L e d g e r _ E n t r y _ _ P r o f i t _ _ L C Y _ _   E l e m e n t T y p e = " C o l u m n "   E l e m e n t I d = " 5 1 9 3 4 1 8 2 6 "   D a t a T y p e = " D e c i m a l " > C u s t _ _ L e d g e r _ E n t r y _ _ P r o f i t _ _ L C Y _ _ < / C u s t _ _ L e d g e r _ E n t r y _ _ P r o f i t _ _ L C Y _ _ > - 
-             < C u s t _ _ L e d g e r _ E n t r y _ _ S a l e s _ _ L C Y _ _   E l e m e n t T y p e = " C o l u m n "   E l e m e n t I d = " 8 1 9 5 1 7 4 8 "   D a t a T y p e = " D e c i m a l " > C u s t _ _ L e d g e r _ E n t r y _ _ S a l e s _ _ L C Y _ _ < / C u s t _ _ L e d g e r _ E n t r y _ _ S a l e s _ _ L C Y _ _ > - 
-             < P r o f i t C o m m i s s i o n A m t _ C o n t r o l 3 3   E l e m e n t T y p e = " C o l u m n "   E l e m e n t I d = " 3 1 2 1 8 6 8 2 6 "   D a t a T y p e = " D e c i m a l " > P r o f i t C o m m i s s i o n A m t _ C o n t r o l 3 3 < / P r o f i t C o m m i s s i o n A m t _ C o n t r o l 3 3 > - 
-             < S a l e s C o m m i s s i o n A m t _ C o n t r o l 3 2   E l e m e n t T y p e = " C o l u m n "   E l e m e n t I d = " 1 4 6 2 3 9 0 1 5 3 "   D a t a T y p e = " D e c i m a l " > S a l e s C o m m i s s i o n A m t _ C o n t r o l 3 2 < / S a l e s C o m m i s s i o n A m t _ C o n t r o l 3 2 > - 
-             < S a l e s p e r s o n P u r c h a s e r _ C o d e   E l e m e n t T y p e = " C o l u m n "   E l e m e n t I d = " 1 2 2 1 2 1 9 2 4 5 "   D a t a T y p e = " C o d e " > S a l e s p e r s o n P u r c h a s e r _ C o d e < / S a l e s p e r s o n P u r c h a s e r _ C o d e > - 
-             < S a l e s p e r s o n _ P u r c h a s e r _ _ N a m e   E l e m e n t T y p e = " C o l u m n "   E l e m e n t I d = " 1 1 9 5 8 7 9 8 7 3 "   D a t a T y p e = " T e x t " > S a l e s p e r s o n _ P u r c h a s e r _ _ N a m e < / S a l e s p e r s o n _ P u r c h a s e r _ _ N a m e > +     < S a l e s p e r s o n _ P u r c h a s e r > + 
+         < A d j P r o f i t > A d j P r o f i t < / A d j P r o f i t > + 
+         < A d j P r o f i t C o m m i s s i o n A m t > A d j P r o f i t C o m m i s s i o n A m t < / A d j P r o f i t C o m m i s s i o n A m t > + 
+         < A d j P r o f i t C o m m i s s i o n A m t _ C o n t r o l 4 5 C a p t i o n > A d j P r o f i t C o m m i s s i o n A m t _ C o n t r o l 4 5 C a p t i o n < / A d j P r o f i t C o m m i s s i o n A m t _ C o n t r o l 4 5 C a p t i o n > + 
+         < A d j P r o f i t _ C o n t r o l 3 9 C a p t i o n > A d j P r o f i t _ C o n t r o l 3 9 C a p t i o n < / A d j P r o f i t _ C o n t r o l 3 9 C a p t i o n > + 
+         < A l l _ a m o u n t s _ a r e _ i n _ L C Y C a p t i o n > A l l _ a m o u n t s _ a r e _ i n _ L C Y C a p t i o n < / A l l _ a m o u n t s _ a r e _ i n _ L C Y C a p t i o n > + 
+         < C O M P A N Y N A M E > C O M P A N Y N A M E < / C O M P A N Y N A M E > + 
+         < C u r r R e p o r t _ P A G E N O C a p t i o n > C u r r R e p o r t _ P A G E N O C a p t i o n < / C u r r R e p o r t _ P A G E N O C a p t i o n > + 
+         < C u s t L e d g E n t r y F i l t e r > C u s t L e d g E n t r y F i l t e r < / C u s t L e d g E n t r y F i l t e r > + 
+         < C u s t _ _ L e d g e r _ E n t r y _ _ C u s t o m e r _ N o _ _ C a p t i o n > C u s t _ _ L e d g e r _ E n t r y _ _ C u s t o m e r _ N o _ _ C a p t i o n < / C u s t _ _ L e d g e r _ E n t r y _ _ C u s t o m e r _ N o _ _ C a p t i o n > + 
+         < C u s t _ _ L e d g e r _ E n t r y _ _ D o c u m e n t _ N o _ _ C a p t i o n > C u s t _ _ L e d g e r _ E n t r y _ _ D o c u m e n t _ N o _ _ C a p t i o n < / C u s t _ _ L e d g e r _ E n t r y _ _ D o c u m e n t _ N o _ _ C a p t i o n > + 
+         < C u s t _ _ L e d g e r _ E n t r y _ _ P o s t i n g _ D a t e _ C a p t i o n > C u s t _ _ L e d g e r _ E n t r y _ _ P o s t i n g _ D a t e _ C a p t i o n < / C u s t _ _ L e d g e r _ E n t r y _ _ P o s t i n g _ D a t e _ C a p t i o n > + 
+         < C u s t _ _ L e d g e r _ E n t r y _ _ P r o f i t _ _ L C Y _ _ C a p t i o n > C u s t _ _ L e d g e r _ E n t r y _ _ P r o f i t _ _ L C Y _ _ C a p t i o n < / C u s t _ _ L e d g e r _ E n t r y _ _ P r o f i t _ _ L C Y _ _ C a p t i o n > + 
+         < C u s t _ _ L e d g e r _ E n t r y _ _ S a l e s _ _ L C Y _ _ C a p t i o n > C u s t _ _ L e d g e r _ E n t r y _ _ S a l e s _ _ L C Y _ _ C a p t i o n < / C u s t _ _ L e d g e r _ E n t r y _ _ S a l e s _ _ L C Y _ _ C a p t i o n > + 
+         < C u s t _ _ L e d g e r _ E n t r y _ _ T A B L E C A P T I O N _ _ _ _ _ _ _ _ _ _ C u s t L e d g E n t r y F i l t e r > C u s t _ _ L e d g e r _ E n t r y _ _ T A B L E C A P T I O N _ _ _ _ _ _ _ _ _ _ C u s t L e d g E n t r y F i l t e r < / C u s t _ _ L e d g e r _ E n t r y _ _ T A B L E C A P T I O N _ _ _ _ _ _ _ _ _ _ C u s t L e d g E n t r y F i l t e r > + 
+         < C u s t _ _ L e d g e r _ E n t r y _ _ _ P r o f i t _ _ L C Y _ _ > C u s t _ _ L e d g e r _ E n t r y _ _ _ P r o f i t _ _ L C Y _ _ < / C u s t _ _ L e d g e r _ E n t r y _ _ _ P r o f i t _ _ L C Y _ _ > + 
+         < C u s t _ _ L e d g e r _ E n t r y _ _ _ S a l e s _ _ L C Y _ _ > C u s t _ _ L e d g e r _ E n t r y _ _ _ S a l e s _ _ L C Y _ _ < / C u s t _ _ L e d g e r _ E n t r y _ _ _ S a l e s _ _ L C Y _ _ > + 
+         < P a g e G r o u p N o > P a g e G r o u p N o < / P a g e G r o u p N o > + 
+         < P r o f i t C o m m i s s i o n A m t > P r o f i t C o m m i s s i o n A m t < / P r o f i t C o m m i s s i o n A m t > + 
+         < P r o f i t C o m m i s s i o n A m t _ C o n t r o l 3 3 C a p t i o n > P r o f i t C o m m i s s i o n A m t _ C o n t r o l 3 3 C a p t i o n < / P r o f i t C o m m i s s i o n A m t _ C o n t r o l 3 3 C a p t i o n > + 
+         < S a l e s C o m m i s s i o n A m t > S a l e s C o m m i s s i o n A m t < / S a l e s C o m m i s s i o n A m t > + 
+         < S a l e s C o m m i s s i o n A m t _ C o n t r o l 3 2 C a p t i o n > S a l e s C o m m i s s i o n A m t _ C o n t r o l 3 2 C a p t i o n < / S a l e s C o m m i s s i o n A m t _ C o n t r o l 3 2 C a p t i o n > + 
+         < S a l e s p e r s o n F i l t e r > S a l e s p e r s o n F i l t e r < / S a l e s p e r s o n F i l t e r > + 
+         < S a l e s p e r s o n _ P u r c h a s e r _ C o d e > S a l e s p e r s o n _ P u r c h a s e r _ C o d e < / S a l e s p e r s o n _ P u r c h a s e r _ C o d e > + 
+         < S a l e s p e r s o n _ P u r c h a s e r _ N a m e > S a l e s p e r s o n _ P u r c h a s e r _ N a m e < / S a l e s p e r s o n _ P u r c h a s e r _ N a m e > + 
+         < S a l e s p e r s o n _ P u r c h a s e r _ _ C o m m i s s i o n _ _ _ > S a l e s p e r s o n _ P u r c h a s e r _ _ C o m m i s s i o n _ _ _ < / S a l e s p e r s o n _ P u r c h a s e r _ _ C o m m i s s i o n _ _ _ > + 
+         < S a l e s p e r s o n _ P u r c h a s e r _ _ C o m m i s s i o n _ _ _ C a p t i o n > S a l e s p e r s o n _ P u r c h a s e r _ _ C o m m i s s i o n _ _ _ C a p t i o n < / S a l e s p e r s o n _ P u r c h a s e r _ _ C o m m i s s i o n _ _ _ C a p t i o n > + 
+         < S a l e s p e r s o n _ P u r c h a s e r _ _ T A B L E C A P T I O N _ _ _ _ _ _ _ _ _ _ S a l e s p e r s o n F i l t e r > S a l e s p e r s o n _ P u r c h a s e r _ _ T A B L E C A P T I O N _ _ _ _ _ _ _ _ _ _ S a l e s p e r s o n F i l t e r < / S a l e s p e r s o n _ P u r c h a s e r _ _ T A B L E C A P T I O N _ _ _ _ _ _ _ _ _ _ S a l e s p e r s o n F i l t e r > + 
+         < S a l e s p e r s o n _ _ _ C o m m i s s i o n C a p t i o n > S a l e s p e r s o n _ _ _ C o m m i s s i o n C a p t i o n < / S a l e s p e r s o n _ _ _ C o m m i s s i o n C a p t i o n > + 
+         < S T R S U B S T N O _ T e x t 0 0 0 _ P e r i o d T e x t _ > S T R S U B S T N O _ T e x t 0 0 0 _ P e r i o d T e x t _ < / S T R S U B S T N O _ T e x t 0 0 0 _ P e r i o d T e x t _ > + 
+         < T o t a l C a p t i o n > T o t a l C a p t i o n < / T o t a l C a p t i o n > + 
+         < C u s t _ L e d g e r _ E n t r y > + 
+             < A d j P r o f i t C o m m i s s i o n A m t _ C o n t r o l 4 5 > A d j P r o f i t C o m m i s s i o n A m t _ C o n t r o l 4 5 < / A d j P r o f i t C o m m i s s i o n A m t _ C o n t r o l 4 5 > + 
+             < A d j P r o f i t _ C o n t r o l 3 9 > A d j P r o f i t _ C o n t r o l 3 9 < / A d j P r o f i t _ C o n t r o l 3 9 > + 
+             < C u s t L e d g e r E n t r y _ C u s t o m e r N a m e > C u s t L e d g e r E n t r y _ C u s t o m e r N a m e < / C u s t L e d g e r E n t r y _ C u s t o m e r N a m e > + 
+             < C u s t _ _ L e d g e r _ E n t r y _ _ C u s t o m e r _ N o _ _ > C u s t _ _ L e d g e r _ E n t r y _ _ C u s t o m e r _ N o _ _ < / C u s t _ _ L e d g e r _ E n t r y _ _ C u s t o m e r _ N o _ _ > + 
+             < C u s t _ _ L e d g e r _ E n t r y _ _ D o c u m e n t _ N o _ _ > C u s t _ _ L e d g e r _ E n t r y _ _ D o c u m e n t _ N o _ _ < / C u s t _ _ L e d g e r _ E n t r y _ _ D o c u m e n t _ N o _ _ > + 
+             < C u s t _ _ L e d g e r _ E n t r y _ _ P o s t i n g _ D a t e _ > C u s t _ _ L e d g e r _ E n t r y _ _ P o s t i n g _ D a t e _ < / C u s t _ _ L e d g e r _ E n t r y _ _ P o s t i n g _ D a t e _ > + 
+             < C u s t _ _ L e d g e r _ E n t r y _ _ P r o f i t _ _ L C Y _ _ > C u s t _ _ L e d g e r _ E n t r y _ _ P r o f i t _ _ L C Y _ _ < / C u s t _ _ L e d g e r _ E n t r y _ _ P r o f i t _ _ L C Y _ _ > + 
+             < C u s t _ _ L e d g e r _ E n t r y _ _ S a l e s _ _ L C Y _ _ > C u s t _ _ L e d g e r _ E n t r y _ _ S a l e s _ _ L C Y _ _ < / C u s t _ _ L e d g e r _ E n t r y _ _ S a l e s _ _ L C Y _ _ > + 
+             < P r o f i t C o m m i s s i o n A m t _ C o n t r o l 3 3 > P r o f i t C o m m i s s i o n A m t _ C o n t r o l 3 3 < / P r o f i t C o m m i s s i o n A m t _ C o n t r o l 3 3 > + 
+             < S a l e s C o m m i s s i o n A m t _ C o n t r o l 3 2 > S a l e s C o m m i s s i o n A m t _ C o n t r o l 3 2 < / S a l e s C o m m i s s i o n A m t _ C o n t r o l 3 2 > + 
+             < S a l e s p e r s o n P u r c h a s e r _ C o d e > S a l e s p e r s o n P u r c h a s e r _ C o d e < / S a l e s p e r s o n P u r c h a s e r _ C o d e > + 
+             < S a l e s p e r s o n _ P u r c h a s e r _ _ N a m e > S a l e s p e r s o n _ P u r c h a s e r _ _ N a m e < / S a l e s p e r s o n _ P u r c h a s e r _ _ N a m e >   
          < / C u s t _ L e d g e r _ E n t r y >   
-         < S u b t o t a l s   E l e m e n t T y p e = " D a t a I t e m "   E l e m e n t I d = " 8 3 8 6 9 3 5 6 0 " > - 
-             < S u b t o t a l s _ A d j P r o f i t   E l e m e n t T y p e = " C o l u m n "   E l e m e n t I d = " 5 6 1 3 6 6 8 2 2 "   D a t a T y p e = " D e c i m a l " > S u b t o t a l s _ A d j P r o f i t < / S u b t o t a l s _ A d j P r o f i t > - 
-             < S u b t o t a l s _ A d j P r o f i t C o m m i s s i o n   E l e m e n t T y p e = " C o l u m n "   E l e m e n t I d = " 1 4 1 8 9 7 1 8 3 5 "   D a t a T y p e = " D e c i m a l " > S u b t o t a l s _ A d j P r o f i t C o m m i s s i o n < / S u b t o t a l s _ A d j P r o f i t C o m m i s s i o n > - 
-             < S u b t o t a l s _ P r o f i t   E l e m e n t T y p e = " C o l u m n "   E l e m e n t I d = " 2 4 1 5 0 0 6 9 7 "   D a t a T y p e = " D e c i m a l " > S u b t o t a l s _ P r o f i t < / S u b t o t a l s _ P r o f i t > - 
-             < S u b t o t a l s _ P r o f i t C o m m i s s i o n   E l e m e n t T y p e = " C o l u m n "   E l e m e n t I d = " 1 4 9 6 3 3 2 1 7 2 "   D a t a T y p e = " D e c i m a l " > S u b t o t a l s _ P r o f i t C o m m i s s i o n < / S u b t o t a l s _ P r o f i t C o m m i s s i o n > - 
-             < S u b t o t a l s _ S a l e s   E l e m e n t T y p e = " C o l u m n "   E l e m e n t I d = " 1 9 7 8 7 7 5 0 3 "   D a t a T y p e = " D e c i m a l " > S u b t o t a l s _ S a l e s < / S u b t o t a l s _ S a l e s > - 
-             < S u b t o t a l s _ S a l e s C o m m i s s i o n   E l e m e n t T y p e = " C o l u m n "   E l e m e n t I d = " 1 4 7 6 0 7 2 5 9 0 "   D a t a T y p e = " D e c i m a l " > S u b t o t a l s _ S a l e s C o m m i s s i o n < / S u b t o t a l s _ S a l e s C o m m i s s i o n > - 
-             < S u b t o t a l s _ S a l e s p e r s o n _ C o d e   E l e m e n t T y p e = " C o l u m n "   E l e m e n t I d = " 1 1 9 8 5 9 4 2 7 2 "   D a t a T y p e = " C o d e " > S u b t o t a l s _ S a l e s p e r s o n _ C o d e < / S u b t o t a l s _ S a l e s p e r s o n _ C o d e > +         < S u b t o t a l s > + 
+             < S u b t o t a l s _ A d j P r o f i t > S u b t o t a l s _ A d j P r o f i t < / S u b t o t a l s _ A d j P r o f i t > + 
+             < S u b t o t a l s _ A d j P r o f i t C o m m i s s i o n > S u b t o t a l s _ A d j P r o f i t C o m m i s s i o n < / S u b t o t a l s _ A d j P r o f i t C o m m i s s i o n > + 
+             < S u b t o t a l s _ P r o f i t > S u b t o t a l s _ P r o f i t < / S u b t o t a l s _ P r o f i t > + 
+             < S u b t o t a l s _ P r o f i t C o m m i s s i o n > S u b t o t a l s _ P r o f i t C o m m i s s i o n < / S u b t o t a l s _ P r o f i t C o m m i s s i o n > + 
+             < S u b t o t a l s _ S a l e s > S u b t o t a l s _ S a l e s < / S u b t o t a l s _ S a l e s > + 
+             < S u b t o t a l s _ S a l e s C o m m i s s i o n > S u b t o t a l s _ S a l e s C o m m i s s i o n < / S u b t o t a l s _ S a l e s C o m m i s s i o n > + 
+             < S u b t o t a l s _ S a l e s p e r s o n _ C o d e > S u b t o t a l s _ S a l e s p e r s o n _ C o d e < / S u b t o t a l s _ S a l e s p e r s o n _ C o d e >   
          < / S u b t o t a l s >   
      < / S a l e s p e r s o n _ P u r c h a s e r >   
-     < T o t a l s   E l e m e n t T y p e = " D a t a I t e m "   E l e m e n t I d = " 1 8 2 3 9 5 0 0 4 4 " > - 
-         < T o t a l s _ A d j P r o f i t   E l e m e n t T y p e = " C o l u m n "   E l e m e n t I d = " 1 9 0 9 5 0 1 3 6 2 "   D a t a T y p e = " D e c i m a l " > T o t a l s _ A d j P r o f i t < / T o t a l s _ A d j P r o f i t > - 
-         < T o t a l s _ A d j P r o f i t C o m m i s s i o n   E l e m e n t T y p e = " C o l u m n "   E l e m e n t I d = " 9 4 6 1 0 3 7 5 9 "   D a t a T y p e = " D e c i m a l " > T o t a l s _ A d j P r o f i t C o m m i s s i o n < / T o t a l s _ A d j P r o f i t C o m m i s s i o n > - 
-         < T o t a l s _ P r o f i t   E l e m e n t T y p e = " C o l u m n "   E l e m e n t I d = " 6 4 6 2 9 5 2 1 9 "   D a t a T y p e = " D e c i m a l " > T o t a l s _ P r o f i t < / T o t a l s _ P r o f i t > - 
-         < T o t a l s _ P r o f i t C o m m i s s i o n   E l e m e n t T y p e = " C o l u m n "   E l e m e n t I d = " 3 6 7 7 9 1 3 9 2 "   D a t a T y p e = " D e c i m a l " > T o t a l s _ P r o f i t C o m m i s s i o n < / T o t a l s _ P r o f i t C o m m i s s i o n > - 
-         < T o t a l s _ S a l e s   E l e m e n t T y p e = " C o l u m n "   E l e m e n t I d = " 1 3 9 9 9 8 5 1 0 9 "   D a t a T y p e = " D e c i m a l " > T o t a l s _ S a l e s < / T o t a l s _ S a l e s > - 
-         < T o t a l s _ S a l e s C o m m i s s i o n   E l e m e n t T y p e = " C o l u m n "   E l e m e n t I d = " 4 6 4 8 2 3 3 9 8 "   D a t a T y p e = " D e c i m a l " > T o t a l s _ S a l e s C o m m i s s i o n < / T o t a l s _ S a l e s C o m m i s s i o n > +     < T o t a l s > + 
+         < T o t a l s _ A d j P r o f i t > T o t a l s _ A d j P r o f i t < / T o t a l s _ A d j P r o f i t > + 
+         < T o t a l s _ A d j P r o f i t C o m m i s s i o n > T o t a l s _ A d j P r o f i t C o m m i s s i o n < / T o t a l s _ A d j P r o f i t C o m m i s s i o n > + 
+         < T o t a l s _ P r o f i t > T o t a l s _ P r o f i t < / T o t a l s _ P r o f i t > + 
+         < T o t a l s _ P r o f i t C o m m i s s i o n > T o t a l s _ P r o f i t C o m m i s s i o n < / T o t a l s _ P r o f i t C o m m i s s i o n > + 
+         < T o t a l s _ S a l e s > T o t a l s _ S a l e s < / T o t a l s _ S a l e s > + 
+         < T o t a l s _ S a l e s C o m m i s s i o n > T o t a l s _ S a l e s C o m m i s s i o n < / T o t a l s _ S a l e s C o m m i s s i o n >   
      < / T o t a l s >   
  < / N a v W o r d R e p o r t X m l P a r t > 
 </file>
 
-<file path=customXml/item2.xml>��< ? x m l   v e r s i o n = " 1 . 0 "   e n c o d i n g = " u t f - 1 6 " ? > < N a v W o r d R e p o r t X m l P a r t   x m l n s = " u r n : m i c r o s o f t - d y n a m i c s - n a v / r e p o r t s / S a l e s p e r s o n _ C o m m i s s i o n / 1 1 5 / " > +<file path=customXml/item2.xml>��< ? x m l   v e r s i o n = " 1 . 0 "   e n c o d i n g = " u t f - 1 6 " ? > < N a v W o r d R e p o r t X m l P a r t   x m l n s = " u r n : m i c r o s o f t - d y n a m i c s - b u s i n e s s c e n t r a l / i n t e r n a l / e x t e n d e d / r e p o r t s / S a l e s p e r s o n _ C o m m i s s i o n / 1 1 5 / " >   
      < B C R e p o r t I n f o r m a t i o n >   
@@ -4536,185 +4448,255 @@
  
      < L a b e l s >   
-         < A b o u t T h e R e p o r t L a b e l > A b o u t T h e R e p o r t L a b e l < / A b o u t T h e R e p o r t L a b e l > - 
-         < A d j u s t e d P r o f i t C o m m i s s i o n L a b e l > A d j u s t e d P r o f i t C o m m i s s i o n L a b e l < / A d j u s t e d P r o f i t C o m m i s s i o n L a b e l > - 
-         < A d j u s t e d P r o f i t L a b e l > A d j u s t e d P r o f i t L a b e l < / A d j u s t e d P r o f i t L a b e l > - 
-         < A l l A m o u n t s A r e I n L C Y L a b e l > A l l A m o u n t s A r e I n L C Y L a b e l < / A l l A m o u n t s A r e I n L C Y L a b e l > - 
-         < C o m m i s s i o n P e r c e n t L a b e l > C o m m i s s i o n P e r c e n t L a b e l < / C o m m i s s i o n P e r c e n t L a b e l > - 
-         < C o m p a n y L a b e l > C o m p a n y L a b e l < / C o m p a n y L a b e l > - 
-         < C u s t o m e r N a m e L a b e l > C u s t o m e r N a m e L a b e l < / C u s t o m e r N a m e L a b e l > - 
-         < C u s t o m e r N o L a b e l > C u s t o m e r N o L a b e l < / C u s t o m e r N o L a b e l > - 
-         < D a t a R e t r i e v e d > D a t a R e t r i e v e d < / D a t a R e t r i e v e d > - 
-         < D o c u m e n t a t i o n L a b e l > D o c u m e n t a t i o n L a b e l < / D o c u m e n t a t i o n L a b e l > - 
-         < D o c u m e n t N o L a b e l > D o c u m e n t N o L a b e l < / D o c u m e n t N o L a b e l > - 
-         < E n v i r o n m e n t L a b e l > E n v i r o n m e n t L a b e l < / E n v i r o n m e n t L a b e l > - 
-         < P e r i o d C a p t i o n > P e r i o d C a p t i o n < / P e r i o d C a p t i o n > - 
-         < P o s t i n g D a t e L a b e l > P o s t i n g D a t e L a b e l < / P o s t i n g D a t e L a b e l > - 
-         < P r o f i t C o m m i s s i o n L a b e l > P r o f i t C o m m i s s i o n L a b e l < / P r o f i t C o m m i s s i o n L a b e l > - 
-         < P r o f i t L a b e l > P r o f i t L a b e l < / P r o f i t L a b e l > - 
-         < R e p o r t N a m e L a b e l > R e p o r t N a m e L a b e l < / R e p o r t N a m e L a b e l > - 
-         < R u n O n L a b e l > R u n O n L a b e l < / R u n O n L a b e l > - 
-         < S a l e s C o m m i s s i o n L a b e l > S a l e s C o m m i s s i o n L a b e l < / S a l e s C o m m i s s i o n L a b e l > - 
-         < S a l e s L a b e l > S a l e s L a b e l < / S a l e s L a b e l > - 
-         < S a l e s p e r s o n _ P u r c h a s e r _ _ N a m e C a p t i o n > S a l e s p e r s o n _ P u r c h a s e r _ _ N a m e C a p t i o n < / S a l e s p e r s o n _ P u r c h a s e r _ _ N a m e C a p t i o n > - 
-         < S a l e s p e r s o n C o m m i s s i o n A n a l y s i s > S a l e s p e r s o n C o m m i s s i o n A n a l y s i s < / S a l e s p e r s o n C o m m i s s i o n A n a l y s i s > - 
-         < S a l e s p e r s o n C o m m i s s i o n L a b e l > S a l e s p e r s o n C o m m i s s i o n L a b e l < / S a l e s p e r s o n C o m m i s s i o n L a b e l > - 
-         < S a l e s p e r s o n C o m m i s s i o n P r i n t > S a l e s p e r s o n C o m m i s s i o n P r i n t < / S a l e s p e r s o n C o m m i s s i o n P r i n t > - 
-         < S a l e s p e r s o n P u r c h a s e r _ C o d e C a p t i o n > S a l e s p e r s o n P u r c h a s e r _ C o d e C a p t i o n < / S a l e s p e r s o n P u r c h a s e r _ C o d e C a p t i o n > - 
-         < T o t a l s C a p t i o n > T o t a l s C a p t i o n < / T o t a l s C a p t i o n > - 
-         < U s e r L a b e l > U s e r L a b e l < / U s e r L a b e l > +         < A b o u t T h e R e p o r t L a b e l   E l e m e n t T y p e = " P a r a m e t e r "   E l e m e n t I d = " 1 6 7 7 9 2 0 0 1 "   D a t a T y p e = " S t r i n g " > A b o u t T h e R e p o r t L a b e l < / A b o u t T h e R e p o r t L a b e l > + 
+         < A d j u s t e d P r o f i t C o m m i s s i o n L a b e l   E l e m e n t T y p e = " P a r a m e t e r "   E l e m e n t I d = " 9 1 5 5 5 7 0 2 0 "   D a t a T y p e = " S t r i n g " > A d j u s t e d P r o f i t C o m m i s s i o n L a b e l < / A d j u s t e d P r o f i t C o m m i s s i o n L a b e l > + 
+         < A d j u s t e d P r o f i t L a b e l   E l e m e n t T y p e = " P a r a m e t e r "   E l e m e n t I d = " 1 6 1 5 2 8 3 0 4 7 "   D a t a T y p e = " S t r i n g " > A d j u s t e d P r o f i t L a b e l < / A d j u s t e d P r o f i t L a b e l > + 
+         < A l l A m o u n t s A r e I n L C Y L a b e l   E l e m e n t T y p e = " P a r a m e t e r "   E l e m e n t I d = " 5 6 3 5 1 4 3 1 8 "   D a t a T y p e = " S t r i n g " > A l l A m o u n t s A r e I n L C Y L a b e l < / A l l A m o u n t s A r e I n L C Y L a b e l > + 
+         < C o m m i s s i o n P e r c e n t L a b e l   E l e m e n t T y p e = " P a r a m e t e r "   E l e m e n t I d = " 8 3 9 2 6 3 7 6 5 "   D a t a T y p e = " S t r i n g " > C o m m i s s i o n P e r c e n t L a b e l < / C o m m i s s i o n P e r c e n t L a b e l > + 
+         < C o m p a n y L a b e l   E l e m e n t T y p e = " P a r a m e t e r "   E l e m e n t I d = " 3 4 6 7 6 0 3 4 8 "   D a t a T y p e = " S t r i n g " > C o m p a n y L a b e l < / C o m p a n y L a b e l > + 
+         < C u s t o m e r N a m e L a b e l   E l e m e n t T y p e = " P a r a m e t e r "   E l e m e n t I d = " 1 1 1 8 7 9 0 8 8 "   D a t a T y p e = " S t r i n g " > C u s t o m e r N a m e L a b e l < / C u s t o m e r N a m e L a b e l > + 
+         < C u s t o m e r N o L a b e l   E l e m e n t T y p e = " P a r a m e t e r "   E l e m e n t I d = " 3 8 7 4 7 8 0 3 4 "   D a t a T y p e = " S t r i n g " > C u s t o m e r N o L a b e l < / C u s t o m e r N o L a b e l > + 
+         < D a t a R e t r i e v e d   E l e m e n t T y p e = " P a r a m e t e r "   E l e m e n t I d = " 2 9 1 9 1 1 8 0 7 "   D a t a T y p e = " S t r i n g " > D a t a R e t r i e v e d < / D a t a R e t r i e v e d > + 
+         < D o c u m e n t a t i o n L a b e l   E l e m e n t T y p e = " P a r a m e t e r "   E l e m e n t I d = " 1 7 3 8 9 2 4 8 1 5 "   D a t a T y p e = " S t r i n g " > D o c u m e n t a t i o n L a b e l < / D o c u m e n t a t i o n L a b e l > + 
+         < D o c u m e n t N o L a b e l   E l e m e n t T y p e = " P a r a m e t e r "   E l e m e n t I d = " 1 1 4 6 4 3 5 8 0 3 "   D a t a T y p e = " S t r i n g " > D o c u m e n t N o L a b e l < / D o c u m e n t N o L a b e l > + 
+         < E n v i r o n m e n t L a b e l   E l e m e n t T y p e = " P a r a m e t e r "   E l e m e n t I d = " 8 1 8 8 1 6 5 9 0 "   D a t a T y p e = " S t r i n g " > E n v i r o n m e n t L a b e l < / E n v i r o n m e n t L a b e l > + 
+         < P e r i o d C a p t i o n   E l e m e n t T y p e = " P a r a m e t e r "   E l e m e n t I d = " 1 4 7 8 2 5 3 4 2 2 "   D a t a T y p e = " S t r i n g " > P e r i o d C a p t i o n < / P e r i o d C a p t i o n > + 
+         < P o s t i n g D a t e L a b e l   E l e m e n t T y p e = " P a r a m e t e r "   E l e m e n t I d = " 1 7 7 5 7 9 4 2 4 9 "   D a t a T y p e = " S t r i n g " > P o s t i n g D a t e L a b e l < / P o s t i n g D a t e L a b e l > + 
+         < P r o f i t C o m m i s s i o n L a b e l   E l e m e n t T y p e = " P a r a m e t e r "   E l e m e n t I d = " 8 3 2 7 0 6 3 9 2 "   D a t a T y p e = " S t r i n g " > P r o f i t C o m m i s s i o n L a b e l < / P r o f i t C o m m i s s i o n L a b e l > + 
+         < P r o f i t L a b e l   E l e m e n t T y p e = " P a r a m e t e r "   E l e m e n t I d = " 2 5 4 6 3 3 6 4 5 "   D a t a T y p e = " S t r i n g " > P r o f i t L a b e l < / P r o f i t L a b e l > + 
+         < R e p o r t N a m e L a b e l   E l e m e n t T y p e = " P a r a m e t e r "   E l e m e n t I d = " 1 0 2 2 2 9 2 9 8 2 "   D a t a T y p e = " S t r i n g " > R e p o r t N a m e L a b e l < / R e p o r t N a m e L a b e l > + 
+         < R u n O n L a b e l   E l e m e n t T y p e = " P a r a m e t e r "   E l e m e n t I d = " 1 1 1 9 0 3 7 5 9 5 "   D a t a T y p e = " S t r i n g " > R u n O n L a b e l < / R u n O n L a b e l > + 
+         < S a l e s C o m m i s s i o n L a b e l   E l e m e n t T y p e = " P a r a m e t e r "   E l e m e n t I d = " 1 0 1 8 2 6 8 7 7 0 "   D a t a T y p e = " S t r i n g " > S a l e s C o m m i s s i o n L a b e l < / S a l e s C o m m i s s i o n L a b e l > + 
+         < S a l e s L a b e l   E l e m e n t T y p e = " P a r a m e t e r "   E l e m e n t I d = " 1 7 9 5 4 4 8 0 0 5 "   D a t a T y p e = " S t r i n g " > S a l e s L a b e l < / S a l e s L a b e l > + 
+         < S a l e s p e r s o n _ P u r c h a s e r _ _ N a m e C a p t i o n   E l e m e n t T y p e = " P a r a m e t e r "   E l e m e n t I d = " 1 1 9 5 8 7 9 8 7 3 "   D a t a T y p e = " S t r i n g " > S a l e s p e r s o n _ P u r c h a s e r _ _ N a m e C a p t i o n < / S a l e s p e r s o n _ P u r c h a s e r _ _ N a m e C a p t i o n > + 
+         < S a l e s p e r s o n C o m m i s s i o n A n a l y s i s   E l e m e n t T y p e = " P a r a m e t e r "   E l e m e n t I d = " 7 1 5 8 7 1 2 4 7 "   D a t a T y p e = " S t r i n g " > S a l e s p e r s o n C o m m i s s i o n A n a l y s i s < / S a l e s p e r s o n C o m m i s s i o n A n a l y s i s > + 
+         < S a l e s p e r s o n C o m m i s s i o n L a b e l   E l e m e n t T y p e = " P a r a m e t e r "   E l e m e n t I d = " 3 0 0 0 9 6 0 5 1 "   D a t a T y p e = " S t r i n g " > S a l e s p e r s o n C o m m i s s i o n L a b e l < / S a l e s p e r s o n C o m m i s s i o n L a b e l > + 
+         < S a l e s p e r s o n C o m m i s s i o n P r i n t   E l e m e n t T y p e = " P a r a m e t e r "   E l e m e n t I d = " 1 3 1 6 0 2 8 6 0 "   D a t a T y p e = " S t r i n g " > S a l e s p e r s o n C o m m i s s i o n P r i n t < / S a l e s p e r s o n C o m m i s s i o n P r i n t > + 
+         < S a l e s p e r s o n P u r c h a s e r _ C o d e C a p t i o n   E l e m e n t T y p e = " P a r a m e t e r "   E l e m e n t I d = " 1 2 2 1 2 1 9 2 4 5 "   D a t a T y p e = " S t r i n g " > S a l e s p e r s o n P u r c h a s e r _ C o d e C a p t i o n < / S a l e s p e r s o n P u r c h a s e r _ C o d e C a p t i o n > + 
+         < T o t a l s C a p t i o n   E l e m e n t T y p e = " P a r a m e t e r "   E l e m e n t I d = " 2 3 5 4 5 9 0 6 "   D a t a T y p e = " S t r i n g " > T o t a l s C a p t i o n < / T o t a l s C a p t i o n > + 
+         < U s e r L a b e l   E l e m e n t T y p e = " P a r a m e t e r "   E l e m e n t I d = " 8 4 8 8 1 6 7 9 4 "   D a t a T y p e = " S t r i n g " > U s e r L a b e l < / U s e r L a b e l >   
      < / L a b e l s >   
-     < S a l e s p e r s o n _ P u r c h a s e r > - 
-         < A d j P r o f i t > A d j P r o f i t < / A d j P r o f i t > - 
-         < A d j P r o f i t C o m m i s s i o n A m t > A d j P r o f i t C o m m i s s i o n A m t < / A d j P r o f i t C o m m i s s i o n A m t > - 
-         < A d j P r o f i t C o m m i s s i o n A m t _ C o n t r o l 4 5 C a p t i o n > A d j P r o f i t C o m m i s s i o n A m t _ C o n t r o l 4 5 C a p t i o n < / A d j P r o f i t C o m m i s s i o n A m t _ C o n t r o l 4 5 C a p t i o n > - 
-         < A d j P r o f i t _ C o n t r o l 3 9 C a p t i o n > A d j P r o f i t _ C o n t r o l 3 9 C a p t i o n < / A d j P r o f i t _ C o n t r o l 3 9 C a p t i o n > - 
-         < A l l _ a m o u n t s _ a r e _ i n _ L C Y C a p t i o n > A l l _ a m o u n t s _ a r e _ i n _ L C Y C a p t i o n < / A l l _ a m o u n t s _ a r e _ i n _ L C Y C a p t i o n > - 
-         < C O M P A N Y N A M E > C O M P A N Y N A M E < / C O M P A N Y N A M E > - 
-         < C u r r R e p o r t _ P A G E N O C a p t i o n > C u r r R e p o r t _ P A G E N O C a p t i o n < / C u r r R e p o r t _ P A G E N O C a p t i o n > - 
-         < C u s t L e d g E n t r y F i l t e r > C u s t L e d g E n t r y F i l t e r < / C u s t L e d g E n t r y F i l t e r > - 
-         < C u s t _ _ L e d g e r _ E n t r y _ _ C u s t o m e r _ N o _ _ C a p t i o n > C u s t _ _ L e d g e r _ E n t r y _ _ C u s t o m e r _ N o _ _ C a p t i o n < / C u s t _ _ L e d g e r _ E n t r y _ _ C u s t o m e r _ N o _ _ C a p t i o n > - 
-         < C u s t _ _ L e d g e r _ E n t r y _ _ D o c u m e n t _ N o _ _ C a p t i o n > C u s t _ _ L e d g e r _ E n t r y _ _ D o c u m e n t _ N o _ _ C a p t i o n < / C u s t _ _ L e d g e r _ E n t r y _ _ D o c u m e n t _ N o _ _ C a p t i o n > - 
-         < C u s t _ _ L e d g e r _ E n t r y _ _ P o s t i n g _ D a t e _ C a p t i o n > C u s t _ _ L e d g e r _ E n t r y _ _ P o s t i n g _ D a t e _ C a p t i o n < / C u s t _ _ L e d g e r _ E n t r y _ _ P o s t i n g _ D a t e _ C a p t i o n > - 
-         < C u s t _ _ L e d g e r _ E n t r y _ _ P r o f i t _ _ L C Y _ _ C a p t i o n > C u s t _ _ L e d g e r _ E n t r y _ _ P r o f i t _ _ L C Y _ _ C a p t i o n < / C u s t _ _ L e d g e r _ E n t r y _ _ P r o f i t _ _ L C Y _ _ C a p t i o n > - 
-         < C u s t _ _ L e d g e r _ E n t r y _ _ S a l e s _ _ L C Y _ _ C a p t i o n > C u s t _ _ L e d g e r _ E n t r y _ _ S a l e s _ _ L C Y _ _ C a p t i o n < / C u s t _ _ L e d g e r _ E n t r y _ _ S a l e s _ _ L C Y _ _ C a p t i o n > - 
-         < C u s t _ _ L e d g e r _ E n t r y _ _ T A B L E C A P T I O N _ _ _ _ _ _ _ _ _ _ C u s t L e d g E n t r y F i l t e r > C u s t _ _ L e d g e r _ E n t r y _ _ T A B L E C A P T I O N _ _ _ _ _ _ _ _ _ _ C u s t L e d g E n t r y F i l t e r < / C u s t _ _ L e d g e r _ E n t r y _ _ T A B L E C A P T I O N _ _ _ _ _ _ _ _ _ _ C u s t L e d g E n t r y F i l t e r > - 
-         < C u s t _ _ L e d g e r _ E n t r y _ _ _ P r o f i t _ _ L C Y _ _ > C u s t _ _ L e d g e r _ E n t r y _ _ _ P r o f i t _ _ L C Y _ _ < / C u s t _ _ L e d g e r _ E n t r y _ _ _ P r o f i t _ _ L C Y _ _ > - 
-         < C u s t _ _ L e d g e r _ E n t r y _ _ _ S a l e s _ _ L C Y _ _ > C u s t _ _ L e d g e r _ E n t r y _ _ _ S a l e s _ _ L C Y _ _ < / C u s t _ _ L e d g e r _ E n t r y _ _ _ S a l e s _ _ L C Y _ _ > - 
-         < P a g e G r o u p N o > P a g e G r o u p N o < / P a g e G r o u p N o > - 
-         < P r o f i t C o m m i s s i o n A m t > P r o f i t C o m m i s s i o n A m t < / P r o f i t C o m m i s s i o n A m t > - 
-         < P r o f i t C o m m i s s i o n A m t _ C o n t r o l 3 3 C a p t i o n > P r o f i t C o m m i s s i o n A m t _ C o n t r o l 3 3 C a p t i o n < / P r o f i t C o m m i s s i o n A m t _ C o n t r o l 3 3 C a p t i o n > - 
-         < S a l e s C o m m i s s i o n A m t > S a l e s C o m m i s s i o n A m t < / S a l e s C o m m i s s i o n A m t > - 
-         < S a l e s C o m m i s s i o n A m t _ C o n t r o l 3 2 C a p t i o n > S a l e s C o m m i s s i o n A m t _ C o n t r o l 3 2 C a p t i o n < / S a l e s C o m m i s s i o n A m t _ C o n t r o l 3 2 C a p t i o n > - 
-         < S a l e s p e r s o n F i l t e r > S a l e s p e r s o n F i l t e r < / S a l e s p e r s o n F i l t e r > - 
-         < S a l e s p e r s o n _ P u r c h a s e r _ C o d e > S a l e s p e r s o n _ P u r c h a s e r _ C o d e < / S a l e s p e r s o n _ P u r c h a s e r _ C o d e > - 
-         < S a l e s p e r s o n _ P u r c h a s e r _ N a m e > S a l e s p e r s o n _ P u r c h a s e r _ N a m e < / S a l e s p e r s o n _ P u r c h a s e r _ N a m e > - 
-         < S a l e s p e r s o n _ P u r c h a s e r _ _ C o m m i s s i o n _ _ _ > S a l e s p e r s o n _ P u r c h a s e r _ _ C o m m i s s i o n _ _ _ < / S a l e s p e r s o n _ P u r c h a s e r _ _ C o m m i s s i o n _ _ _ > - 
-         < S a l e s p e r s o n _ P u r c h a s e r _ _ C o m m i s s i o n _ _ _ C a p t i o n > S a l e s p e r s o n _ P u r c h a s e r _ _ C o m m i s s i o n _ _ _ C a p t i o n < / S a l e s p e r s o n _ P u r c h a s e r _ _ C o m m i s s i o n _ _ _ C a p t i o n > - 
-         < S a l e s p e r s o n _ P u r c h a s e r _ _ T A B L E C A P T I O N _ _ _ _ _ _ _ _ _ _ S a l e s p e r s o n F i l t e r > S a l e s p e r s o n _ P u r c h a s e r _ _ T A B L E C A P T I O N _ _ _ _ _ _ _ _ _ _ S a l e s p e r s o n F i l t e r < / S a l e s p e r s o n _ P u r c h a s e r _ _ T A B L E C A P T I O N _ _ _ _ _ _ _ _ _ _ S a l e s p e r s o n F i l t e r > - 
-         < S a l e s p e r s o n _ _ _ C o m m i s s i o n C a p t i o n > S a l e s p e r s o n _ _ _ C o m m i s s i o n C a p t i o n < / S a l e s p e r s o n _ _ _ C o m m i s s i o n C a p t i o n > - 
-         < S T R S U B S T N O _ T e x t 0 0 0 _ P e r i o d T e x t _ > S T R S U B S T N O _ T e x t 0 0 0 _ P e r i o d T e x t _ < / S T R S U B S T N O _ T e x t 0 0 0 _ P e r i o d T e x t _ > - 
-         < T o t a l C a p t i o n > T o t a l C a p t i o n < / T o t a l C a p t i o n > - 
-         < C u s t _ L e d g e r _ E n t r y > - 
-             < A d j P r o f i t C o m m i s s i o n A m t _ C o n t r o l 4 5 > A d j P r o f i t C o m m i s s i o n A m t _ C o n t r o l 4 5 < / A d j P r o f i t C o m m i s s i o n A m t _ C o n t r o l 4 5 > - 
-             < A d j P r o f i t _ C o n t r o l 3 9 > A d j P r o f i t _ C o n t r o l 3 9 < / A d j P r o f i t _ C o n t r o l 3 9 > - 
-             < C u s t L e d g e r E n t r y _ C u s t o m e r N a m e > C u s t L e d g e r E n t r y _ C u s t o m e r N a m e < / C u s t L e d g e r E n t r y _ C u s t o m e r N a m e > - 
-             < C u s t _ _ L e d g e r _ E n t r y _ _ C u s t o m e r _ N o _ _ > C u s t _ _ L e d g e r _ E n t r y _ _ C u s t o m e r _ N o _ _ < / C u s t _ _ L e d g e r _ E n t r y _ _ C u s t o m e r _ N o _ _ > - 
-             < C u s t _ _ L e d g e r _ E n t r y _ _ D o c u m e n t _ N o _ _ > C u s t _ _ L e d g e r _ E n t r y _ _ D o c u m e n t _ N o _ _ < / C u s t _ _ L e d g e r _ E n t r y _ _ D o c u m e n t _ N o _ _ > - 
-             < C u s t _ _ L e d g e r _ E n t r y _ _ P o s t i n g _ D a t e _ > C u s t _ _ L e d g e r _ E n t r y _ _ P o s t i n g _ D a t e _ < / C u s t _ _ L e d g e r _ E n t r y _ _ P o s t i n g _ D a t e _ > - 
-             < C u s t _ _ L e d g e r _ E n t r y _ _ P r o f i t _ _ L C Y _ _ > C u s t _ _ L e d g e r _ E n t r y _ _ P r o f i t _ _ L C Y _ _ < / C u s t _ _ L e d g e r _ E n t r y _ _ P r o f i t _ _ L C Y _ _ > - 
-             < C u s t _ _ L e d g e r _ E n t r y _ _ S a l e s _ _ L C Y _ _ > C u s t _ _ L e d g e r _ E n t r y _ _ S a l e s _ _ L C Y _ _ < / C u s t _ _ L e d g e r _ E n t r y _ _ S a l e s _ _ L C Y _ _ > - 
-             < P r o f i t C o m m i s s i o n A m t _ C o n t r o l 3 3 > P r o f i t C o m m i s s i o n A m t _ C o n t r o l 3 3 < / P r o f i t C o m m i s s i o n A m t _ C o n t r o l 3 3 > - 
-             < S a l e s C o m m i s s i o n A m t _ C o n t r o l 3 2 > S a l e s C o m m i s s i o n A m t _ C o n t r o l 3 2 < / S a l e s C o m m i s s i o n A m t _ C o n t r o l 3 2 > - 
-             < S a l e s p e r s o n P u r c h a s e r _ C o d e > S a l e s p e r s o n P u r c h a s e r _ C o d e < / S a l e s p e r s o n P u r c h a s e r _ C o d e > - 
-             < S a l e s p e r s o n _ P u r c h a s e r _ _ N a m e > S a l e s p e r s o n _ P u r c h a s e r _ _ N a m e < / S a l e s p e r s o n _ P u r c h a s e r _ _ N a m e > +     < T o o l t i p s > + 
+         < T o o l t i p   c o l u m n = " S a l e s p e r s o n _ P u r c h a s e r _ C o d e "   E l e m e n t I d = " 1 3 8 8 0 3 1 6 5 2 " > + 
+             < T o o l t i p T e x t   l a n g = " e n - U S " > S p e c i f i e s   a   c o d e   f o r   t h e   s a l e s p e r s o n   o r   p u r c h a s e r . < / T o o l t i p T e x t > + 
+         < / T o o l t i p > + 
+         < T o o l t i p   c o l u m n = " S a l e s p e r s o n _ P u r c h a s e r _ N a m e "   E l e m e n t I d = " 1 3 4 8 2 2 8 4 6 2 " > + 
+             < T o o l t i p T e x t   l a n g = " e n - U S " > S p e c i f i e s   t h e   n a m e   o f   t h e   s a l e s p e r s o n   o r   p u r c h a s e r . < / T o o l t i p T e x t > + 
+         < / T o o l t i p > + 
+         < T o o l t i p   c o l u m n = " S a l e s p e r s o n _ P u r c h a s e r _ _ C o m m i s s i o n _ _ _ "   E l e m e n t I d = " 1 5 9 0 6 8 9 0 0 4 " > + 
+             < T o o l t i p T e x t   l a n g = " e n - U S " > S p e c i f i e s   t h e   p e r c e n t a g e   t o   u s e   t o   c a l c u l a t e   t h e   s a l e s p e r s o n ' s   c o m m i s s i o n . < / T o o l t i p T e x t > + 
+         < / T o o l t i p > + 
+         < T o o l t i p   c o l u m n = " C u s t _ _ L e d g e r _ E n t r y _ _ _ S a l e s _ _ L C Y _ _ "   E l e m e n t I d = " 3 4 8 7 9 4 9 4 9 " > + 
+             < T o o l t i p T e x t   l a n g = " e n - U S " > S p e c i f i e s   t h e   t o t a l   s a l e s   a m o u n t   e x c l .   V A T   t o   t h e   c u s t o m e r   i n   L C Y . < / T o o l t i p T e x t > + 
+         < / T o o l t i p > + 
+         < T o o l t i p   c o l u m n = " C u s t _ _ L e d g e r _ E n t r y _ _ D o c u m e n t _ N o _ _ "   E l e m e n t I d = " 8 5 2 6 1 1 1 8 1 " > + 
+             < T o o l t i p T e x t   l a n g = " e n - U S " > S p e c i f i e s   t h e   e n t r y ' s   d o c u m e n t   n u m b e r . < / T o o l t i p T e x t > + 
+         < / T o o l t i p > + 
+         < T o o l t i p   c o l u m n = " C u s t _ _ L e d g e r _ E n t r y _ _ C u s t o m e r _ N o _ _ "   E l e m e n t I d = " 1 0 0 9 0 1 6 8 0 8 " > + 
+             < T o o l t i p T e x t   l a n g = " e n - U S " > S p e c i f i e s   t h e   c u s t o m e r   a c c o u n t   n u m b e r   t h a t   t h e   e n t r y   i s   l i n k e d   t o . < / T o o l t i p T e x t > + 
+         < / T o o l t i p > + 
+         < T o o l t i p   c o l u m n = " C u s t _ _ L e d g e r _ E n t r y _ _ S a l e s _ _ L C Y _ _ "   E l e m e n t I d = " 8 1 9 5 1 7 4 8 " > + 
+             < T o o l t i p T e x t   l a n g = " e n - U S " > S p e c i f i e s   t h e   t o t a l   s a l e s   a m o u n t   e x c l .   V A T   t o   t h e   c u s t o m e r   i n   L C Y . < / T o o l t i p T e x t > + 
+         < / T o o l t i p > + 
+         < T o o l t i p   c o l u m n = " C u s t L e d g e r E n t r y _ C u s t o m e r N a m e "   E l e m e n t I d = " 2 0 9 1 8 9 3 2 7 9 " > + 
+             < T o o l t i p T e x t   l a n g = " e n - U S " > S p e c i f i e s   t h e   c u s t o m e r   n a m e   t h a t   t h e   e n t r y   i s   l i n k e d   t o . < / T o o l t i p T e x t > + 
+         < / T o o l t i p > + 
+         < T o o l t i p   c o l u m n = " S a l e s p e r s o n P u r c h a s e r _ C o d e "   E l e m e n t I d = " 1 2 2 1 2 1 9 2 4 5 " > + 
+             < T o o l t i p T e x t   l a n g = " e n - U S " > S p e c i f i e s   a   c o d e   f o r   t h e   s a l e s p e r s o n   o r   p u r c h a s e r . < / T o o l t i p T e x t > + 
+         < / T o o l t i p > + 
+         < T o o l t i p   c o l u m n = " S a l e s p e r s o n _ P u r c h a s e r _ _ N a m e "   E l e m e n t I d = " 1 1 9 5 8 7 9 8 7 3 " > + 
+             < T o o l t i p T e x t   l a n g = " e n - U S " > S p e c i f i e s   t h e   n a m e   o f   t h e   s a l e s p e r s o n   o r   p u r c h a s e r . < / T o o l t i p T e x t > + 
+         < / T o o l t i p > + 
+         < T o o l t i p   c o l u m n = " S u b t o t a l s _ S a l e s p e r s o n _ C o d e "   E l e m e n t I d = " 1 1 9 8 5 9 4 2 7 2 " > + 
+             < T o o l t i p T e x t   l a n g = " e n - U S " > S p e c i f i e s   a   c o d e   f o r   t h e   s a l e s p e r s o n   o r   p u r c h a s e r . < / T o o l t i p T e x t > + 
+         < / T o o l t i p > + 
+     < / T o o l t i p s > + 
+     < S a l e s p e r s o n _ P u r c h a s e r   E l e m e n t T y p e = " D a t a I t e m "   E l e m e n t I d = " 7 1 5 0 0 7 1 9 8 " > + 
+         < A d j P r o f i t   E l e m e n t T y p e = " C o l u m n "   E l e m e n t I d = " 6 6 6 3 9 3 8 5 2 "   D a t a T y p e = " D e c i m a l "   O b s o l e t e S t a t e = " P e n d i n g " > A d j P r o f i t < / A d j P r o f i t > + 
+         < A d j P r o f i t C o m m i s s i o n A m t   E l e m e n t T y p e = " C o l u m n "   E l e m e n t I d = " 1 5 8 1 4 8 8 5 9 9 "   D a t a T y p e = " D e c i m a l "   O b s o l e t e S t a t e = " P e n d i n g " > A d j P r o f i t C o m m i s s i o n A m t < / A d j P r o f i t C o m m i s s i o n A m t > + 
+         < A d j P r o f i t C o m m i s s i o n A m t _ C o n t r o l 4 5 C a p t i o n   E l e m e n t T y p e = " C o l u m n "   E l e m e n t I d = " 6 2 1 2 7 7 8 5 4 "   D a t a T y p e = " L a b e l "   O b s o l e t e S t a t e = " P e n d i n g " > A d j P r o f i t C o m m i s s i o n A m t _ C o n t r o l 4 5 C a p t i o n < / A d j P r o f i t C o m m i s s i o n A m t _ C o n t r o l 4 5 C a p t i o n > + 
+         < A d j P r o f i t _ C o n t r o l 3 9 C a p t i o n   E l e m e n t T y p e = " C o l u m n "   E l e m e n t I d = " 2 1 3 3 9 8 4 3 2 "   D a t a T y p e = " L a b e l "   O b s o l e t e S t a t e = " P e n d i n g " > A d j P r o f i t _ C o n t r o l 3 9 C a p t i o n < / A d j P r o f i t _ C o n t r o l 3 9 C a p t i o n > + 
+         < A l l _ a m o u n t s _ a r e _ i n _ L C Y C a p t i o n   E l e m e n t T y p e = " C o l u m n "   E l e m e n t I d = " 6 9 7 4 8 4 8 0 2 "   D a t a T y p e = " L a b e l "   O b s o l e t e S t a t e = " P e n d i n g " > A l l _ a m o u n t s _ a r e _ i n _ L C Y C a p t i o n < / A l l _ a m o u n t s _ a r e _ i n _ L C Y C a p t i o n > + 
+         < C O M P A N Y N A M E   E l e m e n t T y p e = " C o l u m n "   E l e m e n t I d = " 1 7 5 3 0 1 5 1 5 5 "   D a t a T y p e = " S t r i n g "   O b s o l e t e S t a t e = " P e n d i n g " > C O M P A N Y N A M E < / C O M P A N Y N A M E > + 
+         < C u r r R e p o r t _ P A G E N O C a p t i o n   E l e m e n t T y p e = " C o l u m n "   E l e m e n t I d = " 1 8 4 6 2 6 2 1 5 8 "   D a t a T y p e = " L a b e l "   O b s o l e t e S t a t e = " P e n d i n g " > C u r r R e p o r t _ P A G E N O C a p t i o n < / C u r r R e p o r t _ P A G E N O C a p t i o n > + 
+         < C u s t L e d g E n t r y F i l t e r   E l e m e n t T y p e = " C o l u m n "   E l e m e n t I d = " 1 1 7 3 5 3 2 6 6 6 "   D a t a T y p e = " T e x t "   O b s o l e t e S t a t e = " P e n d i n g " > C u s t L e d g E n t r y F i l t e r < / C u s t L e d g E n t r y F i l t e r > + 
+         < C u s t _ _ L e d g e r _ E n t r y _ _ C u s t o m e r _ N o _ _ C a p t i o n   E l e m e n t T y p e = " C o l u m n "   E l e m e n t I d = " 1 2 2 3 8 5 6 2 7 8 "   D a t a T y p e = " S t r i n g "   O b s o l e t e S t a t e = " P e n d i n g " > C u s t _ _ L e d g e r _ E n t r y _ _ C u s t o m e r _ N o _ _ C a p t i o n < / C u s t _ _ L e d g e r _ E n t r y _ _ C u s t o m e r _ N o _ _ C a p t i o n > + 
+         < C u s t _ _ L e d g e r _ E n t r y _ _ D o c u m e n t _ N o _ _ C a p t i o n   E l e m e n t T y p e = " C o l u m n "   E l e m e n t I d = " 4 8 8 8 0 6 5 1 7 "   D a t a T y p e = " S t r i n g "   O b s o l e t e S t a t e = " P e n d i n g " > C u s t _ _ L e d g e r _ E n t r y _ _ D o c u m e n t _ N o _ _ C a p t i o n < / C u s t _ _ L e d g e r _ E n t r y _ _ D o c u m e n t _ N o _ _ C a p t i o n > + 
+         < C u s t _ _ L e d g e r _ E n t r y _ _ P o s t i n g _ D a t e _ C a p t i o n   E l e m e n t T y p e = " C o l u m n "   E l e m e n t I d = " 2 0 7 9 4 3 8 7 1 2 "   D a t a T y p e = " L a b e l "   O b s o l e t e S t a t e = " P e n d i n g " > C u s t _ _ L e d g e r _ E n t r y _ _ P o s t i n g _ D a t e _ C a p t i o n < / C u s t _ _ L e d g e r _ E n t r y _ _ P o s t i n g _ D a t e _ C a p t i o n > + 
+         < C u s t _ _ L e d g e r _ E n t r y _ _ P r o f i t _ _ L C Y _ _ C a p t i o n   E l e m e n t T y p e = " C o l u m n "   E l e m e n t I d = " 1 9 9 4 3 8 8 4 7 6 "   D a t a T y p e = " S t r i n g "   O b s o l e t e S t a t e = " P e n d i n g " > C u s t _ _ L e d g e r _ E n t r y _ _ P r o f i t _ _ L C Y _ _ C a p t i o n < / C u s t _ _ L e d g e r _ E n t r y _ _ P r o f i t _ _ L C Y _ _ C a p t i o n > + 
+         < C u s t _ _ L e d g e r _ E n t r y _ _ S a l e s _ _ L C Y _ _ C a p t i o n   E l e m e n t T y p e = " C o l u m n "   E l e m e n t I d = " 1 0 5 6 9 2 6 5 4 6 "   D a t a T y p e = " S t r i n g "   O b s o l e t e S t a t e = " P e n d i n g " > C u s t _ _ L e d g e r _ E n t r y _ _ S a l e s _ _ L C Y _ _ C a p t i o n < / C u s t _ _ L e d g e r _ E n t r y _ _ S a l e s _ _ L C Y _ _ C a p t i o n > + 
+         < C u s t _ _ L e d g e r _ E n t r y _ _ T A B L E C A P T I O N _ _ _ _ _ _ _ _ _ _ C u s t L e d g E n t r y F i l t e r   E l e m e n t T y p e = " C o l u m n "   E l e m e n t I d = " 7 1 0 6 3 3 9 1 7 "   D a t a T y p e = " T e x t " > C u s t _ _ L e d g e r _ E n t r y _ _ T A B L E C A P T I O N _ _ _ _ _ _ _ _ _ _ C u s t L e d g E n t r y F i l t e r < / C u s t _ _ L e d g e r _ E n t r y _ _ T A B L E C A P T I O N _ _ _ _ _ _ _ _ _ _ C u s t L e d g E n t r y F i l t e r > + 
+         < C u s t _ _ L e d g e r _ E n t r y _ _ _ P r o f i t _ _ L C Y _ _   E l e m e n t T y p e = " C o l u m n "   E l e m e n t I d = " 1 6 1 5 1 3 7 4 4 3 "   D a t a T y p e = " D e c i m a l "   O b s o l e t e S t a t e = " P e n d i n g " > C u s t _ _ L e d g e r _ E n t r y _ _ _ P r o f i t _ _ L C Y _ _ < / C u s t _ _ L e d g e r _ E n t r y _ _ _ P r o f i t _ _ L C Y _ _ > + 
+         < C u s t _ _ L e d g e r _ E n t r y _ _ _ S a l e s _ _ L C Y _ _   E l e m e n t T y p e = " C o l u m n "   E l e m e n t I d = " 3 4 8 7 9 4 9 4 9 "   D a t a T y p e = " D e c i m a l "   O b s o l e t e S t a t e = " P e n d i n g " > C u s t _ _ L e d g e r _ E n t r y _ _ _ S a l e s _ _ L C Y _ _ < / C u s t _ _ L e d g e r _ E n t r y _ _ _ S a l e s _ _ L C Y _ _ > + 
+         < P a g e G r o u p N o   E l e m e n t T y p e = " C o l u m n "   E l e m e n t I d = " 6 4 9 1 8 0 1 4 4 "   D a t a T y p e = " I n t e g e r "   O b s o l e t e S t a t e = " P e n d i n g " > P a g e G r o u p N o < / P a g e G r o u p N o > + 
+         < P r o f i t C o m m i s s i o n A m t   E l e m e n t T y p e = " C o l u m n "   E l e m e n t I d = " 4 1 6 2 2 4 2 0 6 "   D a t a T y p e = " D e c i m a l "   O b s o l e t e S t a t e = " P e n d i n g " > P r o f i t C o m m i s s i o n A m t < / P r o f i t C o m m i s s i o n A m t > + 
+         < P r o f i t C o m m i s s i o n A m t _ C o n t r o l 3 3 C a p t i o n   E l e m e n t T y p e = " C o l u m n "   E l e m e n t I d = " 4 6 5 8 1 2 5 3 6 "   D a t a T y p e = " L a b e l "   O b s o l e t e S t a t e = " P e n d i n g " > P r o f i t C o m m i s s i o n A m t _ C o n t r o l 3 3 C a p t i o n < / P r o f i t C o m m i s s i o n A m t _ C o n t r o l 3 3 C a p t i o n > + 
+         < S a l e s C o m m i s s i o n A m t   E l e m e n t T y p e = " C o l u m n "   E l e m e n t I d = " 1 6 5 6 6 7 5 0 1 6 "   D a t a T y p e = " D e c i m a l "   O b s o l e t e S t a t e = " P e n d i n g " > S a l e s C o m m i s s i o n A m t < / S a l e s C o m m i s s i o n A m t > + 
+         < S a l e s C o m m i s s i o n A m t _ C o n t r o l 3 2 C a p t i o n   E l e m e n t T y p e = " C o l u m n "   E l e m e n t I d = " 1 2 7 2 6 4 2 0 6 5 "   D a t a T y p e = " L a b e l "   O b s o l e t e S t a t e = " P e n d i n g " > S a l e s C o m m i s s i o n A m t _ C o n t r o l 3 2 C a p t i o n < / S a l e s C o m m i s s i o n A m t _ C o n t r o l 3 2 C a p t i o n > + 
+         < S a l e s p e r s o n F i l t e r   E l e m e n t T y p e = " C o l u m n "   E l e m e n t I d = " 1 2 4 2 2 8 3 2 5 6 "   D a t a T y p e = " T e x t "   O b s o l e t e S t a t e = " P e n d i n g " > S a l e s p e r s o n F i l t e r < / S a l e s p e r s o n F i l t e r > + 
+         < S a l e s p e r s o n _ P u r c h a s e r _ C o d e   E l e m e n t T y p e = " C o l u m n "   E l e m e n t I d = " 1 3 8 8 0 3 1 6 5 2 "   D a t a T y p e = " C o d e " > S a l e s p e r s o n _ P u r c h a s e r _ C o d e < / S a l e s p e r s o n _ P u r c h a s e r _ C o d e > + 
+         < S a l e s p e r s o n _ P u r c h a s e r _ N a m e   E l e m e n t T y p e = " C o l u m n "   E l e m e n t I d = " 1 3 4 8 2 2 8 4 6 2 "   D a t a T y p e = " T e x t " > S a l e s p e r s o n _ P u r c h a s e r _ N a m e < / S a l e s p e r s o n _ P u r c h a s e r _ N a m e > + 
+         < S a l e s p e r s o n _ P u r c h a s e r _ _ C o m m i s s i o n _ _ _   E l e m e n t T y p e = " C o l u m n "   E l e m e n t I d = " 1 5 9 0 6 8 9 0 0 4 "   D a t a T y p e = " D e c i m a l " > S a l e s p e r s o n _ P u r c h a s e r _ _ C o m m i s s i o n _ _ _ < / S a l e s p e r s o n _ P u r c h a s e r _ _ C o m m i s s i o n _ _ _ > + 
+         < S a l e s p e r s o n _ P u r c h a s e r _ _ C o m m i s s i o n _ _ _ C a p t i o n   E l e m e n t T y p e = " C o l u m n "   E l e m e n t I d = " 4 9 9 4 6 3 1 7 0 "   D a t a T y p e = " S t r i n g "   O b s o l e t e S t a t e = " P e n d i n g " > S a l e s p e r s o n _ P u r c h a s e r _ _ C o m m i s s i o n _ _ _ C a p t i o n < / S a l e s p e r s o n _ P u r c h a s e r _ _ C o m m i s s i o n _ _ _ C a p t i o n > + 
+         < S a l e s p e r s o n _ P u r c h a s e r _ _ T A B L E C A P T I O N _ _ _ _ _ _ _ _ _ _ S a l e s p e r s o n F i l t e r   E l e m e n t T y p e = " C o l u m n "   E l e m e n t I d = " 1 0 1 6 0 4 1 6 9 9 "   D a t a T y p e = " T e x t " > S a l e s p e r s o n _ P u r c h a s e r _ _ T A B L E C A P T I O N _ _ _ _ _ _ _ _ _ _ S a l e s p e r s o n F i l t e r < / S a l e s p e r s o n _ P u r c h a s e r _ _ T A B L E C A P T I O N _ _ _ _ _ _ _ _ _ _ S a l e s p e r s o n F i l t e r > + 
+         < S a l e s p e r s o n _ _ _ C o m m i s s i o n C a p t i o n   E l e m e n t T y p e = " C o l u m n "   E l e m e n t I d = " 1 7 6 9 4 7 1 9 4 8 "   D a t a T y p e = " L a b e l "   O b s o l e t e S t a t e = " P e n d i n g " > S a l e s p e r s o n _ _ _ C o m m i s s i o n C a p t i o n < / S a l e s p e r s o n _ _ _ C o m m i s s i o n C a p t i o n > + 
+         < S T R S U B S T N O _ T e x t 0 0 0 _ P e r i o d T e x t _   E l e m e n t T y p e = " C o l u m n "   E l e m e n t I d = " 7 2 2 9 9 1 7 0 4 "   D a t a T y p e = " S t r i n g " > S T R S U B S T N O _ T e x t 0 0 0 _ P e r i o d T e x t _ < / S T R S U B S T N O _ T e x t 0 0 0 _ P e r i o d T e x t _ > + 
+         < T o t a l C a p t i o n   E l e m e n t T y p e = " C o l u m n "   E l e m e n t I d = " 7 0 7 1 0 2 6 9 5 "   D a t a T y p e = " L a b e l "   O b s o l e t e S t a t e = " P e n d i n g " > T o t a l C a p t i o n < / T o t a l C a p t i o n > + 
+         < C u s t _ L e d g e r _ E n t r y   E l e m e n t T y p e = " D a t a I t e m "   E l e m e n t I d = " 1 6 3 9 1 4 6 4 4 5 " > + 
+             < A d j P r o f i t C o m m i s s i o n A m t _ C o n t r o l 4 5   E l e m e n t T y p e = " C o l u m n "   E l e m e n t I d = " 8 0 5 8 9 6 4 0 0 "   D a t a T y p e = " D e c i m a l " > A d j P r o f i t C o m m i s s i o n A m t _ C o n t r o l 4 5 < / A d j P r o f i t C o m m i s s i o n A m t _ C o n t r o l 4 5 > + 
+             < A d j P r o f i t _ C o n t r o l 3 9   E l e m e n t T y p e = " C o l u m n "   E l e m e n t I d = " 2 0 2 4 1 9 6 5 4 2 "   D a t a T y p e = " D e c i m a l " > A d j P r o f i t _ C o n t r o l 3 9 < / A d j P r o f i t _ C o n t r o l 3 9 > + 
+             < C u s t L e d g e r E n t r y _ C u s t o m e r N a m e   E l e m e n t T y p e = " C o l u m n "   E l e m e n t I d = " 2 0 9 1 8 9 3 2 7 9 "   D a t a T y p e = " T e x t " > C u s t L e d g e r E n t r y _ C u s t o m e r N a m e < / C u s t L e d g e r E n t r y _ C u s t o m e r N a m e > + 
+             < C u s t _ _ L e d g e r _ E n t r y _ _ C u s t o m e r _ N o _ _   E l e m e n t T y p e = " C o l u m n "   E l e m e n t I d = " 1 0 0 9 0 1 6 8 0 8 "   D a t a T y p e = " C o d e " > C u s t _ _ L e d g e r _ E n t r y _ _ C u s t o m e r _ N o _ _ < / C u s t _ _ L e d g e r _ E n t r y _ _ C u s t o m e r _ N o _ _ > + 
+             < C u s t _ _ L e d g e r _ E n t r y _ _ D o c u m e n t _ N o _ _   E l e m e n t T y p e = " C o l u m n "   E l e m e n t I d = " 8 5 2 6 1 1 1 8 1 "   D a t a T y p e = " C o d e " > C u s t _ _ L e d g e r _ E n t r y _ _ D o c u m e n t _ N o _ _ < / C u s t _ _ L e d g e r _ E n t r y _ _ D o c u m e n t _ N o _ _ > + 
+             < C u s t _ _ L e d g e r _ E n t r y _ _ P o s t i n g _ D a t e _   E l e m e n t T y p e = " C o l u m n "   E l e m e n t I d = " 2 1 4 2 6 5 7 1 6 2 "   D a t a T y p e = " S t r i n g " > C u s t _ _ L e d g e r _ E n t r y _ _ P o s t i n g _ D a t e _ < / C u s t _ _ L e d g e r _ E n t r y _ _ P o s t i n g _ D a t e _ > + 
+             < C u s t _ _ L e d g e r _ E n t r y _ _ P r o f i t _ _ L C Y _ _   E l e m e n t T y p e = " C o l u m n "   E l e m e n t I d = " 5 1 9 3 4 1 8 2 6 "   D a t a T y p e = " D e c i m a l " > C u s t _ _ L e d g e r _ E n t r y _ _ P r o f i t _ _ L C Y _ _ < / C u s t _ _ L e d g e r _ E n t r y _ _ P r o f i t _ _ L C Y _ _ > + 
+             < C u s t _ _ L e d g e r _ E n t r y _ _ S a l e s _ _ L C Y _ _   E l e m e n t T y p e = " C o l u m n "   E l e m e n t I d = " 8 1 9 5 1 7 4 8 "   D a t a T y p e = " D e c i m a l " > C u s t _ _ L e d g e r _ E n t r y _ _ S a l e s _ _ L C Y _ _ < / C u s t _ _ L e d g e r _ E n t r y _ _ S a l e s _ _ L C Y _ _ > + 
+             < P r o f i t C o m m i s s i o n A m t _ C o n t r o l 3 3   E l e m e n t T y p e = " C o l u m n "   E l e m e n t I d = " 3 1 2 1 8 6 8 2 6 "   D a t a T y p e = " D e c i m a l " > P r o f i t C o m m i s s i o n A m t _ C o n t r o l 3 3 < / P r o f i t C o m m i s s i o n A m t _ C o n t r o l 3 3 > + 
+             < S a l e s C o m m i s s i o n A m t _ C o n t r o l 3 2   E l e m e n t T y p e = " C o l u m n "   E l e m e n t I d = " 1 4 6 2 3 9 0 1 5 3 "   D a t a T y p e = " D e c i m a l " > S a l e s C o m m i s s i o n A m t _ C o n t r o l 3 2 < / S a l e s C o m m i s s i o n A m t _ C o n t r o l 3 2 > + 
+             < S a l e s p e r s o n P u r c h a s e r _ C o d e   E l e m e n t T y p e = " C o l u m n "   E l e m e n t I d = " 1 2 2 1 2 1 9 2 4 5 "   D a t a T y p e = " C o d e " > S a l e s p e r s o n P u r c h a s e r _ C o d e < / S a l e s p e r s o n P u r c h a s e r _ C o d e > + 
+             < S a l e s p e r s o n _ P u r c h a s e r _ _ N a m e   E l e m e n t T y p e = " C o l u m n "   E l e m e n t I d = " 1 1 9 5 8 7 9 8 7 3 "   D a t a T y p e = " T e x t " > S a l e s p e r s o n _ P u r c h a s e r _ _ N a m e < / S a l e s p e r s o n _ P u r c h a s e r _ _ N a m e >   
          < / C u s t _ L e d g e r _ E n t r y >   
-         < S u b t o t a l s > - 
-             < S u b t o t a l s _ A d j P r o f i t > S u b t o t a l s _ A d j P r o f i t < / S u b t o t a l s _ A d j P r o f i t > - 
-             < S u b t o t a l s _ A d j P r o f i t C o m m i s s i o n > S u b t o t a l s _ A d j P r o f i t C o m m i s s i o n < / S u b t o t a l s _ A d j P r o f i t C o m m i s s i o n > - 
-             < S u b t o t a l s _ P r o f i t > S u b t o t a l s _ P r o f i t < / S u b t o t a l s _ P r o f i t > - 
-             < S u b t o t a l s _ P r o f i t C o m m i s s i o n > S u b t o t a l s _ P r o f i t C o m m i s s i o n < / S u b t o t a l s _ P r o f i t C o m m i s s i o n > - 
-             < S u b t o t a l s _ S a l e s > S u b t o t a l s _ S a l e s < / S u b t o t a l s _ S a l e s > - 
-             < S u b t o t a l s _ S a l e s C o m m i s s i o n > S u b t o t a l s _ S a l e s C o m m i s s i o n < / S u b t o t a l s _ S a l e s C o m m i s s i o n > - 
-             < S u b t o t a l s _ S a l e s p e r s o n _ C o d e > S u b t o t a l s _ S a l e s p e r s o n _ C o d e < / S u b t o t a l s _ S a l e s p e r s o n _ C o d e > +         < S u b t o t a l s   E l e m e n t T y p e = " D a t a I t e m "   E l e m e n t I d = " 8 3 8 6 9 3 5 6 0 " > + 
+             < S u b t o t a l s _ A d j P r o f i t   E l e m e n t T y p e = " C o l u m n "   E l e m e n t I d = " 5 6 1 3 6 6 8 2 2 "   D a t a T y p e = " D e c i m a l " > S u b t o t a l s _ A d j P r o f i t < / S u b t o t a l s _ A d j P r o f i t > + 
+             < S u b t o t a l s _ A d j P r o f i t C o m m i s s i o n   E l e m e n t T y p e = " C o l u m n "   E l e m e n t I d = " 1 4 1 8 9 7 1 8 3 5 "   D a t a T y p e = " D e c i m a l " > S u b t o t a l s _ A d j P r o f i t C o m m i s s i o n < / S u b t o t a l s _ A d j P r o f i t C o m m i s s i o n > + 
+             < S u b t o t a l s _ P r o f i t   E l e m e n t T y p e = " C o l u m n "   E l e m e n t I d = " 2 4 1 5 0 0 6 9 7 "   D a t a T y p e = " D e c i m a l " > S u b t o t a l s _ P r o f i t < / S u b t o t a l s _ P r o f i t > + 
+             < S u b t o t a l s _ P r o f i t C o m m i s s i o n   E l e m e n t T y p e = " C o l u m n "   E l e m e n t I d = " 1 4 9 6 3 3 2 1 7 2 "   D a t a T y p e = " D e c i m a l " > S u b t o t a l s _ P r o f i t C o m m i s s i o n < / S u b t o t a l s _ P r o f i t C o m m i s s i o n > + 
+             < S u b t o t a l s _ S a l e s   E l e m e n t T y p e = " C o l u m n "   E l e m e n t I d = " 1 9 7 8 7 7 5 0 3 "   D a t a T y p e = " D e c i m a l " > S u b t o t a l s _ S a l e s < / S u b t o t a l s _ S a l e s > + 
+             < S u b t o t a l s _ S a l e s C o m m i s s i o n   E l e m e n t T y p e = " C o l u m n "   E l e m e n t I d = " 1 4 7 6 0 7 2 5 9 0 "   D a t a T y p e = " D e c i m a l " > S u b t o t a l s _ S a l e s C o m m i s s i o n < / S u b t o t a l s _ S a l e s C o m m i s s i o n > + 
+             < S u b t o t a l s _ S a l e s p e r s o n _ C o d e   E l e m e n t T y p e = " C o l u m n "   E l e m e n t I d = " 1 1 9 8 5 9 4 2 7 2 "   D a t a T y p e = " C o d e " > S u b t o t a l s _ S a l e s p e r s o n _ C o d e < / S u b t o t a l s _ S a l e s p e r s o n _ C o d e >   
          < / S u b t o t a l s >   
      < / S a l e s p e r s o n _ P u r c h a s e r >   
-     < T o t a l s > - 
-         < T o t a l s _ A d j P r o f i t > T o t a l s _ A d j P r o f i t < / T o t a l s _ A d j P r o f i t > - 
-         < T o t a l s _ A d j P r o f i t C o m m i s s i o n > T o t a l s _ A d j P r o f i t C o m m i s s i o n < / T o t a l s _ A d j P r o f i t C o m m i s s i o n > - 
-         < T o t a l s _ P r o f i t > T o t a l s _ P r o f i t < / T o t a l s _ P r o f i t > - 
-         < T o t a l s _ P r o f i t C o m m i s s i o n > T o t a l s _ P r o f i t C o m m i s s i o n < / T o t a l s _ P r o f i t C o m m i s s i o n > - 
-         < T o t a l s _ S a l e s > T o t a l s _ S a l e s < / T o t a l s _ S a l e s > - 
-         < T o t a l s _ S a l e s C o m m i s s i o n > T o t a l s _ S a l e s C o m m i s s i o n < / T o t a l s _ S a l e s C o m m i s s i o n > +     < T o t a l s   E l e m e n t T y p e = " D a t a I t e m "   E l e m e n t I d = " 1 8 2 3 9 5 0 0 4 4 " > + 
+         < T o t a l s _ A d j P r o f i t   E l e m e n t T y p e = " C o l u m n "   E l e m e n t I d = " 1 9 0 9 5 0 1 3 6 2 "   D a t a T y p e = " D e c i m a l " > T o t a l s _ A d j P r o f i t < / T o t a l s _ A d j P r o f i t > + 
+         < T o t a l s _ A d j P r o f i t C o m m i s s i o n   E l e m e n t T y p e = " C o l u m n "   E l e m e n t I d = " 9 4 6 1 0 3 7 5 9 "   D a t a T y p e = " D e c i m a l " > T o t a l s _ A d j P r o f i t C o m m i s s i o n < / T o t a l s _ A d j P r o f i t C o m m i s s i o n > + 
+         < T o t a l s _ P r o f i t   E l e m e n t T y p e = " C o l u m n "   E l e m e n t I d = " 6 4 6 2 9 5 2 1 9 "   D a t a T y p e = " D e c i m a l " > T o t a l s _ P r o f i t < / T o t a l s _ P r o f i t > + 
+         < T o t a l s _ P r o f i t C o m m i s s i o n   E l e m e n t T y p e = " C o l u m n "   E l e m e n t I d = " 3 6 7 7 9 1 3 9 2 "   D a t a T y p e = " D e c i m a l " > T o t a l s _ P r o f i t C o m m i s s i o n < / T o t a l s _ P r o f i t C o m m i s s i o n > + 
+         < T o t a l s _ S a l e s   E l e m e n t T y p e = " C o l u m n "   E l e m e n t I d = " 1 3 9 9 9 8 5 1 0 9 "   D a t a T y p e = " D e c i m a l " > T o t a l s _ S a l e s < / T o t a l s _ S a l e s > + 
+         < T o t a l s _ S a l e s C o m m i s s i o n   E l e m e n t T y p e = " C o l u m n "   E l e m e n t I d = " 4 6 4 8 2 3 3 9 8 "   D a t a T y p e = " D e c i m a l " > T o t a l s _ S a l e s C o m m i s s i o n < / T o t a l s _ S a l e s C o m m i s s i o n >   
      < / T o t a l s >   
@@ -4722,17 +4704,17 @@
 </file>
 
 <file path=customXml/itemProps1.xml><?xml version="1.0" encoding="utf-8"?>
-<ds:datastoreItem xmlns:ds="http://schemas.openxmlformats.org/officeDocument/2006/customXml" ds:itemID="{A0CC7945-5283-4905-A71D-472246249B67}">
+<ds:datastoreItem xmlns:ds="http://schemas.openxmlformats.org/officeDocument/2006/customXml" ds:itemID="{79D6D75F-D29A-40D3-A819-B215617F17D6}">
   <ds:schemaRefs>
-    <ds:schemaRef ds:uri="urn:microsoft-dynamics-businesscentral/internal/extended/reports/Salesperson_Commission/115/"/>
+    <ds:schemaRef ds:uri="urn:microsoft-dynamics-nav/reports/Salesperson_Commission/115/"/>
   </ds:schemaRefs>
 </ds:datastoreItem>
 </file>
 
 <file path=customXml/itemProps2.xml><?xml version="1.0" encoding="utf-8"?>
-<ds:datastoreItem xmlns:ds="http://schemas.openxmlformats.org/officeDocument/2006/customXml" ds:itemID="{79D6D75F-D29A-40D3-A819-B215617F17D6}">
+<ds:datastoreItem xmlns:ds="http://schemas.openxmlformats.org/officeDocument/2006/customXml" ds:itemID="{A0CC7945-5283-4905-A71D-472246249B67}">
   <ds:schemaRefs>
-    <ds:schemaRef ds:uri="urn:microsoft-dynamics-nav/reports/Salesperson_Commission/115/"/>
+    <ds:schemaRef ds:uri="urn:microsoft-dynamics-businesscentral/internal/extended/reports/Salesperson_Commission/115/"/>
   </ds:schemaRefs>
 </ds:datastoreItem>
 </file>

--- a/src/Layers/W1/BaseApp/Sales/Reports/SalespersonCommissionBody.docx
+++ b/src/Layers/W1/BaseApp/Sales/Reports/SalespersonCommissionBody.docx
@@ -1544,12 +1544,6 @@
     </w:tbl>
     <w:p/>
     <w:sectPr>
-      <w:headerReference w:type="even" r:id="rId8"/>
-      <w:headerReference w:type="default" r:id="rId9"/>
-      <w:footerReference w:type="even" r:id="rId10"/>
-      <w:footerReference w:type="default" r:id="rId11"/>
-      <w:headerReference w:type="first" r:id="rId12"/>
-      <w:footerReference w:type="first" r:id="rId13"/>
       <w:pgSz w:w="16838" w:h="11906" w:orient="landscape"/>
       <w:pgMar w:top="720" w:right="720" w:bottom="720" w:left="720" w:header="425" w:footer="708" w:gutter="0"/>
       <w:cols w:space="708"/>
@@ -1584,36 +1578,6 @@
 </w:endnotes>
 </file>
 
-<file path=word/footer1.xml><?xml version="1.0" encoding="utf-8"?>
-<w:ftr xmlns:wpc="http://schemas.microsoft.com/office/word/2010/wordprocessingCanvas" xmlns:cx="http://schemas.microsoft.com/office/drawing/2014/chartex" xmlns:cx1="http://schemas.microsoft.com/office/drawing/2015/9/8/chartex" xmlns:cx2="http://schemas.microsoft.com/office/drawing/2015/10/21/chartex" xmlns:cx3="http://schemas.microsoft.com/office/drawing/2016/5/9/chartex" xmlns:cx4="http://schemas.microsoft.com/office/drawing/2016/5/10/chartex" xmlns:cx5="http://schemas.microsoft.com/office/drawing/2016/5/11/chartex" xmlns:cx6="http://schemas.microsoft.com/office/drawing/2016/5/12/chartex" xmlns:cx7="http://schemas.microsoft.com/office/drawing/2016/5/13/chartex" xmlns:cx8="http://schemas.microsoft.com/office/drawing/2016/5/14/chartex" xmlns:mc="http://schemas.openxmlformats.org/markup-compatibility/2006" xmlns:aink="http://schemas.microsoft.com/office/drawing/2016/ink" xmlns:am3d="http://schemas.microsoft.com/office/drawing/2017/model3d" xmlns:o="urn:schemas-microsoft-com:office:office" xmlns:oel="http://schemas.microsoft.com/office/2019/extlst" xmlns:r="http://schemas.openxmlformats.org/officeDocument/2006/relationships" xmlns:m="http://schemas.openxmlformats.org/officeDocument/2006/math" xmlns:v="urn:schemas-microsoft-com:vml" xmlns:wp14="http://schemas.microsoft.com/office/word/2010/wordprocessingDrawing" xmlns:wp="http://schemas.openxmlformats.org/drawingml/2006/wordprocessingDrawing" xmlns:w10="urn:schemas-microsoft-com:office:word" xmlns:w="http://schemas.openxmlformats.org/wordprocessingml/2006/main" xmlns:w14="http://schemas.microsoft.com/office/word/2010/wordml" xmlns:w15="http://schemas.microsoft.com/office/word/2012/wordml" xmlns:w16cex="http://schemas.microsoft.com/office/word/2018/wordml/cex" xmlns:w16cid="http://schemas.microsoft.com/office/word/2016/wordml/cid" xmlns:w16="http://schemas.microsoft.com/office/word/2018/wordml" xmlns:w16du="http://schemas.microsoft.com/office/word/2023/wordml/word16du" xmlns:w16sdtdh="http://schemas.microsoft.com/office/word/2020/wordml/sdtdatahash" xmlns:w16sdtfl="http://schemas.microsoft.com/office/word/2024/wordml/sdtformatlock" xmlns:w16se="http://schemas.microsoft.com/office/word/2015/wordml/symex" xmlns:wpg="http://schemas.microsoft.com/office/word/2010/wordprocessingGroup" xmlns:wpi="http://schemas.microsoft.com/office/word/2010/wordprocessingInk" xmlns:wne="http://schemas.microsoft.com/office/word/2006/wordml" xmlns:wps="http://schemas.microsoft.com/office/word/2010/wordprocessingShape" mc:Ignorable="w14 w15 w16se w16cid w16 w16cex w16sdtdh w16sdtfl w16du wp14">
-  <w:p>
-    <w:pPr>
-      <w:pStyle w:val="Footer"/>
-    </w:pPr>
-  </w:p>
-</w:ftr>
-</file>
-
-<file path=word/footer2.xml><?xml version="1.0" encoding="utf-8"?>
-<w:ftr xmlns:wpc="http://schemas.microsoft.com/office/word/2010/wordprocessingCanvas" xmlns:cx="http://schemas.microsoft.com/office/drawing/2014/chartex" xmlns:cx1="http://schemas.microsoft.com/office/drawing/2015/9/8/chartex" xmlns:cx2="http://schemas.microsoft.com/office/drawing/2015/10/21/chartex" xmlns:cx3="http://schemas.microsoft.com/office/drawing/2016/5/9/chartex" xmlns:cx4="http://schemas.microsoft.com/office/drawing/2016/5/10/chartex" xmlns:cx5="http://schemas.microsoft.com/office/drawing/2016/5/11/chartex" xmlns:cx6="http://schemas.microsoft.com/office/drawing/2016/5/12/chartex" xmlns:cx7="http://schemas.microsoft.com/office/drawing/2016/5/13/chartex" xmlns:cx8="http://schemas.microsoft.com/office/drawing/2016/5/14/chartex" xmlns:mc="http://schemas.openxmlformats.org/markup-compatibility/2006" xmlns:aink="http://schemas.microsoft.com/office/drawing/2016/ink" xmlns:am3d="http://schemas.microsoft.com/office/drawing/2017/model3d" xmlns:o="urn:schemas-microsoft-com:office:office" xmlns:oel="http://schemas.microsoft.com/office/2019/extlst" xmlns:r="http://schemas.openxmlformats.org/officeDocument/2006/relationships" xmlns:m="http://schemas.openxmlformats.org/officeDocument/2006/math" xmlns:v="urn:schemas-microsoft-com:vml" xmlns:wp14="http://schemas.microsoft.com/office/word/2010/wordprocessingDrawing" xmlns:wp="http://schemas.openxmlformats.org/drawingml/2006/wordprocessingDrawing" xmlns:w10="urn:schemas-microsoft-com:office:word" xmlns:w="http://schemas.openxmlformats.org/wordprocessingml/2006/main" xmlns:w14="http://schemas.microsoft.com/office/word/2010/wordml" xmlns:w15="http://schemas.microsoft.com/office/word/2012/wordml" xmlns:w16cex="http://schemas.microsoft.com/office/word/2018/wordml/cex" xmlns:w16cid="http://schemas.microsoft.com/office/word/2016/wordml/cid" xmlns:w16="http://schemas.microsoft.com/office/word/2018/wordml" xmlns:w16du="http://schemas.microsoft.com/office/word/2023/wordml/word16du" xmlns:w16sdtdh="http://schemas.microsoft.com/office/word/2020/wordml/sdtdatahash" xmlns:w16sdtfl="http://schemas.microsoft.com/office/word/2024/wordml/sdtformatlock" xmlns:w16se="http://schemas.microsoft.com/office/word/2015/wordml/symex" xmlns:wpg="http://schemas.microsoft.com/office/word/2010/wordprocessingGroup" xmlns:wpi="http://schemas.microsoft.com/office/word/2010/wordprocessingInk" xmlns:wne="http://schemas.microsoft.com/office/word/2006/wordml" xmlns:wps="http://schemas.microsoft.com/office/word/2010/wordprocessingShape" mc:Ignorable="w14 w15 w16se w16cid w16 w16cex w16sdtdh w16sdtfl w16du wp14">
-  <w:p>
-    <w:pPr>
-      <w:pStyle w:val="Footer"/>
-    </w:pPr>
-  </w:p>
-</w:ftr>
-</file>
-
-<file path=word/footer3.xml><?xml version="1.0" encoding="utf-8"?>
-<w:ftr xmlns:wpc="http://schemas.microsoft.com/office/word/2010/wordprocessingCanvas" xmlns:cx="http://schemas.microsoft.com/office/drawing/2014/chartex" xmlns:cx1="http://schemas.microsoft.com/office/drawing/2015/9/8/chartex" xmlns:cx2="http://schemas.microsoft.com/office/drawing/2015/10/21/chartex" xmlns:cx3="http://schemas.microsoft.com/office/drawing/2016/5/9/chartex" xmlns:cx4="http://schemas.microsoft.com/office/drawing/2016/5/10/chartex" xmlns:cx5="http://schemas.microsoft.com/office/drawing/2016/5/11/chartex" xmlns:cx6="http://schemas.microsoft.com/office/drawing/2016/5/12/chartex" xmlns:cx7="http://schemas.microsoft.com/office/drawing/2016/5/13/chartex" xmlns:cx8="http://schemas.microsoft.com/office/drawing/2016/5/14/chartex" xmlns:mc="http://schemas.openxmlformats.org/markup-compatibility/2006" xmlns:aink="http://schemas.microsoft.com/office/drawing/2016/ink" xmlns:am3d="http://schemas.microsoft.com/office/drawing/2017/model3d" xmlns:o="urn:schemas-microsoft-com:office:office" xmlns:oel="http://schemas.microsoft.com/office/2019/extlst" xmlns:r="http://schemas.openxmlformats.org/officeDocument/2006/relationships" xmlns:m="http://schemas.openxmlformats.org/officeDocument/2006/math" xmlns:v="urn:schemas-microsoft-com:vml" xmlns:wp14="http://schemas.microsoft.com/office/word/2010/wordprocessingDrawing" xmlns:wp="http://schemas.openxmlformats.org/drawingml/2006/wordprocessingDrawing" xmlns:w10="urn:schemas-microsoft-com:office:word" xmlns:w="http://schemas.openxmlformats.org/wordprocessingml/2006/main" xmlns:w14="http://schemas.microsoft.com/office/word/2010/wordml" xmlns:w15="http://schemas.microsoft.com/office/word/2012/wordml" xmlns:w16cex="http://schemas.microsoft.com/office/word/2018/wordml/cex" xmlns:w16cid="http://schemas.microsoft.com/office/word/2016/wordml/cid" xmlns:w16="http://schemas.microsoft.com/office/word/2018/wordml" xmlns:w16du="http://schemas.microsoft.com/office/word/2023/wordml/word16du" xmlns:w16sdtdh="http://schemas.microsoft.com/office/word/2020/wordml/sdtdatahash" xmlns:w16sdtfl="http://schemas.microsoft.com/office/word/2024/wordml/sdtformatlock" xmlns:w16se="http://schemas.microsoft.com/office/word/2015/wordml/symex" xmlns:wpg="http://schemas.microsoft.com/office/word/2010/wordprocessingGroup" xmlns:wpi="http://schemas.microsoft.com/office/word/2010/wordprocessingInk" xmlns:wne="http://schemas.microsoft.com/office/word/2006/wordml" xmlns:wps="http://schemas.microsoft.com/office/word/2010/wordprocessingShape" mc:Ignorable="w14 w15 w16se w16cid w16 w16cex w16sdtdh w16sdtfl w16du wp14">
-  <w:p>
-    <w:pPr>
-      <w:pStyle w:val="Footer"/>
-    </w:pPr>
-  </w:p>
-</w:ftr>
-</file>
-
 <file path=word/footnotes.xml><?xml version="1.0" encoding="utf-8"?>
 <w:footnotes xmlns:wpc="http://schemas.microsoft.com/office/word/2010/wordprocessingCanvas" xmlns:cx="http://schemas.microsoft.com/office/drawing/2014/chartex" xmlns:cx1="http://schemas.microsoft.com/office/drawing/2015/9/8/chartex" xmlns:cx2="http://schemas.microsoft.com/office/drawing/2015/10/21/chartex" xmlns:cx3="http://schemas.microsoft.com/office/drawing/2016/5/9/chartex" xmlns:cx4="http://schemas.microsoft.com/office/drawing/2016/5/10/chartex" xmlns:cx5="http://schemas.microsoft.com/office/drawing/2016/5/11/chartex" xmlns:cx6="http://schemas.microsoft.com/office/drawing/2016/5/12/chartex" xmlns:cx7="http://schemas.microsoft.com/office/drawing/2016/5/13/chartex" xmlns:cx8="http://schemas.microsoft.com/office/drawing/2016/5/14/chartex" xmlns:mc="http://schemas.openxmlformats.org/markup-compatibility/2006" xmlns:aink="http://schemas.microsoft.com/office/drawing/2016/ink" xmlns:am3d="http://schemas.microsoft.com/office/drawing/2017/model3d" xmlns:o="urn:schemas-microsoft-com:office:office" xmlns:oel="http://schemas.microsoft.com/office/2019/extlst" xmlns:r="http://schemas.openxmlformats.org/officeDocument/2006/relationships" xmlns:m="http://schemas.openxmlformats.org/officeDocument/2006/math" xmlns:v="urn:schemas-microsoft-com:vml" xmlns:wp14="http://schemas.microsoft.com/office/word/2010/wordprocessingDrawing" xmlns:wp="http://schemas.openxmlformats.org/drawingml/2006/wordprocessingDrawing" xmlns:w10="urn:schemas-microsoft-com:office:word" xmlns:w="http://schemas.openxmlformats.org/wordprocessingml/2006/main" xmlns:w14="http://schemas.microsoft.com/office/word/2010/wordml" xmlns:w15="http://schemas.microsoft.com/office/word/2012/wordml" xmlns:w16cex="http://schemas.microsoft.com/office/word/2018/wordml/cex" xmlns:w16cid="http://schemas.microsoft.com/office/word/2016/wordml/cid" xmlns:w16="http://schemas.microsoft.com/office/word/2018/wordml" xmlns:w16du="http://schemas.microsoft.com/office/word/2023/wordml/word16du" xmlns:w16sdtdh="http://schemas.microsoft.com/office/word/2020/wordml/sdtdatahash" xmlns:w16sdtfl="http://schemas.microsoft.com/office/word/2024/wordml/sdtformatlock" xmlns:w16se="http://schemas.microsoft.com/office/word/2015/wordml/symex" xmlns:wpg="http://schemas.microsoft.com/office/word/2010/wordprocessingGroup" xmlns:wpi="http://schemas.microsoft.com/office/word/2010/wordprocessingInk" xmlns:wne="http://schemas.microsoft.com/office/word/2006/wordml" xmlns:wps="http://schemas.microsoft.com/office/word/2010/wordprocessingShape" mc:Ignorable="w14 w15 w16se w16cid w16 w16cex w16sdtdh w16sdtfl w16du wp14">
   <w:footnote w:type="separator" w:id="-1">
@@ -1637,36 +1601,6 @@
     </w:p>
   </w:footnote>
 </w:footnotes>
-</file>
-
-<file path=word/header1.xml><?xml version="1.0" encoding="utf-8"?>
-<w:hdr xmlns:wpc="http://schemas.microsoft.com/office/word/2010/wordprocessingCanvas" xmlns:cx="http://schemas.microsoft.com/office/drawing/2014/chartex" xmlns:cx1="http://schemas.microsoft.com/office/drawing/2015/9/8/chartex" xmlns:cx2="http://schemas.microsoft.com/office/drawing/2015/10/21/chartex" xmlns:cx3="http://schemas.microsoft.com/office/drawing/2016/5/9/chartex" xmlns:cx4="http://schemas.microsoft.com/office/drawing/2016/5/10/chartex" xmlns:cx5="http://schemas.microsoft.com/office/drawing/2016/5/11/chartex" xmlns:cx6="http://schemas.microsoft.com/office/drawing/2016/5/12/chartex" xmlns:cx7="http://schemas.microsoft.com/office/drawing/2016/5/13/chartex" xmlns:cx8="http://schemas.microsoft.com/office/drawing/2016/5/14/chartex" xmlns:mc="http://schemas.openxmlformats.org/markup-compatibility/2006" xmlns:aink="http://schemas.microsoft.com/office/drawing/2016/ink" xmlns:am3d="http://schemas.microsoft.com/office/drawing/2017/model3d" xmlns:o="urn:schemas-microsoft-com:office:office" xmlns:oel="http://schemas.microsoft.com/office/2019/extlst" xmlns:r="http://schemas.openxmlformats.org/officeDocument/2006/relationships" xmlns:m="http://schemas.openxmlformats.org/officeDocument/2006/math" xmlns:v="urn:schemas-microsoft-com:vml" xmlns:wp14="http://schemas.microsoft.com/office/word/2010/wordprocessingDrawing" xmlns:wp="http://schemas.openxmlformats.org/drawingml/2006/wordprocessingDrawing" xmlns:w10="urn:schemas-microsoft-com:office:word" xmlns:w="http://schemas.openxmlformats.org/wordprocessingml/2006/main" xmlns:w14="http://schemas.microsoft.com/office/word/2010/wordml" xmlns:w15="http://schemas.microsoft.com/office/word/2012/wordml" xmlns:w16cex="http://schemas.microsoft.com/office/word/2018/wordml/cex" xmlns:w16cid="http://schemas.microsoft.com/office/word/2016/wordml/cid" xmlns:w16="http://schemas.microsoft.com/office/word/2018/wordml" xmlns:w16du="http://schemas.microsoft.com/office/word/2023/wordml/word16du" xmlns:w16sdtdh="http://schemas.microsoft.com/office/word/2020/wordml/sdtdatahash" xmlns:w16sdtfl="http://schemas.microsoft.com/office/word/2024/wordml/sdtformatlock" xmlns:w16se="http://schemas.microsoft.com/office/word/2015/wordml/symex" xmlns:wpg="http://schemas.microsoft.com/office/word/2010/wordprocessingGroup" xmlns:wpi="http://schemas.microsoft.com/office/word/2010/wordprocessingInk" xmlns:wne="http://schemas.microsoft.com/office/word/2006/wordml" xmlns:wps="http://schemas.microsoft.com/office/word/2010/wordprocessingShape" mc:Ignorable="w14 w15 w16se w16cid w16 w16cex w16sdtdh w16sdtfl w16du wp14">
-  <w:p>
-    <w:pPr>
-      <w:pStyle w:val="Header"/>
-    </w:pPr>
-  </w:p>
-</w:hdr>
-</file>
-
-<file path=word/header2.xml><?xml version="1.0" encoding="utf-8"?>
-<w:hdr xmlns:wpc="http://schemas.microsoft.com/office/word/2010/wordprocessingCanvas" xmlns:cx="http://schemas.microsoft.com/office/drawing/2014/chartex" xmlns:cx1="http://schemas.microsoft.com/office/drawing/2015/9/8/chartex" xmlns:cx2="http://schemas.microsoft.com/office/drawing/2015/10/21/chartex" xmlns:cx3="http://schemas.microsoft.com/office/drawing/2016/5/9/chartex" xmlns:cx4="http://schemas.microsoft.com/office/drawing/2016/5/10/chartex" xmlns:cx5="http://schemas.microsoft.com/office/drawing/2016/5/11/chartex" xmlns:cx6="http://schemas.microsoft.com/office/drawing/2016/5/12/chartex" xmlns:cx7="http://schemas.microsoft.com/office/drawing/2016/5/13/chartex" xmlns:cx8="http://schemas.microsoft.com/office/drawing/2016/5/14/chartex" xmlns:mc="http://schemas.openxmlformats.org/markup-compatibility/2006" xmlns:aink="http://schemas.microsoft.com/office/drawing/2016/ink" xmlns:am3d="http://schemas.microsoft.com/office/drawing/2017/model3d" xmlns:o="urn:schemas-microsoft-com:office:office" xmlns:oel="http://schemas.microsoft.com/office/2019/extlst" xmlns:r="http://schemas.openxmlformats.org/officeDocument/2006/relationships" xmlns:m="http://schemas.openxmlformats.org/officeDocument/2006/math" xmlns:v="urn:schemas-microsoft-com:vml" xmlns:wp14="http://schemas.microsoft.com/office/word/2010/wordprocessingDrawing" xmlns:wp="http://schemas.openxmlformats.org/drawingml/2006/wordprocessingDrawing" xmlns:w10="urn:schemas-microsoft-com:office:word" xmlns:w="http://schemas.openxmlformats.org/wordprocessingml/2006/main" xmlns:w14="http://schemas.microsoft.com/office/word/2010/wordml" xmlns:w15="http://schemas.microsoft.com/office/word/2012/wordml" xmlns:w16cex="http://schemas.microsoft.com/office/word/2018/wordml/cex" xmlns:w16cid="http://schemas.microsoft.com/office/word/2016/wordml/cid" xmlns:w16="http://schemas.microsoft.com/office/word/2018/wordml" xmlns:w16du="http://schemas.microsoft.com/office/word/2023/wordml/word16du" xmlns:w16sdtdh="http://schemas.microsoft.com/office/word/2020/wordml/sdtdatahash" xmlns:w16sdtfl="http://schemas.microsoft.com/office/word/2024/wordml/sdtformatlock" xmlns:w16se="http://schemas.microsoft.com/office/word/2015/wordml/symex" xmlns:wpg="http://schemas.microsoft.com/office/word/2010/wordprocessingGroup" xmlns:wpi="http://schemas.microsoft.com/office/word/2010/wordprocessingInk" xmlns:wne="http://schemas.microsoft.com/office/word/2006/wordml" xmlns:wps="http://schemas.microsoft.com/office/word/2010/wordprocessingShape" mc:Ignorable="w14 w15 w16se w16cid w16 w16cex w16sdtdh w16sdtfl w16du wp14">
-  <w:p>
-    <w:pPr>
-      <w:pStyle w:val="Header"/>
-    </w:pPr>
-  </w:p>
-</w:hdr>
-</file>
-
-<file path=word/header3.xml><?xml version="1.0" encoding="utf-8"?>
-<w:hdr xmlns:wpc="http://schemas.microsoft.com/office/word/2010/wordprocessingCanvas" xmlns:cx="http://schemas.microsoft.com/office/drawing/2014/chartex" xmlns:cx1="http://schemas.microsoft.com/office/drawing/2015/9/8/chartex" xmlns:cx2="http://schemas.microsoft.com/office/drawing/2015/10/21/chartex" xmlns:cx3="http://schemas.microsoft.com/office/drawing/2016/5/9/chartex" xmlns:cx4="http://schemas.microsoft.com/office/drawing/2016/5/10/chartex" xmlns:cx5="http://schemas.microsoft.com/office/drawing/2016/5/11/chartex" xmlns:cx6="http://schemas.microsoft.com/office/drawing/2016/5/12/chartex" xmlns:cx7="http://schemas.microsoft.com/office/drawing/2016/5/13/chartex" xmlns:cx8="http://schemas.microsoft.com/office/drawing/2016/5/14/chartex" xmlns:mc="http://schemas.openxmlformats.org/markup-compatibility/2006" xmlns:aink="http://schemas.microsoft.com/office/drawing/2016/ink" xmlns:am3d="http://schemas.microsoft.com/office/drawing/2017/model3d" xmlns:o="urn:schemas-microsoft-com:office:office" xmlns:oel="http://schemas.microsoft.com/office/2019/extlst" xmlns:r="http://schemas.openxmlformats.org/officeDocument/2006/relationships" xmlns:m="http://schemas.openxmlformats.org/officeDocument/2006/math" xmlns:v="urn:schemas-microsoft-com:vml" xmlns:wp14="http://schemas.microsoft.com/office/word/2010/wordprocessingDrawing" xmlns:wp="http://schemas.openxmlformats.org/drawingml/2006/wordprocessingDrawing" xmlns:w10="urn:schemas-microsoft-com:office:word" xmlns:w="http://schemas.openxmlformats.org/wordprocessingml/2006/main" xmlns:w14="http://schemas.microsoft.com/office/word/2010/wordml" xmlns:w15="http://schemas.microsoft.com/office/word/2012/wordml" xmlns:w16cex="http://schemas.microsoft.com/office/word/2018/wordml/cex" xmlns:w16cid="http://schemas.microsoft.com/office/word/2016/wordml/cid" xmlns:w16="http://schemas.microsoft.com/office/word/2018/wordml" xmlns:w16du="http://schemas.microsoft.com/office/word/2023/wordml/word16du" xmlns:w16sdtdh="http://schemas.microsoft.com/office/word/2020/wordml/sdtdatahash" xmlns:w16sdtfl="http://schemas.microsoft.com/office/word/2024/wordml/sdtformatlock" xmlns:w16se="http://schemas.microsoft.com/office/word/2015/wordml/symex" xmlns:wpg="http://schemas.microsoft.com/office/word/2010/wordprocessingGroup" xmlns:wpi="http://schemas.microsoft.com/office/word/2010/wordprocessingInk" xmlns:wne="http://schemas.microsoft.com/office/word/2006/wordml" xmlns:wps="http://schemas.microsoft.com/office/word/2010/wordprocessingShape" mc:Ignorable="w14 w15 w16se w16cid w16 w16cex w16sdtdh w16sdtfl w16du wp14">
-  <w:p>
-    <w:pPr>
-      <w:pStyle w:val="Header"/>
-    </w:pPr>
-  </w:p>
-</w:hdr>
 </file>
 
 <file path=word/styles.xml><?xml version="1.0" encoding="utf-8"?>
@@ -3040,7 +2974,9 @@
     <w:rsid w:val="00E84E08"/>
     <w:rsid w:val="00EE3028"/>
     <w:rsid w:val="00EF2BBB"/>
+    <w:rsid w:val="00F00773"/>
     <w:rsid w:val="00F667D6"/>
+    <w:rsid w:val="00F71BC2"/>
     <w:rsid w:val="00F82C88"/>
     <w:rsid w:val="00FA5F85"/>
     <w:rsid w:val="00FD0E05"/>
@@ -3967,7 +3903,7 @@
 </we:webextension>
 </file>
 
-<file path=customXml/item1.xml>��< ? x m l   v e r s i o n = " 1 . 0 "   e n c o d i n g = " u t f - 1 6 " ? > < N a v W o r d R e p o r t X m l P a r t   x m l n s = " u r n : m i c r o s o f t - d y n a m i c s - n a v / r e p o r t s / S a l e s p e r s o n _ C o m m i s s i o n / 1 1 5 / " > +<file path=customXml/item1.xml>��< ? x m l   v e r s i o n = " 1 . 0 "   e n c o d i n g = " u t f - 1 6 " ? > < N a v W o r d R e p o r t X m l P a r t   x m l n s = " u r n : m i c r o s o f t - d y n a m i c s - b u s i n e s s c e n t r a l / i n t e r n a l / e x t e n d e d / r e p o r t s / S a l e s p e r s o n _ C o m m i s s i o n / 1 1 5 / " >   
      < B C R e p o r t I n f o r m a t i o n >   
@@ -4115,192 +4051,262 @@
  
      < L a b e l s >   
-         < A b o u t T h e R e p o r t L a b e l > A b o u t T h e R e p o r t L a b e l < / A b o u t T h e R e p o r t L a b e l > - 
-         < A d j u s t e d P r o f i t C o m m i s s i o n L a b e l > A d j u s t e d P r o f i t C o m m i s s i o n L a b e l < / A d j u s t e d P r o f i t C o m m i s s i o n L a b e l > - 
-         < A d j u s t e d P r o f i t L a b e l > A d j u s t e d P r o f i t L a b e l < / A d j u s t e d P r o f i t L a b e l > - 
-         < A l l A m o u n t s A r e I n L C Y L a b e l > A l l A m o u n t s A r e I n L C Y L a b e l < / A l l A m o u n t s A r e I n L C Y L a b e l > - 
-         < C o m m i s s i o n P e r c e n t L a b e l > C o m m i s s i o n P e r c e n t L a b e l < / C o m m i s s i o n P e r c e n t L a b e l > - 
-         < C o m p a n y L a b e l > C o m p a n y L a b e l < / C o m p a n y L a b e l > - 
-         < C u s t o m e r N a m e L a b e l > C u s t o m e r N a m e L a b e l < / C u s t o m e r N a m e L a b e l > - 
-         < C u s t o m e r N o L a b e l > C u s t o m e r N o L a b e l < / C u s t o m e r N o L a b e l > - 
-         < D a t a R e t r i e v e d > D a t a R e t r i e v e d < / D a t a R e t r i e v e d > - 
-         < D o c u m e n t a t i o n L a b e l > D o c u m e n t a t i o n L a b e l < / D o c u m e n t a t i o n L a b e l > - 
-         < D o c u m e n t N o L a b e l > D o c u m e n t N o L a b e l < / D o c u m e n t N o L a b e l > - 
-         < E n v i r o n m e n t L a b e l > E n v i r o n m e n t L a b e l < / E n v i r o n m e n t L a b e l > - 
-         < P e r i o d C a p t i o n > P e r i o d C a p t i o n < / P e r i o d C a p t i o n > - 
-         < P o s t i n g D a t e L a b e l > P o s t i n g D a t e L a b e l < / P o s t i n g D a t e L a b e l > - 
-         < P r o f i t C o m m i s s i o n L a b e l > P r o f i t C o m m i s s i o n L a b e l < / P r o f i t C o m m i s s i o n L a b e l > - 
-         < P r o f i t L a b e l > P r o f i t L a b e l < / P r o f i t L a b e l > - 
-         < R e p o r t N a m e L a b e l > R e p o r t N a m e L a b e l < / R e p o r t N a m e L a b e l > - 
-         < R u n O n L a b e l > R u n O n L a b e l < / R u n O n L a b e l > - 
-         < S a l e s C o m m i s s i o n L a b e l > S a l e s C o m m i s s i o n L a b e l < / S a l e s C o m m i s s i o n L a b e l > - 
-         < S a l e s L a b e l > S a l e s L a b e l < / S a l e s L a b e l > - 
-         < S a l e s p e r s o n _ P u r c h a s e r _ _ N a m e C a p t i o n > S a l e s p e r s o n _ P u r c h a s e r _ _ N a m e C a p t i o n < / S a l e s p e r s o n _ P u r c h a s e r _ _ N a m e C a p t i o n > - 
-         < S a l e s p e r s o n C o m m i s s i o n A n a l y s i s > S a l e s p e r s o n C o m m i s s i o n A n a l y s i s < / S a l e s p e r s o n C o m m i s s i o n A n a l y s i s > - 
-         < S a l e s p e r s o n C o m m i s s i o n L a b e l > S a l e s p e r s o n C o m m i s s i o n L a b e l < / S a l e s p e r s o n C o m m i s s i o n L a b e l > - 
-         < S a l e s p e r s o n C o m m i s s i o n P r i n t > S a l e s p e r s o n C o m m i s s i o n P r i n t < / S a l e s p e r s o n C o m m i s s i o n P r i n t > - 
-         < S a l e s p e r s o n P u r c h a s e r _ C o d e C a p t i o n > S a l e s p e r s o n P u r c h a s e r _ C o d e C a p t i o n < / S a l e s p e r s o n P u r c h a s e r _ C o d e C a p t i o n > - 
-         < T o t a l s C a p t i o n > T o t a l s C a p t i o n < / T o t a l s C a p t i o n > - 
-         < U s e r L a b e l > U s e r L a b e l < / U s e r L a b e l > +         < A b o u t T h e R e p o r t L a b e l   E l e m e n t T y p e = " P a r a m e t e r "   E l e m e n t I d = " 1 6 7 7 9 2 0 0 1 "   D a t a T y p e = " S t r i n g " > A b o u t T h e R e p o r t L a b e l < / A b o u t T h e R e p o r t L a b e l > + 
+         < A d j u s t e d P r o f i t C o m m i s s i o n L a b e l   E l e m e n t T y p e = " P a r a m e t e r "   E l e m e n t I d = " 9 1 5 5 5 7 0 2 0 "   D a t a T y p e = " S t r i n g " > A d j u s t e d P r o f i t C o m m i s s i o n L a b e l < / A d j u s t e d P r o f i t C o m m i s s i o n L a b e l > + 
+         < A d j u s t e d P r o f i t L a b e l   E l e m e n t T y p e = " P a r a m e t e r "   E l e m e n t I d = " 1 6 1 5 2 8 3 0 4 7 "   D a t a T y p e = " S t r i n g " > A d j u s t e d P r o f i t L a b e l < / A d j u s t e d P r o f i t L a b e l > + 
+         < A l l A m o u n t s A r e I n L C Y L a b e l   E l e m e n t T y p e = " P a r a m e t e r "   E l e m e n t I d = " 5 6 3 5 1 4 3 1 8 "   D a t a T y p e = " S t r i n g " > A l l A m o u n t s A r e I n L C Y L a b e l < / A l l A m o u n t s A r e I n L C Y L a b e l > + 
+         < C o m m i s s i o n P e r c e n t L a b e l   E l e m e n t T y p e = " P a r a m e t e r "   E l e m e n t I d = " 8 3 9 2 6 3 7 6 5 "   D a t a T y p e = " S t r i n g " > C o m m i s s i o n P e r c e n t L a b e l < / C o m m i s s i o n P e r c e n t L a b e l > + 
+         < C o m p a n y L a b e l   E l e m e n t T y p e = " P a r a m e t e r "   E l e m e n t I d = " 3 4 6 7 6 0 3 4 8 "   D a t a T y p e = " S t r i n g " > C o m p a n y L a b e l < / C o m p a n y L a b e l > + 
+         < C u s t o m e r N a m e L a b e l   E l e m e n t T y p e = " P a r a m e t e r "   E l e m e n t I d = " 1 1 1 8 7 9 0 8 8 "   D a t a T y p e = " S t r i n g " > C u s t o m e r N a m e L a b e l < / C u s t o m e r N a m e L a b e l > + 
+         < C u s t o m e r N o L a b e l   E l e m e n t T y p e = " P a r a m e t e r "   E l e m e n t I d = " 3 8 7 4 7 8 0 3 4 "   D a t a T y p e = " S t r i n g " > C u s t o m e r N o L a b e l < / C u s t o m e r N o L a b e l > + 
+         < D a t a R e t r i e v e d   E l e m e n t T y p e = " P a r a m e t e r "   E l e m e n t I d = " 2 9 1 9 1 1 8 0 7 "   D a t a T y p e = " S t r i n g " > D a t a R e t r i e v e d < / D a t a R e t r i e v e d > + 
+         < D o c u m e n t a t i o n L a b e l   E l e m e n t T y p e = " P a r a m e t e r "   E l e m e n t I d = " 1 7 3 8 9 2 4 8 1 5 "   D a t a T y p e = " S t r i n g " > D o c u m e n t a t i o n L a b e l < / D o c u m e n t a t i o n L a b e l > + 
+         < D o c u m e n t N o L a b e l   E l e m e n t T y p e = " P a r a m e t e r "   E l e m e n t I d = " 1 1 4 6 4 3 5 8 0 3 "   D a t a T y p e = " S t r i n g " > D o c u m e n t N o L a b e l < / D o c u m e n t N o L a b e l > + 
+         < E n v i r o n m e n t L a b e l   E l e m e n t T y p e = " P a r a m e t e r "   E l e m e n t I d = " 8 1 8 8 1 6 5 9 0 "   D a t a T y p e = " S t r i n g " > E n v i r o n m e n t L a b e l < / E n v i r o n m e n t L a b e l > + 
+         < P e r i o d C a p t i o n   E l e m e n t T y p e = " P a r a m e t e r "   E l e m e n t I d = " 1 4 7 8 2 5 3 4 2 2 "   D a t a T y p e = " S t r i n g " > P e r i o d C a p t i o n < / P e r i o d C a p t i o n > + 
+         < P o s t i n g D a t e L a b e l   E l e m e n t T y p e = " P a r a m e t e r "   E l e m e n t I d = " 1 7 7 5 7 9 4 2 4 9 "   D a t a T y p e = " S t r i n g " > P o s t i n g D a t e L a b e l < / P o s t i n g D a t e L a b e l > + 
+         < P r o f i t C o m m i s s i o n L a b e l   E l e m e n t T y p e = " P a r a m e t e r "   E l e m e n t I d = " 8 3 2 7 0 6 3 9 2 "   D a t a T y p e = " S t r i n g " > P r o f i t C o m m i s s i o n L a b e l < / P r o f i t C o m m i s s i o n L a b e l > + 
+         < P r o f i t L a b e l   E l e m e n t T y p e = " P a r a m e t e r "   E l e m e n t I d = " 2 5 4 6 3 3 6 4 5 "   D a t a T y p e = " S t r i n g " > P r o f i t L a b e l < / P r o f i t L a b e l > + 
+         < R e p o r t N a m e L a b e l   E l e m e n t T y p e = " P a r a m e t e r "   E l e m e n t I d = " 1 0 2 2 2 9 2 9 8 2 "   D a t a T y p e = " S t r i n g " > R e p o r t N a m e L a b e l < / R e p o r t N a m e L a b e l > + 
+         < R u n O n L a b e l   E l e m e n t T y p e = " P a r a m e t e r "   E l e m e n t I d = " 1 1 1 9 0 3 7 5 9 5 "   D a t a T y p e = " S t r i n g " > R u n O n L a b e l < / R u n O n L a b e l > + 
+         < S a l e s C o m m i s s i o n L a b e l   E l e m e n t T y p e = " P a r a m e t e r "   E l e m e n t I d = " 1 0 1 8 2 6 8 7 7 0 "   D a t a T y p e = " S t r i n g " > S a l e s C o m m i s s i o n L a b e l < / S a l e s C o m m i s s i o n L a b e l > + 
+         < S a l e s L a b e l   E l e m e n t T y p e = " P a r a m e t e r "   E l e m e n t I d = " 1 7 9 5 4 4 8 0 0 5 "   D a t a T y p e = " S t r i n g " > S a l e s L a b e l < / S a l e s L a b e l > + 
+         < S a l e s p e r s o n _ P u r c h a s e r _ _ N a m e C a p t i o n   E l e m e n t T y p e = " P a r a m e t e r "   E l e m e n t I d = " 1 1 9 5 8 7 9 8 7 3 "   D a t a T y p e = " S t r i n g " > S a l e s p e r s o n _ P u r c h a s e r _ _ N a m e C a p t i o n < / S a l e s p e r s o n _ P u r c h a s e r _ _ N a m e C a p t i o n > + 
+         < S a l e s p e r s o n C o m m i s s i o n A n a l y s i s   E l e m e n t T y p e = " P a r a m e t e r "   E l e m e n t I d = " 7 1 5 8 7 1 2 4 7 "   D a t a T y p e = " S t r i n g " > S a l e s p e r s o n C o m m i s s i o n A n a l y s i s < / S a l e s p e r s o n C o m m i s s i o n A n a l y s i s > + 
+         < S a l e s p e r s o n C o m m i s s i o n L a b e l   E l e m e n t T y p e = " P a r a m e t e r "   E l e m e n t I d = " 3 0 0 0 9 6 0 5 1 "   D a t a T y p e = " S t r i n g " > S a l e s p e r s o n C o m m i s s i o n L a b e l < / S a l e s p e r s o n C o m m i s s i o n L a b e l > + 
+         < S a l e s p e r s o n C o m m i s s i o n P r i n t   E l e m e n t T y p e = " P a r a m e t e r "   E l e m e n t I d = " 1 3 1 6 0 2 8 6 0 "   D a t a T y p e = " S t r i n g " > S a l e s p e r s o n C o m m i s s i o n P r i n t < / S a l e s p e r s o n C o m m i s s i o n P r i n t > + 
+         < S a l e s p e r s o n P u r c h a s e r _ C o d e C a p t i o n   E l e m e n t T y p e = " P a r a m e t e r "   E l e m e n t I d = " 1 2 2 1 2 1 9 2 4 5 "   D a t a T y p e = " S t r i n g " > S a l e s p e r s o n P u r c h a s e r _ C o d e C a p t i o n < / S a l e s p e r s o n P u r c h a s e r _ C o d e C a p t i o n > + 
+         < T o t a l s C a p t i o n   E l e m e n t T y p e = " P a r a m e t e r "   E l e m e n t I d = " 2 3 5 4 5 9 0 6 "   D a t a T y p e = " S t r i n g " > T o t a l s C a p t i o n < / T o t a l s C a p t i o n > + 
+         < U s e r L a b e l   E l e m e n t T y p e = " P a r a m e t e r "   E l e m e n t I d = " 8 4 8 8 1 6 7 9 4 "   D a t a T y p e = " S t r i n g " > U s e r L a b e l < / U s e r L a b e l >   
      < / L a b e l s >   
-     < S a l e s p e r s o n _ P u r c h a s e r > - 
-         < A d j P r o f i t > A d j P r o f i t < / A d j P r o f i t > - 
-         < A d j P r o f i t C o m m i s s i o n A m t > A d j P r o f i t C o m m i s s i o n A m t < / A d j P r o f i t C o m m i s s i o n A m t > - 
-         < A d j P r o f i t C o m m i s s i o n A m t _ C o n t r o l 4 5 C a p t i o n > A d j P r o f i t C o m m i s s i o n A m t _ C o n t r o l 4 5 C a p t i o n < / A d j P r o f i t C o m m i s s i o n A m t _ C o n t r o l 4 5 C a p t i o n > - 
-         < A d j P r o f i t _ C o n t r o l 3 9 C a p t i o n > A d j P r o f i t _ C o n t r o l 3 9 C a p t i o n < / A d j P r o f i t _ C o n t r o l 3 9 C a p t i o n > - 
-         < A l l _ a m o u n t s _ a r e _ i n _ L C Y C a p t i o n > A l l _ a m o u n t s _ a r e _ i n _ L C Y C a p t i o n < / A l l _ a m o u n t s _ a r e _ i n _ L C Y C a p t i o n > - 
-         < C O M P A N Y N A M E > C O M P A N Y N A M E < / C O M P A N Y N A M E > - 
-         < C u r r R e p o r t _ P A G E N O C a p t i o n > C u r r R e p o r t _ P A G E N O C a p t i o n < / C u r r R e p o r t _ P A G E N O C a p t i o n > - 
-         < C u s t L e d g E n t r y F i l t e r > C u s t L e d g E n t r y F i l t e r < / C u s t L e d g E n t r y F i l t e r > - 
-         < C u s t _ _ L e d g e r _ E n t r y _ _ C u s t o m e r _ N o _ _ C a p t i o n > C u s t _ _ L e d g e r _ E n t r y _ _ C u s t o m e r _ N o _ _ C a p t i o n < / C u s t _ _ L e d g e r _ E n t r y _ _ C u s t o m e r _ N o _ _ C a p t i o n > - 
-         < C u s t _ _ L e d g e r _ E n t r y _ _ D o c u m e n t _ N o _ _ C a p t i o n > C u s t _ _ L e d g e r _ E n t r y _ _ D o c u m e n t _ N o _ _ C a p t i o n < / C u s t _ _ L e d g e r _ E n t r y _ _ D o c u m e n t _ N o _ _ C a p t i o n > - 
-         < C u s t _ _ L e d g e r _ E n t r y _ _ P o s t i n g _ D a t e _ C a p t i o n > C u s t _ _ L e d g e r _ E n t r y _ _ P o s t i n g _ D a t e _ C a p t i o n < / C u s t _ _ L e d g e r _ E n t r y _ _ P o s t i n g _ D a t e _ C a p t i o n > - 
-         < C u s t _ _ L e d g e r _ E n t r y _ _ P r o f i t _ _ L C Y _ _ C a p t i o n > C u s t _ _ L e d g e r _ E n t r y _ _ P r o f i t _ _ L C Y _ _ C a p t i o n < / C u s t _ _ L e d g e r _ E n t r y _ _ P r o f i t _ _ L C Y _ _ C a p t i o n > - 
-         < C u s t _ _ L e d g e r _ E n t r y _ _ S a l e s _ _ L C Y _ _ C a p t i o n > C u s t _ _ L e d g e r _ E n t r y _ _ S a l e s _ _ L C Y _ _ C a p t i o n < / C u s t _ _ L e d g e r _ E n t r y _ _ S a l e s _ _ L C Y _ _ C a p t i o n > - 
-         < C u s t _ _ L e d g e r _ E n t r y _ _ T A B L E C A P T I O N _ _ _ _ _ _ _ _ _ _ C u s t L e d g E n t r y F i l t e r > C u s t _ _ L e d g e r _ E n t r y _ _ T A B L E C A P T I O N _ _ _ _ _ _ _ _ _ _ C u s t L e d g E n t r y F i l t e r < / C u s t _ _ L e d g e r _ E n t r y _ _ T A B L E C A P T I O N _ _ _ _ _ _ _ _ _ _ C u s t L e d g E n t r y F i l t e r > - 
-         < C u s t _ _ L e d g e r _ E n t r y _ _ _ P r o f i t _ _ L C Y _ _ > C u s t _ _ L e d g e r _ E n t r y _ _ _ P r o f i t _ _ L C Y _ _ < / C u s t _ _ L e d g e r _ E n t r y _ _ _ P r o f i t _ _ L C Y _ _ > - 
-         < C u s t _ _ L e d g e r _ E n t r y _ _ _ S a l e s _ _ L C Y _ _ > C u s t _ _ L e d g e r _ E n t r y _ _ _ S a l e s _ _ L C Y _ _ < / C u s t _ _ L e d g e r _ E n t r y _ _ _ S a l e s _ _ L C Y _ _ > - 
-         < P a g e G r o u p N o > P a g e G r o u p N o < / P a g e G r o u p N o > - 
-         < P r o f i t C o m m i s s i o n A m t > P r o f i t C o m m i s s i o n A m t < / P r o f i t C o m m i s s i o n A m t > - 
-         < P r o f i t C o m m i s s i o n A m t _ C o n t r o l 3 3 C a p t i o n > P r o f i t C o m m i s s i o n A m t _ C o n t r o l 3 3 C a p t i o n < / P r o f i t C o m m i s s i o n A m t _ C o n t r o l 3 3 C a p t i o n > - 
-         < S a l e s C o m m i s s i o n A m t > S a l e s C o m m i s s i o n A m t < / S a l e s C o m m i s s i o n A m t > - 
-         < S a l e s C o m m i s s i o n A m t _ C o n t r o l 3 2 C a p t i o n > S a l e s C o m m i s s i o n A m t _ C o n t r o l 3 2 C a p t i o n < / S a l e s C o m m i s s i o n A m t _ C o n t r o l 3 2 C a p t i o n > - 
-         < S a l e s p e r s o n F i l t e r > S a l e s p e r s o n F i l t e r < / S a l e s p e r s o n F i l t e r > - 
-         < S a l e s p e r s o n _ P u r c h a s e r _ C o d e > S a l e s p e r s o n _ P u r c h a s e r _ C o d e < / S a l e s p e r s o n _ P u r c h a s e r _ C o d e > - 
-         < S a l e s p e r s o n _ P u r c h a s e r _ N a m e > S a l e s p e r s o n _ P u r c h a s e r _ N a m e < / S a l e s p e r s o n _ P u r c h a s e r _ N a m e > - 
-         < S a l e s p e r s o n _ P u r c h a s e r _ _ C o m m i s s i o n _ _ _ > S a l e s p e r s o n _ P u r c h a s e r _ _ C o m m i s s i o n _ _ _ < / S a l e s p e r s o n _ P u r c h a s e r _ _ C o m m i s s i o n _ _ _ > - 
-         < S a l e s p e r s o n _ P u r c h a s e r _ _ C o m m i s s i o n _ _ _ C a p t i o n > S a l e s p e r s o n _ P u r c h a s e r _ _ C o m m i s s i o n _ _ _ C a p t i o n < / S a l e s p e r s o n _ P u r c h a s e r _ _ C o m m i s s i o n _ _ _ C a p t i o n > - 
-         < S a l e s p e r s o n _ P u r c h a s e r _ _ T A B L E C A P T I O N _ _ _ _ _ _ _ _ _ _ S a l e s p e r s o n F i l t e r > S a l e s p e r s o n _ P u r c h a s e r _ _ T A B L E C A P T I O N _ _ _ _ _ _ _ _ _ _ S a l e s p e r s o n F i l t e r < / S a l e s p e r s o n _ P u r c h a s e r _ _ T A B L E C A P T I O N _ _ _ _ _ _ _ _ _ _ S a l e s p e r s o n F i l t e r > - 
-         < S a l e s p e r s o n _ _ _ C o m m i s s i o n C a p t i o n > S a l e s p e r s o n _ _ _ C o m m i s s i o n C a p t i o n < / S a l e s p e r s o n _ _ _ C o m m i s s i o n C a p t i o n > - 
-         < S T R S U B S T N O _ T e x t 0 0 0 _ P e r i o d T e x t _ > S T R S U B S T N O _ T e x t 0 0 0 _ P e r i o d T e x t _ < / S T R S U B S T N O _ T e x t 0 0 0 _ P e r i o d T e x t _ > - 
-         < T o t a l C a p t i o n > T o t a l C a p t i o n < / T o t a l C a p t i o n > - 
-         < C u s t _ L e d g e r _ E n t r y > - 
-             < A d j P r o f i t C o m m i s s i o n A m t _ C o n t r o l 4 5 > A d j P r o f i t C o m m i s s i o n A m t _ C o n t r o l 4 5 < / A d j P r o f i t C o m m i s s i o n A m t _ C o n t r o l 4 5 > - 
-             < A d j P r o f i t _ C o n t r o l 3 9 > A d j P r o f i t _ C o n t r o l 3 9 < / A d j P r o f i t _ C o n t r o l 3 9 > - 
-             < C u s t L e d g e r E n t r y _ C u s t o m e r N a m e > C u s t L e d g e r E n t r y _ C u s t o m e r N a m e < / C u s t L e d g e r E n t r y _ C u s t o m e r N a m e > - 
-             < C u s t _ _ L e d g e r _ E n t r y _ _ C u s t o m e r _ N o _ _ > C u s t _ _ L e d g e r _ E n t r y _ _ C u s t o m e r _ N o _ _ < / C u s t _ _ L e d g e r _ E n t r y _ _ C u s t o m e r _ N o _ _ > - 
-             < C u s t _ _ L e d g e r _ E n t r y _ _ D o c u m e n t _ N o _ _ > C u s t _ _ L e d g e r _ E n t r y _ _ D o c u m e n t _ N o _ _ < / C u s t _ _ L e d g e r _ E n t r y _ _ D o c u m e n t _ N o _ _ > - 
-             < C u s t _ _ L e d g e r _ E n t r y _ _ P o s t i n g _ D a t e _ > C u s t _ _ L e d g e r _ E n t r y _ _ P o s t i n g _ D a t e _ < / C u s t _ _ L e d g e r _ E n t r y _ _ P o s t i n g _ D a t e _ > - 
-             < C u s t _ _ L e d g e r _ E n t r y _ _ P r o f i t _ _ L C Y _ _ > C u s t _ _ L e d g e r _ E n t r y _ _ P r o f i t _ _ L C Y _ _ < / C u s t _ _ L e d g e r _ E n t r y _ _ P r o f i t _ _ L C Y _ _ > - 
-             < C u s t _ _ L e d g e r _ E n t r y _ _ S a l e s _ _ L C Y _ _ > C u s t _ _ L e d g e r _ E n t r y _ _ S a l e s _ _ L C Y _ _ < / C u s t _ _ L e d g e r _ E n t r y _ _ S a l e s _ _ L C Y _ _ > - 
-             < P r o f i t C o m m i s s i o n A m t _ C o n t r o l 3 3 > P r o f i t C o m m i s s i o n A m t _ C o n t r o l 3 3 < / P r o f i t C o m m i s s i o n A m t _ C o n t r o l 3 3 > - 
-             < S a l e s C o m m i s s i o n A m t _ C o n t r o l 3 2 > S a l e s C o m m i s s i o n A m t _ C o n t r o l 3 2 < / S a l e s C o m m i s s i o n A m t _ C o n t r o l 3 2 > - 
-             < S a l e s p e r s o n P u r c h a s e r _ C o d e > S a l e s p e r s o n P u r c h a s e r _ C o d e < / S a l e s p e r s o n P u r c h a s e r _ C o d e > - 
-             < S a l e s p e r s o n _ P u r c h a s e r _ _ N a m e > S a l e s p e r s o n _ P u r c h a s e r _ _ N a m e < / S a l e s p e r s o n _ P u r c h a s e r _ _ N a m e > +     < T o o l t i p s > + 
+         < T o o l t i p   c o l u m n = " S a l e s p e r s o n _ P u r c h a s e r _ C o d e "   E l e m e n t I d = " 1 3 8 8 0 3 1 6 5 2 " > + 
+             < T o o l t i p T e x t   l a n g = " e n - U S " > S p e c i f i e s   a   c o d e   f o r   t h e   s a l e s p e r s o n   o r   p u r c h a s e r . < / T o o l t i p T e x t > + 
+         < / T o o l t i p > + 
+         < T o o l t i p   c o l u m n = " S a l e s p e r s o n _ P u r c h a s e r _ N a m e "   E l e m e n t I d = " 1 3 4 8 2 2 8 4 6 2 " > + 
+             < T o o l t i p T e x t   l a n g = " e n - U S " > S p e c i f i e s   t h e   n a m e   o f   t h e   s a l e s p e r s o n   o r   p u r c h a s e r . < / T o o l t i p T e x t > + 
+         < / T o o l t i p > + 
+         < T o o l t i p   c o l u m n = " S a l e s p e r s o n _ P u r c h a s e r _ _ C o m m i s s i o n _ _ _ "   E l e m e n t I d = " 1 5 9 0 6 8 9 0 0 4 " > + 
+             < T o o l t i p T e x t   l a n g = " e n - U S " > S p e c i f i e s   t h e   p e r c e n t a g e   t o   u s e   t o   c a l c u l a t e   t h e   s a l e s p e r s o n ' s   c o m m i s s i o n . < / T o o l t i p T e x t > + 
+         < / T o o l t i p > + 
+         < T o o l t i p   c o l u m n = " C u s t _ _ L e d g e r _ E n t r y _ _ _ S a l e s _ _ L C Y _ _ "   E l e m e n t I d = " 3 4 8 7 9 4 9 4 9 " > + 
+             < T o o l t i p T e x t   l a n g = " e n - U S " > S p e c i f i e s   t h e   t o t a l   s a l e s   a m o u n t   e x c l .   V A T   t o   t h e   c u s t o m e r   i n   L C Y . < / T o o l t i p T e x t > + 
+         < / T o o l t i p > + 
+         < T o o l t i p   c o l u m n = " C u s t _ _ L e d g e r _ E n t r y _ _ D o c u m e n t _ N o _ _ "   E l e m e n t I d = " 8 5 2 6 1 1 1 8 1 " > + 
+             < T o o l t i p T e x t   l a n g = " e n - U S " > S p e c i f i e s   t h e   e n t r y ' s   d o c u m e n t   n u m b e r . < / T o o l t i p T e x t > + 
+         < / T o o l t i p > + 
+         < T o o l t i p   c o l u m n = " C u s t _ _ L e d g e r _ E n t r y _ _ C u s t o m e r _ N o _ _ "   E l e m e n t I d = " 1 0 0 9 0 1 6 8 0 8 " > + 
+             < T o o l t i p T e x t   l a n g = " e n - U S " > S p e c i f i e s   t h e   c u s t o m e r   a c c o u n t   n u m b e r   t h a t   t h e   e n t r y   i s   l i n k e d   t o . < / T o o l t i p T e x t > + 
+         < / T o o l t i p > + 
+         < T o o l t i p   c o l u m n = " C u s t _ _ L e d g e r _ E n t r y _ _ S a l e s _ _ L C Y _ _ "   E l e m e n t I d = " 8 1 9 5 1 7 4 8 " > + 
+             < T o o l t i p T e x t   l a n g = " e n - U S " > S p e c i f i e s   t h e   t o t a l   s a l e s   a m o u n t   e x c l .   V A T   t o   t h e   c u s t o m e r   i n   L C Y . < / T o o l t i p T e x t > + 
+         < / T o o l t i p > + 
+         < T o o l t i p   c o l u m n = " C u s t L e d g e r E n t r y _ C u s t o m e r N a m e "   E l e m e n t I d = " 2 0 9 1 8 9 3 2 7 9 " > + 
+             < T o o l t i p T e x t   l a n g = " e n - U S " > S p e c i f i e s   t h e   c u s t o m e r   n a m e   t h a t   t h e   e n t r y   i s   l i n k e d   t o . < / T o o l t i p T e x t > + 
+         < / T o o l t i p > + 
+         < T o o l t i p   c o l u m n = " S a l e s p e r s o n P u r c h a s e r _ C o d e "   E l e m e n t I d = " 1 2 2 1 2 1 9 2 4 5 " > + 
+             < T o o l t i p T e x t   l a n g = " e n - U S " > S p e c i f i e s   a   c o d e   f o r   t h e   s a l e s p e r s o n   o r   p u r c h a s e r . < / T o o l t i p T e x t > + 
+         < / T o o l t i p > + 
+         < T o o l t i p   c o l u m n = " S a l e s p e r s o n _ P u r c h a s e r _ _ N a m e "   E l e m e n t I d = " 1 1 9 5 8 7 9 8 7 3 " > + 
+             < T o o l t i p T e x t   l a n g = " e n - U S " > S p e c i f i e s   t h e   n a m e   o f   t h e   s a l e s p e r s o n   o r   p u r c h a s e r . < / T o o l t i p T e x t > + 
+         < / T o o l t i p > + 
+         < T o o l t i p   c o l u m n = " S u b t o t a l s _ S a l e s p e r s o n _ C o d e "   E l e m e n t I d = " 1 1 9 8 5 9 4 2 7 2 " > + 
+             < T o o l t i p T e x t   l a n g = " e n - U S " > S p e c i f i e s   a   c o d e   f o r   t h e   s a l e s p e r s o n   o r   p u r c h a s e r . < / T o o l t i p T e x t > + 
+         < / T o o l t i p > + 
+     < / T o o l t i p s > + 
+     < S a l e s p e r s o n _ P u r c h a s e r   E l e m e n t T y p e = " D a t a I t e m "   E l e m e n t I d = " 7 1 5 0 0 7 1 9 8 " > + 
+         < A d j P r o f i t   E l e m e n t T y p e = " C o l u m n "   E l e m e n t I d = " 6 6 6 3 9 3 8 5 2 "   D a t a T y p e = " D e c i m a l "   O b s o l e t e S t a t e = " P e n d i n g " > A d j P r o f i t < / A d j P r o f i t > + 
+         < A d j P r o f i t C o m m i s s i o n A m t   E l e m e n t T y p e = " C o l u m n "   E l e m e n t I d = " 1 5 8 1 4 8 8 5 9 9 "   D a t a T y p e = " D e c i m a l "   O b s o l e t e S t a t e = " P e n d i n g " > A d j P r o f i t C o m m i s s i o n A m t < / A d j P r o f i t C o m m i s s i o n A m t > + 
+         < A d j P r o f i t C o m m i s s i o n A m t _ C o n t r o l 4 5 C a p t i o n   E l e m e n t T y p e = " C o l u m n "   E l e m e n t I d = " 6 2 1 2 7 7 8 5 4 "   D a t a T y p e = " L a b e l "   O b s o l e t e S t a t e = " P e n d i n g " > A d j P r o f i t C o m m i s s i o n A m t _ C o n t r o l 4 5 C a p t i o n < / A d j P r o f i t C o m m i s s i o n A m t _ C o n t r o l 4 5 C a p t i o n > + 
+         < A d j P r o f i t _ C o n t r o l 3 9 C a p t i o n   E l e m e n t T y p e = " C o l u m n "   E l e m e n t I d = " 2 1 3 3 9 8 4 3 2 "   D a t a T y p e = " L a b e l "   O b s o l e t e S t a t e = " P e n d i n g " > A d j P r o f i t _ C o n t r o l 3 9 C a p t i o n < / A d j P r o f i t _ C o n t r o l 3 9 C a p t i o n > + 
+         < A l l _ a m o u n t s _ a r e _ i n _ L C Y C a p t i o n   E l e m e n t T y p e = " C o l u m n "   E l e m e n t I d = " 6 9 7 4 8 4 8 0 2 "   D a t a T y p e = " L a b e l "   O b s o l e t e S t a t e = " P e n d i n g " > A l l _ a m o u n t s _ a r e _ i n _ L C Y C a p t i o n < / A l l _ a m o u n t s _ a r e _ i n _ L C Y C a p t i o n > + 
+         < C O M P A N Y N A M E   E l e m e n t T y p e = " C o l u m n "   E l e m e n t I d = " 1 7 5 3 0 1 5 1 5 5 "   D a t a T y p e = " S t r i n g "   O b s o l e t e S t a t e = " P e n d i n g " > C O M P A N Y N A M E < / C O M P A N Y N A M E > + 
+         < C u r r R e p o r t _ P A G E N O C a p t i o n   E l e m e n t T y p e = " C o l u m n "   E l e m e n t I d = " 1 8 4 6 2 6 2 1 5 8 "   D a t a T y p e = " L a b e l "   O b s o l e t e S t a t e = " P e n d i n g " > C u r r R e p o r t _ P A G E N O C a p t i o n < / C u r r R e p o r t _ P A G E N O C a p t i o n > + 
+         < C u s t L e d g E n t r y F i l t e r   E l e m e n t T y p e = " C o l u m n "   E l e m e n t I d = " 1 1 7 3 5 3 2 6 6 6 "   D a t a T y p e = " T e x t "   O b s o l e t e S t a t e = " P e n d i n g " > C u s t L e d g E n t r y F i l t e r < / C u s t L e d g E n t r y F i l t e r > + 
+         < C u s t _ _ L e d g e r _ E n t r y _ _ C u s t o m e r _ N o _ _ C a p t i o n   E l e m e n t T y p e = " C o l u m n "   E l e m e n t I d = " 1 2 2 3 8 5 6 2 7 8 "   D a t a T y p e = " S t r i n g "   O b s o l e t e S t a t e = " P e n d i n g " > C u s t _ _ L e d g e r _ E n t r y _ _ C u s t o m e r _ N o _ _ C a p t i o n < / C u s t _ _ L e d g e r _ E n t r y _ _ C u s t o m e r _ N o _ _ C a p t i o n > + 
+         < C u s t _ _ L e d g e r _ E n t r y _ _ D o c u m e n t _ N o _ _ C a p t i o n   E l e m e n t T y p e = " C o l u m n "   E l e m e n t I d = " 4 8 8 8 0 6 5 1 7 "   D a t a T y p e = " S t r i n g "   O b s o l e t e S t a t e = " P e n d i n g " > C u s t _ _ L e d g e r _ E n t r y _ _ D o c u m e n t _ N o _ _ C a p t i o n < / C u s t _ _ L e d g e r _ E n t r y _ _ D o c u m e n t _ N o _ _ C a p t i o n > + 
+         < C u s t _ _ L e d g e r _ E n t r y _ _ P o s t i n g _ D a t e _ C a p t i o n   E l e m e n t T y p e = " C o l u m n "   E l e m e n t I d = " 2 0 7 9 4 3 8 7 1 2 "   D a t a T y p e = " L a b e l "   O b s o l e t e S t a t e = " P e n d i n g " > C u s t _ _ L e d g e r _ E n t r y _ _ P o s t i n g _ D a t e _ C a p t i o n < / C u s t _ _ L e d g e r _ E n t r y _ _ P o s t i n g _ D a t e _ C a p t i o n > + 
+         < C u s t _ _ L e d g e r _ E n t r y _ _ P r o f i t _ _ L C Y _ _ C a p t i o n   E l e m e n t T y p e = " C o l u m n "   E l e m e n t I d = " 1 9 9 4 3 8 8 4 7 6 "   D a t a T y p e = " S t r i n g "   O b s o l e t e S t a t e = " P e n d i n g " > C u s t _ _ L e d g e r _ E n t r y _ _ P r o f i t _ _ L C Y _ _ C a p t i o n < / C u s t _ _ L e d g e r _ E n t r y _ _ P r o f i t _ _ L C Y _ _ C a p t i o n > + 
+         < C u s t _ _ L e d g e r _ E n t r y _ _ S a l e s _ _ L C Y _ _ C a p t i o n   E l e m e n t T y p e = " C o l u m n "   E l e m e n t I d = " 1 0 5 6 9 2 6 5 4 6 "   D a t a T y p e = " S t r i n g "   O b s o l e t e S t a t e = " P e n d i n g " > C u s t _ _ L e d g e r _ E n t r y _ _ S a l e s _ _ L C Y _ _ C a p t i o n < / C u s t _ _ L e d g e r _ E n t r y _ _ S a l e s _ _ L C Y _ _ C a p t i o n > + 
+         < C u s t _ _ L e d g e r _ E n t r y _ _ T A B L E C A P T I O N _ _ _ _ _ _ _ _ _ _ C u s t L e d g E n t r y F i l t e r   E l e m e n t T y p e = " C o l u m n "   E l e m e n t I d = " 7 1 0 6 3 3 9 1 7 "   D a t a T y p e = " T e x t " > C u s t _ _ L e d g e r _ E n t r y _ _ T A B L E C A P T I O N _ _ _ _ _ _ _ _ _ _ C u s t L e d g E n t r y F i l t e r < / C u s t _ _ L e d g e r _ E n t r y _ _ T A B L E C A P T I O N _ _ _ _ _ _ _ _ _ _ C u s t L e d g E n t r y F i l t e r > + 
+         < C u s t _ _ L e d g e r _ E n t r y _ _ _ P r o f i t _ _ L C Y _ _   E l e m e n t T y p e = " C o l u m n "   E l e m e n t I d = " 1 6 1 5 1 3 7 4 4 3 "   D a t a T y p e = " D e c i m a l "   O b s o l e t e S t a t e = " P e n d i n g " > C u s t _ _ L e d g e r _ E n t r y _ _ _ P r o f i t _ _ L C Y _ _ < / C u s t _ _ L e d g e r _ E n t r y _ _ _ P r o f i t _ _ L C Y _ _ > + 
+         < C u s t _ _ L e d g e r _ E n t r y _ _ _ S a l e s _ _ L C Y _ _   E l e m e n t T y p e = " C o l u m n "   E l e m e n t I d = " 3 4 8 7 9 4 9 4 9 "   D a t a T y p e = " D e c i m a l "   O b s o l e t e S t a t e = " P e n d i n g " > C u s t _ _ L e d g e r _ E n t r y _ _ _ S a l e s _ _ L C Y _ _ < / C u s t _ _ L e d g e r _ E n t r y _ _ _ S a l e s _ _ L C Y _ _ > + 
+         < P a g e G r o u p N o   E l e m e n t T y p e = " C o l u m n "   E l e m e n t I d = " 6 4 9 1 8 0 1 4 4 "   D a t a T y p e = " I n t e g e r "   O b s o l e t e S t a t e = " P e n d i n g " > P a g e G r o u p N o < / P a g e G r o u p N o > + 
+         < P r o f i t C o m m i s s i o n A m t   E l e m e n t T y p e = " C o l u m n "   E l e m e n t I d = " 4 1 6 2 2 4 2 0 6 "   D a t a T y p e = " D e c i m a l "   O b s o l e t e S t a t e = " P e n d i n g " > P r o f i t C o m m i s s i o n A m t < / P r o f i t C o m m i s s i o n A m t > + 
+         < P r o f i t C o m m i s s i o n A m t _ C o n t r o l 3 3 C a p t i o n   E l e m e n t T y p e = " C o l u m n "   E l e m e n t I d = " 4 6 5 8 1 2 5 3 6 "   D a t a T y p e = " L a b e l "   O b s o l e t e S t a t e = " P e n d i n g " > P r o f i t C o m m i s s i o n A m t _ C o n t r o l 3 3 C a p t i o n < / P r o f i t C o m m i s s i o n A m t _ C o n t r o l 3 3 C a p t i o n > + 
+         < S a l e s C o m m i s s i o n A m t   E l e m e n t T y p e = " C o l u m n "   E l e m e n t I d = " 1 6 5 6 6 7 5 0 1 6 "   D a t a T y p e = " D e c i m a l "   O b s o l e t e S t a t e = " P e n d i n g " > S a l e s C o m m i s s i o n A m t < / S a l e s C o m m i s s i o n A m t > + 
+         < S a l e s C o m m i s s i o n A m t _ C o n t r o l 3 2 C a p t i o n   E l e m e n t T y p e = " C o l u m n "   E l e m e n t I d = " 1 2 7 2 6 4 2 0 6 5 "   D a t a T y p e = " L a b e l "   O b s o l e t e S t a t e = " P e n d i n g " > S a l e s C o m m i s s i o n A m t _ C o n t r o l 3 2 C a p t i o n < / S a l e s C o m m i s s i o n A m t _ C o n t r o l 3 2 C a p t i o n > + 
+         < S a l e s p e r s o n F i l t e r   E l e m e n t T y p e = " C o l u m n "   E l e m e n t I d = " 1 2 4 2 2 8 3 2 5 6 "   D a t a T y p e = " T e x t "   O b s o l e t e S t a t e = " P e n d i n g " > S a l e s p e r s o n F i l t e r < / S a l e s p e r s o n F i l t e r > + 
+         < S a l e s p e r s o n _ P u r c h a s e r _ C o d e   E l e m e n t T y p e = " C o l u m n "   E l e m e n t I d = " 1 3 8 8 0 3 1 6 5 2 "   D a t a T y p e = " C o d e " > S a l e s p e r s o n _ P u r c h a s e r _ C o d e < / S a l e s p e r s o n _ P u r c h a s e r _ C o d e > + 
+         < S a l e s p e r s o n _ P u r c h a s e r _ N a m e   E l e m e n t T y p e = " C o l u m n "   E l e m e n t I d = " 1 3 4 8 2 2 8 4 6 2 "   D a t a T y p e = " T e x t " > S a l e s p e r s o n _ P u r c h a s e r _ N a m e < / S a l e s p e r s o n _ P u r c h a s e r _ N a m e > + 
+         < S a l e s p e r s o n _ P u r c h a s e r _ _ C o m m i s s i o n _ _ _   E l e m e n t T y p e = " C o l u m n "   E l e m e n t I d = " 1 5 9 0 6 8 9 0 0 4 "   D a t a T y p e = " D e c i m a l " > S a l e s p e r s o n _ P u r c h a s e r _ _ C o m m i s s i o n _ _ _ < / S a l e s p e r s o n _ P u r c h a s e r _ _ C o m m i s s i o n _ _ _ > + 
+         < S a l e s p e r s o n _ P u r c h a s e r _ _ C o m m i s s i o n _ _ _ C a p t i o n   E l e m e n t T y p e = " C o l u m n "   E l e m e n t I d = " 4 9 9 4 6 3 1 7 0 "   D a t a T y p e = " S t r i n g "   O b s o l e t e S t a t e = " P e n d i n g " > S a l e s p e r s o n _ P u r c h a s e r _ _ C o m m i s s i o n _ _ _ C a p t i o n < / S a l e s p e r s o n _ P u r c h a s e r _ _ C o m m i s s i o n _ _ _ C a p t i o n > + 
+         < S a l e s p e r s o n _ P u r c h a s e r _ _ T A B L E C A P T I O N _ _ _ _ _ _ _ _ _ _ S a l e s p e r s o n F i l t e r   E l e m e n t T y p e = " C o l u m n "   E l e m e n t I d = " 1 0 1 6 0 4 1 6 9 9 "   D a t a T y p e = " T e x t " > S a l e s p e r s o n _ P u r c h a s e r _ _ T A B L E C A P T I O N _ _ _ _ _ _ _ _ _ _ S a l e s p e r s o n F i l t e r < / S a l e s p e r s o n _ P u r c h a s e r _ _ T A B L E C A P T I O N _ _ _ _ _ _ _ _ _ _ S a l e s p e r s o n F i l t e r > + 
+         < S a l e s p e r s o n _ _ _ C o m m i s s i o n C a p t i o n   E l e m e n t T y p e = " C o l u m n "   E l e m e n t I d = " 1 7 6 9 4 7 1 9 4 8 "   D a t a T y p e = " L a b e l "   O b s o l e t e S t a t e = " P e n d i n g " > S a l e s p e r s o n _ _ _ C o m m i s s i o n C a p t i o n < / S a l e s p e r s o n _ _ _ C o m m i s s i o n C a p t i o n > + 
+         < S T R S U B S T N O _ T e x t 0 0 0 _ P e r i o d T e x t _   E l e m e n t T y p e = " C o l u m n "   E l e m e n t I d = " 7 2 2 9 9 1 7 0 4 "   D a t a T y p e = " S t r i n g " > S T R S U B S T N O _ T e x t 0 0 0 _ P e r i o d T e x t _ < / S T R S U B S T N O _ T e x t 0 0 0 _ P e r i o d T e x t _ > + 
+         < T o t a l C a p t i o n   E l e m e n t T y p e = " C o l u m n "   E l e m e n t I d = " 7 0 7 1 0 2 6 9 5 "   D a t a T y p e = " L a b e l "   O b s o l e t e S t a t e = " P e n d i n g " > T o t a l C a p t i o n < / T o t a l C a p t i o n > + 
+         < C u s t _ L e d g e r _ E n t r y   E l e m e n t T y p e = " D a t a I t e m "   E l e m e n t I d = " 1 6 3 9 1 4 6 4 4 5 " > + 
+             < A d j P r o f i t C o m m i s s i o n A m t _ C o n t r o l 4 5   E l e m e n t T y p e = " C o l u m n "   E l e m e n t I d = " 8 0 5 8 9 6 4 0 0 "   D a t a T y p e = " D e c i m a l " > A d j P r o f i t C o m m i s s i o n A m t _ C o n t r o l 4 5 < / A d j P r o f i t C o m m i s s i o n A m t _ C o n t r o l 4 5 > + 
+             < A d j P r o f i t _ C o n t r o l 3 9   E l e m e n t T y p e = " C o l u m n "   E l e m e n t I d = " 2 0 2 4 1 9 6 5 4 2 "   D a t a T y p e = " D e c i m a l " > A d j P r o f i t _ C o n t r o l 3 9 < / A d j P r o f i t _ C o n t r o l 3 9 > + 
+             < C u s t L e d g e r E n t r y _ C u s t o m e r N a m e   E l e m e n t T y p e = " C o l u m n "   E l e m e n t I d = " 2 0 9 1 8 9 3 2 7 9 "   D a t a T y p e = " T e x t " > C u s t L e d g e r E n t r y _ C u s t o m e r N a m e < / C u s t L e d g e r E n t r y _ C u s t o m e r N a m e > + 
+             < C u s t _ _ L e d g e r _ E n t r y _ _ C u s t o m e r _ N o _ _   E l e m e n t T y p e = " C o l u m n "   E l e m e n t I d = " 1 0 0 9 0 1 6 8 0 8 "   D a t a T y p e = " C o d e " > C u s t _ _ L e d g e r _ E n t r y _ _ C u s t o m e r _ N o _ _ < / C u s t _ _ L e d g e r _ E n t r y _ _ C u s t o m e r _ N o _ _ > + 
+             < C u s t _ _ L e d g e r _ E n t r y _ _ D o c u m e n t _ N o _ _   E l e m e n t T y p e = " C o l u m n "   E l e m e n t I d = " 8 5 2 6 1 1 1 8 1 "   D a t a T y p e = " C o d e " > C u s t _ _ L e d g e r _ E n t r y _ _ D o c u m e n t _ N o _ _ < / C u s t _ _ L e d g e r _ E n t r y _ _ D o c u m e n t _ N o _ _ > + 
+             < C u s t _ _ L e d g e r _ E n t r y _ _ P o s t i n g _ D a t e _   E l e m e n t T y p e = " C o l u m n "   E l e m e n t I d = " 2 1 4 2 6 5 7 1 6 2 "   D a t a T y p e = " S t r i n g " > C u s t _ _ L e d g e r _ E n t r y _ _ P o s t i n g _ D a t e _ < / C u s t _ _ L e d g e r _ E n t r y _ _ P o s t i n g _ D a t e _ > + 
+             < C u s t _ _ L e d g e r _ E n t r y _ _ P r o f i t _ _ L C Y _ _   E l e m e n t T y p e = " C o l u m n "   E l e m e n t I d = " 5 1 9 3 4 1 8 2 6 "   D a t a T y p e = " D e c i m a l " > C u s t _ _ L e d g e r _ E n t r y _ _ P r o f i t _ _ L C Y _ _ < / C u s t _ _ L e d g e r _ E n t r y _ _ P r o f i t _ _ L C Y _ _ > + 
+             < C u s t _ _ L e d g e r _ E n t r y _ _ S a l e s _ _ L C Y _ _   E l e m e n t T y p e = " C o l u m n "   E l e m e n t I d = " 8 1 9 5 1 7 4 8 "   D a t a T y p e = " D e c i m a l " > C u s t _ _ L e d g e r _ E n t r y _ _ S a l e s _ _ L C Y _ _ < / C u s t _ _ L e d g e r _ E n t r y _ _ S a l e s _ _ L C Y _ _ > + 
+             < P r o f i t C o m m i s s i o n A m t _ C o n t r o l 3 3   E l e m e n t T y p e = " C o l u m n "   E l e m e n t I d = " 3 1 2 1 8 6 8 2 6 "   D a t a T y p e = " D e c i m a l " > P r o f i t C o m m i s s i o n A m t _ C o n t r o l 3 3 < / P r o f i t C o m m i s s i o n A m t _ C o n t r o l 3 3 > + 
+             < S a l e s C o m m i s s i o n A m t _ C o n t r o l 3 2   E l e m e n t T y p e = " C o l u m n "   E l e m e n t I d = " 1 4 6 2 3 9 0 1 5 3 "   D a t a T y p e = " D e c i m a l " > S a l e s C o m m i s s i o n A m t _ C o n t r o l 3 2 < / S a l e s C o m m i s s i o n A m t _ C o n t r o l 3 2 > + 
+             < S a l e s p e r s o n P u r c h a s e r _ C o d e   E l e m e n t T y p e = " C o l u m n "   E l e m e n t I d = " 1 2 2 1 2 1 9 2 4 5 "   D a t a T y p e = " C o d e " > S a l e s p e r s o n P u r c h a s e r _ C o d e < / S a l e s p e r s o n P u r c h a s e r _ C o d e > + 
+             < S a l e s p e r s o n _ P u r c h a s e r _ _ N a m e   E l e m e n t T y p e = " C o l u m n "   E l e m e n t I d = " 1 1 9 5 8 7 9 8 7 3 "   D a t a T y p e = " T e x t " > S a l e s p e r s o n _ P u r c h a s e r _ _ N a m e < / S a l e s p e r s o n _ P u r c h a s e r _ _ N a m e >   
          < / C u s t _ L e d g e r _ E n t r y >   
-         < S u b t o t a l s > - 
-             < S u b t o t a l s _ A d j P r o f i t > S u b t o t a l s _ A d j P r o f i t < / S u b t o t a l s _ A d j P r o f i t > - 
-             < S u b t o t a l s _ A d j P r o f i t C o m m i s s i o n > S u b t o t a l s _ A d j P r o f i t C o m m i s s i o n < / S u b t o t a l s _ A d j P r o f i t C o m m i s s i o n > - 
-             < S u b t o t a l s _ P r o f i t > S u b t o t a l s _ P r o f i t < / S u b t o t a l s _ P r o f i t > - 
-             < S u b t o t a l s _ P r o f i t C o m m i s s i o n > S u b t o t a l s _ P r o f i t C o m m i s s i o n < / S u b t o t a l s _ P r o f i t C o m m i s s i o n > - 
-             < S u b t o t a l s _ S a l e s > S u b t o t a l s _ S a l e s < / S u b t o t a l s _ S a l e s > - 
-             < S u b t o t a l s _ S a l e s C o m m i s s i o n > S u b t o t a l s _ S a l e s C o m m i s s i o n < / S u b t o t a l s _ S a l e s C o m m i s s i o n > - 
-             < S u b t o t a l s _ S a l e s p e r s o n _ C o d e > S u b t o t a l s _ S a l e s p e r s o n _ C o d e < / S u b t o t a l s _ S a l e s p e r s o n _ C o d e > +         < S u b t o t a l s   E l e m e n t T y p e = " D a t a I t e m "   E l e m e n t I d = " 8 3 8 6 9 3 5 6 0 " > + 
+             < S u b t o t a l s _ A d j P r o f i t   E l e m e n t T y p e = " C o l u m n "   E l e m e n t I d = " 5 6 1 3 6 6 8 2 2 "   D a t a T y p e = " D e c i m a l " > S u b t o t a l s _ A d j P r o f i t < / S u b t o t a l s _ A d j P r o f i t > + 
+             < S u b t o t a l s _ A d j P r o f i t C o m m i s s i o n   E l e m e n t T y p e = " C o l u m n "   E l e m e n t I d = " 1 4 1 8 9 7 1 8 3 5 "   D a t a T y p e = " D e c i m a l " > S u b t o t a l s _ A d j P r o f i t C o m m i s s i o n < / S u b t o t a l s _ A d j P r o f i t C o m m i s s i o n > + 
+             < S u b t o t a l s _ P r o f i t   E l e m e n t T y p e = " C o l u m n "   E l e m e n t I d = " 2 4 1 5 0 0 6 9 7 "   D a t a T y p e = " D e c i m a l " > S u b t o t a l s _ P r o f i t < / S u b t o t a l s _ P r o f i t > + 
+             < S u b t o t a l s _ P r o f i t C o m m i s s i o n   E l e m e n t T y p e = " C o l u m n "   E l e m e n t I d = " 1 4 9 6 3 3 2 1 7 2 "   D a t a T y p e = " D e c i m a l " > S u b t o t a l s _ P r o f i t C o m m i s s i o n < / S u b t o t a l s _ P r o f i t C o m m i s s i o n > + 
+             < S u b t o t a l s _ S a l e s   E l e m e n t T y p e = " C o l u m n "   E l e m e n t I d = " 1 9 7 8 7 7 5 0 3 "   D a t a T y p e = " D e c i m a l " > S u b t o t a l s _ S a l e s < / S u b t o t a l s _ S a l e s > + 
+             < S u b t o t a l s _ S a l e s C o m m i s s i o n   E l e m e n t T y p e = " C o l u m n "   E l e m e n t I d = " 1 4 7 6 0 7 2 5 9 0 "   D a t a T y p e = " D e c i m a l " > S u b t o t a l s _ S a l e s C o m m i s s i o n < / S u b t o t a l s _ S a l e s C o m m i s s i o n > + 
+             < S u b t o t a l s _ S a l e s p e r s o n _ C o d e   E l e m e n t T y p e = " C o l u m n "   E l e m e n t I d = " 1 1 9 8 5 9 4 2 7 2 "   D a t a T y p e = " C o d e " > S u b t o t a l s _ S a l e s p e r s o n _ C o d e < / S u b t o t a l s _ S a l e s p e r s o n _ C o d e >   
          < / S u b t o t a l s >   
      < / S a l e s p e r s o n _ P u r c h a s e r >   
-     < T o t a l s > - 
-         < T o t a l s _ A d j P r o f i t > T o t a l s _ A d j P r o f i t < / T o t a l s _ A d j P r o f i t > - 
-         < T o t a l s _ A d j P r o f i t C o m m i s s i o n > T o t a l s _ A d j P r o f i t C o m m i s s i o n < / T o t a l s _ A d j P r o f i t C o m m i s s i o n > - 
-         < T o t a l s _ P r o f i t > T o t a l s _ P r o f i t < / T o t a l s _ P r o f i t > - 
-         < T o t a l s _ P r o f i t C o m m i s s i o n > T o t a l s _ P r o f i t C o m m i s s i o n < / T o t a l s _ P r o f i t C o m m i s s i o n > - 
-         < T o t a l s _ S a l e s > T o t a l s _ S a l e s < / T o t a l s _ S a l e s > - 
-         < T o t a l s _ S a l e s C o m m i s s i o n > T o t a l s _ S a l e s C o m m i s s i o n < / T o t a l s _ S a l e s C o m m i s s i o n > +     < T o t a l s   E l e m e n t T y p e = " D a t a I t e m "   E l e m e n t I d = " 1 8 2 3 9 5 0 0 4 4 " > + 
+         < T o t a l s _ A d j P r o f i t   E l e m e n t T y p e = " C o l u m n "   E l e m e n t I d = " 1 9 0 9 5 0 1 3 6 2 "   D a t a T y p e = " D e c i m a l " > T o t a l s _ A d j P r o f i t < / T o t a l s _ A d j P r o f i t > + 
+         < T o t a l s _ A d j P r o f i t C o m m i s s i o n   E l e m e n t T y p e = " C o l u m n "   E l e m e n t I d = " 9 4 6 1 0 3 7 5 9 "   D a t a T y p e = " D e c i m a l " > T o t a l s _ A d j P r o f i t C o m m i s s i o n < / T o t a l s _ A d j P r o f i t C o m m i s s i o n > + 
+         < T o t a l s _ P r o f i t   E l e m e n t T y p e = " C o l u m n "   E l e m e n t I d = " 6 4 6 2 9 5 2 1 9 "   D a t a T y p e = " D e c i m a l " > T o t a l s _ P r o f i t < / T o t a l s _ P r o f i t > + 
+         < T o t a l s _ P r o f i t C o m m i s s i o n   E l e m e n t T y p e = " C o l u m n "   E l e m e n t I d = " 3 6 7 7 9 1 3 9 2 "   D a t a T y p e = " D e c i m a l " > T o t a l s _ P r o f i t C o m m i s s i o n < / T o t a l s _ P r o f i t C o m m i s s i o n > + 
+         < T o t a l s _ S a l e s   E l e m e n t T y p e = " C o l u m n "   E l e m e n t I d = " 1 3 9 9 9 8 5 1 0 9 "   D a t a T y p e = " D e c i m a l " > T o t a l s _ S a l e s < / T o t a l s _ S a l e s > + 
+         < T o t a l s _ S a l e s C o m m i s s i o n   E l e m e n t T y p e = " C o l u m n "   E l e m e n t I d = " 4 6 4 8 2 3 3 9 8 "   D a t a T y p e = " D e c i m a l " > T o t a l s _ S a l e s C o m m i s s i o n < / T o t a l s _ S a l e s C o m m i s s i o n >   
      < / T o t a l s >   
  < / N a v W o r d R e p o r t X m l P a r t > 
 </file>
 
-<file path=customXml/item2.xml>��< ? x m l   v e r s i o n = " 1 . 0 "   e n c o d i n g = " u t f - 1 6 " ? > < N a v W o r d R e p o r t X m l P a r t   x m l n s = " u r n : m i c r o s o f t - d y n a m i c s - b u s i n e s s c e n t r a l / i n t e r n a l / e x t e n d e d / r e p o r t s / S a l e s p e r s o n _ C o m m i s s i o n / 1 1 5 / " > +<file path=customXml/item2.xml>��< ? x m l   v e r s i o n = " 1 . 0 "   e n c o d i n g = " u t f - 1 6 " ? > < N a v W o r d R e p o r t X m l P a r t   x m l n s = " u r n : m i c r o s o f t - d y n a m i c s - n a v / r e p o r t s / S a l e s p e r s o n _ C o m m i s s i o n / 1 1 5 / " >   
      < B C R e p o r t I n f o r m a t i o n >   
@@ -4448,255 +4454,185 @@
  
      < L a b e l s >   
-         < A b o u t T h e R e p o r t L a b e l   E l e m e n t T y p e = " P a r a m e t e r "   E l e m e n t I d = " 1 6 7 7 9 2 0 0 1 "   D a t a T y p e = " S t r i n g " > A b o u t T h e R e p o r t L a b e l < / A b o u t T h e R e p o r t L a b e l > - 
-         < A d j u s t e d P r o f i t C o m m i s s i o n L a b e l   E l e m e n t T y p e = " P a r a m e t e r "   E l e m e n t I d = " 9 1 5 5 5 7 0 2 0 "   D a t a T y p e = " S t r i n g " > A d j u s t e d P r o f i t C o m m i s s i o n L a b e l < / A d j u s t e d P r o f i t C o m m i s s i o n L a b e l > - 
-         < A d j u s t e d P r o f i t L a b e l   E l e m e n t T y p e = " P a r a m e t e r "   E l e m e n t I d = " 1 6 1 5 2 8 3 0 4 7 "   D a t a T y p e = " S t r i n g " > A d j u s t e d P r o f i t L a b e l < / A d j u s t e d P r o f i t L a b e l > - 
-         < A l l A m o u n t s A r e I n L C Y L a b e l   E l e m e n t T y p e = " P a r a m e t e r "   E l e m e n t I d = " 5 6 3 5 1 4 3 1 8 "   D a t a T y p e = " S t r i n g " > A l l A m o u n t s A r e I n L C Y L a b e l < / A l l A m o u n t s A r e I n L C Y L a b e l > - 
-         < C o m m i s s i o n P e r c e n t L a b e l   E l e m e n t T y p e = " P a r a m e t e r "   E l e m e n t I d = " 8 3 9 2 6 3 7 6 5 "   D a t a T y p e = " S t r i n g " > C o m m i s s i o n P e r c e n t L a b e l < / C o m m i s s i o n P e r c e n t L a b e l > - 
-         < C o m p a n y L a b e l   E l e m e n t T y p e = " P a r a m e t e r "   E l e m e n t I d = " 3 4 6 7 6 0 3 4 8 "   D a t a T y p e = " S t r i n g " > C o m p a n y L a b e l < / C o m p a n y L a b e l > - 
-         < C u s t o m e r N a m e L a b e l   E l e m e n t T y p e = " P a r a m e t e r "   E l e m e n t I d = " 1 1 1 8 7 9 0 8 8 "   D a t a T y p e = " S t r i n g " > C u s t o m e r N a m e L a b e l < / C u s t o m e r N a m e L a b e l > - 
-         < C u s t o m e r N o L a b e l   E l e m e n t T y p e = " P a r a m e t e r "   E l e m e n t I d = " 3 8 7 4 7 8 0 3 4 "   D a t a T y p e = " S t r i n g " > C u s t o m e r N o L a b e l < / C u s t o m e r N o L a b e l > - 
-         < D a t a R e t r i e v e d   E l e m e n t T y p e = " P a r a m e t e r "   E l e m e n t I d = " 2 9 1 9 1 1 8 0 7 "   D a t a T y p e = " S t r i n g " > D a t a R e t r i e v e d < / D a t a R e t r i e v e d > - 
-         < D o c u m e n t a t i o n L a b e l   E l e m e n t T y p e = " P a r a m e t e r "   E l e m e n t I d = " 1 7 3 8 9 2 4 8 1 5 "   D a t a T y p e = " S t r i n g " > D o c u m e n t a t i o n L a b e l < / D o c u m e n t a t i o n L a b e l > - 
-         < D o c u m e n t N o L a b e l   E l e m e n t T y p e = " P a r a m e t e r "   E l e m e n t I d = " 1 1 4 6 4 3 5 8 0 3 "   D a t a T y p e = " S t r i n g " > D o c u m e n t N o L a b e l < / D o c u m e n t N o L a b e l > - 
-         < E n v i r o n m e n t L a b e l   E l e m e n t T y p e = " P a r a m e t e r "   E l e m e n t I d = " 8 1 8 8 1 6 5 9 0 "   D a t a T y p e = " S t r i n g " > E n v i r o n m e n t L a b e l < / E n v i r o n m e n t L a b e l > - 
-         < P e r i o d C a p t i o n   E l e m e n t T y p e = " P a r a m e t e r "   E l e m e n t I d = " 1 4 7 8 2 5 3 4 2 2 "   D a t a T y p e = " S t r i n g " > P e r i o d C a p t i o n < / P e r i o d C a p t i o n > - 
-         < P o s t i n g D a t e L a b e l   E l e m e n t T y p e = " P a r a m e t e r "   E l e m e n t I d = " 1 7 7 5 7 9 4 2 4 9 "   D a t a T y p e = " S t r i n g " > P o s t i n g D a t e L a b e l < / P o s t i n g D a t e L a b e l > - 
-         < P r o f i t C o m m i s s i o n L a b e l   E l e m e n t T y p e = " P a r a m e t e r "   E l e m e n t I d = " 8 3 2 7 0 6 3 9 2 "   D a t a T y p e = " S t r i n g " > P r o f i t C o m m i s s i o n L a b e l < / P r o f i t C o m m i s s i o n L a b e l > - 
-         < P r o f i t L a b e l   E l e m e n t T y p e = " P a r a m e t e r "   E l e m e n t I d = " 2 5 4 6 3 3 6 4 5 "   D a t a T y p e = " S t r i n g " > P r o f i t L a b e l < / P r o f i t L a b e l > - 
-         < R e p o r t N a m e L a b e l   E l e m e n t T y p e = " P a r a m e t e r "   E l e m e n t I d = " 1 0 2 2 2 9 2 9 8 2 "   D a t a T y p e = " S t r i n g " > R e p o r t N a m e L a b e l < / R e p o r t N a m e L a b e l > - 
-         < R u n O n L a b e l   E l e m e n t T y p e = " P a r a m e t e r "   E l e m e n t I d = " 1 1 1 9 0 3 7 5 9 5 "   D a t a T y p e = " S t r i n g " > R u n O n L a b e l < / R u n O n L a b e l > - 
-         < S a l e s C o m m i s s i o n L a b e l   E l e m e n t T y p e = " P a r a m e t e r "   E l e m e n t I d = " 1 0 1 8 2 6 8 7 7 0 "   D a t a T y p e = " S t r i n g " > S a l e s C o m m i s s i o n L a b e l < / S a l e s C o m m i s s i o n L a b e l > - 
-         < S a l e s L a b e l   E l e m e n t T y p e = " P a r a m e t e r "   E l e m e n t I d = " 1 7 9 5 4 4 8 0 0 5 "   D a t a T y p e = " S t r i n g " > S a l e s L a b e l < / S a l e s L a b e l > - 
-         < S a l e s p e r s o n _ P u r c h a s e r _ _ N a m e C a p t i o n   E l e m e n t T y p e = " P a r a m e t e r "   E l e m e n t I d = " 1 1 9 5 8 7 9 8 7 3 "   D a t a T y p e = " S t r i n g " > S a l e s p e r s o n _ P u r c h a s e r _ _ N a m e C a p t i o n < / S a l e s p e r s o n _ P u r c h a s e r _ _ N a m e C a p t i o n > - 
-         < S a l e s p e r s o n C o m m i s s i o n A n a l y s i s   E l e m e n t T y p e = " P a r a m e t e r "   E l e m e n t I d = " 7 1 5 8 7 1 2 4 7 "   D a t a T y p e = " S t r i n g " > S a l e s p e r s o n C o m m i s s i o n A n a l y s i s < / S a l e s p e r s o n C o m m i s s i o n A n a l y s i s > - 
-         < S a l e s p e r s o n C o m m i s s i o n L a b e l   E l e m e n t T y p e = " P a r a m e t e r "   E l e m e n t I d = " 3 0 0 0 9 6 0 5 1 "   D a t a T y p e = " S t r i n g " > S a l e s p e r s o n C o m m i s s i o n L a b e l < / S a l e s p e r s o n C o m m i s s i o n L a b e l > - 
-         < S a l e s p e r s o n C o m m i s s i o n P r i n t   E l e m e n t T y p e = " P a r a m e t e r "   E l e m e n t I d = " 1 3 1 6 0 2 8 6 0 "   D a t a T y p e = " S t r i n g " > S a l e s p e r s o n C o m m i s s i o n P r i n t < / S a l e s p e r s o n C o m m i s s i o n P r i n t > - 
-         < S a l e s p e r s o n P u r c h a s e r _ C o d e C a p t i o n   E l e m e n t T y p e = " P a r a m e t e r "   E l e m e n t I d = " 1 2 2 1 2 1 9 2 4 5 "   D a t a T y p e = " S t r i n g " > S a l e s p e r s o n P u r c h a s e r _ C o d e C a p t i o n < / S a l e s p e r s o n P u r c h a s e r _ C o d e C a p t i o n > - 
-         < T o t a l s C a p t i o n   E l e m e n t T y p e = " P a r a m e t e r "   E l e m e n t I d = " 2 3 5 4 5 9 0 6 "   D a t a T y p e = " S t r i n g " > T o t a l s C a p t i o n < / T o t a l s C a p t i o n > - 
-         < U s e r L a b e l   E l e m e n t T y p e = " P a r a m e t e r "   E l e m e n t I d = " 8 4 8 8 1 6 7 9 4 "   D a t a T y p e = " S t r i n g " > U s e r L a b e l < / U s e r L a b e l > +         < A b o u t T h e R e p o r t L a b e l > A b o u t T h e R e p o r t L a b e l < / A b o u t T h e R e p o r t L a b e l > + 
+         < A d j u s t e d P r o f i t C o m m i s s i o n L a b e l > A d j u s t e d P r o f i t C o m m i s s i o n L a b e l < / A d j u s t e d P r o f i t C o m m i s s i o n L a b e l > + 
+         < A d j u s t e d P r o f i t L a b e l > A d j u s t e d P r o f i t L a b e l < / A d j u s t e d P r o f i t L a b e l > + 
+         < A l l A m o u n t s A r e I n L C Y L a b e l > A l l A m o u n t s A r e I n L C Y L a b e l < / A l l A m o u n t s A r e I n L C Y L a b e l > + 
+         < C o m m i s s i o n P e r c e n t L a b e l > C o m m i s s i o n P e r c e n t L a b e l < / C o m m i s s i o n P e r c e n t L a b e l > + 
+         < C o m p a n y L a b e l > C o m p a n y L a b e l < / C o m p a n y L a b e l > + 
+         < C u s t o m e r N a m e L a b e l > C u s t o m e r N a m e L a b e l < / C u s t o m e r N a m e L a b e l > + 
+         < C u s t o m e r N o L a b e l > C u s t o m e r N o L a b e l < / C u s t o m e r N o L a b e l > + 
+         < D a t a R e t r i e v e d > D a t a R e t r i e v e d < / D a t a R e t r i e v e d > + 
+         < D o c u m e n t a t i o n L a b e l > D o c u m e n t a t i o n L a b e l < / D o c u m e n t a t i o n L a b e l > + 
+         < D o c u m e n t N o L a b e l > D o c u m e n t N o L a b e l < / D o c u m e n t N o L a b e l > + 
+         < E n v i r o n m e n t L a b e l > E n v i r o n m e n t L a b e l < / E n v i r o n m e n t L a b e l > + 
+         < P e r i o d C a p t i o n > P e r i o d C a p t i o n < / P e r i o d C a p t i o n > + 
+         < P o s t i n g D a t e L a b e l > P o s t i n g D a t e L a b e l < / P o s t i n g D a t e L a b e l > + 
+         < P r o f i t C o m m i s s i o n L a b e l > P r o f i t C o m m i s s i o n L a b e l < / P r o f i t C o m m i s s i o n L a b e l > + 
+         < P r o f i t L a b e l > P r o f i t L a b e l < / P r o f i t L a b e l > + 
+         < R e p o r t N a m e L a b e l > R e p o r t N a m e L a b e l < / R e p o r t N a m e L a b e l > + 
+         < R u n O n L a b e l > R u n O n L a b e l < / R u n O n L a b e l > + 
+         < S a l e s C o m m i s s i o n L a b e l > S a l e s C o m m i s s i o n L a b e l < / S a l e s C o m m i s s i o n L a b e l > + 
+         < S a l e s L a b e l > S a l e s L a b e l < / S a l e s L a b e l > + 
+         < S a l e s p e r s o n _ P u r c h a s e r _ _ N a m e C a p t i o n > S a l e s p e r s o n _ P u r c h a s e r _ _ N a m e C a p t i o n < / S a l e s p e r s o n _ P u r c h a s e r _ _ N a m e C a p t i o n > + 
+         < S a l e s p e r s o n C o m m i s s i o n A n a l y s i s > S a l e s p e r s o n C o m m i s s i o n A n a l y s i s < / S a l e s p e r s o n C o m m i s s i o n A n a l y s i s > + 
+         < S a l e s p e r s o n C o m m i s s i o n L a b e l > S a l e s p e r s o n C o m m i s s i o n L a b e l < / S a l e s p e r s o n C o m m i s s i o n L a b e l > + 
+         < S a l e s p e r s o n C o m m i s s i o n P r i n t > S a l e s p e r s o n C o m m i s s i o n P r i n t < / S a l e s p e r s o n C o m m i s s i o n P r i n t > + 
+         < S a l e s p e r s o n P u r c h a s e r _ C o d e C a p t i o n > S a l e s p e r s o n P u r c h a s e r _ C o d e C a p t i o n < / S a l e s p e r s o n P u r c h a s e r _ C o d e C a p t i o n > + 
+         < T o t a l s C a p t i o n > T o t a l s C a p t i o n < / T o t a l s C a p t i o n > + 
+         < U s e r L a b e l > U s e r L a b e l < / U s e r L a b e l >   
      < / L a b e l s >   
-     < T o o l t i p s > - 
-         < T o o l t i p   c o l u m n = " S a l e s p e r s o n _ P u r c h a s e r _ C o d e "   E l e m e n t I d = " 1 3 8 8 0 3 1 6 5 2 " > - 
-             < T o o l t i p T e x t   l a n g = " e n - U S " > S p e c i f i e s   a   c o d e   f o r   t h e   s a l e s p e r s o n   o r   p u r c h a s e r . < / T o o l t i p T e x t > - 
-         < / T o o l t i p > - 
-         < T o o l t i p   c o l u m n = " S a l e s p e r s o n _ P u r c h a s e r _ N a m e "   E l e m e n t I d = " 1 3 4 8 2 2 8 4 6 2 " > - 
-             < T o o l t i p T e x t   l a n g = " e n - U S " > S p e c i f i e s   t h e   n a m e   o f   t h e   s a l e s p e r s o n   o r   p u r c h a s e r . < / T o o l t i p T e x t > - 
-         < / T o o l t i p > - 
-         < T o o l t i p   c o l u m n = " S a l e s p e r s o n _ P u r c h a s e r _ _ C o m m i s s i o n _ _ _ "   E l e m e n t I d = " 1 5 9 0 6 8 9 0 0 4 " > - 
-             < T o o l t i p T e x t   l a n g = " e n - U S " > S p e c i f i e s   t h e   p e r c e n t a g e   t o   u s e   t o   c a l c u l a t e   t h e   s a l e s p e r s o n ' s   c o m m i s s i o n . < / T o o l t i p T e x t > - 
-         < / T o o l t i p > - 
-         < T o o l t i p   c o l u m n = " C u s t _ _ L e d g e r _ E n t r y _ _ _ S a l e s _ _ L C Y _ _ "   E l e m e n t I d = " 3 4 8 7 9 4 9 4 9 " > - 
-             < T o o l t i p T e x t   l a n g = " e n - U S " > S p e c i f i e s   t h e   t o t a l   s a l e s   a m o u n t   e x c l .   V A T   t o   t h e   c u s t o m e r   i n   L C Y . < / T o o l t i p T e x t > - 
-         < / T o o l t i p > - 
-         < T o o l t i p   c o l u m n = " C u s t _ _ L e d g e r _ E n t r y _ _ D o c u m e n t _ N o _ _ "   E l e m e n t I d = " 8 5 2 6 1 1 1 8 1 " > - 
-             < T o o l t i p T e x t   l a n g = " e n - U S " > S p e c i f i e s   t h e   e n t r y ' s   d o c u m e n t   n u m b e r . < / T o o l t i p T e x t > - 
-         < / T o o l t i p > - 
-         < T o o l t i p   c o l u m n = " C u s t _ _ L e d g e r _ E n t r y _ _ C u s t o m e r _ N o _ _ "   E l e m e n t I d = " 1 0 0 9 0 1 6 8 0 8 " > - 
-             < T o o l t i p T e x t   l a n g = " e n - U S " > S p e c i f i e s   t h e   c u s t o m e r   a c c o u n t   n u m b e r   t h a t   t h e   e n t r y   i s   l i n k e d   t o . < / T o o l t i p T e x t > - 
-         < / T o o l t i p > - 
-         < T o o l t i p   c o l u m n = " C u s t _ _ L e d g e r _ E n t r y _ _ S a l e s _ _ L C Y _ _ "   E l e m e n t I d = " 8 1 9 5 1 7 4 8 " > - 
-             < T o o l t i p T e x t   l a n g = " e n - U S " > S p e c i f i e s   t h e   t o t a l   s a l e s   a m o u n t   e x c l .   V A T   t o   t h e   c u s t o m e r   i n   L C Y . < / T o o l t i p T e x t > - 
-         < / T o o l t i p > - 
-         < T o o l t i p   c o l u m n = " C u s t L e d g e r E n t r y _ C u s t o m e r N a m e "   E l e m e n t I d = " 2 0 9 1 8 9 3 2 7 9 " > - 
-             < T o o l t i p T e x t   l a n g = " e n - U S " > S p e c i f i e s   t h e   c u s t o m e r   n a m e   t h a t   t h e   e n t r y   i s   l i n k e d   t o . < / T o o l t i p T e x t > - 
-         < / T o o l t i p > - 
-         < T o o l t i p   c o l u m n = " S a l e s p e r s o n P u r c h a s e r _ C o d e "   E l e m e n t I d = " 1 2 2 1 2 1 9 2 4 5 " > - 
-             < T o o l t i p T e x t   l a n g = " e n - U S " > S p e c i f i e s   a   c o d e   f o r   t h e   s a l e s p e r s o n   o r   p u r c h a s e r . < / T o o l t i p T e x t > - 
-         < / T o o l t i p > - 
-         < T o o l t i p   c o l u m n = " S a l e s p e r s o n _ P u r c h a s e r _ _ N a m e "   E l e m e n t I d = " 1 1 9 5 8 7 9 8 7 3 " > - 
-             < T o o l t i p T e x t   l a n g = " e n - U S " > S p e c i f i e s   t h e   n a m e   o f   t h e   s a l e s p e r s o n   o r   p u r c h a s e r . < / T o o l t i p T e x t > - 
-         < / T o o l t i p > - 
-         < T o o l t i p   c o l u m n = " S u b t o t a l s _ S a l e s p e r s o n _ C o d e "   E l e m e n t I d = " 1 1 9 8 5 9 4 2 7 2 " > - 
-             < T o o l t i p T e x t   l a n g = " e n - U S " > S p e c i f i e s   a   c o d e   f o r   t h e   s a l e s p e r s o n   o r   p u r c h a s e r . < / T o o l t i p T e x t > - 
-         < / T o o l t i p > - 
-     < / T o o l t i p s > - 
-     < S a l e s p e r s o n _ P u r c h a s e r   E l e m e n t T y p e = " D a t a I t e m "   E l e m e n t I d = " 7 1 5 0 0 7 1 9 8 " > - 
-         < A d j P r o f i t   E l e m e n t T y p e = " C o l u m n "   E l e m e n t I d = " 6 6 6 3 9 3 8 5 2 "   D a t a T y p e = " D e c i m a l "   O b s o l e t e S t a t e = " P e n d i n g " > A d j P r o f i t < / A d j P r o f i t > - 
-         < A d j P r o f i t C o m m i s s i o n A m t   E l e m e n t T y p e = " C o l u m n "   E l e m e n t I d = " 1 5 8 1 4 8 8 5 9 9 "   D a t a T y p e = " D e c i m a l "   O b s o l e t e S t a t e = " P e n d i n g " > A d j P r o f i t C o m m i s s i o n A m t < / A d j P r o f i t C o m m i s s i o n A m t > - 
-         < A d j P r o f i t C o m m i s s i o n A m t _ C o n t r o l 4 5 C a p t i o n   E l e m e n t T y p e = " C o l u m n "   E l e m e n t I d = " 6 2 1 2 7 7 8 5 4 "   D a t a T y p e = " L a b e l "   O b s o l e t e S t a t e = " P e n d i n g " > A d j P r o f i t C o m m i s s i o n A m t _ C o n t r o l 4 5 C a p t i o n < / A d j P r o f i t C o m m i s s i o n A m t _ C o n t r o l 4 5 C a p t i o n > - 
-         < A d j P r o f i t _ C o n t r o l 3 9 C a p t i o n   E l e m e n t T y p e = " C o l u m n "   E l e m e n t I d = " 2 1 3 3 9 8 4 3 2 "   D a t a T y p e = " L a b e l "   O b s o l e t e S t a t e = " P e n d i n g " > A d j P r o f i t _ C o n t r o l 3 9 C a p t i o n < / A d j P r o f i t _ C o n t r o l 3 9 C a p t i o n > - 
-         < A l l _ a m o u n t s _ a r e _ i n _ L C Y C a p t i o n   E l e m e n t T y p e = " C o l u m n "   E l e m e n t I d = " 6 9 7 4 8 4 8 0 2 "   D a t a T y p e = " L a b e l "   O b s o l e t e S t a t e = " P e n d i n g " > A l l _ a m o u n t s _ a r e _ i n _ L C Y C a p t i o n < / A l l _ a m o u n t s _ a r e _ i n _ L C Y C a p t i o n > - 
-         < C O M P A N Y N A M E   E l e m e n t T y p e = " C o l u m n "   E l e m e n t I d = " 1 7 5 3 0 1 5 1 5 5 "   D a t a T y p e = " S t r i n g "   O b s o l e t e S t a t e = " P e n d i n g " > C O M P A N Y N A M E < / C O M P A N Y N A M E > - 
-         < C u r r R e p o r t _ P A G E N O C a p t i o n   E l e m e n t T y p e = " C o l u m n "   E l e m e n t I d = " 1 8 4 6 2 6 2 1 5 8 "   D a t a T y p e = " L a b e l "   O b s o l e t e S t a t e = " P e n d i n g " > C u r r R e p o r t _ P A G E N O C a p t i o n < / C u r r R e p o r t _ P A G E N O C a p t i o n > - 
-         < C u s t L e d g E n t r y F i l t e r   E l e m e n t T y p e = " C o l u m n "   E l e m e n t I d = " 1 1 7 3 5 3 2 6 6 6 "   D a t a T y p e = " T e x t "   O b s o l e t e S t a t e = " P e n d i n g " > C u s t L e d g E n t r y F i l t e r < / C u s t L e d g E n t r y F i l t e r > - 
-         < C u s t _ _ L e d g e r _ E n t r y _ _ C u s t o m e r _ N o _ _ C a p t i o n   E l e m e n t T y p e = " C o l u m n "   E l e m e n t I d = " 1 2 2 3 8 5 6 2 7 8 "   D a t a T y p e = " S t r i n g "   O b s o l e t e S t a t e = " P e n d i n g " > C u s t _ _ L e d g e r _ E n t r y _ _ C u s t o m e r _ N o _ _ C a p t i o n < / C u s t _ _ L e d g e r _ E n t r y _ _ C u s t o m e r _ N o _ _ C a p t i o n > - 
-         < C u s t _ _ L e d g e r _ E n t r y _ _ D o c u m e n t _ N o _ _ C a p t i o n   E l e m e n t T y p e = " C o l u m n "   E l e m e n t I d = " 4 8 8 8 0 6 5 1 7 "   D a t a T y p e = " S t r i n g "   O b s o l e t e S t a t e = " P e n d i n g " > C u s t _ _ L e d g e r _ E n t r y _ _ D o c u m e n t _ N o _ _ C a p t i o n < / C u s t _ _ L e d g e r _ E n t r y _ _ D o c u m e n t _ N o _ _ C a p t i o n > - 
-         < C u s t _ _ L e d g e r _ E n t r y _ _ P o s t i n g _ D a t e _ C a p t i o n   E l e m e n t T y p e = " C o l u m n "   E l e m e n t I d = " 2 0 7 9 4 3 8 7 1 2 "   D a t a T y p e = " L a b e l "   O b s o l e t e S t a t e = " P e n d i n g " > C u s t _ _ L e d g e r _ E n t r y _ _ P o s t i n g _ D a t e _ C a p t i o n < / C u s t _ _ L e d g e r _ E n t r y _ _ P o s t i n g _ D a t e _ C a p t i o n > - 
-         < C u s t _ _ L e d g e r _ E n t r y _ _ P r o f i t _ _ L C Y _ _ C a p t i o n   E l e m e n t T y p e = " C o l u m n "   E l e m e n t I d = " 1 9 9 4 3 8 8 4 7 6 "   D a t a T y p e = " S t r i n g "   O b s o l e t e S t a t e = " P e n d i n g " > C u s t _ _ L e d g e r _ E n t r y _ _ P r o f i t _ _ L C Y _ _ C a p t i o n < / C u s t _ _ L e d g e r _ E n t r y _ _ P r o f i t _ _ L C Y _ _ C a p t i o n > - 
-         < C u s t _ _ L e d g e r _ E n t r y _ _ S a l e s _ _ L C Y _ _ C a p t i o n   E l e m e n t T y p e = " C o l u m n "   E l e m e n t I d = " 1 0 5 6 9 2 6 5 4 6 "   D a t a T y p e = " S t r i n g "   O b s o l e t e S t a t e = " P e n d i n g " > C u s t _ _ L e d g e r _ E n t r y _ _ S a l e s _ _ L C Y _ _ C a p t i o n < / C u s t _ _ L e d g e r _ E n t r y _ _ S a l e s _ _ L C Y _ _ C a p t i o n > - 
-         < C u s t _ _ L e d g e r _ E n t r y _ _ T A B L E C A P T I O N _ _ _ _ _ _ _ _ _ _ C u s t L e d g E n t r y F i l t e r   E l e m e n t T y p e = " C o l u m n "   E l e m e n t I d = " 7 1 0 6 3 3 9 1 7 "   D a t a T y p e = " T e x t " > C u s t _ _ L e d g e r _ E n t r y _ _ T A B L E C A P T I O N _ _ _ _ _ _ _ _ _ _ C u s t L e d g E n t r y F i l t e r < / C u s t _ _ L e d g e r _ E n t r y _ _ T A B L E C A P T I O N _ _ _ _ _ _ _ _ _ _ C u s t L e d g E n t r y F i l t e r > - 
-         < C u s t _ _ L e d g e r _ E n t r y _ _ _ P r o f i t _ _ L C Y _ _   E l e m e n t T y p e = " C o l u m n "   E l e m e n t I d = " 1 6 1 5 1 3 7 4 4 3 "   D a t a T y p e = " D e c i m a l "   O b s o l e t e S t a t e = " P e n d i n g " > C u s t _ _ L e d g e r _ E n t r y _ _ _ P r o f i t _ _ L C Y _ _ < / C u s t _ _ L e d g e r _ E n t r y _ _ _ P r o f i t _ _ L C Y _ _ > - 
-         < C u s t _ _ L e d g e r _ E n t r y _ _ _ S a l e s _ _ L C Y _ _   E l e m e n t T y p e = " C o l u m n "   E l e m e n t I d = " 3 4 8 7 9 4 9 4 9 "   D a t a T y p e = " D e c i m a l "   O b s o l e t e S t a t e = " P e n d i n g " > C u s t _ _ L e d g e r _ E n t r y _ _ _ S a l e s _ _ L C Y _ _ < / C u s t _ _ L e d g e r _ E n t r y _ _ _ S a l e s _ _ L C Y _ _ > - 
-         < P a g e G r o u p N o   E l e m e n t T y p e = " C o l u m n "   E l e m e n t I d = " 6 4 9 1 8 0 1 4 4 "   D a t a T y p e = " I n t e g e r "   O b s o l e t e S t a t e = " P e n d i n g " > P a g e G r o u p N o < / P a g e G r o u p N o > - 
-         < P r o f i t C o m m i s s i o n A m t   E l e m e n t T y p e = " C o l u m n "   E l e m e n t I d = " 4 1 6 2 2 4 2 0 6 "   D a t a T y p e = " D e c i m a l "   O b s o l e t e S t a t e = " P e n d i n g " > P r o f i t C o m m i s s i o n A m t < / P r o f i t C o m m i s s i o n A m t > - 
-         < P r o f i t C o m m i s s i o n A m t _ C o n t r o l 3 3 C a p t i o n   E l e m e n t T y p e = " C o l u m n "   E l e m e n t I d = " 4 6 5 8 1 2 5 3 6 "   D a t a T y p e = " L a b e l "   O b s o l e t e S t a t e = " P e n d i n g " > P r o f i t C o m m i s s i o n A m t _ C o n t r o l 3 3 C a p t i o n < / P r o f i t C o m m i s s i o n A m t _ C o n t r o l 3 3 C a p t i o n > - 
-         < S a l e s C o m m i s s i o n A m t   E l e m e n t T y p e = " C o l u m n "   E l e m e n t I d = " 1 6 5 6 6 7 5 0 1 6 "   D a t a T y p e = " D e c i m a l "   O b s o l e t e S t a t e = " P e n d i n g " > S a l e s C o m m i s s i o n A m t < / S a l e s C o m m i s s i o n A m t > - 
-         < S a l e s C o m m i s s i o n A m t _ C o n t r o l 3 2 C a p t i o n   E l e m e n t T y p e = " C o l u m n "   E l e m e n t I d = " 1 2 7 2 6 4 2 0 6 5 "   D a t a T y p e = " L a b e l "   O b s o l e t e S t a t e = " P e n d i n g " > S a l e s C o m m i s s i o n A m t _ C o n t r o l 3 2 C a p t i o n < / S a l e s C o m m i s s i o n A m t _ C o n t r o l 3 2 C a p t i o n > - 
-         < S a l e s p e r s o n F i l t e r   E l e m e n t T y p e = " C o l u m n "   E l e m e n t I d = " 1 2 4 2 2 8 3 2 5 6 "   D a t a T y p e = " T e x t "   O b s o l e t e S t a t e = " P e n d i n g " > S a l e s p e r s o n F i l t e r < / S a l e s p e r s o n F i l t e r > - 
-         < S a l e s p e r s o n _ P u r c h a s e r _ C o d e   E l e m e n t T y p e = " C o l u m n "   E l e m e n t I d = " 1 3 8 8 0 3 1 6 5 2 "   D a t a T y p e = " C o d e " > S a l e s p e r s o n _ P u r c h a s e r _ C o d e < / S a l e s p e r s o n _ P u r c h a s e r _ C o d e > - 
-         < S a l e s p e r s o n _ P u r c h a s e r _ N a m e   E l e m e n t T y p e = " C o l u m n "   E l e m e n t I d = " 1 3 4 8 2 2 8 4 6 2 "   D a t a T y p e = " T e x t " > S a l e s p e r s o n _ P u r c h a s e r _ N a m e < / S a l e s p e r s o n _ P u r c h a s e r _ N a m e > - 
-         < S a l e s p e r s o n _ P u r c h a s e r _ _ C o m m i s s i o n _ _ _   E l e m e n t T y p e = " C o l u m n "   E l e m e n t I d = " 1 5 9 0 6 8 9 0 0 4 "   D a t a T y p e = " D e c i m a l " > S a l e s p e r s o n _ P u r c h a s e r _ _ C o m m i s s i o n _ _ _ < / S a l e s p e r s o n _ P u r c h a s e r _ _ C o m m i s s i o n _ _ _ > - 
-         < S a l e s p e r s o n _ P u r c h a s e r _ _ C o m m i s s i o n _ _ _ C a p t i o n   E l e m e n t T y p e = " C o l u m n "   E l e m e n t I d = " 4 9 9 4 6 3 1 7 0 "   D a t a T y p e = " S t r i n g "   O b s o l e t e S t a t e = " P e n d i n g " > S a l e s p e r s o n _ P u r c h a s e r _ _ C o m m i s s i o n _ _ _ C a p t i o n < / S a l e s p e r s o n _ P u r c h a s e r _ _ C o m m i s s i o n _ _ _ C a p t i o n > - 
-         < S a l e s p e r s o n _ P u r c h a s e r _ _ T A B L E C A P T I O N _ _ _ _ _ _ _ _ _ _ S a l e s p e r s o n F i l t e r   E l e m e n t T y p e = " C o l u m n "   E l e m e n t I d = " 1 0 1 6 0 4 1 6 9 9 "   D a t a T y p e = " T e x t " > S a l e s p e r s o n _ P u r c h a s e r _ _ T A B L E C A P T I O N _ _ _ _ _ _ _ _ _ _ S a l e s p e r s o n F i l t e r < / S a l e s p e r s o n _ P u r c h a s e r _ _ T A B L E C A P T I O N _ _ _ _ _ _ _ _ _ _ S a l e s p e r s o n F i l t e r > - 
-         < S a l e s p e r s o n _ _ _ C o m m i s s i o n C a p t i o n   E l e m e n t T y p e = " C o l u m n "   E l e m e n t I d = " 1 7 6 9 4 7 1 9 4 8 "   D a t a T y p e = " L a b e l "   O b s o l e t e S t a t e = " P e n d i n g " > S a l e s p e r s o n _ _ _ C o m m i s s i o n C a p t i o n < / S a l e s p e r s o n _ _ _ C o m m i s s i o n C a p t i o n > - 
-         < S T R S U B S T N O _ T e x t 0 0 0 _ P e r i o d T e x t _   E l e m e n t T y p e = " C o l u m n "   E l e m e n t I d = " 7 2 2 9 9 1 7 0 4 "   D a t a T y p e = " S t r i n g " > S T R S U B S T N O _ T e x t 0 0 0 _ P e r i o d T e x t _ < / S T R S U B S T N O _ T e x t 0 0 0 _ P e r i o d T e x t _ > - 
-         < T o t a l C a p t i o n   E l e m e n t T y p e = " C o l u m n "   E l e m e n t I d = " 7 0 7 1 0 2 6 9 5 "   D a t a T y p e = " L a b e l "   O b s o l e t e S t a t e = " P e n d i n g " > T o t a l C a p t i o n < / T o t a l C a p t i o n > - 
-         < C u s t _ L e d g e r _ E n t r y   E l e m e n t T y p e = " D a t a I t e m "   E l e m e n t I d = " 1 6 3 9 1 4 6 4 4 5 " > - 
-             < A d j P r o f i t C o m m i s s i o n A m t _ C o n t r o l 4 5   E l e m e n t T y p e = " C o l u m n "   E l e m e n t I d = " 8 0 5 8 9 6 4 0 0 "   D a t a T y p e = " D e c i m a l " > A d j P r o f i t C o m m i s s i o n A m t _ C o n t r o l 4 5 < / A d j P r o f i t C o m m i s s i o n A m t _ C o n t r o l 4 5 > - 
-             < A d j P r o f i t _ C o n t r o l 3 9   E l e m e n t T y p e = " C o l u m n "   E l e m e n t I d = " 2 0 2 4 1 9 6 5 4 2 "   D a t a T y p e = " D e c i m a l " > A d j P r o f i t _ C o n t r o l 3 9 < / A d j P r o f i t _ C o n t r o l 3 9 > - 
-             < C u s t L e d g e r E n t r y _ C u s t o m e r N a m e   E l e m e n t T y p e = " C o l u m n "   E l e m e n t I d = " 2 0 9 1 8 9 3 2 7 9 "   D a t a T y p e = " T e x t " > C u s t L e d g e r E n t r y _ C u s t o m e r N a m e < / C u s t L e d g e r E n t r y _ C u s t o m e r N a m e > - 
-             < C u s t _ _ L e d g e r _ E n t r y _ _ C u s t o m e r _ N o _ _   E l e m e n t T y p e = " C o l u m n "   E l e m e n t I d = " 1 0 0 9 0 1 6 8 0 8 "   D a t a T y p e = " C o d e " > C u s t _ _ L e d g e r _ E n t r y _ _ C u s t o m e r _ N o _ _ < / C u s t _ _ L e d g e r _ E n t r y _ _ C u s t o m e r _ N o _ _ > - 
-             < C u s t _ _ L e d g e r _ E n t r y _ _ D o c u m e n t _ N o _ _   E l e m e n t T y p e = " C o l u m n "   E l e m e n t I d = " 8 5 2 6 1 1 1 8 1 "   D a t a T y p e = " C o d e " > C u s t _ _ L e d g e r _ E n t r y _ _ D o c u m e n t _ N o _ _ < / C u s t _ _ L e d g e r _ E n t r y _ _ D o c u m e n t _ N o _ _ > - 
-             < C u s t _ _ L e d g e r _ E n t r y _ _ P o s t i n g _ D a t e _   E l e m e n t T y p e = " C o l u m n "   E l e m e n t I d = " 2 1 4 2 6 5 7 1 6 2 "   D a t a T y p e = " S t r i n g " > C u s t _ _ L e d g e r _ E n t r y _ _ P o s t i n g _ D a t e _ < / C u s t _ _ L e d g e r _ E n t r y _ _ P o s t i n g _ D a t e _ > - 
-             < C u s t _ _ L e d g e r _ E n t r y _ _ P r o f i t _ _ L C Y _ _   E l e m e n t T y p e = " C o l u m n "   E l e m e n t I d = " 5 1 9 3 4 1 8 2 6 "   D a t a T y p e = " D e c i m a l " > C u s t _ _ L e d g e r _ E n t r y _ _ P r o f i t _ _ L C Y _ _ < / C u s t _ _ L e d g e r _ E n t r y _ _ P r o f i t _ _ L C Y _ _ > - 
-             < C u s t _ _ L e d g e r _ E n t r y _ _ S a l e s _ _ L C Y _ _   E l e m e n t T y p e = " C o l u m n "   E l e m e n t I d = " 8 1 9 5 1 7 4 8 "   D a t a T y p e = " D e c i m a l " > C u s t _ _ L e d g e r _ E n t r y _ _ S a l e s _ _ L C Y _ _ < / C u s t _ _ L e d g e r _ E n t r y _ _ S a l e s _ _ L C Y _ _ > - 
-             < P r o f i t C o m m i s s i o n A m t _ C o n t r o l 3 3   E l e m e n t T y p e = " C o l u m n "   E l e m e n t I d = " 3 1 2 1 8 6 8 2 6 "   D a t a T y p e = " D e c i m a l " > P r o f i t C o m m i s s i o n A m t _ C o n t r o l 3 3 < / P r o f i t C o m m i s s i o n A m t _ C o n t r o l 3 3 > - 
-             < S a l e s C o m m i s s i o n A m t _ C o n t r o l 3 2   E l e m e n t T y p e = " C o l u m n "   E l e m e n t I d = " 1 4 6 2 3 9 0 1 5 3 "   D a t a T y p e = " D e c i m a l " > S a l e s C o m m i s s i o n A m t _ C o n t r o l 3 2 < / S a l e s C o m m i s s i o n A m t _ C o n t r o l 3 2 > - 
-             < S a l e s p e r s o n P u r c h a s e r _ C o d e   E l e m e n t T y p e = " C o l u m n "   E l e m e n t I d = " 1 2 2 1 2 1 9 2 4 5 "   D a t a T y p e = " C o d e " > S a l e s p e r s o n P u r c h a s e r _ C o d e < / S a l e s p e r s o n P u r c h a s e r _ C o d e > - 
-             < S a l e s p e r s o n _ P u r c h a s e r _ _ N a m e   E l e m e n t T y p e = " C o l u m n "   E l e m e n t I d = " 1 1 9 5 8 7 9 8 7 3 "   D a t a T y p e = " T e x t " > S a l e s p e r s o n _ P u r c h a s e r _ _ N a m e < / S a l e s p e r s o n _ P u r c h a s e r _ _ N a m e > +     < S a l e s p e r s o n _ P u r c h a s e r > + 
+         < A d j P r o f i t > A d j P r o f i t < / A d j P r o f i t > + 
+         < A d j P r o f i t C o m m i s s i o n A m t > A d j P r o f i t C o m m i s s i o n A m t < / A d j P r o f i t C o m m i s s i o n A m t > + 
+         < A d j P r o f i t C o m m i s s i o n A m t _ C o n t r o l 4 5 C a p t i o n > A d j P r o f i t C o m m i s s i o n A m t _ C o n t r o l 4 5 C a p t i o n < / A d j P r o f i t C o m m i s s i o n A m t _ C o n t r o l 4 5 C a p t i o n > + 
+         < A d j P r o f i t _ C o n t r o l 3 9 C a p t i o n > A d j P r o f i t _ C o n t r o l 3 9 C a p t i o n < / A d j P r o f i t _ C o n t r o l 3 9 C a p t i o n > + 
+         < A l l _ a m o u n t s _ a r e _ i n _ L C Y C a p t i o n > A l l _ a m o u n t s _ a r e _ i n _ L C Y C a p t i o n < / A l l _ a m o u n t s _ a r e _ i n _ L C Y C a p t i o n > + 
+         < C O M P A N Y N A M E > C O M P A N Y N A M E < / C O M P A N Y N A M E > + 
+         < C u r r R e p o r t _ P A G E N O C a p t i o n > C u r r R e p o r t _ P A G E N O C a p t i o n < / C u r r R e p o r t _ P A G E N O C a p t i o n > + 
+         < C u s t L e d g E n t r y F i l t e r > C u s t L e d g E n t r y F i l t e r < / C u s t L e d g E n t r y F i l t e r > + 
+         < C u s t _ _ L e d g e r _ E n t r y _ _ C u s t o m e r _ N o _ _ C a p t i o n > C u s t _ _ L e d g e r _ E n t r y _ _ C u s t o m e r _ N o _ _ C a p t i o n < / C u s t _ _ L e d g e r _ E n t r y _ _ C u s t o m e r _ N o _ _ C a p t i o n > + 
+         < C u s t _ _ L e d g e r _ E n t r y _ _ D o c u m e n t _ N o _ _ C a p t i o n > C u s t _ _ L e d g e r _ E n t r y _ _ D o c u m e n t _ N o _ _ C a p t i o n < / C u s t _ _ L e d g e r _ E n t r y _ _ D o c u m e n t _ N o _ _ C a p t i o n > + 
+         < C u s t _ _ L e d g e r _ E n t r y _ _ P o s t i n g _ D a t e _ C a p t i o n > C u s t _ _ L e d g e r _ E n t r y _ _ P o s t i n g _ D a t e _ C a p t i o n < / C u s t _ _ L e d g e r _ E n t r y _ _ P o s t i n g _ D a t e _ C a p t i o n > + 
+         < C u s t _ _ L e d g e r _ E n t r y _ _ P r o f i t _ _ L C Y _ _ C a p t i o n > C u s t _ _ L e d g e r _ E n t r y _ _ P r o f i t _ _ L C Y _ _ C a p t i o n < / C u s t _ _ L e d g e r _ E n t r y _ _ P r o f i t _ _ L C Y _ _ C a p t i o n > + 
+         < C u s t _ _ L e d g e r _ E n t r y _ _ S a l e s _ _ L C Y _ _ C a p t i o n > C u s t _ _ L e d g e r _ E n t r y _ _ S a l e s _ _ L C Y _ _ C a p t i o n < / C u s t _ _ L e d g e r _ E n t r y _ _ S a l e s _ _ L C Y _ _ C a p t i o n > + 
+         < C u s t _ _ L e d g e r _ E n t r y _ _ T A B L E C A P T I O N _ _ _ _ _ _ _ _ _ _ C u s t L e d g E n t r y F i l t e r > C u s t _ _ L e d g e r _ E n t r y _ _ T A B L E C A P T I O N _ _ _ _ _ _ _ _ _ _ C u s t L e d g E n t r y F i l t e r < / C u s t _ _ L e d g e r _ E n t r y _ _ T A B L E C A P T I O N _ _ _ _ _ _ _ _ _ _ C u s t L e d g E n t r y F i l t e r > + 
+         < C u s t _ _ L e d g e r _ E n t r y _ _ _ P r o f i t _ _ L C Y _ _ > C u s t _ _ L e d g e r _ E n t r y _ _ _ P r o f i t _ _ L C Y _ _ < / C u s t _ _ L e d g e r _ E n t r y _ _ _ P r o f i t _ _ L C Y _ _ > + 
+         < C u s t _ _ L e d g e r _ E n t r y _ _ _ S a l e s _ _ L C Y _ _ > C u s t _ _ L e d g e r _ E n t r y _ _ _ S a l e s _ _ L C Y _ _ < / C u s t _ _ L e d g e r _ E n t r y _ _ _ S a l e s _ _ L C Y _ _ > + 
+         < P a g e G r o u p N o > P a g e G r o u p N o < / P a g e G r o u p N o > + 
+         < P r o f i t C o m m i s s i o n A m t > P r o f i t C o m m i s s i o n A m t < / P r o f i t C o m m i s s i o n A m t > + 
+         < P r o f i t C o m m i s s i o n A m t _ C o n t r o l 3 3 C a p t i o n > P r o f i t C o m m i s s i o n A m t _ C o n t r o l 3 3 C a p t i o n < / P r o f i t C o m m i s s i o n A m t _ C o n t r o l 3 3 C a p t i o n > + 
+         < S a l e s C o m m i s s i o n A m t > S a l e s C o m m i s s i o n A m t < / S a l e s C o m m i s s i o n A m t > + 
+         < S a l e s C o m m i s s i o n A m t _ C o n t r o l 3 2 C a p t i o n > S a l e s C o m m i s s i o n A m t _ C o n t r o l 3 2 C a p t i o n < / S a l e s C o m m i s s i o n A m t _ C o n t r o l 3 2 C a p t i o n > + 
+         < S a l e s p e r s o n F i l t e r > S a l e s p e r s o n F i l t e r < / S a l e s p e r s o n F i l t e r > + 
+         < S a l e s p e r s o n _ P u r c h a s e r _ C o d e > S a l e s p e r s o n _ P u r c h a s e r _ C o d e < / S a l e s p e r s o n _ P u r c h a s e r _ C o d e > + 
+         < S a l e s p e r s o n _ P u r c h a s e r _ N a m e > S a l e s p e r s o n _ P u r c h a s e r _ N a m e < / S a l e s p e r s o n _ P u r c h a s e r _ N a m e > + 
+         < S a l e s p e r s o n _ P u r c h a s e r _ _ C o m m i s s i o n _ _ _ > S a l e s p e r s o n _ P u r c h a s e r _ _ C o m m i s s i o n _ _ _ < / S a l e s p e r s o n _ P u r c h a s e r _ _ C o m m i s s i o n _ _ _ > + 
+         < S a l e s p e r s o n _ P u r c h a s e r _ _ C o m m i s s i o n _ _ _ C a p t i o n > S a l e s p e r s o n _ P u r c h a s e r _ _ C o m m i s s i o n _ _ _ C a p t i o n < / S a l e s p e r s o n _ P u r c h a s e r _ _ C o m m i s s i o n _ _ _ C a p t i o n > + 
+         < S a l e s p e r s o n _ P u r c h a s e r _ _ T A B L E C A P T I O N _ _ _ _ _ _ _ _ _ _ S a l e s p e r s o n F i l t e r > S a l e s p e r s o n _ P u r c h a s e r _ _ T A B L E C A P T I O N _ _ _ _ _ _ _ _ _ _ S a l e s p e r s o n F i l t e r < / S a l e s p e r s o n _ P u r c h a s e r _ _ T A B L E C A P T I O N _ _ _ _ _ _ _ _ _ _ S a l e s p e r s o n F i l t e r > + 
+         < S a l e s p e r s o n _ _ _ C o m m i s s i o n C a p t i o n > S a l e s p e r s o n _ _ _ C o m m i s s i o n C a p t i o n < / S a l e s p e r s o n _ _ _ C o m m i s s i o n C a p t i o n > + 
+         < S T R S U B S T N O _ T e x t 0 0 0 _ P e r i o d T e x t _ > S T R S U B S T N O _ T e x t 0 0 0 _ P e r i o d T e x t _ < / S T R S U B S T N O _ T e x t 0 0 0 _ P e r i o d T e x t _ > + 
+         < T o t a l C a p t i o n > T o t a l C a p t i o n < / T o t a l C a p t i o n > + 
+         < C u s t _ L e d g e r _ E n t r y > + 
+             < A d j P r o f i t C o m m i s s i o n A m t _ C o n t r o l 4 5 > A d j P r o f i t C o m m i s s i o n A m t _ C o n t r o l 4 5 < / A d j P r o f i t C o m m i s s i o n A m t _ C o n t r o l 4 5 > + 
+             < A d j P r o f i t _ C o n t r o l 3 9 > A d j P r o f i t _ C o n t r o l 3 9 < / A d j P r o f i t _ C o n t r o l 3 9 > + 
+             < C u s t L e d g e r E n t r y _ C u s t o m e r N a m e > C u s t L e d g e r E n t r y _ C u s t o m e r N a m e < / C u s t L e d g e r E n t r y _ C u s t o m e r N a m e > + 
+             < C u s t _ _ L e d g e r _ E n t r y _ _ C u s t o m e r _ N o _ _ > C u s t _ _ L e d g e r _ E n t r y _ _ C u s t o m e r _ N o _ _ < / C u s t _ _ L e d g e r _ E n t r y _ _ C u s t o m e r _ N o _ _ > + 
+             < C u s t _ _ L e d g e r _ E n t r y _ _ D o c u m e n t _ N o _ _ > C u s t _ _ L e d g e r _ E n t r y _ _ D o c u m e n t _ N o _ _ < / C u s t _ _ L e d g e r _ E n t r y _ _ D o c u m e n t _ N o _ _ > + 
+             < C u s t _ _ L e d g e r _ E n t r y _ _ P o s t i n g _ D a t e _ > C u s t _ _ L e d g e r _ E n t r y _ _ P o s t i n g _ D a t e _ < / C u s t _ _ L e d g e r _ E n t r y _ _ P o s t i n g _ D a t e _ > + 
+             < C u s t _ _ L e d g e r _ E n t r y _ _ P r o f i t _ _ L C Y _ _ > C u s t _ _ L e d g e r _ E n t r y _ _ P r o f i t _ _ L C Y _ _ < / C u s t _ _ L e d g e r _ E n t r y _ _ P r o f i t _ _ L C Y _ _ > + 
+             < C u s t _ _ L e d g e r _ E n t r y _ _ S a l e s _ _ L C Y _ _ > C u s t _ _ L e d g e r _ E n t r y _ _ S a l e s _ _ L C Y _ _ < / C u s t _ _ L e d g e r _ E n t r y _ _ S a l e s _ _ L C Y _ _ > + 
+             < P r o f i t C o m m i s s i o n A m t _ C o n t r o l 3 3 > P r o f i t C o m m i s s i o n A m t _ C o n t r o l 3 3 < / P r o f i t C o m m i s s i o n A m t _ C o n t r o l 3 3 > + 
+             < S a l e s C o m m i s s i o n A m t _ C o n t r o l 3 2 > S a l e s C o m m i s s i o n A m t _ C o n t r o l 3 2 < / S a l e s C o m m i s s i o n A m t _ C o n t r o l 3 2 > + 
+             < S a l e s p e r s o n P u r c h a s e r _ C o d e > S a l e s p e r s o n P u r c h a s e r _ C o d e < / S a l e s p e r s o n P u r c h a s e r _ C o d e > + 
+             < S a l e s p e r s o n _ P u r c h a s e r _ _ N a m e > S a l e s p e r s o n _ P u r c h a s e r _ _ N a m e < / S a l e s p e r s o n _ P u r c h a s e r _ _ N a m e >   
          < / C u s t _ L e d g e r _ E n t r y >   
-         < S u b t o t a l s   E l e m e n t T y p e = " D a t a I t e m "   E l e m e n t I d = " 8 3 8 6 9 3 5 6 0 " > - 
-             < S u b t o t a l s _ A d j P r o f i t   E l e m e n t T y p e = " C o l u m n "   E l e m e n t I d = " 5 6 1 3 6 6 8 2 2 "   D a t a T y p e = " D e c i m a l " > S u b t o t a l s _ A d j P r o f i t < / S u b t o t a l s _ A d j P r o f i t > - 
-             < S u b t o t a l s _ A d j P r o f i t C o m m i s s i o n   E l e m e n t T y p e = " C o l u m n "   E l e m e n t I d = " 1 4 1 8 9 7 1 8 3 5 "   D a t a T y p e = " D e c i m a l " > S u b t o t a l s _ A d j P r o f i t C o m m i s s i o n < / S u b t o t a l s _ A d j P r o f i t C o m m i s s i o n > - 
-             < S u b t o t a l s _ P r o f i t   E l e m e n t T y p e = " C o l u m n "   E l e m e n t I d = " 2 4 1 5 0 0 6 9 7 "   D a t a T y p e = " D e c i m a l " > S u b t o t a l s _ P r o f i t < / S u b t o t a l s _ P r o f i t > - 
-             < S u b t o t a l s _ P r o f i t C o m m i s s i o n   E l e m e n t T y p e = " C o l u m n "   E l e m e n t I d = " 1 4 9 6 3 3 2 1 7 2 "   D a t a T y p e = " D e c i m a l " > S u b t o t a l s _ P r o f i t C o m m i s s i o n < / S u b t o t a l s _ P r o f i t C o m m i s s i o n > - 
-             < S u b t o t a l s _ S a l e s   E l e m e n t T y p e = " C o l u m n "   E l e m e n t I d = " 1 9 7 8 7 7 5 0 3 "   D a t a T y p e = " D e c i m a l " > S u b t o t a l s _ S a l e s < / S u b t o t a l s _ S a l e s > - 
-             < S u b t o t a l s _ S a l e s C o m m i s s i o n   E l e m e n t T y p e = " C o l u m n "   E l e m e n t I d = " 1 4 7 6 0 7 2 5 9 0 "   D a t a T y p e = " D e c i m a l " > S u b t o t a l s _ S a l e s C o m m i s s i o n < / S u b t o t a l s _ S a l e s C o m m i s s i o n > - 
-             < S u b t o t a l s _ S a l e s p e r s o n _ C o d e   E l e m e n t T y p e = " C o l u m n "   E l e m e n t I d = " 1 1 9 8 5 9 4 2 7 2 "   D a t a T y p e = " C o d e " > S u b t o t a l s _ S a l e s p e r s o n _ C o d e < / S u b t o t a l s _ S a l e s p e r s o n _ C o d e > +         < S u b t o t a l s > + 
+             < S u b t o t a l s _ A d j P r o f i t > S u b t o t a l s _ A d j P r o f i t < / S u b t o t a l s _ A d j P r o f i t > + 
+             < S u b t o t a l s _ A d j P r o f i t C o m m i s s i o n > S u b t o t a l s _ A d j P r o f i t C o m m i s s i o n < / S u b t o t a l s _ A d j P r o f i t C o m m i s s i o n > + 
+             < S u b t o t a l s _ P r o f i t > S u b t o t a l s _ P r o f i t < / S u b t o t a l s _ P r o f i t > + 
+             < S u b t o t a l s _ P r o f i t C o m m i s s i o n > S u b t o t a l s _ P r o f i t C o m m i s s i o n < / S u b t o t a l s _ P r o f i t C o m m i s s i o n > + 
+             < S u b t o t a l s _ S a l e s > S u b t o t a l s _ S a l e s < / S u b t o t a l s _ S a l e s > + 
+             < S u b t o t a l s _ S a l e s C o m m i s s i o n > S u b t o t a l s _ S a l e s C o m m i s s i o n < / S u b t o t a l s _ S a l e s C o m m i s s i o n > + 
+             < S u b t o t a l s _ S a l e s p e r s o n _ C o d e > S u b t o t a l s _ S a l e s p e r s o n _ C o d e < / S u b t o t a l s _ S a l e s p e r s o n _ C o d e >   
          < / S u b t o t a l s >   
      < / S a l e s p e r s o n _ P u r c h a s e r >   
-     < T o t a l s   E l e m e n t T y p e = " D a t a I t e m "   E l e m e n t I d = " 1 8 2 3 9 5 0 0 4 4 " > - 
-         < T o t a l s _ A d j P r o f i t   E l e m e n t T y p e = " C o l u m n "   E l e m e n t I d = " 1 9 0 9 5 0 1 3 6 2 "   D a t a T y p e = " D e c i m a l " > T o t a l s _ A d j P r o f i t < / T o t a l s _ A d j P r o f i t > - 
-         < T o t a l s _ A d j P r o f i t C o m m i s s i o n   E l e m e n t T y p e = " C o l u m n "   E l e m e n t I d = " 9 4 6 1 0 3 7 5 9 "   D a t a T y p e = " D e c i m a l " > T o t a l s _ A d j P r o f i t C o m m i s s i o n < / T o t a l s _ A d j P r o f i t C o m m i s s i o n > - 
-         < T o t a l s _ P r o f i t   E l e m e n t T y p e = " C o l u m n "   E l e m e n t I d = " 6 4 6 2 9 5 2 1 9 "   D a t a T y p e = " D e c i m a l " > T o t a l s _ P r o f i t < / T o t a l s _ P r o f i t > - 
-         < T o t a l s _ P r o f i t C o m m i s s i o n   E l e m e n t T y p e = " C o l u m n "   E l e m e n t I d = " 3 6 7 7 9 1 3 9 2 "   D a t a T y p e = " D e c i m a l " > T o t a l s _ P r o f i t C o m m i s s i o n < / T o t a l s _ P r o f i t C o m m i s s i o n > - 
-         < T o t a l s _ S a l e s   E l e m e n t T y p e = " C o l u m n "   E l e m e n t I d = " 1 3 9 9 9 8 5 1 0 9 "   D a t a T y p e = " D e c i m a l " > T o t a l s _ S a l e s < / T o t a l s _ S a l e s > - 
-         < T o t a l s _ S a l e s C o m m i s s i o n   E l e m e n t T y p e = " C o l u m n "   E l e m e n t I d = " 4 6 4 8 2 3 3 9 8 "   D a t a T y p e = " D e c i m a l " > T o t a l s _ S a l e s C o m m i s s i o n < / T o t a l s _ S a l e s C o m m i s s i o n > +     < T o t a l s > + 
+         < T o t a l s _ A d j P r o f i t > T o t a l s _ A d j P r o f i t < / T o t a l s _ A d j P r o f i t > + 
+         < T o t a l s _ A d j P r o f i t C o m m i s s i o n > T o t a l s _ A d j P r o f i t C o m m i s s i o n < / T o t a l s _ A d j P r o f i t C o m m i s s i o n > + 
+         < T o t a l s _ P r o f i t > T o t a l s _ P r o f i t < / T o t a l s _ P r o f i t > + 
+         < T o t a l s _ P r o f i t C o m m i s s i o n > T o t a l s _ P r o f i t C o m m i s s i o n < / T o t a l s _ P r o f i t C o m m i s s i o n > + 
+         < T o t a l s _ S a l e s > T o t a l s _ S a l e s < / T o t a l s _ S a l e s > + 
+         < T o t a l s _ S a l e s C o m m i s s i o n > T o t a l s _ S a l e s C o m m i s s i o n < / T o t a l s _ S a l e s C o m m i s s i o n >   
      < / T o t a l s >   
@@ -4704,17 +4640,17 @@
 </file>
 
 <file path=customXml/itemProps1.xml><?xml version="1.0" encoding="utf-8"?>
-<ds:datastoreItem xmlns:ds="http://schemas.openxmlformats.org/officeDocument/2006/customXml" ds:itemID="{79D6D75F-D29A-40D3-A819-B215617F17D6}">
+<ds:datastoreItem xmlns:ds="http://schemas.openxmlformats.org/officeDocument/2006/customXml" ds:itemID="{A0CC7945-5283-4905-A71D-472246249B67}">
   <ds:schemaRefs>
-    <ds:schemaRef ds:uri="urn:microsoft-dynamics-nav/reports/Salesperson_Commission/115/"/>
+    <ds:schemaRef ds:uri="urn:microsoft-dynamics-businesscentral/internal/extended/reports/Salesperson_Commission/115/"/>
   </ds:schemaRefs>
 </ds:datastoreItem>
 </file>
 
 <file path=customXml/itemProps2.xml><?xml version="1.0" encoding="utf-8"?>
-<ds:datastoreItem xmlns:ds="http://schemas.openxmlformats.org/officeDocument/2006/customXml" ds:itemID="{A0CC7945-5283-4905-A71D-472246249B67}">
+<ds:datastoreItem xmlns:ds="http://schemas.openxmlformats.org/officeDocument/2006/customXml" ds:itemID="{79D6D75F-D29A-40D3-A819-B215617F17D6}">
   <ds:schemaRefs>
-    <ds:schemaRef ds:uri="urn:microsoft-dynamics-businesscentral/internal/extended/reports/Salesperson_Commission/115/"/>
+    <ds:schemaRef ds:uri="urn:microsoft-dynamics-nav/reports/Salesperson_Commission/115/"/>
   </ds:schemaRefs>
 </ds:datastoreItem>
 </file>

--- a/src/Layers/W1/BaseApp/Sales/Reports/SalespersonCommissionBody.docx
+++ b/src/Layers/W1/BaseApp/Sales/Reports/SalespersonCommissionBody.docx
@@ -1544,12 +1544,6 @@
     </w:tbl>
     <w:p/>
     <w:sectPr>
-      <w:headerReference w:type="even" r:id="rId8"/>
-      <w:headerReference w:type="default" r:id="rId9"/>
-      <w:footerReference w:type="even" r:id="rId10"/>
-      <w:footerReference w:type="default" r:id="rId11"/>
-      <w:headerReference w:type="first" r:id="rId12"/>
-      <w:footerReference w:type="first" r:id="rId13"/>
       <w:pgSz w:w="16838" w:h="11906" w:orient="landscape"/>
       <w:pgMar w:top="720" w:right="720" w:bottom="720" w:left="720" w:header="425" w:footer="708" w:gutter="0"/>
       <w:cols w:space="708"/>
@@ -1584,36 +1578,6 @@
 </w:endnotes>
 </file>
 
-<file path=word/footer1.xml><?xml version="1.0" encoding="utf-8"?>
-<w:ftr xmlns:wpc="http://schemas.microsoft.com/office/word/2010/wordprocessingCanvas" xmlns:cx="http://schemas.microsoft.com/office/drawing/2014/chartex" xmlns:cx1="http://schemas.microsoft.com/office/drawing/2015/9/8/chartex" xmlns:cx2="http://schemas.microsoft.com/office/drawing/2015/10/21/chartex" xmlns:cx3="http://schemas.microsoft.com/office/drawing/2016/5/9/chartex" xmlns:cx4="http://schemas.microsoft.com/office/drawing/2016/5/10/chartex" xmlns:cx5="http://schemas.microsoft.com/office/drawing/2016/5/11/chartex" xmlns:cx6="http://schemas.microsoft.com/office/drawing/2016/5/12/chartex" xmlns:cx7="http://schemas.microsoft.com/office/drawing/2016/5/13/chartex" xmlns:cx8="http://schemas.microsoft.com/office/drawing/2016/5/14/chartex" xmlns:mc="http://schemas.openxmlformats.org/markup-compatibility/2006" xmlns:aink="http://schemas.microsoft.com/office/drawing/2016/ink" xmlns:am3d="http://schemas.microsoft.com/office/drawing/2017/model3d" xmlns:o="urn:schemas-microsoft-com:office:office" xmlns:oel="http://schemas.microsoft.com/office/2019/extlst" xmlns:r="http://schemas.openxmlformats.org/officeDocument/2006/relationships" xmlns:m="http://schemas.openxmlformats.org/officeDocument/2006/math" xmlns:v="urn:schemas-microsoft-com:vml" xmlns:wp14="http://schemas.microsoft.com/office/word/2010/wordprocessingDrawing" xmlns:wp="http://schemas.openxmlformats.org/drawingml/2006/wordprocessingDrawing" xmlns:w10="urn:schemas-microsoft-com:office:word" xmlns:w="http://schemas.openxmlformats.org/wordprocessingml/2006/main" xmlns:w14="http://schemas.microsoft.com/office/word/2010/wordml" xmlns:w15="http://schemas.microsoft.com/office/word/2012/wordml" xmlns:w16cex="http://schemas.microsoft.com/office/word/2018/wordml/cex" xmlns:w16cid="http://schemas.microsoft.com/office/word/2016/wordml/cid" xmlns:w16="http://schemas.microsoft.com/office/word/2018/wordml" xmlns:w16du="http://schemas.microsoft.com/office/word/2023/wordml/word16du" xmlns:w16sdtdh="http://schemas.microsoft.com/office/word/2020/wordml/sdtdatahash" xmlns:w16sdtfl="http://schemas.microsoft.com/office/word/2024/wordml/sdtformatlock" xmlns:w16se="http://schemas.microsoft.com/office/word/2015/wordml/symex" xmlns:wpg="http://schemas.microsoft.com/office/word/2010/wordprocessingGroup" xmlns:wpi="http://schemas.microsoft.com/office/word/2010/wordprocessingInk" xmlns:wne="http://schemas.microsoft.com/office/word/2006/wordml" xmlns:wps="http://schemas.microsoft.com/office/word/2010/wordprocessingShape" mc:Ignorable="w14 w15 w16se w16cid w16 w16cex w16sdtdh w16sdtfl w16du wp14">
-  <w:p>
-    <w:pPr>
-      <w:pStyle w:val="Footer"/>
-    </w:pPr>
-  </w:p>
-</w:ftr>
-</file>
-
-<file path=word/footer2.xml><?xml version="1.0" encoding="utf-8"?>
-<w:ftr xmlns:wpc="http://schemas.microsoft.com/office/word/2010/wordprocessingCanvas" xmlns:cx="http://schemas.microsoft.com/office/drawing/2014/chartex" xmlns:cx1="http://schemas.microsoft.com/office/drawing/2015/9/8/chartex" xmlns:cx2="http://schemas.microsoft.com/office/drawing/2015/10/21/chartex" xmlns:cx3="http://schemas.microsoft.com/office/drawing/2016/5/9/chartex" xmlns:cx4="http://schemas.microsoft.com/office/drawing/2016/5/10/chartex" xmlns:cx5="http://schemas.microsoft.com/office/drawing/2016/5/11/chartex" xmlns:cx6="http://schemas.microsoft.com/office/drawing/2016/5/12/chartex" xmlns:cx7="http://schemas.microsoft.com/office/drawing/2016/5/13/chartex" xmlns:cx8="http://schemas.microsoft.com/office/drawing/2016/5/14/chartex" xmlns:mc="http://schemas.openxmlformats.org/markup-compatibility/2006" xmlns:aink="http://schemas.microsoft.com/office/drawing/2016/ink" xmlns:am3d="http://schemas.microsoft.com/office/drawing/2017/model3d" xmlns:o="urn:schemas-microsoft-com:office:office" xmlns:oel="http://schemas.microsoft.com/office/2019/extlst" xmlns:r="http://schemas.openxmlformats.org/officeDocument/2006/relationships" xmlns:m="http://schemas.openxmlformats.org/officeDocument/2006/math" xmlns:v="urn:schemas-microsoft-com:vml" xmlns:wp14="http://schemas.microsoft.com/office/word/2010/wordprocessingDrawing" xmlns:wp="http://schemas.openxmlformats.org/drawingml/2006/wordprocessingDrawing" xmlns:w10="urn:schemas-microsoft-com:office:word" xmlns:w="http://schemas.openxmlformats.org/wordprocessingml/2006/main" xmlns:w14="http://schemas.microsoft.com/office/word/2010/wordml" xmlns:w15="http://schemas.microsoft.com/office/word/2012/wordml" xmlns:w16cex="http://schemas.microsoft.com/office/word/2018/wordml/cex" xmlns:w16cid="http://schemas.microsoft.com/office/word/2016/wordml/cid" xmlns:w16="http://schemas.microsoft.com/office/word/2018/wordml" xmlns:w16du="http://schemas.microsoft.com/office/word/2023/wordml/word16du" xmlns:w16sdtdh="http://schemas.microsoft.com/office/word/2020/wordml/sdtdatahash" xmlns:w16sdtfl="http://schemas.microsoft.com/office/word/2024/wordml/sdtformatlock" xmlns:w16se="http://schemas.microsoft.com/office/word/2015/wordml/symex" xmlns:wpg="http://schemas.microsoft.com/office/word/2010/wordprocessingGroup" xmlns:wpi="http://schemas.microsoft.com/office/word/2010/wordprocessingInk" xmlns:wne="http://schemas.microsoft.com/office/word/2006/wordml" xmlns:wps="http://schemas.microsoft.com/office/word/2010/wordprocessingShape" mc:Ignorable="w14 w15 w16se w16cid w16 w16cex w16sdtdh w16sdtfl w16du wp14">
-  <w:p>
-    <w:pPr>
-      <w:pStyle w:val="Footer"/>
-    </w:pPr>
-  </w:p>
-</w:ftr>
-</file>
-
-<file path=word/footer3.xml><?xml version="1.0" encoding="utf-8"?>
-<w:ftr xmlns:wpc="http://schemas.microsoft.com/office/word/2010/wordprocessingCanvas" xmlns:cx="http://schemas.microsoft.com/office/drawing/2014/chartex" xmlns:cx1="http://schemas.microsoft.com/office/drawing/2015/9/8/chartex" xmlns:cx2="http://schemas.microsoft.com/office/drawing/2015/10/21/chartex" xmlns:cx3="http://schemas.microsoft.com/office/drawing/2016/5/9/chartex" xmlns:cx4="http://schemas.microsoft.com/office/drawing/2016/5/10/chartex" xmlns:cx5="http://schemas.microsoft.com/office/drawing/2016/5/11/chartex" xmlns:cx6="http://schemas.microsoft.com/office/drawing/2016/5/12/chartex" xmlns:cx7="http://schemas.microsoft.com/office/drawing/2016/5/13/chartex" xmlns:cx8="http://schemas.microsoft.com/office/drawing/2016/5/14/chartex" xmlns:mc="http://schemas.openxmlformats.org/markup-compatibility/2006" xmlns:aink="http://schemas.microsoft.com/office/drawing/2016/ink" xmlns:am3d="http://schemas.microsoft.com/office/drawing/2017/model3d" xmlns:o="urn:schemas-microsoft-com:office:office" xmlns:oel="http://schemas.microsoft.com/office/2019/extlst" xmlns:r="http://schemas.openxmlformats.org/officeDocument/2006/relationships" xmlns:m="http://schemas.openxmlformats.org/officeDocument/2006/math" xmlns:v="urn:schemas-microsoft-com:vml" xmlns:wp14="http://schemas.microsoft.com/office/word/2010/wordprocessingDrawing" xmlns:wp="http://schemas.openxmlformats.org/drawingml/2006/wordprocessingDrawing" xmlns:w10="urn:schemas-microsoft-com:office:word" xmlns:w="http://schemas.openxmlformats.org/wordprocessingml/2006/main" xmlns:w14="http://schemas.microsoft.com/office/word/2010/wordml" xmlns:w15="http://schemas.microsoft.com/office/word/2012/wordml" xmlns:w16cex="http://schemas.microsoft.com/office/word/2018/wordml/cex" xmlns:w16cid="http://schemas.microsoft.com/office/word/2016/wordml/cid" xmlns:w16="http://schemas.microsoft.com/office/word/2018/wordml" xmlns:w16du="http://schemas.microsoft.com/office/word/2023/wordml/word16du" xmlns:w16sdtdh="http://schemas.microsoft.com/office/word/2020/wordml/sdtdatahash" xmlns:w16sdtfl="http://schemas.microsoft.com/office/word/2024/wordml/sdtformatlock" xmlns:w16se="http://schemas.microsoft.com/office/word/2015/wordml/symex" xmlns:wpg="http://schemas.microsoft.com/office/word/2010/wordprocessingGroup" xmlns:wpi="http://schemas.microsoft.com/office/word/2010/wordprocessingInk" xmlns:wne="http://schemas.microsoft.com/office/word/2006/wordml" xmlns:wps="http://schemas.microsoft.com/office/word/2010/wordprocessingShape" mc:Ignorable="w14 w15 w16se w16cid w16 w16cex w16sdtdh w16sdtfl w16du wp14">
-  <w:p>
-    <w:pPr>
-      <w:pStyle w:val="Footer"/>
-    </w:pPr>
-  </w:p>
-</w:ftr>
-</file>
-
 <file path=word/footnotes.xml><?xml version="1.0" encoding="utf-8"?>
 <w:footnotes xmlns:wpc="http://schemas.microsoft.com/office/word/2010/wordprocessingCanvas" xmlns:cx="http://schemas.microsoft.com/office/drawing/2014/chartex" xmlns:cx1="http://schemas.microsoft.com/office/drawing/2015/9/8/chartex" xmlns:cx2="http://schemas.microsoft.com/office/drawing/2015/10/21/chartex" xmlns:cx3="http://schemas.microsoft.com/office/drawing/2016/5/9/chartex" xmlns:cx4="http://schemas.microsoft.com/office/drawing/2016/5/10/chartex" xmlns:cx5="http://schemas.microsoft.com/office/drawing/2016/5/11/chartex" xmlns:cx6="http://schemas.microsoft.com/office/drawing/2016/5/12/chartex" xmlns:cx7="http://schemas.microsoft.com/office/drawing/2016/5/13/chartex" xmlns:cx8="http://schemas.microsoft.com/office/drawing/2016/5/14/chartex" xmlns:mc="http://schemas.openxmlformats.org/markup-compatibility/2006" xmlns:aink="http://schemas.microsoft.com/office/drawing/2016/ink" xmlns:am3d="http://schemas.microsoft.com/office/drawing/2017/model3d" xmlns:o="urn:schemas-microsoft-com:office:office" xmlns:oel="http://schemas.microsoft.com/office/2019/extlst" xmlns:r="http://schemas.openxmlformats.org/officeDocument/2006/relationships" xmlns:m="http://schemas.openxmlformats.org/officeDocument/2006/math" xmlns:v="urn:schemas-microsoft-com:vml" xmlns:wp14="http://schemas.microsoft.com/office/word/2010/wordprocessingDrawing" xmlns:wp="http://schemas.openxmlformats.org/drawingml/2006/wordprocessingDrawing" xmlns:w10="urn:schemas-microsoft-com:office:word" xmlns:w="http://schemas.openxmlformats.org/wordprocessingml/2006/main" xmlns:w14="http://schemas.microsoft.com/office/word/2010/wordml" xmlns:w15="http://schemas.microsoft.com/office/word/2012/wordml" xmlns:w16cex="http://schemas.microsoft.com/office/word/2018/wordml/cex" xmlns:w16cid="http://schemas.microsoft.com/office/word/2016/wordml/cid" xmlns:w16="http://schemas.microsoft.com/office/word/2018/wordml" xmlns:w16du="http://schemas.microsoft.com/office/word/2023/wordml/word16du" xmlns:w16sdtdh="http://schemas.microsoft.com/office/word/2020/wordml/sdtdatahash" xmlns:w16sdtfl="http://schemas.microsoft.com/office/word/2024/wordml/sdtformatlock" xmlns:w16se="http://schemas.microsoft.com/office/word/2015/wordml/symex" xmlns:wpg="http://schemas.microsoft.com/office/word/2010/wordprocessingGroup" xmlns:wpi="http://schemas.microsoft.com/office/word/2010/wordprocessingInk" xmlns:wne="http://schemas.microsoft.com/office/word/2006/wordml" xmlns:wps="http://schemas.microsoft.com/office/word/2010/wordprocessingShape" mc:Ignorable="w14 w15 w16se w16cid w16 w16cex w16sdtdh w16sdtfl w16du wp14">
   <w:footnote w:type="separator" w:id="-1">
@@ -1637,36 +1601,6 @@
     </w:p>
   </w:footnote>
 </w:footnotes>
-</file>
-
-<file path=word/header1.xml><?xml version="1.0" encoding="utf-8"?>
-<w:hdr xmlns:wpc="http://schemas.microsoft.com/office/word/2010/wordprocessingCanvas" xmlns:cx="http://schemas.microsoft.com/office/drawing/2014/chartex" xmlns:cx1="http://schemas.microsoft.com/office/drawing/2015/9/8/chartex" xmlns:cx2="http://schemas.microsoft.com/office/drawing/2015/10/21/chartex" xmlns:cx3="http://schemas.microsoft.com/office/drawing/2016/5/9/chartex" xmlns:cx4="http://schemas.microsoft.com/office/drawing/2016/5/10/chartex" xmlns:cx5="http://schemas.microsoft.com/office/drawing/2016/5/11/chartex" xmlns:cx6="http://schemas.microsoft.com/office/drawing/2016/5/12/chartex" xmlns:cx7="http://schemas.microsoft.com/office/drawing/2016/5/13/chartex" xmlns:cx8="http://schemas.microsoft.com/office/drawing/2016/5/14/chartex" xmlns:mc="http://schemas.openxmlformats.org/markup-compatibility/2006" xmlns:aink="http://schemas.microsoft.com/office/drawing/2016/ink" xmlns:am3d="http://schemas.microsoft.com/office/drawing/2017/model3d" xmlns:o="urn:schemas-microsoft-com:office:office" xmlns:oel="http://schemas.microsoft.com/office/2019/extlst" xmlns:r="http://schemas.openxmlformats.org/officeDocument/2006/relationships" xmlns:m="http://schemas.openxmlformats.org/officeDocument/2006/math" xmlns:v="urn:schemas-microsoft-com:vml" xmlns:wp14="http://schemas.microsoft.com/office/word/2010/wordprocessingDrawing" xmlns:wp="http://schemas.openxmlformats.org/drawingml/2006/wordprocessingDrawing" xmlns:w10="urn:schemas-microsoft-com:office:word" xmlns:w="http://schemas.openxmlformats.org/wordprocessingml/2006/main" xmlns:w14="http://schemas.microsoft.com/office/word/2010/wordml" xmlns:w15="http://schemas.microsoft.com/office/word/2012/wordml" xmlns:w16cex="http://schemas.microsoft.com/office/word/2018/wordml/cex" xmlns:w16cid="http://schemas.microsoft.com/office/word/2016/wordml/cid" xmlns:w16="http://schemas.microsoft.com/office/word/2018/wordml" xmlns:w16du="http://schemas.microsoft.com/office/word/2023/wordml/word16du" xmlns:w16sdtdh="http://schemas.microsoft.com/office/word/2020/wordml/sdtdatahash" xmlns:w16sdtfl="http://schemas.microsoft.com/office/word/2024/wordml/sdtformatlock" xmlns:w16se="http://schemas.microsoft.com/office/word/2015/wordml/symex" xmlns:wpg="http://schemas.microsoft.com/office/word/2010/wordprocessingGroup" xmlns:wpi="http://schemas.microsoft.com/office/word/2010/wordprocessingInk" xmlns:wne="http://schemas.microsoft.com/office/word/2006/wordml" xmlns:wps="http://schemas.microsoft.com/office/word/2010/wordprocessingShape" mc:Ignorable="w14 w15 w16se w16cid w16 w16cex w16sdtdh w16sdtfl w16du wp14">
-  <w:p>
-    <w:pPr>
-      <w:pStyle w:val="Header"/>
-    </w:pPr>
-  </w:p>
-</w:hdr>
-</file>
-
-<file path=word/header2.xml><?xml version="1.0" encoding="utf-8"?>
-<w:hdr xmlns:wpc="http://schemas.microsoft.com/office/word/2010/wordprocessingCanvas" xmlns:cx="http://schemas.microsoft.com/office/drawing/2014/chartex" xmlns:cx1="http://schemas.microsoft.com/office/drawing/2015/9/8/chartex" xmlns:cx2="http://schemas.microsoft.com/office/drawing/2015/10/21/chartex" xmlns:cx3="http://schemas.microsoft.com/office/drawing/2016/5/9/chartex" xmlns:cx4="http://schemas.microsoft.com/office/drawing/2016/5/10/chartex" xmlns:cx5="http://schemas.microsoft.com/office/drawing/2016/5/11/chartex" xmlns:cx6="http://schemas.microsoft.com/office/drawing/2016/5/12/chartex" xmlns:cx7="http://schemas.microsoft.com/office/drawing/2016/5/13/chartex" xmlns:cx8="http://schemas.microsoft.com/office/drawing/2016/5/14/chartex" xmlns:mc="http://schemas.openxmlformats.org/markup-compatibility/2006" xmlns:aink="http://schemas.microsoft.com/office/drawing/2016/ink" xmlns:am3d="http://schemas.microsoft.com/office/drawing/2017/model3d" xmlns:o="urn:schemas-microsoft-com:office:office" xmlns:oel="http://schemas.microsoft.com/office/2019/extlst" xmlns:r="http://schemas.openxmlformats.org/officeDocument/2006/relationships" xmlns:m="http://schemas.openxmlformats.org/officeDocument/2006/math" xmlns:v="urn:schemas-microsoft-com:vml" xmlns:wp14="http://schemas.microsoft.com/office/word/2010/wordprocessingDrawing" xmlns:wp="http://schemas.openxmlformats.org/drawingml/2006/wordprocessingDrawing" xmlns:w10="urn:schemas-microsoft-com:office:word" xmlns:w="http://schemas.openxmlformats.org/wordprocessingml/2006/main" xmlns:w14="http://schemas.microsoft.com/office/word/2010/wordml" xmlns:w15="http://schemas.microsoft.com/office/word/2012/wordml" xmlns:w16cex="http://schemas.microsoft.com/office/word/2018/wordml/cex" xmlns:w16cid="http://schemas.microsoft.com/office/word/2016/wordml/cid" xmlns:w16="http://schemas.microsoft.com/office/word/2018/wordml" xmlns:w16du="http://schemas.microsoft.com/office/word/2023/wordml/word16du" xmlns:w16sdtdh="http://schemas.microsoft.com/office/word/2020/wordml/sdtdatahash" xmlns:w16sdtfl="http://schemas.microsoft.com/office/word/2024/wordml/sdtformatlock" xmlns:w16se="http://schemas.microsoft.com/office/word/2015/wordml/symex" xmlns:wpg="http://schemas.microsoft.com/office/word/2010/wordprocessingGroup" xmlns:wpi="http://schemas.microsoft.com/office/word/2010/wordprocessingInk" xmlns:wne="http://schemas.microsoft.com/office/word/2006/wordml" xmlns:wps="http://schemas.microsoft.com/office/word/2010/wordprocessingShape" mc:Ignorable="w14 w15 w16se w16cid w16 w16cex w16sdtdh w16sdtfl w16du wp14">
-  <w:p>
-    <w:pPr>
-      <w:pStyle w:val="Header"/>
-    </w:pPr>
-  </w:p>
-</w:hdr>
-</file>
-
-<file path=word/header3.xml><?xml version="1.0" encoding="utf-8"?>
-<w:hdr xmlns:wpc="http://schemas.microsoft.com/office/word/2010/wordprocessingCanvas" xmlns:cx="http://schemas.microsoft.com/office/drawing/2014/chartex" xmlns:cx1="http://schemas.microsoft.com/office/drawing/2015/9/8/chartex" xmlns:cx2="http://schemas.microsoft.com/office/drawing/2015/10/21/chartex" xmlns:cx3="http://schemas.microsoft.com/office/drawing/2016/5/9/chartex" xmlns:cx4="http://schemas.microsoft.com/office/drawing/2016/5/10/chartex" xmlns:cx5="http://schemas.microsoft.com/office/drawing/2016/5/11/chartex" xmlns:cx6="http://schemas.microsoft.com/office/drawing/2016/5/12/chartex" xmlns:cx7="http://schemas.microsoft.com/office/drawing/2016/5/13/chartex" xmlns:cx8="http://schemas.microsoft.com/office/drawing/2016/5/14/chartex" xmlns:mc="http://schemas.openxmlformats.org/markup-compatibility/2006" xmlns:aink="http://schemas.microsoft.com/office/drawing/2016/ink" xmlns:am3d="http://schemas.microsoft.com/office/drawing/2017/model3d" xmlns:o="urn:schemas-microsoft-com:office:office" xmlns:oel="http://schemas.microsoft.com/office/2019/extlst" xmlns:r="http://schemas.openxmlformats.org/officeDocument/2006/relationships" xmlns:m="http://schemas.openxmlformats.org/officeDocument/2006/math" xmlns:v="urn:schemas-microsoft-com:vml" xmlns:wp14="http://schemas.microsoft.com/office/word/2010/wordprocessingDrawing" xmlns:wp="http://schemas.openxmlformats.org/drawingml/2006/wordprocessingDrawing" xmlns:w10="urn:schemas-microsoft-com:office:word" xmlns:w="http://schemas.openxmlformats.org/wordprocessingml/2006/main" xmlns:w14="http://schemas.microsoft.com/office/word/2010/wordml" xmlns:w15="http://schemas.microsoft.com/office/word/2012/wordml" xmlns:w16cex="http://schemas.microsoft.com/office/word/2018/wordml/cex" xmlns:w16cid="http://schemas.microsoft.com/office/word/2016/wordml/cid" xmlns:w16="http://schemas.microsoft.com/office/word/2018/wordml" xmlns:w16du="http://schemas.microsoft.com/office/word/2023/wordml/word16du" xmlns:w16sdtdh="http://schemas.microsoft.com/office/word/2020/wordml/sdtdatahash" xmlns:w16sdtfl="http://schemas.microsoft.com/office/word/2024/wordml/sdtformatlock" xmlns:w16se="http://schemas.microsoft.com/office/word/2015/wordml/symex" xmlns:wpg="http://schemas.microsoft.com/office/word/2010/wordprocessingGroup" xmlns:wpi="http://schemas.microsoft.com/office/word/2010/wordprocessingInk" xmlns:wne="http://schemas.microsoft.com/office/word/2006/wordml" xmlns:wps="http://schemas.microsoft.com/office/word/2010/wordprocessingShape" mc:Ignorable="w14 w15 w16se w16cid w16 w16cex w16sdtdh w16sdtfl w16du wp14">
-  <w:p>
-    <w:pPr>
-      <w:pStyle w:val="Header"/>
-    </w:pPr>
-  </w:p>
-</w:hdr>
 </file>
 
 <file path=word/styles.xml><?xml version="1.0" encoding="utf-8"?>

--- a/src/Layers/W1/BaseApp/Sales/Reports/SalespersonCommissionBody.docx
+++ b/src/Layers/W1/BaseApp/Sales/Reports/SalespersonCommissionBody.docx
@@ -54,14 +54,7 @@
         </w:trPr>
         <w:sdt>
           <w:sdtPr>
-            <w:alias w:val="AllAmountsAreInLCYLabel"/>
-            <w:tag w:val="#BC:InsertDataItem,Labels/AllAmountsAreInLCYLabel"/>
-            <w:id w:val="1797175241"/>
-            <w:placeholder>
-              <w:docPart w:val="DefaultPlaceholder_-1854013440"/>
-            </w:placeholder>
-            <w15:color w:val="808080"/>
-            <w:text/>
+            <w:dataBinding w:prefixMappings="xmlns:ns0='urn:microsoft-dynamics-nav/reports/Salesperson_Commission/115/'" w:xpath="/ns0:NavWordReportXmlPart[1]/ns0:Labels[1]/ns0:AllAmountsAreInLCYLabel[1]" w:storeItemID="{79D6D75F-D29A-40D3-A819-B215617F17D6}"/>
           </w:sdtPr>
           <w:sdtContent>
             <w:tc>
@@ -920,7 +913,7 @@
                   <w:tcPr>
                     <w:tcW w:w="406" w:type="pct"/>
                     <w:tcBorders>
-                      <w:bottom w:val="single" w:sz="4" w:space="0" w:color="auto"/>
+                      <w:bottom w:val="single" w:color="auto" w:sz="4" w:space="0"/>
                     </w:tcBorders>
                   </w:tcPr>
                   <w:p>
@@ -933,7 +926,7 @@
                   <w:tcPr>
                     <w:tcW w:w="586" w:type="pct"/>
                     <w:tcBorders>
-                      <w:bottom w:val="single" w:sz="4" w:space="0" w:color="auto"/>
+                      <w:bottom w:val="single" w:color="auto" w:sz="4" w:space="0"/>
                     </w:tcBorders>
                   </w:tcPr>
                   <w:p>
@@ -946,7 +939,7 @@
                   <w:tcPr>
                     <w:tcW w:w="554" w:type="pct"/>
                     <w:tcBorders>
-                      <w:bottom w:val="single" w:sz="4" w:space="0" w:color="auto"/>
+                      <w:bottom w:val="single" w:color="auto" w:sz="4" w:space="0"/>
                     </w:tcBorders>
                   </w:tcPr>
                   <w:p>
@@ -959,7 +952,7 @@
                   <w:tcPr>
                     <w:tcW w:w="481" w:type="pct"/>
                     <w:tcBorders>
-                      <w:bottom w:val="single" w:sz="4" w:space="0" w:color="auto"/>
+                      <w:bottom w:val="single" w:color="auto" w:sz="4" w:space="0"/>
                     </w:tcBorders>
                   </w:tcPr>
                   <w:p>
@@ -972,7 +965,7 @@
                   <w:tcPr>
                     <w:tcW w:w="473" w:type="pct"/>
                     <w:tcBorders>
-                      <w:bottom w:val="single" w:sz="4" w:space="0" w:color="auto"/>
+                      <w:bottom w:val="single" w:color="auto" w:sz="4" w:space="0"/>
                     </w:tcBorders>
                   </w:tcPr>
                   <w:p>
@@ -986,7 +979,7 @@
                     <w:tcW w:w="473" w:type="pct"/>
                     <w:gridSpan w:val="2"/>
                     <w:tcBorders>
-                      <w:bottom w:val="single" w:sz="4" w:space="0" w:color="auto"/>
+                      <w:bottom w:val="single" w:color="auto" w:sz="4" w:space="0"/>
                     </w:tcBorders>
                   </w:tcPr>
                   <w:p>
@@ -999,7 +992,7 @@
                   <w:tcPr>
                     <w:tcW w:w="676" w:type="pct"/>
                     <w:tcBorders>
-                      <w:bottom w:val="single" w:sz="4" w:space="0" w:color="auto"/>
+                      <w:bottom w:val="single" w:color="auto" w:sz="4" w:space="0"/>
                     </w:tcBorders>
                   </w:tcPr>
                   <w:p>
@@ -1012,7 +1005,7 @@
                   <w:tcPr>
                     <w:tcW w:w="677" w:type="pct"/>
                     <w:tcBorders>
-                      <w:bottom w:val="single" w:sz="4" w:space="0" w:color="auto"/>
+                      <w:bottom w:val="single" w:color="auto" w:sz="4" w:space="0"/>
                     </w:tcBorders>
                   </w:tcPr>
                   <w:p>
@@ -1025,7 +1018,7 @@
                   <w:tcPr>
                     <w:tcW w:w="674" w:type="pct"/>
                     <w:tcBorders>
-                      <w:bottom w:val="single" w:sz="4" w:space="0" w:color="auto"/>
+                      <w:bottom w:val="single" w:color="auto" w:sz="4" w:space="0"/>
                     </w:tcBorders>
                   </w:tcPr>
                   <w:p>
@@ -1045,8 +1038,8 @@
                     <w:tcW w:w="992" w:type="pct"/>
                     <w:gridSpan w:val="2"/>
                     <w:tcBorders>
-                      <w:top w:val="single" w:sz="4" w:space="0" w:color="auto"/>
-                      <w:bottom w:val="single" w:sz="4" w:space="0" w:color="auto"/>
+                      <w:top w:val="single" w:color="auto" w:sz="4" w:space="0"/>
+                      <w:bottom w:val="single" w:color="auto" w:sz="4" w:space="0"/>
                     </w:tcBorders>
                   </w:tcPr>
                   <w:sdt>
@@ -1076,8 +1069,8 @@
                   <w:tcPr>
                     <w:tcW w:w="554" w:type="pct"/>
                     <w:tcBorders>
-                      <w:top w:val="single" w:sz="4" w:space="0" w:color="auto"/>
-                      <w:bottom w:val="single" w:sz="4" w:space="0" w:color="auto"/>
+                      <w:top w:val="single" w:color="auto" w:sz="4" w:space="0"/>
+                      <w:bottom w:val="single" w:color="auto" w:sz="4" w:space="0"/>
                     </w:tcBorders>
                   </w:tcPr>
                   <w:p>
@@ -1103,8 +1096,8 @@
                       <w:tcPr>
                         <w:tcW w:w="481" w:type="pct"/>
                         <w:tcBorders>
-                          <w:top w:val="single" w:sz="4" w:space="0" w:color="auto"/>
-                          <w:bottom w:val="single" w:sz="4" w:space="0" w:color="auto"/>
+                          <w:top w:val="single" w:color="auto" w:sz="4" w:space="0"/>
+                          <w:bottom w:val="single" w:color="auto" w:sz="4" w:space="0"/>
                         </w:tcBorders>
                       </w:tcPr>
                       <w:p>
@@ -1135,8 +1128,8 @@
                       <w:tcPr>
                         <w:tcW w:w="473" w:type="pct"/>
                         <w:tcBorders>
-                          <w:top w:val="single" w:sz="4" w:space="0" w:color="auto"/>
-                          <w:bottom w:val="single" w:sz="4" w:space="0" w:color="auto"/>
+                          <w:top w:val="single" w:color="auto" w:sz="4" w:space="0"/>
+                          <w:bottom w:val="single" w:color="auto" w:sz="4" w:space="0"/>
                         </w:tcBorders>
                       </w:tcPr>
                       <w:p>
@@ -1168,8 +1161,8 @@
                         <w:tcW w:w="473" w:type="pct"/>
                         <w:gridSpan w:val="2"/>
                         <w:tcBorders>
-                          <w:top w:val="single" w:sz="4" w:space="0" w:color="auto"/>
-                          <w:bottom w:val="single" w:sz="4" w:space="0" w:color="auto"/>
+                          <w:top w:val="single" w:color="auto" w:sz="4" w:space="0"/>
+                          <w:bottom w:val="single" w:color="auto" w:sz="4" w:space="0"/>
                         </w:tcBorders>
                       </w:tcPr>
                       <w:p>
@@ -1200,8 +1193,8 @@
                       <w:tcPr>
                         <w:tcW w:w="676" w:type="pct"/>
                         <w:tcBorders>
-                          <w:top w:val="single" w:sz="4" w:space="0" w:color="auto"/>
-                          <w:bottom w:val="single" w:sz="4" w:space="0" w:color="auto"/>
+                          <w:top w:val="single" w:color="auto" w:sz="4" w:space="0"/>
+                          <w:bottom w:val="single" w:color="auto" w:sz="4" w:space="0"/>
                         </w:tcBorders>
                       </w:tcPr>
                       <w:p>
@@ -1232,8 +1225,8 @@
                       <w:tcPr>
                         <w:tcW w:w="677" w:type="pct"/>
                         <w:tcBorders>
-                          <w:top w:val="single" w:sz="4" w:space="0" w:color="auto"/>
-                          <w:bottom w:val="single" w:sz="4" w:space="0" w:color="auto"/>
+                          <w:top w:val="single" w:color="auto" w:sz="4" w:space="0"/>
+                          <w:bottom w:val="single" w:color="auto" w:sz="4" w:space="0"/>
                         </w:tcBorders>
                       </w:tcPr>
                       <w:p>
@@ -1264,8 +1257,8 @@
                       <w:tcPr>
                         <w:tcW w:w="674" w:type="pct"/>
                         <w:tcBorders>
-                          <w:top w:val="single" w:sz="4" w:space="0" w:color="auto"/>
-                          <w:bottom w:val="single" w:sz="4" w:space="0" w:color="auto"/>
+                          <w:top w:val="single" w:color="auto" w:sz="4" w:space="0"/>
+                          <w:bottom w:val="single" w:color="auto" w:sz="4" w:space="0"/>
                         </w:tcBorders>
                       </w:tcPr>
                       <w:p>

--- a/src/Layers/W1/BaseApp/Sales/Reports/SalespersonCommissionBody.docx
+++ b/src/Layers/W1/BaseApp/Sales/Reports/SalespersonCommissionBody.docx
@@ -6,8 +6,9 @@
       <w:tblPr>
         <w:tblStyle w:val="BCBlockTable"/>
         <w:tblW w:w="5000" w:type="pct"/>
-        <w:tblLook w:val="0620" w:firstRow="1" w:lastRow="0" w:firstColumn="0" w:lastColumn="0" w:noHBand="1" w:noVBand="1"/>
-        <w:tblCaption w:val="Table 1"/>
+        <w:tblLayout w:type="fixed"/>
+        <w:tblLook w:val="0600" w:firstRow="0" w:lastRow="0" w:firstColumn="0" w:lastColumn="0" w:noHBand="1" w:noVBand="1"/>
+        <w:tblCaption w:val="bc-block:notes-1"/>
         <w:tblDescription w:val="Layout table. Used for positioning, not for tabular data."/>
       </w:tblPr>
       <w:tblGrid>
@@ -15,7 +16,6 @@
       </w:tblGrid>
       <w:tr>
         <w:trPr>
-          <w:cnfStyle w:val="100000000000" w:firstRow="1" w:lastRow="0" w:firstColumn="0" w:lastColumn="0" w:oddVBand="0" w:evenVBand="0" w:oddHBand="0" w:evenHBand="0" w:firstRowFirstColumn="0" w:firstRowLastColumn="0" w:lastRowFirstColumn="0" w:lastRowLastColumn="0"/>
           <w:cantSplit/>
           <w:trHeight w:val="259"/>
         </w:trPr>
@@ -36,9 +36,6 @@
             </w:sdtPr>
             <w:sdtContent>
               <w:p>
-                <w:pPr>
-                  <w:pStyle w:val="BCLabel"/>
-                </w:pPr>
                 <w:r>
                   <w:t>STRSUBSTNO_Text000_PeriodText_</w:t>
                 </w:r>
@@ -69,9 +66,6 @@
                 <w:tcW w:w="5000" w:type="pct"/>
               </w:tcPr>
               <w:p>
-                <w:pPr>
-                  <w:pStyle w:val="NoSpacing"/>
-                </w:pPr>
                 <w:proofErr w:type="spellStart"/>
                 <w:r>
                   <w:t>AllAmountsAreInLCYLabel</w:t>
@@ -104,9 +98,6 @@
                 <w:tcW w:w="5000" w:type="pct"/>
               </w:tcPr>
               <w:p>
-                <w:pPr>
-                  <w:pStyle w:val="NoSpacing"/>
-                </w:pPr>
                 <w:r>
                   <w:t>Salesperson_Purchaser__TABLECAPTION__________SalespersonFilter</w:t>
                 </w:r>
@@ -137,9 +128,6 @@
                 <w:tcW w:w="5000" w:type="pct"/>
               </w:tcPr>
               <w:p>
-                <w:pPr>
-                  <w:pStyle w:val="NoSpacing"/>
-                </w:pPr>
                 <w:r>
                   <w:t>Cust__Ledger_Entry__TABLECAPTION__________CustLedgEntryFilter</w:t>
                 </w:r>
@@ -155,8 +143,8 @@
         <w:tblStyle w:val="BCDataTable"/>
         <w:tblW w:w="5000" w:type="pct"/>
         <w:tblLayout w:type="fixed"/>
-        <w:tblLook w:val="0460" w:firstRow="1" w:lastRow="1" w:firstColumn="0" w:lastColumn="0" w:noHBand="0" w:noVBand="1"/>
-        <w:tblCaption w:val="Table 2"/>
+        <w:tblLook w:val="0420" w:firstRow="1" w:lastRow="0" w:firstColumn="0" w:lastColumn="0" w:noHBand="0" w:noVBand="1"/>
+        <w:tblCaption w:val="bc-block:data "/>
         <w:tblDescription w:val="Document lines. Column headers in the first row."/>
       </w:tblPr>
       <w:tblGrid>
@@ -179,7 +167,6 @@
         <w:tc>
           <w:tcPr>
             <w:tcW w:w="406" w:type="pct"/>
-            <w:vAlign w:val="top"/>
           </w:tcPr>
           <w:sdt>
             <w:sdtPr>
@@ -194,15 +181,9 @@
             </w:sdtPr>
             <w:sdtContent>
               <w:p>
-                <w:pPr>
-                  <w:pStyle w:val="BCLabel"/>
-                  <w:spacing w:after="80"/>
-                </w:pPr>
-                <w:proofErr w:type="spellStart"/>
                 <w:r>
                   <w:t>PostingDateLabel</w:t>
                 </w:r>
-                <w:proofErr w:type="spellEnd"/>
               </w:p>
             </w:sdtContent>
           </w:sdt>
@@ -222,13 +203,8 @@
             <w:tc>
               <w:tcPr>
                 <w:tcW w:w="586" w:type="pct"/>
-                <w:vAlign w:val="top"/>
               </w:tcPr>
               <w:p>
-                <w:pPr>
-                  <w:pStyle w:val="BCLabel"/>
-                  <w:spacing w:after="80"/>
-                </w:pPr>
                 <w:r>
                   <w:t>DocumentNoLabel</w:t>
                 </w:r>
@@ -251,13 +227,8 @@
             <w:tc>
               <w:tcPr>
                 <w:tcW w:w="554" w:type="pct"/>
-                <w:vAlign w:val="top"/>
               </w:tcPr>
               <w:p>
-                <w:pPr>
-                  <w:pStyle w:val="BCLabel"/>
-                  <w:spacing w:after="80"/>
-                </w:pPr>
                 <w:r>
                   <w:t>CustomerNoLabel</w:t>
                 </w:r>
@@ -280,12 +251,9 @@
             <w:tc>
               <w:tcPr>
                 <w:tcW w:w="481" w:type="pct"/>
-                <w:vAlign w:val="top"/>
               </w:tcPr>
               <w:p>
                 <w:pPr>
-                  <w:pStyle w:val="BCLabelNumber"/>
-                  <w:spacing w:after="80"/>
                   <w:jc w:val="right"/>
                 </w:pPr>
                 <w:r>
@@ -310,12 +278,9 @@
             <w:tc>
               <w:tcPr>
                 <w:tcW w:w="473" w:type="pct"/>
-                <w:vAlign w:val="top"/>
               </w:tcPr>
               <w:p>
                 <w:pPr>
-                  <w:pStyle w:val="BCLabelNumber"/>
-                  <w:spacing w:after="80"/>
                   <w:jc w:val="right"/>
                 </w:pPr>
                 <w:r>
@@ -341,12 +306,9 @@
               <w:tcPr>
                 <w:tcW w:w="473" w:type="pct"/>
                 <w:gridSpan w:val="2"/>
-                <w:vAlign w:val="top"/>
               </w:tcPr>
               <w:p>
                 <w:pPr>
-                  <w:pStyle w:val="BCLabelNumber"/>
-                  <w:spacing w:after="80"/>
                   <w:jc w:val="right"/>
                 </w:pPr>
                 <w:r>
@@ -371,12 +333,9 @@
             <w:tc>
               <w:tcPr>
                 <w:tcW w:w="676" w:type="pct"/>
-                <w:vAlign w:val="top"/>
               </w:tcPr>
               <w:p>
                 <w:pPr>
-                  <w:pStyle w:val="BCLabelNumber"/>
-                  <w:spacing w:after="80"/>
                   <w:jc w:val="right"/>
                 </w:pPr>
                 <w:r>
@@ -401,12 +360,9 @@
             <w:tc>
               <w:tcPr>
                 <w:tcW w:w="677" w:type="pct"/>
-                <w:vAlign w:val="top"/>
               </w:tcPr>
               <w:p>
                 <w:pPr>
-                  <w:pStyle w:val="BCLabelNumber"/>
-                  <w:spacing w:after="80"/>
                   <w:jc w:val="right"/>
                 </w:pPr>
                 <w:r>
@@ -431,12 +387,9 @@
             <w:tc>
               <w:tcPr>
                 <w:tcW w:w="674" w:type="pct"/>
-                <w:vAlign w:val="top"/>
               </w:tcPr>
               <w:p>
                 <w:pPr>
-                  <w:pStyle w:val="BCLabelNumber"/>
-                  <w:spacing w:after="80"/>
                   <w:jc w:val="right"/>
                 </w:pPr>
                 <w:r>
@@ -450,6 +403,7 @@
       <w:sdt>
         <w:sdtPr>
           <w:rPr>
+            <w:rFonts w:asciiTheme="majorHAnsi" w:hAnsiTheme="majorHAnsi"/>
             <w14:numSpacing w14:val="tabular"/>
           </w:rPr>
           <w:alias w:val="#Nav: /Salesperson_Purchaser"/>
@@ -458,10 +412,16 @@
           <w15:dataBinding w:prefixMappings="xmlns:ns0='urn:microsoft-dynamics-nav/reports/Salesperson_Commission/115/' " w:xpath="/ns0:NavWordReportXmlPart[1]/ns0:Salesperson_Purchaser" w:storeItemID="{79D6D75F-D29A-40D3-A819-B215617F17D6}"/>
           <w15:repeatingSection/>
         </w:sdtPr>
+        <w:sdtEndPr>
+          <w:rPr>
+            <w14:numSpacing w14:val="default"/>
+          </w:rPr>
+        </w:sdtEndPr>
         <w:sdtContent>
           <w:sdt>
             <w:sdtPr>
               <w:rPr>
+                <w:rFonts w:asciiTheme="majorHAnsi" w:hAnsiTheme="majorHAnsi"/>
                 <w14:numSpacing w14:val="tabular"/>
               </w:rPr>
               <w:id w:val="1499934152"/>
@@ -470,6 +430,11 @@
               </w:placeholder>
               <w15:repeatingSectionItem/>
             </w:sdtPr>
+            <w:sdtEndPr>
+              <w:rPr>
+                <w14:numSpacing w14:val="default"/>
+              </w:rPr>
+            </w:sdtEndPr>
             <w:sdtContent>
               <w:tr>
                 <w:trPr>
@@ -479,6 +444,7 @@
                 <w:sdt>
                   <w:sdtPr>
                     <w:rPr>
+                      <w:rFonts w:asciiTheme="majorHAnsi" w:hAnsiTheme="majorHAnsi"/>
                       <w14:numSpacing w14:val="tabular"/>
                     </w:rPr>
                     <w:alias w:val="Hide Table Row If Empty"/>
@@ -498,6 +464,7 @@
                     <w:sdt>
                       <w:sdtPr>
                         <w:rPr>
+                          <w:rFonts w:asciiTheme="majorHAnsi" w:hAnsiTheme="majorHAnsi"/>
                           <w14:numSpacing w14:val="tabular"/>
                         </w:rPr>
                         <w:alias w:val="#Nav: /Salesperson_Purchaser/Cust_Ledger_Entry/SalespersonPurchaser_Code"/>
@@ -521,10 +488,15 @@
                           </w:tcPr>
                           <w:p>
                             <w:pPr>
-                              <w:pStyle w:val="BCLabel"/>
+                              <w:rPr>
+                                <w:rFonts w:asciiTheme="majorHAnsi" w:hAnsiTheme="majorHAnsi"/>
+                              </w:rPr>
                             </w:pPr>
                             <w:proofErr w:type="spellStart"/>
                             <w:r>
+                              <w:rPr>
+                                <w:rFonts w:asciiTheme="majorHAnsi" w:hAnsiTheme="majorHAnsi"/>
+                              </w:rPr>
                               <w:t>SalespersonPurchaser_Code</w:t>
                             </w:r>
                             <w:proofErr w:type="spellEnd"/>
@@ -536,6 +508,9 @@
                 </w:sdt>
                 <w:sdt>
                   <w:sdtPr>
+                    <w:rPr>
+                      <w:rFonts w:asciiTheme="majorHAnsi" w:hAnsiTheme="majorHAnsi"/>
+                    </w:rPr>
                     <w:alias w:val="#Nav: /Salesperson_Purchaser/Cust_Ledger_Entry/Salesperson_Purchaser__Name"/>
                     <w:tag w:val="#Nav: Salesperson_Commission/115"/>
                     <w:id w:val="-793745667"/>
@@ -553,9 +528,14 @@
                       </w:tcPr>
                       <w:p>
                         <w:pPr>
-                          <w:pStyle w:val="NoSpacing"/>
+                          <w:rPr>
+                            <w:rFonts w:asciiTheme="majorHAnsi" w:hAnsiTheme="majorHAnsi"/>
+                          </w:rPr>
                         </w:pPr>
                         <w:r>
+                          <w:rPr>
+                            <w:rFonts w:asciiTheme="majorHAnsi" w:hAnsiTheme="majorHAnsi"/>
+                          </w:rPr>
                           <w:t>Salesperson_Purchaser__Name</w:t>
                         </w:r>
                       </w:p>
@@ -569,11 +549,16 @@
                   </w:tcPr>
                   <w:p>
                     <w:pPr>
-                      <w:pStyle w:val="NoSpacing"/>
                       <w:jc w:val="right"/>
+                      <w:rPr>
+                        <w:rFonts w:asciiTheme="majorHAnsi" w:hAnsiTheme="majorHAnsi"/>
+                      </w:rPr>
                     </w:pPr>
                     <w:sdt>
                       <w:sdtPr>
+                        <w:rPr>
+                          <w:rFonts w:asciiTheme="majorHAnsi" w:hAnsiTheme="majorHAnsi"/>
+                        </w:rPr>
                         <w:alias w:val="#Nav: /Labels/CommissionPercentLabel"/>
                         <w:tag w:val="#Nav: Salesperson_Commission/115"/>
                         <w:id w:val="-1468813492"/>
@@ -586,16 +571,25 @@
                       <w:sdtContent>
                         <w:proofErr w:type="spellStart"/>
                         <w:r>
+                          <w:rPr>
+                            <w:rFonts w:asciiTheme="majorHAnsi" w:hAnsiTheme="majorHAnsi"/>
+                          </w:rPr>
                           <w:t>CommissionPercentLabel</w:t>
                         </w:r>
                         <w:proofErr w:type="spellEnd"/>
                       </w:sdtContent>
                     </w:sdt>
                     <w:r>
+                      <w:rPr>
+                        <w:rFonts w:asciiTheme="majorHAnsi" w:hAnsiTheme="majorHAnsi"/>
+                      </w:rPr>
                       <w:t xml:space="preserve">  </w:t>
                     </w:r>
                     <w:sdt>
                       <w:sdtPr>
+                        <w:rPr>
+                          <w:rFonts w:asciiTheme="majorHAnsi" w:hAnsiTheme="majorHAnsi"/>
+                        </w:rPr>
                         <w:alias w:val="#Nav: /Salesperson_Purchaser/Salesperson_Purchaser__Commission___"/>
                         <w:tag w:val="#Nav: Salesperson_Commission/115"/>
                         <w:id w:val="1569299432"/>
@@ -608,10 +602,16 @@
                       <w:sdtContent>
                         <w:proofErr w:type="spellStart"/>
                         <w:r>
+                          <w:rPr>
+                            <w:rFonts w:asciiTheme="majorHAnsi" w:hAnsiTheme="majorHAnsi"/>
+                          </w:rPr>
                           <w:t>Salesperson_Purchaser__Commission</w:t>
                         </w:r>
                         <w:proofErr w:type="spellEnd"/>
                         <w:r>
+                          <w:rPr>
+                            <w:rFonts w:asciiTheme="majorHAnsi" w:hAnsiTheme="majorHAnsi"/>
+                          </w:rPr>
                           <w:t>___</w:t>
                         </w:r>
                       </w:sdtContent>
@@ -630,6 +630,11 @@
                   <w15:dataBinding w:prefixMappings="xmlns:ns0='urn:microsoft-dynamics-nav/reports/Salesperson_Commission/115/' " w:xpath="/ns0:NavWordReportXmlPart[1]/ns0:Salesperson_Purchaser[1]/ns0:Cust_Ledger_Entry" w:storeItemID="{79D6D75F-D29A-40D3-A819-B215617F17D6}"/>
                   <w15:repeatingSection/>
                 </w:sdtPr>
+                <w:sdtEndPr>
+                  <w:rPr>
+                    <w14:numSpacing w14:val="default"/>
+                  </w:rPr>
+                </w:sdtEndPr>
                 <w:sdtContent>
                   <w:sdt>
                     <w:sdtPr>
@@ -642,6 +647,11 @@
                       </w:placeholder>
                       <w15:repeatingSectionItem/>
                     </w:sdtPr>
+                    <w:sdtEndPr>
+                      <w:rPr>
+                        <w14:numSpacing w14:val="default"/>
+                      </w:rPr>
+                    </w:sdtEndPr>
                     <w:sdtContent>
                       <w:tr>
                         <w:trPr>
@@ -665,9 +675,6 @@
                             </w:sdtPr>
                             <w:sdtContent>
                               <w:p>
-                                <w:pPr>
-                                  <w:pStyle w:val="NoSpacing"/>
-                                </w:pPr>
                                 <w:r>
                                   <w:t>Cust__Ledger_Entry__</w:t>
                                 </w:r>
@@ -700,9 +707,6 @@
                                 <w:tcW w:w="586" w:type="pct"/>
                               </w:tcPr>
                               <w:p>
-                                <w:pPr>
-                                  <w:pStyle w:val="NoSpacing"/>
-                                </w:pPr>
                                 <w:r>
                                   <w:t>Cust__Ledger_Entry__Document_No__</w:t>
                                 </w:r>
@@ -727,9 +731,6 @@
                                 <w:tcW w:w="554" w:type="pct"/>
                               </w:tcPr>
                               <w:p>
-                                <w:pPr>
-                                  <w:pStyle w:val="NoSpacing"/>
-                                </w:pPr>
                                 <w:r>
                                   <w:t>Cust__Ledger_Entry__Customer_No__</w:t>
                                 </w:r>
@@ -755,7 +756,6 @@
                               </w:tcPr>
                               <w:p>
                                 <w:pPr>
-                                  <w:pStyle w:val="BCNumber"/>
                                   <w:jc w:val="right"/>
                                 </w:pPr>
                                 <w:r>
@@ -783,7 +783,6 @@
                               </w:tcPr>
                               <w:p>
                                 <w:pPr>
-                                  <w:pStyle w:val="BCNumber"/>
                                   <w:jc w:val="right"/>
                                 </w:pPr>
                                 <w:r>
@@ -812,7 +811,6 @@
                               </w:tcPr>
                               <w:p>
                                 <w:pPr>
-                                  <w:pStyle w:val="BCNumber"/>
                                   <w:jc w:val="right"/>
                                 </w:pPr>
                                 <w:r>
@@ -840,7 +838,6 @@
                               </w:tcPr>
                               <w:p>
                                 <w:pPr>
-                                  <w:pStyle w:val="BCNumber"/>
                                   <w:jc w:val="right"/>
                                 </w:pPr>
                                 <w:r>
@@ -868,7 +865,6 @@
                               </w:tcPr>
                               <w:p>
                                 <w:pPr>
-                                  <w:pStyle w:val="BCNumber"/>
                                   <w:jc w:val="right"/>
                                 </w:pPr>
                                 <w:r>
@@ -896,7 +892,6 @@
                               </w:tcPr>
                               <w:p>
                                 <w:pPr>
-                                  <w:pStyle w:val="BCNumber"/>
                                   <w:jc w:val="right"/>
                                 </w:pPr>
                                 <w:r>
@@ -914,143 +909,18 @@
               <w:tr>
                 <w:trPr>
                   <w:cnfStyle w:val="000000100000" w:firstRow="0" w:lastRow="0" w:firstColumn="0" w:lastColumn="0" w:oddVBand="0" w:evenVBand="0" w:oddHBand="1" w:evenHBand="0" w:firstRowFirstColumn="0" w:firstRowLastColumn="0" w:lastRowFirstColumn="0" w:lastRowLastColumn="0"/>
-                  <w:trHeight w:val="113"/>
-                </w:trPr>
-                <w:tc>
-                  <w:tcPr>
-                    <w:tcW w:w="406" w:type="pct"/>
-                    <w:tcBorders>
-                      <w:bottom w:val="single" w:sz="4" w:space="0" w:color="auto"/>
-                    </w:tcBorders>
-                  </w:tcPr>
-                  <w:p>
-                    <w:pPr>
-                      <w:pStyle w:val="NoSpacing"/>
-                    </w:pPr>
-                  </w:p>
-                </w:tc>
-                <w:tc>
-                  <w:tcPr>
-                    <w:tcW w:w="586" w:type="pct"/>
-                    <w:tcBorders>
-                      <w:bottom w:val="single" w:sz="4" w:space="0" w:color="auto"/>
-                    </w:tcBorders>
-                  </w:tcPr>
-                  <w:p>
-                    <w:pPr>
-                      <w:pStyle w:val="NoSpacing"/>
-                    </w:pPr>
-                  </w:p>
-                </w:tc>
-                <w:tc>
-                  <w:tcPr>
-                    <w:tcW w:w="554" w:type="pct"/>
-                    <w:tcBorders>
-                      <w:bottom w:val="single" w:sz="4" w:space="0" w:color="auto"/>
-                    </w:tcBorders>
-                  </w:tcPr>
-                  <w:p>
-                    <w:pPr>
-                      <w:pStyle w:val="NoSpacing"/>
-                    </w:pPr>
-                  </w:p>
-                </w:tc>
-                <w:tc>
-                  <w:tcPr>
-                    <w:tcW w:w="481" w:type="pct"/>
-                    <w:tcBorders>
-                      <w:bottom w:val="single" w:sz="4" w:space="0" w:color="auto"/>
-                    </w:tcBorders>
-                  </w:tcPr>
-                  <w:p>
-                    <w:pPr>
-                      <w:pStyle w:val="NoSpacing"/>
-                    </w:pPr>
-                  </w:p>
-                </w:tc>
-                <w:tc>
-                  <w:tcPr>
-                    <w:tcW w:w="473" w:type="pct"/>
-                    <w:tcBorders>
-                      <w:bottom w:val="single" w:sz="4" w:space="0" w:color="auto"/>
-                    </w:tcBorders>
-                  </w:tcPr>
-                  <w:p>
-                    <w:pPr>
-                      <w:pStyle w:val="NoSpacing"/>
-                    </w:pPr>
-                  </w:p>
-                </w:tc>
-                <w:tc>
-                  <w:tcPr>
-                    <w:tcW w:w="473" w:type="pct"/>
-                    <w:gridSpan w:val="2"/>
-                    <w:tcBorders>
-                      <w:bottom w:val="single" w:sz="4" w:space="0" w:color="auto"/>
-                    </w:tcBorders>
-                  </w:tcPr>
-                  <w:p>
-                    <w:pPr>
-                      <w:pStyle w:val="NoSpacing"/>
-                    </w:pPr>
-                  </w:p>
-                </w:tc>
-                <w:tc>
-                  <w:tcPr>
-                    <w:tcW w:w="676" w:type="pct"/>
-                    <w:tcBorders>
-                      <w:bottom w:val="single" w:sz="4" w:space="0" w:color="auto"/>
-                    </w:tcBorders>
-                  </w:tcPr>
-                  <w:p>
-                    <w:pPr>
-                      <w:pStyle w:val="NoSpacing"/>
-                    </w:pPr>
-                  </w:p>
-                </w:tc>
-                <w:tc>
-                  <w:tcPr>
-                    <w:tcW w:w="677" w:type="pct"/>
-                    <w:tcBorders>
-                      <w:bottom w:val="single" w:sz="4" w:space="0" w:color="auto"/>
-                    </w:tcBorders>
-                  </w:tcPr>
-                  <w:p>
-                    <w:pPr>
-                      <w:pStyle w:val="NoSpacing"/>
-                    </w:pPr>
-                  </w:p>
-                </w:tc>
-                <w:tc>
-                  <w:tcPr>
-                    <w:tcW w:w="674" w:type="pct"/>
-                    <w:tcBorders>
-                      <w:bottom w:val="single" w:sz="4" w:space="0" w:color="auto"/>
-                    </w:tcBorders>
-                  </w:tcPr>
-                  <w:p>
-                    <w:pPr>
-                      <w:pStyle w:val="NoSpacing"/>
-                    </w:pPr>
-                  </w:p>
-                </w:tc>
-              </w:tr>
-              <w:tr>
-                <w:trPr>
-                  <w:cnfStyle w:val="010000000000" w:firstRow="0" w:lastRow="1" w:firstColumn="0" w:lastColumn="0" w:oddVBand="0" w:evenVBand="0" w:oddHBand="0" w:evenHBand="0" w:firstRowFirstColumn="0" w:firstRowLastColumn="0" w:lastRowFirstColumn="0" w:lastRowLastColumn="0"/>
                   <w:trHeight w:val="490"/>
                 </w:trPr>
                 <w:tc>
                   <w:tcPr>
                     <w:tcW w:w="992" w:type="pct"/>
                     <w:gridSpan w:val="2"/>
-                    <w:tcBorders>
-                      <w:top w:val="single" w:sz="4" w:space="0" w:color="auto"/>
-                      <w:bottom w:val="single" w:sz="4" w:space="0" w:color="auto"/>
-                    </w:tcBorders>
                   </w:tcPr>
                   <w:sdt>
                     <w:sdtPr>
+                      <w:rPr>
+                        <w:rFonts w:asciiTheme="majorHAnsi" w:hAnsiTheme="majorHAnsi"/>
+                      </w:rPr>
                       <w:alias w:val="#Nav: /Salesperson_Purchaser/Salesperson_Purchaser_Name"/>
                       <w:tag w:val="#Nav: Salesperson_Commission/115"/>
                       <w:id w:val="887532494"/>
@@ -1063,11 +933,18 @@
                     <w:sdtContent>
                       <w:p>
                         <w:pPr>
-                          <w:pStyle w:val="BCLabel"/>
+                          <w:rPr>
+                            <w:rFonts w:asciiTheme="majorHAnsi" w:hAnsiTheme="majorHAnsi"/>
+                          </w:rPr>
                         </w:pPr>
+                        <w:proofErr w:type="spellStart"/>
                         <w:r>
+                          <w:rPr>
+                            <w:rFonts w:asciiTheme="majorHAnsi" w:hAnsiTheme="majorHAnsi"/>
+                          </w:rPr>
                           <w:t>Salesperson_Purchaser_Name</w:t>
                         </w:r>
+                        <w:proofErr w:type="spellEnd"/>
                       </w:p>
                     </w:sdtContent>
                   </w:sdt>
@@ -1075,20 +952,20 @@
                 <w:tc>
                   <w:tcPr>
                     <w:tcW w:w="554" w:type="pct"/>
-                    <w:tcBorders>
-                      <w:top w:val="single" w:sz="4" w:space="0" w:color="auto"/>
-                      <w:bottom w:val="single" w:sz="4" w:space="0" w:color="auto"/>
-                    </w:tcBorders>
                   </w:tcPr>
                   <w:p>
                     <w:pPr>
-                      <w:pStyle w:val="BCLabel"/>
-                      <w:spacing w:before="160" w:after="80"/>
+                      <w:rPr>
+                        <w:rFonts w:asciiTheme="majorHAnsi" w:hAnsiTheme="majorHAnsi"/>
+                      </w:rPr>
                     </w:pPr>
                   </w:p>
                 </w:tc>
                 <w:sdt>
                   <w:sdtPr>
+                    <w:rPr>
+                      <w:rFonts w:asciiTheme="majorHAnsi" w:hAnsiTheme="majorHAnsi"/>
+                    </w:rPr>
                     <w:alias w:val="#Nav: /Salesperson_Purchaser/Subtotals/Subtotals_Sales"/>
                     <w:tag w:val="#Nav: Salesperson_Commission/115"/>
                     <w:id w:val="-731769453"/>
@@ -1102,17 +979,18 @@
                     <w:tc>
                       <w:tcPr>
                         <w:tcW w:w="481" w:type="pct"/>
-                        <w:tcBorders>
-                          <w:top w:val="single" w:sz="4" w:space="0" w:color="auto"/>
-                          <w:bottom w:val="single" w:sz="4" w:space="0" w:color="auto"/>
-                        </w:tcBorders>
                       </w:tcPr>
                       <w:p>
                         <w:pPr>
-                          <w:pStyle w:val="BCLabelNumber"/>
                           <w:jc w:val="right"/>
+                          <w:rPr>
+                            <w:rFonts w:asciiTheme="majorHAnsi" w:hAnsiTheme="majorHAnsi"/>
+                          </w:rPr>
                         </w:pPr>
                         <w:r>
+                          <w:rPr>
+                            <w:rFonts w:asciiTheme="majorHAnsi" w:hAnsiTheme="majorHAnsi"/>
+                          </w:rPr>
                           <w:t>Subtotals_Sales</w:t>
                         </w:r>
                       </w:p>
@@ -1121,6 +999,9 @@
                 </w:sdt>
                 <w:sdt>
                   <w:sdtPr>
+                    <w:rPr>
+                      <w:rFonts w:asciiTheme="majorHAnsi" w:hAnsiTheme="majorHAnsi"/>
+                    </w:rPr>
                     <w:alias w:val="#Nav: /Salesperson_Purchaser/Subtotals/Subtotals_Profit"/>
                     <w:tag w:val="#Nav: Salesperson_Commission/115"/>
                     <w:id w:val="1207604024"/>
@@ -1134,17 +1015,18 @@
                     <w:tc>
                       <w:tcPr>
                         <w:tcW w:w="473" w:type="pct"/>
-                        <w:tcBorders>
-                          <w:top w:val="single" w:sz="4" w:space="0" w:color="auto"/>
-                          <w:bottom w:val="single" w:sz="4" w:space="0" w:color="auto"/>
-                        </w:tcBorders>
                       </w:tcPr>
                       <w:p>
                         <w:pPr>
-                          <w:pStyle w:val="BCLabelNumber"/>
                           <w:jc w:val="right"/>
+                          <w:rPr>
+                            <w:rFonts w:asciiTheme="majorHAnsi" w:hAnsiTheme="majorHAnsi"/>
+                          </w:rPr>
                         </w:pPr>
                         <w:r>
+                          <w:rPr>
+                            <w:rFonts w:asciiTheme="majorHAnsi" w:hAnsiTheme="majorHAnsi"/>
+                          </w:rPr>
                           <w:t>Subtotals_Profit</w:t>
                         </w:r>
                       </w:p>
@@ -1153,6 +1035,9 @@
                 </w:sdt>
                 <w:sdt>
                   <w:sdtPr>
+                    <w:rPr>
+                      <w:rFonts w:asciiTheme="majorHAnsi" w:hAnsiTheme="majorHAnsi"/>
+                    </w:rPr>
                     <w:alias w:val="#Nav: /Salesperson_Purchaser/Subtotals/Subtotals_AdjProfit"/>
                     <w:tag w:val="#Nav: Salesperson_Commission/115"/>
                     <w:id w:val="-2064236192"/>
@@ -1167,17 +1052,18 @@
                       <w:tcPr>
                         <w:tcW w:w="473" w:type="pct"/>
                         <w:gridSpan w:val="2"/>
-                        <w:tcBorders>
-                          <w:top w:val="single" w:sz="4" w:space="0" w:color="auto"/>
-                          <w:bottom w:val="single" w:sz="4" w:space="0" w:color="auto"/>
-                        </w:tcBorders>
                       </w:tcPr>
                       <w:p>
                         <w:pPr>
-                          <w:pStyle w:val="BCLabelNumber"/>
                           <w:jc w:val="right"/>
+                          <w:rPr>
+                            <w:rFonts w:asciiTheme="majorHAnsi" w:hAnsiTheme="majorHAnsi"/>
+                          </w:rPr>
                         </w:pPr>
                         <w:r>
+                          <w:rPr>
+                            <w:rFonts w:asciiTheme="majorHAnsi" w:hAnsiTheme="majorHAnsi"/>
+                          </w:rPr>
                           <w:t>Subtotals_AdjProfit</w:t>
                         </w:r>
                       </w:p>
@@ -1186,6 +1072,9 @@
                 </w:sdt>
                 <w:sdt>
                   <w:sdtPr>
+                    <w:rPr>
+                      <w:rFonts w:asciiTheme="majorHAnsi" w:hAnsiTheme="majorHAnsi"/>
+                    </w:rPr>
                     <w:alias w:val="#Nav: /Salesperson_Purchaser/Subtotals/Subtotals_SalesCommission"/>
                     <w:tag w:val="#Nav: Salesperson_Commission/115"/>
                     <w:id w:val="484133361"/>
@@ -1199,17 +1088,18 @@
                     <w:tc>
                       <w:tcPr>
                         <w:tcW w:w="676" w:type="pct"/>
-                        <w:tcBorders>
-                          <w:top w:val="single" w:sz="4" w:space="0" w:color="auto"/>
-                          <w:bottom w:val="single" w:sz="4" w:space="0" w:color="auto"/>
-                        </w:tcBorders>
                       </w:tcPr>
                       <w:p>
                         <w:pPr>
-                          <w:pStyle w:val="BCLabelNumber"/>
                           <w:jc w:val="right"/>
+                          <w:rPr>
+                            <w:rFonts w:asciiTheme="majorHAnsi" w:hAnsiTheme="majorHAnsi"/>
+                          </w:rPr>
                         </w:pPr>
                         <w:r>
+                          <w:rPr>
+                            <w:rFonts w:asciiTheme="majorHAnsi" w:hAnsiTheme="majorHAnsi"/>
+                          </w:rPr>
                           <w:t>Subtotals_SalesCommission</w:t>
                         </w:r>
                       </w:p>
@@ -1218,6 +1108,9 @@
                 </w:sdt>
                 <w:sdt>
                   <w:sdtPr>
+                    <w:rPr>
+                      <w:rFonts w:asciiTheme="majorHAnsi" w:hAnsiTheme="majorHAnsi"/>
+                    </w:rPr>
                     <w:alias w:val="#Nav: /Salesperson_Purchaser/Subtotals/Subtotals_ProfitCommission"/>
                     <w:tag w:val="#Nav: Salesperson_Commission/115"/>
                     <w:id w:val="-1376308262"/>
@@ -1231,17 +1124,18 @@
                     <w:tc>
                       <w:tcPr>
                         <w:tcW w:w="677" w:type="pct"/>
-                        <w:tcBorders>
-                          <w:top w:val="single" w:sz="4" w:space="0" w:color="auto"/>
-                          <w:bottom w:val="single" w:sz="4" w:space="0" w:color="auto"/>
-                        </w:tcBorders>
                       </w:tcPr>
                       <w:p>
                         <w:pPr>
-                          <w:pStyle w:val="BCLabelNumber"/>
                           <w:jc w:val="right"/>
+                          <w:rPr>
+                            <w:rFonts w:asciiTheme="majorHAnsi" w:hAnsiTheme="majorHAnsi"/>
+                          </w:rPr>
                         </w:pPr>
                         <w:r>
+                          <w:rPr>
+                            <w:rFonts w:asciiTheme="majorHAnsi" w:hAnsiTheme="majorHAnsi"/>
+                          </w:rPr>
                           <w:t>Subtotals_ProfitCommission</w:t>
                         </w:r>
                       </w:p>
@@ -1250,6 +1144,9 @@
                 </w:sdt>
                 <w:sdt>
                   <w:sdtPr>
+                    <w:rPr>
+                      <w:rFonts w:asciiTheme="majorHAnsi" w:hAnsiTheme="majorHAnsi"/>
+                    </w:rPr>
                     <w:alias w:val="#Nav: /Salesperson_Purchaser/Subtotals/Subtotals_AdjProfitCommission"/>
                     <w:tag w:val="#Nav: Salesperson_Commission/115"/>
                     <w:id w:val="412291003"/>
@@ -1263,17 +1160,18 @@
                     <w:tc>
                       <w:tcPr>
                         <w:tcW w:w="674" w:type="pct"/>
-                        <w:tcBorders>
-                          <w:top w:val="single" w:sz="4" w:space="0" w:color="auto"/>
-                          <w:bottom w:val="single" w:sz="4" w:space="0" w:color="auto"/>
-                        </w:tcBorders>
                       </w:tcPr>
                       <w:p>
                         <w:pPr>
-                          <w:pStyle w:val="BCLabelNumber"/>
                           <w:jc w:val="right"/>
+                          <w:rPr>
+                            <w:rFonts w:asciiTheme="majorHAnsi" w:hAnsiTheme="majorHAnsi"/>
+                          </w:rPr>
                         </w:pPr>
                         <w:r>
+                          <w:rPr>
+                            <w:rFonts w:asciiTheme="majorHAnsi" w:hAnsiTheme="majorHAnsi"/>
+                          </w:rPr>
                           <w:t>Subtotals_AdjProfitCommission</w:t>
                         </w:r>
                       </w:p>
@@ -1297,7 +1195,7 @@
         <w:tblW w:w="5000" w:type="pct"/>
         <w:tblLayout w:type="fixed"/>
         <w:tblLook w:val="0640" w:firstRow="0" w:lastRow="1" w:firstColumn="0" w:lastColumn="0" w:noHBand="1" w:noVBand="1"/>
-        <w:tblCaption w:val="Table 3"/>
+        <w:tblCaption w:val="bc-block:totals-1"/>
         <w:tblDescription w:val="Document totals."/>
       </w:tblPr>
       <w:tblGrid>
@@ -1333,10 +1231,6 @@
                 <w:tcW w:w="406" w:type="pct"/>
               </w:tcPr>
               <w:p>
-                <w:pPr>
-                  <w:pStyle w:val="BCLabel"/>
-                  <w:spacing w:before="160" w:after="80"/>
-                </w:pPr>
                 <w:r>
                   <w:t>TotalsCaption</w:t>
                 </w:r>
@@ -1348,23 +1242,13 @@
           <w:tcPr>
             <w:tcW w:w="586" w:type="pct"/>
           </w:tcPr>
-          <w:p>
-            <w:pPr>
-              <w:pStyle w:val="BCLabel"/>
-              <w:spacing w:before="120" w:after="120"/>
-            </w:pPr>
-          </w:p>
+          <w:p/>
         </w:tc>
         <w:tc>
           <w:tcPr>
             <w:tcW w:w="554" w:type="pct"/>
           </w:tcPr>
-          <w:p>
-            <w:pPr>
-              <w:pStyle w:val="BCLabel"/>
-              <w:spacing w:before="120" w:after="120"/>
-            </w:pPr>
-          </w:p>
+          <w:p/>
         </w:tc>
         <w:sdt>
           <w:sdtPr>
@@ -1384,8 +1268,6 @@
               </w:tcPr>
               <w:p>
                 <w:pPr>
-                  <w:pStyle w:val="BCLabelNumber"/>
-                  <w:spacing w:before="160" w:after="80"/>
                   <w:jc w:val="right"/>
                 </w:pPr>
                 <w:r>
@@ -1413,8 +1295,6 @@
               </w:tcPr>
               <w:p>
                 <w:pPr>
-                  <w:pStyle w:val="BCLabelNumber"/>
-                  <w:spacing w:before="160" w:after="80"/>
                   <w:jc w:val="right"/>
                 </w:pPr>
                 <w:r>
@@ -1442,8 +1322,6 @@
               </w:tcPr>
               <w:p>
                 <w:pPr>
-                  <w:pStyle w:val="BCLabelNumber"/>
-                  <w:spacing w:before="160" w:after="80"/>
                   <w:jc w:val="right"/>
                 </w:pPr>
                 <w:r>
@@ -1471,8 +1349,6 @@
               </w:tcPr>
               <w:p>
                 <w:pPr>
-                  <w:pStyle w:val="BCLabelNumber"/>
-                  <w:spacing w:before="160" w:after="80"/>
                   <w:jc w:val="right"/>
                 </w:pPr>
                 <w:r>
@@ -1500,8 +1376,6 @@
               </w:tcPr>
               <w:p>
                 <w:pPr>
-                  <w:pStyle w:val="BCLabelNumber"/>
-                  <w:spacing w:before="160" w:after="80"/>
                   <w:jc w:val="right"/>
                 </w:pPr>
                 <w:r>
@@ -1529,8 +1403,6 @@
               </w:tcPr>
               <w:p>
                 <w:pPr>
-                  <w:pStyle w:val="BCLabelNumber"/>
-                  <w:spacing w:before="160" w:after="80"/>
                   <w:jc w:val="right"/>
                 </w:pPr>
                 <w:r>
@@ -2221,7 +2093,6 @@
     <w:basedOn w:val="NoSpacing"/>
     <w:next w:val="Normal"/>
     <w:uiPriority w:val="2"/>
-    <w:qFormat/>
     <w:rPr>
       <w14:numSpacing w14:val="tabular"/>
     </w:rPr>
@@ -2231,7 +2102,6 @@
     <w:basedOn w:val="NoSpacing"/>
     <w:next w:val="Normal"/>
     <w:uiPriority w:val="2"/>
-    <w:qFormat/>
     <w:pPr>
       <w:keepNext/>
     </w:pPr>
@@ -2244,7 +2114,6 @@
     <w:basedOn w:val="BCLabel"/>
     <w:next w:val="Normal"/>
     <w:uiPriority w:val="2"/>
-    <w:qFormat/>
     <w:rPr>
       <w14:numSpacing w14:val="tabular"/>
     </w:rPr>
@@ -2841,7 +2710,6 @@
     <w:sig w:usb0="20000287" w:usb1="00000003" w:usb2="00000000" w:usb3="00000000" w:csb0="0000019F" w:csb1="00000000"/>
   </w:font>
   <w:font w:name="Yu Gothic Light">
-    <w:altName w:val="游ゴシック Light"/>
     <w:panose1 w:val="020B0300000000000000"/>
     <w:charset w:val="80"/>
     <w:family w:val="swiss"/>
@@ -2921,8 +2789,10 @@
     <w:rsid w:val="007A0F74"/>
     <w:rsid w:val="007A75D3"/>
     <w:rsid w:val="007D6844"/>
+    <w:rsid w:val="00827C01"/>
     <w:rsid w:val="00843CE7"/>
     <w:rsid w:val="0086264C"/>
+    <w:rsid w:val="00864A7D"/>
     <w:rsid w:val="008858E8"/>
     <w:rsid w:val="008B5F38"/>
     <w:rsid w:val="008D712F"/>
@@ -3903,7 +3773,7 @@
 </we:webextension>
 </file>
 
-<file path=customXml/item1.xml>��< ? x m l   v e r s i o n = " 1 . 0 "   e n c o d i n g = " u t f - 1 6 " ? > < N a v W o r d R e p o r t X m l P a r t   x m l n s = " u r n : m i c r o s o f t - d y n a m i c s - b u s i n e s s c e n t r a l / i n t e r n a l / e x t e n d e d / r e p o r t s / S a l e s p e r s o n _ C o m m i s s i o n / 1 1 5 / " > +<file path=customXml/item1.xml>��< ? x m l   v e r s i o n = " 1 . 0 "   e n c o d i n g = " u t f - 1 6 " ? > < N a v W o r d R e p o r t X m l P a r t   x m l n s = " u r n : m i c r o s o f t - d y n a m i c s - n a v / r e p o r t s / S a l e s p e r s o n _ C o m m i s s i o n / 1 1 5 / " >   
      < B C R e p o r t I n f o r m a t i o n >   
@@ -4051,262 +3921,192 @@
  
      < L a b e l s >   
-         < A b o u t T h e R e p o r t L a b e l   E l e m e n t T y p e = " P a r a m e t e r "   E l e m e n t I d = " 1 6 7 7 9 2 0 0 1 "   D a t a T y p e = " S t r i n g " > A b o u t T h e R e p o r t L a b e l < / A b o u t T h e R e p o r t L a b e l > - 
-         < A d j u s t e d P r o f i t C o m m i s s i o n L a b e l   E l e m e n t T y p e = " P a r a m e t e r "   E l e m e n t I d = " 9 1 5 5 5 7 0 2 0 "   D a t a T y p e = " S t r i n g " > A d j u s t e d P r o f i t C o m m i s s i o n L a b e l < / A d j u s t e d P r o f i t C o m m i s s i o n L a b e l > - 
-         < A d j u s t e d P r o f i t L a b e l   E l e m e n t T y p e = " P a r a m e t e r "   E l e m e n t I d = " 1 6 1 5 2 8 3 0 4 7 "   D a t a T y p e = " S t r i n g " > A d j u s t e d P r o f i t L a b e l < / A d j u s t e d P r o f i t L a b e l > - 
-         < A l l A m o u n t s A r e I n L C Y L a b e l   E l e m e n t T y p e = " P a r a m e t e r "   E l e m e n t I d = " 5 6 3 5 1 4 3 1 8 "   D a t a T y p e = " S t r i n g " > A l l A m o u n t s A r e I n L C Y L a b e l < / A l l A m o u n t s A r e I n L C Y L a b e l > - 
-         < C o m m i s s i o n P e r c e n t L a b e l   E l e m e n t T y p e = " P a r a m e t e r "   E l e m e n t I d = " 8 3 9 2 6 3 7 6 5 "   D a t a T y p e = " S t r i n g " > C o m m i s s i o n P e r c e n t L a b e l < / C o m m i s s i o n P e r c e n t L a b e l > - 
-         < C o m p a n y L a b e l   E l e m e n t T y p e = " P a r a m e t e r "   E l e m e n t I d = " 3 4 6 7 6 0 3 4 8 "   D a t a T y p e = " S t r i n g " > C o m p a n y L a b e l < / C o m p a n y L a b e l > - 
-         < C u s t o m e r N a m e L a b e l   E l e m e n t T y p e = " P a r a m e t e r "   E l e m e n t I d = " 1 1 1 8 7 9 0 8 8 "   D a t a T y p e = " S t r i n g " > C u s t o m e r N a m e L a b e l < / C u s t o m e r N a m e L a b e l > - 
-         < C u s t o m e r N o L a b e l   E l e m e n t T y p e = " P a r a m e t e r "   E l e m e n t I d = " 3 8 7 4 7 8 0 3 4 "   D a t a T y p e = " S t r i n g " > C u s t o m e r N o L a b e l < / C u s t o m e r N o L a b e l > - 
-         < D a t a R e t r i e v e d   E l e m e n t T y p e = " P a r a m e t e r "   E l e m e n t I d = " 2 9 1 9 1 1 8 0 7 "   D a t a T y p e = " S t r i n g " > D a t a R e t r i e v e d < / D a t a R e t r i e v e d > - 
-         < D o c u m e n t a t i o n L a b e l   E l e m e n t T y p e = " P a r a m e t e r "   E l e m e n t I d = " 1 7 3 8 9 2 4 8 1 5 "   D a t a T y p e = " S t r i n g " > D o c u m e n t a t i o n L a b e l < / D o c u m e n t a t i o n L a b e l > - 
-         < D o c u m e n t N o L a b e l   E l e m e n t T y p e = " P a r a m e t e r "   E l e m e n t I d = " 1 1 4 6 4 3 5 8 0 3 "   D a t a T y p e = " S t r i n g " > D o c u m e n t N o L a b e l < / D o c u m e n t N o L a b e l > - 
-         < E n v i r o n m e n t L a b e l   E l e m e n t T y p e = " P a r a m e t e r "   E l e m e n t I d = " 8 1 8 8 1 6 5 9 0 "   D a t a T y p e = " S t r i n g " > E n v i r o n m e n t L a b e l < / E n v i r o n m e n t L a b e l > - 
-         < P e r i o d C a p t i o n   E l e m e n t T y p e = " P a r a m e t e r "   E l e m e n t I d = " 1 4 7 8 2 5 3 4 2 2 "   D a t a T y p e = " S t r i n g " > P e r i o d C a p t i o n < / P e r i o d C a p t i o n > - 
-         < P o s t i n g D a t e L a b e l   E l e m e n t T y p e = " P a r a m e t e r "   E l e m e n t I d = " 1 7 7 5 7 9 4 2 4 9 "   D a t a T y p e = " S t r i n g " > P o s t i n g D a t e L a b e l < / P o s t i n g D a t e L a b e l > - 
-         < P r o f i t C o m m i s s i o n L a b e l   E l e m e n t T y p e = " P a r a m e t e r "   E l e m e n t I d = " 8 3 2 7 0 6 3 9 2 "   D a t a T y p e = " S t r i n g " > P r o f i t C o m m i s s i o n L a b e l < / P r o f i t C o m m i s s i o n L a b e l > - 
-         < P r o f i t L a b e l   E l e m e n t T y p e = " P a r a m e t e r "   E l e m e n t I d = " 2 5 4 6 3 3 6 4 5 "   D a t a T y p e = " S t r i n g " > P r o f i t L a b e l < / P r o f i t L a b e l > - 
-         < R e p o r t N a m e L a b e l   E l e m e n t T y p e = " P a r a m e t e r "   E l e m e n t I d = " 1 0 2 2 2 9 2 9 8 2 "   D a t a T y p e = " S t r i n g " > R e p o r t N a m e L a b e l < / R e p o r t N a m e L a b e l > - 
-         < R u n O n L a b e l   E l e m e n t T y p e = " P a r a m e t e r "   E l e m e n t I d = " 1 1 1 9 0 3 7 5 9 5 "   D a t a T y p e = " S t r i n g " > R u n O n L a b e l < / R u n O n L a b e l > - 
-         < S a l e s C o m m i s s i o n L a b e l   E l e m e n t T y p e = " P a r a m e t e r "   E l e m e n t I d = " 1 0 1 8 2 6 8 7 7 0 "   D a t a T y p e = " S t r i n g " > S a l e s C o m m i s s i o n L a b e l < / S a l e s C o m m i s s i o n L a b e l > - 
-         < S a l e s L a b e l   E l e m e n t T y p e = " P a r a m e t e r "   E l e m e n t I d = " 1 7 9 5 4 4 8 0 0 5 "   D a t a T y p e = " S t r i n g " > S a l e s L a b e l < / S a l e s L a b e l > - 
-         < S a l e s p e r s o n _ P u r c h a s e r _ _ N a m e C a p t i o n   E l e m e n t T y p e = " P a r a m e t e r "   E l e m e n t I d = " 1 1 9 5 8 7 9 8 7 3 "   D a t a T y p e = " S t r i n g " > S a l e s p e r s o n _ P u r c h a s e r _ _ N a m e C a p t i o n < / S a l e s p e r s o n _ P u r c h a s e r _ _ N a m e C a p t i o n > - 
-         < S a l e s p e r s o n C o m m i s s i o n A n a l y s i s   E l e m e n t T y p e = " P a r a m e t e r "   E l e m e n t I d = " 7 1 5 8 7 1 2 4 7 "   D a t a T y p e = " S t r i n g " > S a l e s p e r s o n C o m m i s s i o n A n a l y s i s < / S a l e s p e r s o n C o m m i s s i o n A n a l y s i s > - 
-         < S a l e s p e r s o n C o m m i s s i o n L a b e l   E l e m e n t T y p e = " P a r a m e t e r "   E l e m e n t I d = " 3 0 0 0 9 6 0 5 1 "   D a t a T y p e = " S t r i n g " > S a l e s p e r s o n C o m m i s s i o n L a b e l < / S a l e s p e r s o n C o m m i s s i o n L a b e l > - 
-         < S a l e s p e r s o n C o m m i s s i o n P r i n t   E l e m e n t T y p e = " P a r a m e t e r "   E l e m e n t I d = " 1 3 1 6 0 2 8 6 0 "   D a t a T y p e = " S t r i n g " > S a l e s p e r s o n C o m m i s s i o n P r i n t < / S a l e s p e r s o n C o m m i s s i o n P r i n t > - 
-         < S a l e s p e r s o n P u r c h a s e r _ C o d e C a p t i o n   E l e m e n t T y p e = " P a r a m e t e r "   E l e m e n t I d = " 1 2 2 1 2 1 9 2 4 5 "   D a t a T y p e = " S t r i n g " > S a l e s p e r s o n P u r c h a s e r _ C o d e C a p t i o n < / S a l e s p e r s o n P u r c h a s e r _ C o d e C a p t i o n > - 
-         < T o t a l s C a p t i o n   E l e m e n t T y p e = " P a r a m e t e r "   E l e m e n t I d = " 2 3 5 4 5 9 0 6 "   D a t a T y p e = " S t r i n g " > T o t a l s C a p t i o n < / T o t a l s C a p t i o n > - 
-         < U s e r L a b e l   E l e m e n t T y p e = " P a r a m e t e r "   E l e m e n t I d = " 8 4 8 8 1 6 7 9 4 "   D a t a T y p e = " S t r i n g " > U s e r L a b e l < / U s e r L a b e l > +         < A b o u t T h e R e p o r t L a b e l > A b o u t T h e R e p o r t L a b e l < / A b o u t T h e R e p o r t L a b e l > + 
+         < A d j u s t e d P r o f i t C o m m i s s i o n L a b e l > A d j u s t e d P r o f i t C o m m i s s i o n L a b e l < / A d j u s t e d P r o f i t C o m m i s s i o n L a b e l > + 
+         < A d j u s t e d P r o f i t L a b e l > A d j u s t e d P r o f i t L a b e l < / A d j u s t e d P r o f i t L a b e l > + 
+         < A l l A m o u n t s A r e I n L C Y L a b e l > A l l A m o u n t s A r e I n L C Y L a b e l < / A l l A m o u n t s A r e I n L C Y L a b e l > + 
+         < C o m m i s s i o n P e r c e n t L a b e l > C o m m i s s i o n P e r c e n t L a b e l < / C o m m i s s i o n P e r c e n t L a b e l > + 
+         < C o m p a n y L a b e l > C o m p a n y L a b e l < / C o m p a n y L a b e l > + 
+         < C u s t o m e r N a m e L a b e l > C u s t o m e r N a m e L a b e l < / C u s t o m e r N a m e L a b e l > + 
+         < C u s t o m e r N o L a b e l > C u s t o m e r N o L a b e l < / C u s t o m e r N o L a b e l > + 
+         < D a t a R e t r i e v e d > D a t a R e t r i e v e d < / D a t a R e t r i e v e d > + 
+         < D o c u m e n t a t i o n L a b e l > D o c u m e n t a t i o n L a b e l < / D o c u m e n t a t i o n L a b e l > + 
+         < D o c u m e n t N o L a b e l > D o c u m e n t N o L a b e l < / D o c u m e n t N o L a b e l > + 
+         < E n v i r o n m e n t L a b e l > E n v i r o n m e n t L a b e l < / E n v i r o n m e n t L a b e l > + 
+         < P e r i o d C a p t i o n > P e r i o d C a p t i o n < / P e r i o d C a p t i o n > + 
+         < P o s t i n g D a t e L a b e l > P o s t i n g D a t e L a b e l < / P o s t i n g D a t e L a b e l > + 
+         < P r o f i t C o m m i s s i o n L a b e l > P r o f i t C o m m i s s i o n L a b e l < / P r o f i t C o m m i s s i o n L a b e l > + 
+         < P r o f i t L a b e l > P r o f i t L a b e l < / P r o f i t L a b e l > + 
+         < R e p o r t N a m e L a b e l > R e p o r t N a m e L a b e l < / R e p o r t N a m e L a b e l > + 
+         < R u n O n L a b e l > R u n O n L a b e l < / R u n O n L a b e l > + 
+         < S a l e s C o m m i s s i o n L a b e l > S a l e s C o m m i s s i o n L a b e l < / S a l e s C o m m i s s i o n L a b e l > + 
+         < S a l e s L a b e l > S a l e s L a b e l < / S a l e s L a b e l > + 
+         < S a l e s p e r s o n _ P u r c h a s e r _ _ N a m e C a p t i o n > S a l e s p e r s o n _ P u r c h a s e r _ _ N a m e C a p t i o n < / S a l e s p e r s o n _ P u r c h a s e r _ _ N a m e C a p t i o n > + 
+         < S a l e s p e r s o n C o m m i s s i o n A n a l y s i s > S a l e s p e r s o n C o m m i s s i o n A n a l y s i s < / S a l e s p e r s o n C o m m i s s i o n A n a l y s i s > + 
+         < S a l e s p e r s o n C o m m i s s i o n L a b e l > S a l e s p e r s o n C o m m i s s i o n L a b e l < / S a l e s p e r s o n C o m m i s s i o n L a b e l > + 
+         < S a l e s p e r s o n C o m m i s s i o n P r i n t > S a l e s p e r s o n C o m m i s s i o n P r i n t < / S a l e s p e r s o n C o m m i s s i o n P r i n t > + 
+         < S a l e s p e r s o n P u r c h a s e r _ C o d e C a p t i o n > S a l e s p e r s o n P u r c h a s e r _ C o d e C a p t i o n < / S a l e s p e r s o n P u r c h a s e r _ C o d e C a p t i o n > + 
+         < T o t a l s C a p t i o n > T o t a l s C a p t i o n < / T o t a l s C a p t i o n > + 
+         < U s e r L a b e l > U s e r L a b e l < / U s e r L a b e l >   
      < / L a b e l s >   
-     < T o o l t i p s > - 
-         < T o o l t i p   c o l u m n = " S a l e s p e r s o n _ P u r c h a s e r _ C o d e "   E l e m e n t I d = " 1 3 8 8 0 3 1 6 5 2 " > - 
-             < T o o l t i p T e x t   l a n g = " e n - U S " > S p e c i f i e s   a   c o d e   f o r   t h e   s a l e s p e r s o n   o r   p u r c h a s e r . < / T o o l t i p T e x t > - 
-         < / T o o l t i p > - 
-         < T o o l t i p   c o l u m n = " S a l e s p e r s o n _ P u r c h a s e r _ N a m e "   E l e m e n t I d = " 1 3 4 8 2 2 8 4 6 2 " > - 
-             < T o o l t i p T e x t   l a n g = " e n - U S " > S p e c i f i e s   t h e   n a m e   o f   t h e   s a l e s p e r s o n   o r   p u r c h a s e r . < / T o o l t i p T e x t > - 
-         < / T o o l t i p > - 
-         < T o o l t i p   c o l u m n = " S a l e s p e r s o n _ P u r c h a s e r _ _ C o m m i s s i o n _ _ _ "   E l e m e n t I d = " 1 5 9 0 6 8 9 0 0 4 " > - 
-             < T o o l t i p T e x t   l a n g = " e n - U S " > S p e c i f i e s   t h e   p e r c e n t a g e   t o   u s e   t o   c a l c u l a t e   t h e   s a l e s p e r s o n ' s   c o m m i s s i o n . < / T o o l t i p T e x t > - 
-         < / T o o l t i p > - 
-         < T o o l t i p   c o l u m n = " C u s t _ _ L e d g e r _ E n t r y _ _ _ S a l e s _ _ L C Y _ _ "   E l e m e n t I d = " 3 4 8 7 9 4 9 4 9 " > - 
-             < T o o l t i p T e x t   l a n g = " e n - U S " > S p e c i f i e s   t h e   t o t a l   s a l e s   a m o u n t   e x c l .   V A T   t o   t h e   c u s t o m e r   i n   L C Y . < / T o o l t i p T e x t > - 
-         < / T o o l t i p > - 
-         < T o o l t i p   c o l u m n = " C u s t _ _ L e d g e r _ E n t r y _ _ D o c u m e n t _ N o _ _ "   E l e m e n t I d = " 8 5 2 6 1 1 1 8 1 " > - 
-             < T o o l t i p T e x t   l a n g = " e n - U S " > S p e c i f i e s   t h e   e n t r y ' s   d o c u m e n t   n u m b e r . < / T o o l t i p T e x t > - 
-         < / T o o l t i p > - 
-         < T o o l t i p   c o l u m n = " C u s t _ _ L e d g e r _ E n t r y _ _ C u s t o m e r _ N o _ _ "   E l e m e n t I d = " 1 0 0 9 0 1 6 8 0 8 " > - 
-             < T o o l t i p T e x t   l a n g = " e n - U S " > S p e c i f i e s   t h e   c u s t o m e r   a c c o u n t   n u m b e r   t h a t   t h e   e n t r y   i s   l i n k e d   t o . < / T o o l t i p T e x t > - 
-         < / T o o l t i p > - 
-         < T o o l t i p   c o l u m n = " C u s t _ _ L e d g e r _ E n t r y _ _ S a l e s _ _ L C Y _ _ "   E l e m e n t I d = " 8 1 9 5 1 7 4 8 " > - 
-             < T o o l t i p T e x t   l a n g = " e n - U S " > S p e c i f i e s   t h e   t o t a l   s a l e s   a m o u n t   e x c l .   V A T   t o   t h e   c u s t o m e r   i n   L C Y . < / T o o l t i p T e x t > - 
-         < / T o o l t i p > - 
-         < T o o l t i p   c o l u m n = " C u s t L e d g e r E n t r y _ C u s t o m e r N a m e "   E l e m e n t I d = " 2 0 9 1 8 9 3 2 7 9 " > - 
-             < T o o l t i p T e x t   l a n g = " e n - U S " > S p e c i f i e s   t h e   c u s t o m e r   n a m e   t h a t   t h e   e n t r y   i s   l i n k e d   t o . < / T o o l t i p T e x t > - 
-         < / T o o l t i p > - 
-         < T o o l t i p   c o l u m n = " S a l e s p e r s o n P u r c h a s e r _ C o d e "   E l e m e n t I d = " 1 2 2 1 2 1 9 2 4 5 " > - 
-             < T o o l t i p T e x t   l a n g = " e n - U S " > S p e c i f i e s   a   c o d e   f o r   t h e   s a l e s p e r s o n   o r   p u r c h a s e r . < / T o o l t i p T e x t > - 
-         < / T o o l t i p > - 
-         < T o o l t i p   c o l u m n = " S a l e s p e r s o n _ P u r c h a s e r _ _ N a m e "   E l e m e n t I d = " 1 1 9 5 8 7 9 8 7 3 " > - 
-             < T o o l t i p T e x t   l a n g = " e n - U S " > S p e c i f i e s   t h e   n a m e   o f   t h e   s a l e s p e r s o n   o r   p u r c h a s e r . < / T o o l t i p T e x t > - 
-         < / T o o l t i p > - 
-         < T o o l t i p   c o l u m n = " S u b t o t a l s _ S a l e s p e r s o n _ C o d e "   E l e m e n t I d = " 1 1 9 8 5 9 4 2 7 2 " > - 
-             < T o o l t i p T e x t   l a n g = " e n - U S " > S p e c i f i e s   a   c o d e   f o r   t h e   s a l e s p e r s o n   o r   p u r c h a s e r . < / T o o l t i p T e x t > - 
-         < / T o o l t i p > - 
-     < / T o o l t i p s > - 
-     < S a l e s p e r s o n _ P u r c h a s e r   E l e m e n t T y p e = " D a t a I t e m "   E l e m e n t I d = " 7 1 5 0 0 7 1 9 8 " > - 
-         < A d j P r o f i t   E l e m e n t T y p e = " C o l u m n "   E l e m e n t I d = " 6 6 6 3 9 3 8 5 2 "   D a t a T y p e = " D e c i m a l "   O b s o l e t e S t a t e = " P e n d i n g " > A d j P r o f i t < / A d j P r o f i t > - 
-         < A d j P r o f i t C o m m i s s i o n A m t   E l e m e n t T y p e = " C o l u m n "   E l e m e n t I d = " 1 5 8 1 4 8 8 5 9 9 "   D a t a T y p e = " D e c i m a l "   O b s o l e t e S t a t e = " P e n d i n g " > A d j P r o f i t C o m m i s s i o n A m t < / A d j P r o f i t C o m m i s s i o n A m t > - 
-         < A d j P r o f i t C o m m i s s i o n A m t _ C o n t r o l 4 5 C a p t i o n   E l e m e n t T y p e = " C o l u m n "   E l e m e n t I d = " 6 2 1 2 7 7 8 5 4 "   D a t a T y p e = " L a b e l "   O b s o l e t e S t a t e = " P e n d i n g " > A d j P r o f i t C o m m i s s i o n A m t _ C o n t r o l 4 5 C a p t i o n < / A d j P r o f i t C o m m i s s i o n A m t _ C o n t r o l 4 5 C a p t i o n > - 
-         < A d j P r o f i t _ C o n t r o l 3 9 C a p t i o n   E l e m e n t T y p e = " C o l u m n "   E l e m e n t I d = " 2 1 3 3 9 8 4 3 2 "   D a t a T y p e = " L a b e l "   O b s o l e t e S t a t e = " P e n d i n g " > A d j P r o f i t _ C o n t r o l 3 9 C a p t i o n < / A d j P r o f i t _ C o n t r o l 3 9 C a p t i o n > - 
-         < A l l _ a m o u n t s _ a r e _ i n _ L C Y C a p t i o n   E l e m e n t T y p e = " C o l u m n "   E l e m e n t I d = " 6 9 7 4 8 4 8 0 2 "   D a t a T y p e = " L a b e l "   O b s o l e t e S t a t e = " P e n d i n g " > A l l _ a m o u n t s _ a r e _ i n _ L C Y C a p t i o n < / A l l _ a m o u n t s _ a r e _ i n _ L C Y C a p t i o n > - 
-         < C O M P A N Y N A M E   E l e m e n t T y p e = " C o l u m n "   E l e m e n t I d = " 1 7 5 3 0 1 5 1 5 5 "   D a t a T y p e = " S t r i n g "   O b s o l e t e S t a t e = " P e n d i n g " > C O M P A N Y N A M E < / C O M P A N Y N A M E > - 
-         < C u r r R e p o r t _ P A G E N O C a p t i o n   E l e m e n t T y p e = " C o l u m n "   E l e m e n t I d = " 1 8 4 6 2 6 2 1 5 8 "   D a t a T y p e = " L a b e l "   O b s o l e t e S t a t e = " P e n d i n g " > C u r r R e p o r t _ P A G E N O C a p t i o n < / C u r r R e p o r t _ P A G E N O C a p t i o n > - 
-         < C u s t L e d g E n t r y F i l t e r   E l e m e n t T y p e = " C o l u m n "   E l e m e n t I d = " 1 1 7 3 5 3 2 6 6 6 "   D a t a T y p e = " T e x t "   O b s o l e t e S t a t e = " P e n d i n g " > C u s t L e d g E n t r y F i l t e r < / C u s t L e d g E n t r y F i l t e r > - 
-         < C u s t _ _ L e d g e r _ E n t r y _ _ C u s t o m e r _ N o _ _ C a p t i o n   E l e m e n t T y p e = " C o l u m n "   E l e m e n t I d = " 1 2 2 3 8 5 6 2 7 8 "   D a t a T y p e = " S t r i n g "   O b s o l e t e S t a t e = " P e n d i n g " > C u s t _ _ L e d g e r _ E n t r y _ _ C u s t o m e r _ N o _ _ C a p t i o n < / C u s t _ _ L e d g e r _ E n t r y _ _ C u s t o m e r _ N o _ _ C a p t i o n > - 
-         < C u s t _ _ L e d g e r _ E n t r y _ _ D o c u m e n t _ N o _ _ C a p t i o n   E l e m e n t T y p e = " C o l u m n "   E l e m e n t I d = " 4 8 8 8 0 6 5 1 7 "   D a t a T y p e = " S t r i n g "   O b s o l e t e S t a t e = " P e n d i n g " > C u s t _ _ L e d g e r _ E n t r y _ _ D o c u m e n t _ N o _ _ C a p t i o n < / C u s t _ _ L e d g e r _ E n t r y _ _ D o c u m e n t _ N o _ _ C a p t i o n > - 
-         < C u s t _ _ L e d g e r _ E n t r y _ _ P o s t i n g _ D a t e _ C a p t i o n   E l e m e n t T y p e = " C o l u m n "   E l e m e n t I d = " 2 0 7 9 4 3 8 7 1 2 "   D a t a T y p e = " L a b e l "   O b s o l e t e S t a t e = " P e n d i n g " > C u s t _ _ L e d g e r _ E n t r y _ _ P o s t i n g _ D a t e _ C a p t i o n < / C u s t _ _ L e d g e r _ E n t r y _ _ P o s t i n g _ D a t e _ C a p t i o n > - 
-         < C u s t _ _ L e d g e r _ E n t r y _ _ P r o f i t _ _ L C Y _ _ C a p t i o n   E l e m e n t T y p e = " C o l u m n "   E l e m e n t I d = " 1 9 9 4 3 8 8 4 7 6 "   D a t a T y p e = " S t r i n g "   O b s o l e t e S t a t e = " P e n d i n g " > C u s t _ _ L e d g e r _ E n t r y _ _ P r o f i t _ _ L C Y _ _ C a p t i o n < / C u s t _ _ L e d g e r _ E n t r y _ _ P r o f i t _ _ L C Y _ _ C a p t i o n > - 
-         < C u s t _ _ L e d g e r _ E n t r y _ _ S a l e s _ _ L C Y _ _ C a p t i o n   E l e m e n t T y p e = " C o l u m n "   E l e m e n t I d = " 1 0 5 6 9 2 6 5 4 6 "   D a t a T y p e = " S t r i n g "   O b s o l e t e S t a t e = " P e n d i n g " > C u s t _ _ L e d g e r _ E n t r y _ _ S a l e s _ _ L C Y _ _ C a p t i o n < / C u s t _ _ L e d g e r _ E n t r y _ _ S a l e s _ _ L C Y _ _ C a p t i o n > - 
-         < C u s t _ _ L e d g e r _ E n t r y _ _ T A B L E C A P T I O N _ _ _ _ _ _ _ _ _ _ C u s t L e d g E n t r y F i l t e r   E l e m e n t T y p e = " C o l u m n "   E l e m e n t I d = " 7 1 0 6 3 3 9 1 7 "   D a t a T y p e = " T e x t " > C u s t _ _ L e d g e r _ E n t r y _ _ T A B L E C A P T I O N _ _ _ _ _ _ _ _ _ _ C u s t L e d g E n t r y F i l t e r < / C u s t _ _ L e d g e r _ E n t r y _ _ T A B L E C A P T I O N _ _ _ _ _ _ _ _ _ _ C u s t L e d g E n t r y F i l t e r > - 
-         < C u s t _ _ L e d g e r _ E n t r y _ _ _ P r o f i t _ _ L C Y _ _   E l e m e n t T y p e = " C o l u m n "   E l e m e n t I d = " 1 6 1 5 1 3 7 4 4 3 "   D a t a T y p e = " D e c i m a l "   O b s o l e t e S t a t e = " P e n d i n g " > C u s t _ _ L e d g e r _ E n t r y _ _ _ P r o f i t _ _ L C Y _ _ < / C u s t _ _ L e d g e r _ E n t r y _ _ _ P r o f i t _ _ L C Y _ _ > - 
-         < C u s t _ _ L e d g e r _ E n t r y _ _ _ S a l e s _ _ L C Y _ _   E l e m e n t T y p e = " C o l u m n "   E l e m e n t I d = " 3 4 8 7 9 4 9 4 9 "   D a t a T y p e = " D e c i m a l "   O b s o l e t e S t a t e = " P e n d i n g " > C u s t _ _ L e d g e r _ E n t r y _ _ _ S a l e s _ _ L C Y _ _ < / C u s t _ _ L e d g e r _ E n t r y _ _ _ S a l e s _ _ L C Y _ _ > - 
-         < P a g e G r o u p N o   E l e m e n t T y p e = " C o l u m n "   E l e m e n t I d = " 6 4 9 1 8 0 1 4 4 "   D a t a T y p e = " I n t e g e r "   O b s o l e t e S t a t e = " P e n d i n g " > P a g e G r o u p N o < / P a g e G r o u p N o > - 
-         < P r o f i t C o m m i s s i o n A m t   E l e m e n t T y p e = " C o l u m n "   E l e m e n t I d = " 4 1 6 2 2 4 2 0 6 "   D a t a T y p e = " D e c i m a l "   O b s o l e t e S t a t e = " P e n d i n g " > P r o f i t C o m m i s s i o n A m t < / P r o f i t C o m m i s s i o n A m t > - 
-         < P r o f i t C o m m i s s i o n A m t _ C o n t r o l 3 3 C a p t i o n   E l e m e n t T y p e = " C o l u m n "   E l e m e n t I d = " 4 6 5 8 1 2 5 3 6 "   D a t a T y p e = " L a b e l "   O b s o l e t e S t a t e = " P e n d i n g " > P r o f i t C o m m i s s i o n A m t _ C o n t r o l 3 3 C a p t i o n < / P r o f i t C o m m i s s i o n A m t _ C o n t r o l 3 3 C a p t i o n > - 
-         < S a l e s C o m m i s s i o n A m t   E l e m e n t T y p e = " C o l u m n "   E l e m e n t I d = " 1 6 5 6 6 7 5 0 1 6 "   D a t a T y p e = " D e c i m a l "   O b s o l e t e S t a t e = " P e n d i n g " > S a l e s C o m m i s s i o n A m t < / S a l e s C o m m i s s i o n A m t > - 
-         < S a l e s C o m m i s s i o n A m t _ C o n t r o l 3 2 C a p t i o n   E l e m e n t T y p e = " C o l u m n "   E l e m e n t I d = " 1 2 7 2 6 4 2 0 6 5 "   D a t a T y p e = " L a b e l "   O b s o l e t e S t a t e = " P e n d i n g " > S a l e s C o m m i s s i o n A m t _ C o n t r o l 3 2 C a p t i o n < / S a l e s C o m m i s s i o n A m t _ C o n t r o l 3 2 C a p t i o n > - 
-         < S a l e s p e r s o n F i l t e r   E l e m e n t T y p e = " C o l u m n "   E l e m e n t I d = " 1 2 4 2 2 8 3 2 5 6 "   D a t a T y p e = " T e x t "   O b s o l e t e S t a t e = " P e n d i n g " > S a l e s p e r s o n F i l t e r < / S a l e s p e r s o n F i l t e r > - 
-         < S a l e s p e r s o n _ P u r c h a s e r _ C o d e   E l e m e n t T y p e = " C o l u m n "   E l e m e n t I d = " 1 3 8 8 0 3 1 6 5 2 "   D a t a T y p e = " C o d e " > S a l e s p e r s o n _ P u r c h a s e r _ C o d e < / S a l e s p e r s o n _ P u r c h a s e r _ C o d e > - 
-         < S a l e s p e r s o n _ P u r c h a s e r _ N a m e   E l e m e n t T y p e = " C o l u m n "   E l e m e n t I d = " 1 3 4 8 2 2 8 4 6 2 "   D a t a T y p e = " T e x t " > S a l e s p e r s o n _ P u r c h a s e r _ N a m e < / S a l e s p e r s o n _ P u r c h a s e r _ N a m e > - 
-         < S a l e s p e r s o n _ P u r c h a s e r _ _ C o m m i s s i o n _ _ _   E l e m e n t T y p e = " C o l u m n "   E l e m e n t I d = " 1 5 9 0 6 8 9 0 0 4 "   D a t a T y p e = " D e c i m a l " > S a l e s p e r s o n _ P u r c h a s e r _ _ C o m m i s s i o n _ _ _ < / S a l e s p e r s o n _ P u r c h a s e r _ _ C o m m i s s i o n _ _ _ > - 
-         < S a l e s p e r s o n _ P u r c h a s e r _ _ C o m m i s s i o n _ _ _ C a p t i o n   E l e m e n t T y p e = " C o l u m n "   E l e m e n t I d = " 4 9 9 4 6 3 1 7 0 "   D a t a T y p e = " S t r i n g "   O b s o l e t e S t a t e = " P e n d i n g " > S a l e s p e r s o n _ P u r c h a s e r _ _ C o m m i s s i o n _ _ _ C a p t i o n < / S a l e s p e r s o n _ P u r c h a s e r _ _ C o m m i s s i o n _ _ _ C a p t i o n > - 
-         < S a l e s p e r s o n _ P u r c h a s e r _ _ T A B L E C A P T I O N _ _ _ _ _ _ _ _ _ _ S a l e s p e r s o n F i l t e r   E l e m e n t T y p e = " C o l u m n "   E l e m e n t I d = " 1 0 1 6 0 4 1 6 9 9 "   D a t a T y p e = " T e x t " > S a l e s p e r s o n _ P u r c h a s e r _ _ T A B L E C A P T I O N _ _ _ _ _ _ _ _ _ _ S a l e s p e r s o n F i l t e r < / S a l e s p e r s o n _ P u r c h a s e r _ _ T A B L E C A P T I O N _ _ _ _ _ _ _ _ _ _ S a l e s p e r s o n F i l t e r > - 
-         < S a l e s p e r s o n _ _ _ C o m m i s s i o n C a p t i o n   E l e m e n t T y p e = " C o l u m n "   E l e m e n t I d = " 1 7 6 9 4 7 1 9 4 8 "   D a t a T y p e = " L a b e l "   O b s o l e t e S t a t e = " P e n d i n g " > S a l e s p e r s o n _ _ _ C o m m i s s i o n C a p t i o n < / S a l e s p e r s o n _ _ _ C o m m i s s i o n C a p t i o n > - 
-         < S T R S U B S T N O _ T e x t 0 0 0 _ P e r i o d T e x t _   E l e m e n t T y p e = " C o l u m n "   E l e m e n t I d = " 7 2 2 9 9 1 7 0 4 "   D a t a T y p e = " S t r i n g " > S T R S U B S T N O _ T e x t 0 0 0 _ P e r i o d T e x t _ < / S T R S U B S T N O _ T e x t 0 0 0 _ P e r i o d T e x t _ > - 
-         < T o t a l C a p t i o n   E l e m e n t T y p e = " C o l u m n "   E l e m e n t I d = " 7 0 7 1 0 2 6 9 5 "   D a t a T y p e = " L a b e l "   O b s o l e t e S t a t e = " P e n d i n g " > T o t a l C a p t i o n < / T o t a l C a p t i o n > - 
-         < C u s t _ L e d g e r _ E n t r y   E l e m e n t T y p e = " D a t a I t e m "   E l e m e n t I d = " 1 6 3 9 1 4 6 4 4 5 " > - 
-             < A d j P r o f i t C o m m i s s i o n A m t _ C o n t r o l 4 5   E l e m e n t T y p e = " C o l u m n "   E l e m e n t I d = " 8 0 5 8 9 6 4 0 0 "   D a t a T y p e = " D e c i m a l " > A d j P r o f i t C o m m i s s i o n A m t _ C o n t r o l 4 5 < / A d j P r o f i t C o m m i s s i o n A m t _ C o n t r o l 4 5 > - 
-             < A d j P r o f i t _ C o n t r o l 3 9   E l e m e n t T y p e = " C o l u m n "   E l e m e n t I d = " 2 0 2 4 1 9 6 5 4 2 "   D a t a T y p e = " D e c i m a l " > A d j P r o f i t _ C o n t r o l 3 9 < / A d j P r o f i t _ C o n t r o l 3 9 > - 
-             < C u s t L e d g e r E n t r y _ C u s t o m e r N a m e   E l e m e n t T y p e = " C o l u m n "   E l e m e n t I d = " 2 0 9 1 8 9 3 2 7 9 "   D a t a T y p e = " T e x t " > C u s t L e d g e r E n t r y _ C u s t o m e r N a m e < / C u s t L e d g e r E n t r y _ C u s t o m e r N a m e > - 
-             < C u s t _ _ L e d g e r _ E n t r y _ _ C u s t o m e r _ N o _ _   E l e m e n t T y p e = " C o l u m n "   E l e m e n t I d = " 1 0 0 9 0 1 6 8 0 8 "   D a t a T y p e = " C o d e " > C u s t _ _ L e d g e r _ E n t r y _ _ C u s t o m e r _ N o _ _ < / C u s t _ _ L e d g e r _ E n t r y _ _ C u s t o m e r _ N o _ _ > - 
-             < C u s t _ _ L e d g e r _ E n t r y _ _ D o c u m e n t _ N o _ _   E l e m e n t T y p e = " C o l u m n "   E l e m e n t I d = " 8 5 2 6 1 1 1 8 1 "   D a t a T y p e = " C o d e " > C u s t _ _ L e d g e r _ E n t r y _ _ D o c u m e n t _ N o _ _ < / C u s t _ _ L e d g e r _ E n t r y _ _ D o c u m e n t _ N o _ _ > - 
-             < C u s t _ _ L e d g e r _ E n t r y _ _ P o s t i n g _ D a t e _   E l e m e n t T y p e = " C o l u m n "   E l e m e n t I d = " 2 1 4 2 6 5 7 1 6 2 "   D a t a T y p e = " S t r i n g " > C u s t _ _ L e d g e r _ E n t r y _ _ P o s t i n g _ D a t e _ < / C u s t _ _ L e d g e r _ E n t r y _ _ P o s t i n g _ D a t e _ > - 
-             < C u s t _ _ L e d g e r _ E n t r y _ _ P r o f i t _ _ L C Y _ _   E l e m e n t T y p e = " C o l u m n "   E l e m e n t I d = " 5 1 9 3 4 1 8 2 6 "   D a t a T y p e = " D e c i m a l " > C u s t _ _ L e d g e r _ E n t r y _ _ P r o f i t _ _ L C Y _ _ < / C u s t _ _ L e d g e r _ E n t r y _ _ P r o f i t _ _ L C Y _ _ > - 
-             < C u s t _ _ L e d g e r _ E n t r y _ _ S a l e s _ _ L C Y _ _   E l e m e n t T y p e = " C o l u m n "   E l e m e n t I d = " 8 1 9 5 1 7 4 8 "   D a t a T y p e = " D e c i m a l " > C u s t _ _ L e d g e r _ E n t r y _ _ S a l e s _ _ L C Y _ _ < / C u s t _ _ L e d g e r _ E n t r y _ _ S a l e s _ _ L C Y _ _ > - 
-             < P r o f i t C o m m i s s i o n A m t _ C o n t r o l 3 3   E l e m e n t T y p e = " C o l u m n "   E l e m e n t I d = " 3 1 2 1 8 6 8 2 6 "   D a t a T y p e = " D e c i m a l " > P r o f i t C o m m i s s i o n A m t _ C o n t r o l 3 3 < / P r o f i t C o m m i s s i o n A m t _ C o n t r o l 3 3 > - 
-             < S a l e s C o m m i s s i o n A m t _ C o n t r o l 3 2   E l e m e n t T y p e = " C o l u m n "   E l e m e n t I d = " 1 4 6 2 3 9 0 1 5 3 "   D a t a T y p e = " D e c i m a l " > S a l e s C o m m i s s i o n A m t _ C o n t r o l 3 2 < / S a l e s C o m m i s s i o n A m t _ C o n t r o l 3 2 > - 
-             < S a l e s p e r s o n P u r c h a s e r _ C o d e   E l e m e n t T y p e = " C o l u m n "   E l e m e n t I d = " 1 2 2 1 2 1 9 2 4 5 "   D a t a T y p e = " C o d e " > S a l e s p e r s o n P u r c h a s e r _ C o d e < / S a l e s p e r s o n P u r c h a s e r _ C o d e > - 
-             < S a l e s p e r s o n _ P u r c h a s e r _ _ N a m e   E l e m e n t T y p e = " C o l u m n "   E l e m e n t I d = " 1 1 9 5 8 7 9 8 7 3 "   D a t a T y p e = " T e x t " > S a l e s p e r s o n _ P u r c h a s e r _ _ N a m e < / S a l e s p e r s o n _ P u r c h a s e r _ _ N a m e > +     < S a l e s p e r s o n _ P u r c h a s e r > + 
+         < A d j P r o f i t > A d j P r o f i t < / A d j P r o f i t > + 
+         < A d j P r o f i t C o m m i s s i o n A m t > A d j P r o f i t C o m m i s s i o n A m t < / A d j P r o f i t C o m m i s s i o n A m t > + 
+         < A d j P r o f i t C o m m i s s i o n A m t _ C o n t r o l 4 5 C a p t i o n > A d j P r o f i t C o m m i s s i o n A m t _ C o n t r o l 4 5 C a p t i o n < / A d j P r o f i t C o m m i s s i o n A m t _ C o n t r o l 4 5 C a p t i o n > + 
+         < A d j P r o f i t _ C o n t r o l 3 9 C a p t i o n > A d j P r o f i t _ C o n t r o l 3 9 C a p t i o n < / A d j P r o f i t _ C o n t r o l 3 9 C a p t i o n > + 
+         < A l l _ a m o u n t s _ a r e _ i n _ L C Y C a p t i o n > A l l _ a m o u n t s _ a r e _ i n _ L C Y C a p t i o n < / A l l _ a m o u n t s _ a r e _ i n _ L C Y C a p t i o n > + 
+         < C O M P A N Y N A M E > C O M P A N Y N A M E < / C O M P A N Y N A M E > + 
+         < C u r r R e p o r t _ P A G E N O C a p t i o n > C u r r R e p o r t _ P A G E N O C a p t i o n < / C u r r R e p o r t _ P A G E N O C a p t i o n > + 
+         < C u s t L e d g E n t r y F i l t e r > C u s t L e d g E n t r y F i l t e r < / C u s t L e d g E n t r y F i l t e r > + 
+         < C u s t _ _ L e d g e r _ E n t r y _ _ C u s t o m e r _ N o _ _ C a p t i o n > C u s t _ _ L e d g e r _ E n t r y _ _ C u s t o m e r _ N o _ _ C a p t i o n < / C u s t _ _ L e d g e r _ E n t r y _ _ C u s t o m e r _ N o _ _ C a p t i o n > + 
+         < C u s t _ _ L e d g e r _ E n t r y _ _ D o c u m e n t _ N o _ _ C a p t i o n > C u s t _ _ L e d g e r _ E n t r y _ _ D o c u m e n t _ N o _ _ C a p t i o n < / C u s t _ _ L e d g e r _ E n t r y _ _ D o c u m e n t _ N o _ _ C a p t i o n > + 
+         < C u s t _ _ L e d g e r _ E n t r y _ _ P o s t i n g _ D a t e _ C a p t i o n > C u s t _ _ L e d g e r _ E n t r y _ _ P o s t i n g _ D a t e _ C a p t i o n < / C u s t _ _ L e d g e r _ E n t r y _ _ P o s t i n g _ D a t e _ C a p t i o n > + 
+         < C u s t _ _ L e d g e r _ E n t r y _ _ P r o f i t _ _ L C Y _ _ C a p t i o n > C u s t _ _ L e d g e r _ E n t r y _ _ P r o f i t _ _ L C Y _ _ C a p t i o n < / C u s t _ _ L e d g e r _ E n t r y _ _ P r o f i t _ _ L C Y _ _ C a p t i o n > + 
+         < C u s t _ _ L e d g e r _ E n t r y _ _ S a l e s _ _ L C Y _ _ C a p t i o n > C u s t _ _ L e d g e r _ E n t r y _ _ S a l e s _ _ L C Y _ _ C a p t i o n < / C u s t _ _ L e d g e r _ E n t r y _ _ S a l e s _ _ L C Y _ _ C a p t i o n > + 
+         < C u s t _ _ L e d g e r _ E n t r y _ _ T A B L E C A P T I O N _ _ _ _ _ _ _ _ _ _ C u s t L e d g E n t r y F i l t e r > C u s t _ _ L e d g e r _ E n t r y _ _ T A B L E C A P T I O N _ _ _ _ _ _ _ _ _ _ C u s t L e d g E n t r y F i l t e r < / C u s t _ _ L e d g e r _ E n t r y _ _ T A B L E C A P T I O N _ _ _ _ _ _ _ _ _ _ C u s t L e d g E n t r y F i l t e r > + 
+         < C u s t _ _ L e d g e r _ E n t r y _ _ _ P r o f i t _ _ L C Y _ _ > C u s t _ _ L e d g e r _ E n t r y _ _ _ P r o f i t _ _ L C Y _ _ < / C u s t _ _ L e d g e r _ E n t r y _ _ _ P r o f i t _ _ L C Y _ _ > + 
+         < C u s t _ _ L e d g e r _ E n t r y _ _ _ S a l e s _ _ L C Y _ _ > C u s t _ _ L e d g e r _ E n t r y _ _ _ S a l e s _ _ L C Y _ _ < / C u s t _ _ L e d g e r _ E n t r y _ _ _ S a l e s _ _ L C Y _ _ > + 
+         < P a g e G r o u p N o > P a g e G r o u p N o < / P a g e G r o u p N o > + 
+         < P r o f i t C o m m i s s i o n A m t > P r o f i t C o m m i s s i o n A m t < / P r o f i t C o m m i s s i o n A m t > + 
+         < P r o f i t C o m m i s s i o n A m t _ C o n t r o l 3 3 C a p t i o n > P r o f i t C o m m i s s i o n A m t _ C o n t r o l 3 3 C a p t i o n < / P r o f i t C o m m i s s i o n A m t _ C o n t r o l 3 3 C a p t i o n > + 
+         < S a l e s C o m m i s s i o n A m t > S a l e s C o m m i s s i o n A m t < / S a l e s C o m m i s s i o n A m t > + 
+         < S a l e s C o m m i s s i o n A m t _ C o n t r o l 3 2 C a p t i o n > S a l e s C o m m i s s i o n A m t _ C o n t r o l 3 2 C a p t i o n < / S a l e s C o m m i s s i o n A m t _ C o n t r o l 3 2 C a p t i o n > + 
+         < S a l e s p e r s o n F i l t e r > S a l e s p e r s o n F i l t e r < / S a l e s p e r s o n F i l t e r > + 
+         < S a l e s p e r s o n _ P u r c h a s e r _ C o d e > S a l e s p e r s o n _ P u r c h a s e r _ C o d e < / S a l e s p e r s o n _ P u r c h a s e r _ C o d e > + 
+         < S a l e s p e r s o n _ P u r c h a s e r _ N a m e > S a l e s p e r s o n _ P u r c h a s e r _ N a m e < / S a l e s p e r s o n _ P u r c h a s e r _ N a m e > + 
+         < S a l e s p e r s o n _ P u r c h a s e r _ _ C o m m i s s i o n _ _ _ > S a l e s p e r s o n _ P u r c h a s e r _ _ C o m m i s s i o n _ _ _ < / S a l e s p e r s o n _ P u r c h a s e r _ _ C o m m i s s i o n _ _ _ > + 
+         < S a l e s p e r s o n _ P u r c h a s e r _ _ C o m m i s s i o n _ _ _ C a p t i o n > S a l e s p e r s o n _ P u r c h a s e r _ _ C o m m i s s i o n _ _ _ C a p t i o n < / S a l e s p e r s o n _ P u r c h a s e r _ _ C o m m i s s i o n _ _ _ C a p t i o n > + 
+         < S a l e s p e r s o n _ P u r c h a s e r _ _ T A B L E C A P T I O N _ _ _ _ _ _ _ _ _ _ S a l e s p e r s o n F i l t e r > S a l e s p e r s o n _ P u r c h a s e r _ _ T A B L E C A P T I O N _ _ _ _ _ _ _ _ _ _ S a l e s p e r s o n F i l t e r < / S a l e s p e r s o n _ P u r c h a s e r _ _ T A B L E C A P T I O N _ _ _ _ _ _ _ _ _ _ S a l e s p e r s o n F i l t e r > + 
+         < S a l e s p e r s o n _ _ _ C o m m i s s i o n C a p t i o n > S a l e s p e r s o n _ _ _ C o m m i s s i o n C a p t i o n < / S a l e s p e r s o n _ _ _ C o m m i s s i o n C a p t i o n > + 
+         < S T R S U B S T N O _ T e x t 0 0 0 _ P e r i o d T e x t _ > S T R S U B S T N O _ T e x t 0 0 0 _ P e r i o d T e x t _ < / S T R S U B S T N O _ T e x t 0 0 0 _ P e r i o d T e x t _ > + 
+         < T o t a l C a p t i o n > T o t a l C a p t i o n < / T o t a l C a p t i o n > + 
+         < C u s t _ L e d g e r _ E n t r y > + 
+             < A d j P r o f i t C o m m i s s i o n A m t _ C o n t r o l 4 5 > A d j P r o f i t C o m m i s s i o n A m t _ C o n t r o l 4 5 < / A d j P r o f i t C o m m i s s i o n A m t _ C o n t r o l 4 5 > + 
+             < A d j P r o f i t _ C o n t r o l 3 9 > A d j P r o f i t _ C o n t r o l 3 9 < / A d j P r o f i t _ C o n t r o l 3 9 > + 
+             < C u s t L e d g e r E n t r y _ C u s t o m e r N a m e > C u s t L e d g e r E n t r y _ C u s t o m e r N a m e < / C u s t L e d g e r E n t r y _ C u s t o m e r N a m e > + 
+             < C u s t _ _ L e d g e r _ E n t r y _ _ C u s t o m e r _ N o _ _ > C u s t _ _ L e d g e r _ E n t r y _ _ C u s t o m e r _ N o _ _ < / C u s t _ _ L e d g e r _ E n t r y _ _ C u s t o m e r _ N o _ _ > + 
+             < C u s t _ _ L e d g e r _ E n t r y _ _ D o c u m e n t _ N o _ _ > C u s t _ _ L e d g e r _ E n t r y _ _ D o c u m e n t _ N o _ _ < / C u s t _ _ L e d g e r _ E n t r y _ _ D o c u m e n t _ N o _ _ > + 
+             < C u s t _ _ L e d g e r _ E n t r y _ _ P o s t i n g _ D a t e _ > C u s t _ _ L e d g e r _ E n t r y _ _ P o s t i n g _ D a t e _ < / C u s t _ _ L e d g e r _ E n t r y _ _ P o s t i n g _ D a t e _ > + 
+             < C u s t _ _ L e d g e r _ E n t r y _ _ P r o f i t _ _ L C Y _ _ > C u s t _ _ L e d g e r _ E n t r y _ _ P r o f i t _ _ L C Y _ _ < / C u s t _ _ L e d g e r _ E n t r y _ _ P r o f i t _ _ L C Y _ _ > + 
+             < C u s t _ _ L e d g e r _ E n t r y _ _ S a l e s _ _ L C Y _ _ > C u s t _ _ L e d g e r _ E n t r y _ _ S a l e s _ _ L C Y _ _ < / C u s t _ _ L e d g e r _ E n t r y _ _ S a l e s _ _ L C Y _ _ > + 
+             < P r o f i t C o m m i s s i o n A m t _ C o n t r o l 3 3 > P r o f i t C o m m i s s i o n A m t _ C o n t r o l 3 3 < / P r o f i t C o m m i s s i o n A m t _ C o n t r o l 3 3 > + 
+             < S a l e s C o m m i s s i o n A m t _ C o n t r o l 3 2 > S a l e s C o m m i s s i o n A m t _ C o n t r o l 3 2 < / S a l e s C o m m i s s i o n A m t _ C o n t r o l 3 2 > + 
+             < S a l e s p e r s o n P u r c h a s e r _ C o d e > S a l e s p e r s o n P u r c h a s e r _ C o d e < / S a l e s p e r s o n P u r c h a s e r _ C o d e > + 
+             < S a l e s p e r s o n _ P u r c h a s e r _ _ N a m e > S a l e s p e r s o n _ P u r c h a s e r _ _ N a m e < / S a l e s p e r s o n _ P u r c h a s e r _ _ N a m e >   
          < / C u s t _ L e d g e r _ E n t r y >   
-         < S u b t o t a l s   E l e m e n t T y p e = " D a t a I t e m "   E l e m e n t I d = " 8 3 8 6 9 3 5 6 0 " > - 
-             < S u b t o t a l s _ A d j P r o f i t   E l e m e n t T y p e = " C o l u m n "   E l e m e n t I d = " 5 6 1 3 6 6 8 2 2 "   D a t a T y p e = " D e c i m a l " > S u b t o t a l s _ A d j P r o f i t < / S u b t o t a l s _ A d j P r o f i t > - 
-             < S u b t o t a l s _ A d j P r o f i t C o m m i s s i o n   E l e m e n t T y p e = " C o l u m n "   E l e m e n t I d = " 1 4 1 8 9 7 1 8 3 5 "   D a t a T y p e = " D e c i m a l " > S u b t o t a l s _ A d j P r o f i t C o m m i s s i o n < / S u b t o t a l s _ A d j P r o f i t C o m m i s s i o n > - 
-             < S u b t o t a l s _ P r o f i t   E l e m e n t T y p e = " C o l u m n "   E l e m e n t I d = " 2 4 1 5 0 0 6 9 7 "   D a t a T y p e = " D e c i m a l " > S u b t o t a l s _ P r o f i t < / S u b t o t a l s _ P r o f i t > - 
-             < S u b t o t a l s _ P r o f i t C o m m i s s i o n   E l e m e n t T y p e = " C o l u m n "   E l e m e n t I d = " 1 4 9 6 3 3 2 1 7 2 "   D a t a T y p e = " D e c i m a l " > S u b t o t a l s _ P r o f i t C o m m i s s i o n < / S u b t o t a l s _ P r o f i t C o m m i s s i o n > - 
-             < S u b t o t a l s _ S a l e s   E l e m e n t T y p e = " C o l u m n "   E l e m e n t I d = " 1 9 7 8 7 7 5 0 3 "   D a t a T y p e = " D e c i m a l " > S u b t o t a l s _ S a l e s < / S u b t o t a l s _ S a l e s > - 
-             < S u b t o t a l s _ S a l e s C o m m i s s i o n   E l e m e n t T y p e = " C o l u m n "   E l e m e n t I d = " 1 4 7 6 0 7 2 5 9 0 "   D a t a T y p e = " D e c i m a l " > S u b t o t a l s _ S a l e s C o m m i s s i o n < / S u b t o t a l s _ S a l e s C o m m i s s i o n > - 
-             < S u b t o t a l s _ S a l e s p e r s o n _ C o d e   E l e m e n t T y p e = " C o l u m n "   E l e m e n t I d = " 1 1 9 8 5 9 4 2 7 2 "   D a t a T y p e = " C o d e " > S u b t o t a l s _ S a l e s p e r s o n _ C o d e < / S u b t o t a l s _ S a l e s p e r s o n _ C o d e > +         < S u b t o t a l s > + 
+             < S u b t o t a l s _ A d j P r o f i t > S u b t o t a l s _ A d j P r o f i t < / S u b t o t a l s _ A d j P r o f i t > + 
+             < S u b t o t a l s _ A d j P r o f i t C o m m i s s i o n > S u b t o t a l s _ A d j P r o f i t C o m m i s s i o n < / S u b t o t a l s _ A d j P r o f i t C o m m i s s i o n > + 
+             < S u b t o t a l s _ P r o f i t > S u b t o t a l s _ P r o f i t < / S u b t o t a l s _ P r o f i t > + 
+             < S u b t o t a l s _ P r o f i t C o m m i s s i o n > S u b t o t a l s _ P r o f i t C o m m i s s i o n < / S u b t o t a l s _ P r o f i t C o m m i s s i o n > + 
+             < S u b t o t a l s _ S a l e s > S u b t o t a l s _ S a l e s < / S u b t o t a l s _ S a l e s > + 
+             < S u b t o t a l s _ S a l e s C o m m i s s i o n > S u b t o t a l s _ S a l e s C o m m i s s i o n < / S u b t o t a l s _ S a l e s C o m m i s s i o n > + 
+             < S u b t o t a l s _ S a l e s p e r s o n _ C o d e > S u b t o t a l s _ S a l e s p e r s o n _ C o d e < / S u b t o t a l s _ S a l e s p e r s o n _ C o d e >   
          < / S u b t o t a l s >   
      < / S a l e s p e r s o n _ P u r c h a s e r >   
-     < T o t a l s   E l e m e n t T y p e = " D a t a I t e m "   E l e m e n t I d = " 1 8 2 3 9 5 0 0 4 4 " > - 
-         < T o t a l s _ A d j P r o f i t   E l e m e n t T y p e = " C o l u m n "   E l e m e n t I d = " 1 9 0 9 5 0 1 3 6 2 "   D a t a T y p e = " D e c i m a l " > T o t a l s _ A d j P r o f i t < / T o t a l s _ A d j P r o f i t > - 
-         < T o t a l s _ A d j P r o f i t C o m m i s s i o n   E l e m e n t T y p e = " C o l u m n "   E l e m e n t I d = " 9 4 6 1 0 3 7 5 9 "   D a t a T y p e = " D e c i m a l " > T o t a l s _ A d j P r o f i t C o m m i s s i o n < / T o t a l s _ A d j P r o f i t C o m m i s s i o n > - 
-         < T o t a l s _ P r o f i t   E l e m e n t T y p e = " C o l u m n "   E l e m e n t I d = " 6 4 6 2 9 5 2 1 9 "   D a t a T y p e = " D e c i m a l " > T o t a l s _ P r o f i t < / T o t a l s _ P r o f i t > - 
-         < T o t a l s _ P r o f i t C o m m i s s i o n   E l e m e n t T y p e = " C o l u m n "   E l e m e n t I d = " 3 6 7 7 9 1 3 9 2 "   D a t a T y p e = " D e c i m a l " > T o t a l s _ P r o f i t C o m m i s s i o n < / T o t a l s _ P r o f i t C o m m i s s i o n > - 
-         < T o t a l s _ S a l e s   E l e m e n t T y p e = " C o l u m n "   E l e m e n t I d = " 1 3 9 9 9 8 5 1 0 9 "   D a t a T y p e = " D e c i m a l " > T o t a l s _ S a l e s < / T o t a l s _ S a l e s > - 
-         < T o t a l s _ S a l e s C o m m i s s i o n   E l e m e n t T y p e = " C o l u m n "   E l e m e n t I d = " 4 6 4 8 2 3 3 9 8 "   D a t a T y p e = " D e c i m a l " > T o t a l s _ S a l e s C o m m i s s i o n < / T o t a l s _ S a l e s C o m m i s s i o n > +     < T o t a l s > + 
+         < T o t a l s _ A d j P r o f i t > T o t a l s _ A d j P r o f i t < / T o t a l s _ A d j P r o f i t > + 
+         < T o t a l s _ A d j P r o f i t C o m m i s s i o n > T o t a l s _ A d j P r o f i t C o m m i s s i o n < / T o t a l s _ A d j P r o f i t C o m m i s s i o n > + 
+         < T o t a l s _ P r o f i t > T o t a l s _ P r o f i t < / T o t a l s _ P r o f i t > + 
+         < T o t a l s _ P r o f i t C o m m i s s i o n > T o t a l s _ P r o f i t C o m m i s s i o n < / T o t a l s _ P r o f i t C o m m i s s i o n > + 
+         < T o t a l s _ S a l e s > T o t a l s _ S a l e s < / T o t a l s _ S a l e s > + 
+         < T o t a l s _ S a l e s C o m m i s s i o n > T o t a l s _ S a l e s C o m m i s s i o n < / T o t a l s _ S a l e s C o m m i s s i o n >   
      < / T o t a l s >   
  < / N a v W o r d R e p o r t X m l P a r t > 
 </file>
 
-<file path=customXml/item2.xml>��< ? x m l   v e r s i o n = " 1 . 0 "   e n c o d i n g = " u t f - 1 6 " ? > < N a v W o r d R e p o r t X m l P a r t   x m l n s = " u r n : m i c r o s o f t - d y n a m i c s - n a v / r e p o r t s / S a l e s p e r s o n _ C o m m i s s i o n / 1 1 5 / " > +<file path=customXml/item2.xml>��< ? x m l   v e r s i o n = " 1 . 0 "   e n c o d i n g = " u t f - 1 6 " ? > < N a v W o r d R e p o r t X m l P a r t   x m l n s = " u r n : m i c r o s o f t - d y n a m i c s - b u s i n e s s c e n t r a l / i n t e r n a l / e x t e n d e d / r e p o r t s / S a l e s p e r s o n _ C o m m i s s i o n / 1 1 5 / " >   
      < B C R e p o r t I n f o r m a t i o n >   
@@ -4454,185 +4254,255 @@
  
      < L a b e l s >   
-         < A b o u t T h e R e p o r t L a b e l > A b o u t T h e R e p o r t L a b e l < / A b o u t T h e R e p o r t L a b e l > - 
-         < A d j u s t e d P r o f i t C o m m i s s i o n L a b e l > A d j u s t e d P r o f i t C o m m i s s i o n L a b e l < / A d j u s t e d P r o f i t C o m m i s s i o n L a b e l > - 
-         < A d j u s t e d P r o f i t L a b e l > A d j u s t e d P r o f i t L a b e l < / A d j u s t e d P r o f i t L a b e l > - 
-         < A l l A m o u n t s A r e I n L C Y L a b e l > A l l A m o u n t s A r e I n L C Y L a b e l < / A l l A m o u n t s A r e I n L C Y L a b e l > - 
-         < C o m m i s s i o n P e r c e n t L a b e l > C o m m i s s i o n P e r c e n t L a b e l < / C o m m i s s i o n P e r c e n t L a b e l > - 
-         < C o m p a n y L a b e l > C o m p a n y L a b e l < / C o m p a n y L a b e l > - 
-         < C u s t o m e r N a m e L a b e l > C u s t o m e r N a m e L a b e l < / C u s t o m e r N a m e L a b e l > - 
-         < C u s t o m e r N o L a b e l > C u s t o m e r N o L a b e l < / C u s t o m e r N o L a b e l > - 
-         < D a t a R e t r i e v e d > D a t a R e t r i e v e d < / D a t a R e t r i e v e d > - 
-         < D o c u m e n t a t i o n L a b e l > D o c u m e n t a t i o n L a b e l < / D o c u m e n t a t i o n L a b e l > - 
-         < D o c u m e n t N o L a b e l > D o c u m e n t N o L a b e l < / D o c u m e n t N o L a b e l > - 
-         < E n v i r o n m e n t L a b e l > E n v i r o n m e n t L a b e l < / E n v i r o n m e n t L a b e l > - 
-         < P e r i o d C a p t i o n > P e r i o d C a p t i o n < / P e r i o d C a p t i o n > - 
-         < P o s t i n g D a t e L a b e l > P o s t i n g D a t e L a b e l < / P o s t i n g D a t e L a b e l > - 
-         < P r o f i t C o m m i s s i o n L a b e l > P r o f i t C o m m i s s i o n L a b e l < / P r o f i t C o m m i s s i o n L a b e l > - 
-         < P r o f i t L a b e l > P r o f i t L a b e l < / P r o f i t L a b e l > - 
-         < R e p o r t N a m e L a b e l > R e p o r t N a m e L a b e l < / R e p o r t N a m e L a b e l > - 
-         < R u n O n L a b e l > R u n O n L a b e l < / R u n O n L a b e l > - 
-         < S a l e s C o m m i s s i o n L a b e l > S a l e s C o m m i s s i o n L a b e l < / S a l e s C o m m i s s i o n L a b e l > - 
-         < S a l e s L a b e l > S a l e s L a b e l < / S a l e s L a b e l > - 
-         < S a l e s p e r s o n _ P u r c h a s e r _ _ N a m e C a p t i o n > S a l e s p e r s o n _ P u r c h a s e r _ _ N a m e C a p t i o n < / S a l e s p e r s o n _ P u r c h a s e r _ _ N a m e C a p t i o n > - 
-         < S a l e s p e r s o n C o m m i s s i o n A n a l y s i s > S a l e s p e r s o n C o m m i s s i o n A n a l y s i s < / S a l e s p e r s o n C o m m i s s i o n A n a l y s i s > - 
-         < S a l e s p e r s o n C o m m i s s i o n L a b e l > S a l e s p e r s o n C o m m i s s i o n L a b e l < / S a l e s p e r s o n C o m m i s s i o n L a b e l > - 
-         < S a l e s p e r s o n C o m m i s s i o n P r i n t > S a l e s p e r s o n C o m m i s s i o n P r i n t < / S a l e s p e r s o n C o m m i s s i o n P r i n t > - 
-         < S a l e s p e r s o n P u r c h a s e r _ C o d e C a p t i o n > S a l e s p e r s o n P u r c h a s e r _ C o d e C a p t i o n < / S a l e s p e r s o n P u r c h a s e r _ C o d e C a p t i o n > - 
-         < T o t a l s C a p t i o n > T o t a l s C a p t i o n < / T o t a l s C a p t i o n > - 
-         < U s e r L a b e l > U s e r L a b e l < / U s e r L a b e l > +         < A b o u t T h e R e p o r t L a b e l   E l e m e n t T y p e = " P a r a m e t e r "   E l e m e n t I d = " 1 6 7 7 9 2 0 0 1 "   D a t a T y p e = " S t r i n g " > A b o u t T h e R e p o r t L a b e l < / A b o u t T h e R e p o r t L a b e l > + 
+         < A d j u s t e d P r o f i t C o m m i s s i o n L a b e l   E l e m e n t T y p e = " P a r a m e t e r "   E l e m e n t I d = " 9 1 5 5 5 7 0 2 0 "   D a t a T y p e = " S t r i n g " > A d j u s t e d P r o f i t C o m m i s s i o n L a b e l < / A d j u s t e d P r o f i t C o m m i s s i o n L a b e l > + 
+         < A d j u s t e d P r o f i t L a b e l   E l e m e n t T y p e = " P a r a m e t e r "   E l e m e n t I d = " 1 6 1 5 2 8 3 0 4 7 "   D a t a T y p e = " S t r i n g " > A d j u s t e d P r o f i t L a b e l < / A d j u s t e d P r o f i t L a b e l > + 
+         < A l l A m o u n t s A r e I n L C Y L a b e l   E l e m e n t T y p e = " P a r a m e t e r "   E l e m e n t I d = " 5 6 3 5 1 4 3 1 8 "   D a t a T y p e = " S t r i n g " > A l l A m o u n t s A r e I n L C Y L a b e l < / A l l A m o u n t s A r e I n L C Y L a b e l > + 
+         < C o m m i s s i o n P e r c e n t L a b e l   E l e m e n t T y p e = " P a r a m e t e r "   E l e m e n t I d = " 8 3 9 2 6 3 7 6 5 "   D a t a T y p e = " S t r i n g " > C o m m i s s i o n P e r c e n t L a b e l < / C o m m i s s i o n P e r c e n t L a b e l > + 
+         < C o m p a n y L a b e l   E l e m e n t T y p e = " P a r a m e t e r "   E l e m e n t I d = " 3 4 6 7 6 0 3 4 8 "   D a t a T y p e = " S t r i n g " > C o m p a n y L a b e l < / C o m p a n y L a b e l > + 
+         < C u s t o m e r N a m e L a b e l   E l e m e n t T y p e = " P a r a m e t e r "   E l e m e n t I d = " 1 1 1 8 7 9 0 8 8 "   D a t a T y p e = " S t r i n g " > C u s t o m e r N a m e L a b e l < / C u s t o m e r N a m e L a b e l > + 
+         < C u s t o m e r N o L a b e l   E l e m e n t T y p e = " P a r a m e t e r "   E l e m e n t I d = " 3 8 7 4 7 8 0 3 4 "   D a t a T y p e = " S t r i n g " > C u s t o m e r N o L a b e l < / C u s t o m e r N o L a b e l > + 
+         < D a t a R e t r i e v e d   E l e m e n t T y p e = " P a r a m e t e r "   E l e m e n t I d = " 2 9 1 9 1 1 8 0 7 "   D a t a T y p e = " S t r i n g " > D a t a R e t r i e v e d < / D a t a R e t r i e v e d > + 
+         < D o c u m e n t a t i o n L a b e l   E l e m e n t T y p e = " P a r a m e t e r "   E l e m e n t I d = " 1 7 3 8 9 2 4 8 1 5 "   D a t a T y p e = " S t r i n g " > D o c u m e n t a t i o n L a b e l < / D o c u m e n t a t i o n L a b e l > + 
+         < D o c u m e n t N o L a b e l   E l e m e n t T y p e = " P a r a m e t e r "   E l e m e n t I d = " 1 1 4 6 4 3 5 8 0 3 "   D a t a T y p e = " S t r i n g " > D o c u m e n t N o L a b e l < / D o c u m e n t N o L a b e l > + 
+         < E n v i r o n m e n t L a b e l   E l e m e n t T y p e = " P a r a m e t e r "   E l e m e n t I d = " 8 1 8 8 1 6 5 9 0 "   D a t a T y p e = " S t r i n g " > E n v i r o n m e n t L a b e l < / E n v i r o n m e n t L a b e l > + 
+         < P e r i o d C a p t i o n   E l e m e n t T y p e = " P a r a m e t e r "   E l e m e n t I d = " 1 4 7 8 2 5 3 4 2 2 "   D a t a T y p e = " S t r i n g " > P e r i o d C a p t i o n < / P e r i o d C a p t i o n > + 
+         < P o s t i n g D a t e L a b e l   E l e m e n t T y p e = " P a r a m e t e r "   E l e m e n t I d = " 1 7 7 5 7 9 4 2 4 9 "   D a t a T y p e = " S t r i n g " > P o s t i n g D a t e L a b e l < / P o s t i n g D a t e L a b e l > + 
+         < P r o f i t C o m m i s s i o n L a b e l   E l e m e n t T y p e = " P a r a m e t e r "   E l e m e n t I d = " 8 3 2 7 0 6 3 9 2 "   D a t a T y p e = " S t r i n g " > P r o f i t C o m m i s s i o n L a b e l < / P r o f i t C o m m i s s i o n L a b e l > + 
+         < P r o f i t L a b e l   E l e m e n t T y p e = " P a r a m e t e r "   E l e m e n t I d = " 2 5 4 6 3 3 6 4 5 "   D a t a T y p e = " S t r i n g " > P r o f i t L a b e l < / P r o f i t L a b e l > + 
+         < R e p o r t N a m e L a b e l   E l e m e n t T y p e = " P a r a m e t e r "   E l e m e n t I d = " 1 0 2 2 2 9 2 9 8 2 "   D a t a T y p e = " S t r i n g " > R e p o r t N a m e L a b e l < / R e p o r t N a m e L a b e l > + 
+         < R u n O n L a b e l   E l e m e n t T y p e = " P a r a m e t e r "   E l e m e n t I d = " 1 1 1 9 0 3 7 5 9 5 "   D a t a T y p e = " S t r i n g " > R u n O n L a b e l < / R u n O n L a b e l > + 
+         < S a l e s C o m m i s s i o n L a b e l   E l e m e n t T y p e = " P a r a m e t e r "   E l e m e n t I d = " 1 0 1 8 2 6 8 7 7 0 "   D a t a T y p e = " S t r i n g " > S a l e s C o m m i s s i o n L a b e l < / S a l e s C o m m i s s i o n L a b e l > + 
+         < S a l e s L a b e l   E l e m e n t T y p e = " P a r a m e t e r "   E l e m e n t I d = " 1 7 9 5 4 4 8 0 0 5 "   D a t a T y p e = " S t r i n g " > S a l e s L a b e l < / S a l e s L a b e l > + 
+         < S a l e s p e r s o n _ P u r c h a s e r _ _ N a m e C a p t i o n   E l e m e n t T y p e = " P a r a m e t e r "   E l e m e n t I d = " 1 1 9 5 8 7 9 8 7 3 "   D a t a T y p e = " S t r i n g " > S a l e s p e r s o n _ P u r c h a s e r _ _ N a m e C a p t i o n < / S a l e s p e r s o n _ P u r c h a s e r _ _ N a m e C a p t i o n > + 
+         < S a l e s p e r s o n C o m m i s s i o n A n a l y s i s   E l e m e n t T y p e = " P a r a m e t e r "   E l e m e n t I d = " 7 1 5 8 7 1 2 4 7 "   D a t a T y p e = " S t r i n g " > S a l e s p e r s o n C o m m i s s i o n A n a l y s i s < / S a l e s p e r s o n C o m m i s s i o n A n a l y s i s > + 
+         < S a l e s p e r s o n C o m m i s s i o n L a b e l   E l e m e n t T y p e = " P a r a m e t e r "   E l e m e n t I d = " 3 0 0 0 9 6 0 5 1 "   D a t a T y p e = " S t r i n g " > S a l e s p e r s o n C o m m i s s i o n L a b e l < / S a l e s p e r s o n C o m m i s s i o n L a b e l > + 
+         < S a l e s p e r s o n C o m m i s s i o n P r i n t   E l e m e n t T y p e = " P a r a m e t e r "   E l e m e n t I d = " 1 3 1 6 0 2 8 6 0 "   D a t a T y p e = " S t r i n g " > S a l e s p e r s o n C o m m i s s i o n P r i n t < / S a l e s p e r s o n C o m m i s s i o n P r i n t > + 
+         < S a l e s p e r s o n P u r c h a s e r _ C o d e C a p t i o n   E l e m e n t T y p e = " P a r a m e t e r "   E l e m e n t I d = " 1 2 2 1 2 1 9 2 4 5 "   D a t a T y p e = " S t r i n g " > S a l e s p e r s o n P u r c h a s e r _ C o d e C a p t i o n < / S a l e s p e r s o n P u r c h a s e r _ C o d e C a p t i o n > + 
+         < T o t a l s C a p t i o n   E l e m e n t T y p e = " P a r a m e t e r "   E l e m e n t I d = " 2 3 5 4 5 9 0 6 "   D a t a T y p e = " S t r i n g " > T o t a l s C a p t i o n < / T o t a l s C a p t i o n > + 
+         < U s e r L a b e l   E l e m e n t T y p e = " P a r a m e t e r "   E l e m e n t I d = " 8 4 8 8 1 6 7 9 4 "   D a t a T y p e = " S t r i n g " > U s e r L a b e l < / U s e r L a b e l >   
      < / L a b e l s >   
-     < S a l e s p e r s o n _ P u r c h a s e r > - 
-         < A d j P r o f i t > A d j P r o f i t < / A d j P r o f i t > - 
-         < A d j P r o f i t C o m m i s s i o n A m t > A d j P r o f i t C o m m i s s i o n A m t < / A d j P r o f i t C o m m i s s i o n A m t > - 
-         < A d j P r o f i t C o m m i s s i o n A m t _ C o n t r o l 4 5 C a p t i o n > A d j P r o f i t C o m m i s s i o n A m t _ C o n t r o l 4 5 C a p t i o n < / A d j P r o f i t C o m m i s s i o n A m t _ C o n t r o l 4 5 C a p t i o n > - 
-         < A d j P r o f i t _ C o n t r o l 3 9 C a p t i o n > A d j P r o f i t _ C o n t r o l 3 9 C a p t i o n < / A d j P r o f i t _ C o n t r o l 3 9 C a p t i o n > - 
-         < A l l _ a m o u n t s _ a r e _ i n _ L C Y C a p t i o n > A l l _ a m o u n t s _ a r e _ i n _ L C Y C a p t i o n < / A l l _ a m o u n t s _ a r e _ i n _ L C Y C a p t i o n > - 
-         < C O M P A N Y N A M E > C O M P A N Y N A M E < / C O M P A N Y N A M E > - 
-         < C u r r R e p o r t _ P A G E N O C a p t i o n > C u r r R e p o r t _ P A G E N O C a p t i o n < / C u r r R e p o r t _ P A G E N O C a p t i o n > - 
-         < C u s t L e d g E n t r y F i l t e r > C u s t L e d g E n t r y F i l t e r < / C u s t L e d g E n t r y F i l t e r > - 
-         < C u s t _ _ L e d g e r _ E n t r y _ _ C u s t o m e r _ N o _ _ C a p t i o n > C u s t _ _ L e d g e r _ E n t r y _ _ C u s t o m e r _ N o _ _ C a p t i o n < / C u s t _ _ L e d g e r _ E n t r y _ _ C u s t o m e r _ N o _ _ C a p t i o n > - 
-         < C u s t _ _ L e d g e r _ E n t r y _ _ D o c u m e n t _ N o _ _ C a p t i o n > C u s t _ _ L e d g e r _ E n t r y _ _ D o c u m e n t _ N o _ _ C a p t i o n < / C u s t _ _ L e d g e r _ E n t r y _ _ D o c u m e n t _ N o _ _ C a p t i o n > - 
-         < C u s t _ _ L e d g e r _ E n t r y _ _ P o s t i n g _ D a t e _ C a p t i o n > C u s t _ _ L e d g e r _ E n t r y _ _ P o s t i n g _ D a t e _ C a p t i o n < / C u s t _ _ L e d g e r _ E n t r y _ _ P o s t i n g _ D a t e _ C a p t i o n > - 
-         < C u s t _ _ L e d g e r _ E n t r y _ _ P r o f i t _ _ L C Y _ _ C a p t i o n > C u s t _ _ L e d g e r _ E n t r y _ _ P r o f i t _ _ L C Y _ _ C a p t i o n < / C u s t _ _ L e d g e r _ E n t r y _ _ P r o f i t _ _ L C Y _ _ C a p t i o n > - 
-         < C u s t _ _ L e d g e r _ E n t r y _ _ S a l e s _ _ L C Y _ _ C a p t i o n > C u s t _ _ L e d g e r _ E n t r y _ _ S a l e s _ _ L C Y _ _ C a p t i o n < / C u s t _ _ L e d g e r _ E n t r y _ _ S a l e s _ _ L C Y _ _ C a p t i o n > - 
-         < C u s t _ _ L e d g e r _ E n t r y _ _ T A B L E C A P T I O N _ _ _ _ _ _ _ _ _ _ C u s t L e d g E n t r y F i l t e r > C u s t _ _ L e d g e r _ E n t r y _ _ T A B L E C A P T I O N _ _ _ _ _ _ _ _ _ _ C u s t L e d g E n t r y F i l t e r < / C u s t _ _ L e d g e r _ E n t r y _ _ T A B L E C A P T I O N _ _ _ _ _ _ _ _ _ _ C u s t L e d g E n t r y F i l t e r > - 
-         < C u s t _ _ L e d g e r _ E n t r y _ _ _ P r o f i t _ _ L C Y _ _ > C u s t _ _ L e d g e r _ E n t r y _ _ _ P r o f i t _ _ L C Y _ _ < / C u s t _ _ L e d g e r _ E n t r y _ _ _ P r o f i t _ _ L C Y _ _ > - 
-         < C u s t _ _ L e d g e r _ E n t r y _ _ _ S a l e s _ _ L C Y _ _ > C u s t _ _ L e d g e r _ E n t r y _ _ _ S a l e s _ _ L C Y _ _ < / C u s t _ _ L e d g e r _ E n t r y _ _ _ S a l e s _ _ L C Y _ _ > - 
-         < P a g e G r o u p N o > P a g e G r o u p N o < / P a g e G r o u p N o > - 
-         < P r o f i t C o m m i s s i o n A m t > P r o f i t C o m m i s s i o n A m t < / P r o f i t C o m m i s s i o n A m t > - 
-         < P r o f i t C o m m i s s i o n A m t _ C o n t r o l 3 3 C a p t i o n > P r o f i t C o m m i s s i o n A m t _ C o n t r o l 3 3 C a p t i o n < / P r o f i t C o m m i s s i o n A m t _ C o n t r o l 3 3 C a p t i o n > - 
-         < S a l e s C o m m i s s i o n A m t > S a l e s C o m m i s s i o n A m t < / S a l e s C o m m i s s i o n A m t > - 
-         < S a l e s C o m m i s s i o n A m t _ C o n t r o l 3 2 C a p t i o n > S a l e s C o m m i s s i o n A m t _ C o n t r o l 3 2 C a p t i o n < / S a l e s C o m m i s s i o n A m t _ C o n t r o l 3 2 C a p t i o n > - 
-         < S a l e s p e r s o n F i l t e r > S a l e s p e r s o n F i l t e r < / S a l e s p e r s o n F i l t e r > - 
-         < S a l e s p e r s o n _ P u r c h a s e r _ C o d e > S a l e s p e r s o n _ P u r c h a s e r _ C o d e < / S a l e s p e r s o n _ P u r c h a s e r _ C o d e > - 
-         < S a l e s p e r s o n _ P u r c h a s e r _ N a m e > S a l e s p e r s o n _ P u r c h a s e r _ N a m e < / S a l e s p e r s o n _ P u r c h a s e r _ N a m e > - 
-         < S a l e s p e r s o n _ P u r c h a s e r _ _ C o m m i s s i o n _ _ _ > S a l e s p e r s o n _ P u r c h a s e r _ _ C o m m i s s i o n _ _ _ < / S a l e s p e r s o n _ P u r c h a s e r _ _ C o m m i s s i o n _ _ _ > - 
-         < S a l e s p e r s o n _ P u r c h a s e r _ _ C o m m i s s i o n _ _ _ C a p t i o n > S a l e s p e r s o n _ P u r c h a s e r _ _ C o m m i s s i o n _ _ _ C a p t i o n < / S a l e s p e r s o n _ P u r c h a s e r _ _ C o m m i s s i o n _ _ _ C a p t i o n > - 
-         < S a l e s p e r s o n _ P u r c h a s e r _ _ T A B L E C A P T I O N _ _ _ _ _ _ _ _ _ _ S a l e s p e r s o n F i l t e r > S a l e s p e r s o n _ P u r c h a s e r _ _ T A B L E C A P T I O N _ _ _ _ _ _ _ _ _ _ S a l e s p e r s o n F i l t e r < / S a l e s p e r s o n _ P u r c h a s e r _ _ T A B L E C A P T I O N _ _ _ _ _ _ _ _ _ _ S a l e s p e r s o n F i l t e r > - 
-         < S a l e s p e r s o n _ _ _ C o m m i s s i o n C a p t i o n > S a l e s p e r s o n _ _ _ C o m m i s s i o n C a p t i o n < / S a l e s p e r s o n _ _ _ C o m m i s s i o n C a p t i o n > - 
-         < S T R S U B S T N O _ T e x t 0 0 0 _ P e r i o d T e x t _ > S T R S U B S T N O _ T e x t 0 0 0 _ P e r i o d T e x t _ < / S T R S U B S T N O _ T e x t 0 0 0 _ P e r i o d T e x t _ > - 
-         < T o t a l C a p t i o n > T o t a l C a p t i o n < / T o t a l C a p t i o n > - 
-         < C u s t _ L e d g e r _ E n t r y > - 
-             < A d j P r o f i t C o m m i s s i o n A m t _ C o n t r o l 4 5 > A d j P r o f i t C o m m i s s i o n A m t _ C o n t r o l 4 5 < / A d j P r o f i t C o m m i s s i o n A m t _ C o n t r o l 4 5 > - 
-             < A d j P r o f i t _ C o n t r o l 3 9 > A d j P r o f i t _ C o n t r o l 3 9 < / A d j P r o f i t _ C o n t r o l 3 9 > - 
-             < C u s t L e d g e r E n t r y _ C u s t o m e r N a m e > C u s t L e d g e r E n t r y _ C u s t o m e r N a m e < / C u s t L e d g e r E n t r y _ C u s t o m e r N a m e > - 
-             < C u s t _ _ L e d g e r _ E n t r y _ _ C u s t o m e r _ N o _ _ > C u s t _ _ L e d g e r _ E n t r y _ _ C u s t o m e r _ N o _ _ < / C u s t _ _ L e d g e r _ E n t r y _ _ C u s t o m e r _ N o _ _ > - 
-             < C u s t _ _ L e d g e r _ E n t r y _ _ D o c u m e n t _ N o _ _ > C u s t _ _ L e d g e r _ E n t r y _ _ D o c u m e n t _ N o _ _ < / C u s t _ _ L e d g e r _ E n t r y _ _ D o c u m e n t _ N o _ _ > - 
-             < C u s t _ _ L e d g e r _ E n t r y _ _ P o s t i n g _ D a t e _ > C u s t _ _ L e d g e r _ E n t r y _ _ P o s t i n g _ D a t e _ < / C u s t _ _ L e d g e r _ E n t r y _ _ P o s t i n g _ D a t e _ > - 
-             < C u s t _ _ L e d g e r _ E n t r y _ _ P r o f i t _ _ L C Y _ _ > C u s t _ _ L e d g e r _ E n t r y _ _ P r o f i t _ _ L C Y _ _ < / C u s t _ _ L e d g e r _ E n t r y _ _ P r o f i t _ _ L C Y _ _ > - 
-             < C u s t _ _ L e d g e r _ E n t r y _ _ S a l e s _ _ L C Y _ _ > C u s t _ _ L e d g e r _ E n t r y _ _ S a l e s _ _ L C Y _ _ < / C u s t _ _ L e d g e r _ E n t r y _ _ S a l e s _ _ L C Y _ _ > - 
-             < P r o f i t C o m m i s s i o n A m t _ C o n t r o l 3 3 > P r o f i t C o m m i s s i o n A m t _ C o n t r o l 3 3 < / P r o f i t C o m m i s s i o n A m t _ C o n t r o l 3 3 > - 
-             < S a l e s C o m m i s s i o n A m t _ C o n t r o l 3 2 > S a l e s C o m m i s s i o n A m t _ C o n t r o l 3 2 < / S a l e s C o m m i s s i o n A m t _ C o n t r o l 3 2 > - 
-             < S a l e s p e r s o n P u r c h a s e r _ C o d e > S a l e s p e r s o n P u r c h a s e r _ C o d e < / S a l e s p e r s o n P u r c h a s e r _ C o d e > - 
-             < S a l e s p e r s o n _ P u r c h a s e r _ _ N a m e > S a l e s p e r s o n _ P u r c h a s e r _ _ N a m e < / S a l e s p e r s o n _ P u r c h a s e r _ _ N a m e > +     < T o o l t i p s > + 
+         < T o o l t i p   c o l u m n = " S a l e s p e r s o n _ P u r c h a s e r _ C o d e "   E l e m e n t I d = " 1 3 8 8 0 3 1 6 5 2 " > + 
+             < T o o l t i p T e x t   l a n g = " e n - U S " > S p e c i f i e s   a   c o d e   f o r   t h e   s a l e s p e r s o n   o r   p u r c h a s e r . < / T o o l t i p T e x t > + 
+         < / T o o l t i p > + 
+         < T o o l t i p   c o l u m n = " S a l e s p e r s o n _ P u r c h a s e r _ N a m e "   E l e m e n t I d = " 1 3 4 8 2 2 8 4 6 2 " > + 
+             < T o o l t i p T e x t   l a n g = " e n - U S " > S p e c i f i e s   t h e   n a m e   o f   t h e   s a l e s p e r s o n   o r   p u r c h a s e r . < / T o o l t i p T e x t > + 
+         < / T o o l t i p > + 
+         < T o o l t i p   c o l u m n = " S a l e s p e r s o n _ P u r c h a s e r _ _ C o m m i s s i o n _ _ _ "   E l e m e n t I d = " 1 5 9 0 6 8 9 0 0 4 " > + 
+             < T o o l t i p T e x t   l a n g = " e n - U S " > S p e c i f i e s   t h e   p e r c e n t a g e   t o   u s e   t o   c a l c u l a t e   t h e   s a l e s p e r s o n ' s   c o m m i s s i o n . < / T o o l t i p T e x t > + 
+         < / T o o l t i p > + 
+         < T o o l t i p   c o l u m n = " C u s t _ _ L e d g e r _ E n t r y _ _ _ S a l e s _ _ L C Y _ _ "   E l e m e n t I d = " 3 4 8 7 9 4 9 4 9 " > + 
+             < T o o l t i p T e x t   l a n g = " e n - U S " > S p e c i f i e s   t h e   t o t a l   s a l e s   a m o u n t   e x c l .   V A T   t o   t h e   c u s t o m e r   i n   L C Y . < / T o o l t i p T e x t > + 
+         < / T o o l t i p > + 
+         < T o o l t i p   c o l u m n = " C u s t _ _ L e d g e r _ E n t r y _ _ D o c u m e n t _ N o _ _ "   E l e m e n t I d = " 8 5 2 6 1 1 1 8 1 " > + 
+             < T o o l t i p T e x t   l a n g = " e n - U S " > S p e c i f i e s   t h e   e n t r y ' s   d o c u m e n t   n u m b e r . < / T o o l t i p T e x t > + 
+         < / T o o l t i p > + 
+         < T o o l t i p   c o l u m n = " C u s t _ _ L e d g e r _ E n t r y _ _ C u s t o m e r _ N o _ _ "   E l e m e n t I d = " 1 0 0 9 0 1 6 8 0 8 " > + 
+             < T o o l t i p T e x t   l a n g = " e n - U S " > S p e c i f i e s   t h e   c u s t o m e r   a c c o u n t   n u m b e r   t h a t   t h e   e n t r y   i s   l i n k e d   t o . < / T o o l t i p T e x t > + 
+         < / T o o l t i p > + 
+         < T o o l t i p   c o l u m n = " C u s t _ _ L e d g e r _ E n t r y _ _ S a l e s _ _ L C Y _ _ "   E l e m e n t I d = " 8 1 9 5 1 7 4 8 " > + 
+             < T o o l t i p T e x t   l a n g = " e n - U S " > S p e c i f i e s   t h e   t o t a l   s a l e s   a m o u n t   e x c l .   V A T   t o   t h e   c u s t o m e r   i n   L C Y . < / T o o l t i p T e x t > + 
+         < / T o o l t i p > + 
+         < T o o l t i p   c o l u m n = " C u s t L e d g e r E n t r y _ C u s t o m e r N a m e "   E l e m e n t I d = " 2 0 9 1 8 9 3 2 7 9 " > + 
+             < T o o l t i p T e x t   l a n g = " e n - U S " > S p e c i f i e s   t h e   c u s t o m e r   n a m e   t h a t   t h e   e n t r y   i s   l i n k e d   t o . < / T o o l t i p T e x t > + 
+         < / T o o l t i p > + 
+         < T o o l t i p   c o l u m n = " S a l e s p e r s o n P u r c h a s e r _ C o d e "   E l e m e n t I d = " 1 2 2 1 2 1 9 2 4 5 " > + 
+             < T o o l t i p T e x t   l a n g = " e n - U S " > S p e c i f i e s   a   c o d e   f o r   t h e   s a l e s p e r s o n   o r   p u r c h a s e r . < / T o o l t i p T e x t > + 
+         < / T o o l t i p > + 
+         < T o o l t i p   c o l u m n = " S a l e s p e r s o n _ P u r c h a s e r _ _ N a m e "   E l e m e n t I d = " 1 1 9 5 8 7 9 8 7 3 " > + 
+             < T o o l t i p T e x t   l a n g = " e n - U S " > S p e c i f i e s   t h e   n a m e   o f   t h e   s a l e s p e r s o n   o r   p u r c h a s e r . < / T o o l t i p T e x t > + 
+         < / T o o l t i p > + 
+         < T o o l t i p   c o l u m n = " S u b t o t a l s _ S a l e s p e r s o n _ C o d e "   E l e m e n t I d = " 1 1 9 8 5 9 4 2 7 2 " > + 
+             < T o o l t i p T e x t   l a n g = " e n - U S " > S p e c i f i e s   a   c o d e   f o r   t h e   s a l e s p e r s o n   o r   p u r c h a s e r . < / T o o l t i p T e x t > + 
+         < / T o o l t i p > + 
+     < / T o o l t i p s > + 
+     < S a l e s p e r s o n _ P u r c h a s e r   E l e m e n t T y p e = " D a t a I t e m "   E l e m e n t I d = " 7 1 5 0 0 7 1 9 8 " > + 
+         < A d j P r o f i t   E l e m e n t T y p e = " C o l u m n "   E l e m e n t I d = " 6 6 6 3 9 3 8 5 2 "   D a t a T y p e = " D e c i m a l "   O b s o l e t e S t a t e = " P e n d i n g " > A d j P r o f i t < / A d j P r o f i t > + 
+         < A d j P r o f i t C o m m i s s i o n A m t   E l e m e n t T y p e = " C o l u m n "   E l e m e n t I d = " 1 5 8 1 4 8 8 5 9 9 "   D a t a T y p e = " D e c i m a l "   O b s o l e t e S t a t e = " P e n d i n g " > A d j P r o f i t C o m m i s s i o n A m t < / A d j P r o f i t C o m m i s s i o n A m t > + 
+         < A d j P r o f i t C o m m i s s i o n A m t _ C o n t r o l 4 5 C a p t i o n   E l e m e n t T y p e = " C o l u m n "   E l e m e n t I d = " 6 2 1 2 7 7 8 5 4 "   D a t a T y p e = " L a b e l "   O b s o l e t e S t a t e = " P e n d i n g " > A d j P r o f i t C o m m i s s i o n A m t _ C o n t r o l 4 5 C a p t i o n < / A d j P r o f i t C o m m i s s i o n A m t _ C o n t r o l 4 5 C a p t i o n > + 
+         < A d j P r o f i t _ C o n t r o l 3 9 C a p t i o n   E l e m e n t T y p e = " C o l u m n "   E l e m e n t I d = " 2 1 3 3 9 8 4 3 2 "   D a t a T y p e = " L a b e l "   O b s o l e t e S t a t e = " P e n d i n g " > A d j P r o f i t _ C o n t r o l 3 9 C a p t i o n < / A d j P r o f i t _ C o n t r o l 3 9 C a p t i o n > + 
+         < A l l _ a m o u n t s _ a r e _ i n _ L C Y C a p t i o n   E l e m e n t T y p e = " C o l u m n "   E l e m e n t I d = " 6 9 7 4 8 4 8 0 2 "   D a t a T y p e = " L a b e l "   O b s o l e t e S t a t e = " P e n d i n g " > A l l _ a m o u n t s _ a r e _ i n _ L C Y C a p t i o n < / A l l _ a m o u n t s _ a r e _ i n _ L C Y C a p t i o n > + 
+         < C O M P A N Y N A M E   E l e m e n t T y p e = " C o l u m n "   E l e m e n t I d = " 1 7 5 3 0 1 5 1 5 5 "   D a t a T y p e = " S t r i n g "   O b s o l e t e S t a t e = " P e n d i n g " > C O M P A N Y N A M E < / C O M P A N Y N A M E > + 
+         < C u r r R e p o r t _ P A G E N O C a p t i o n   E l e m e n t T y p e = " C o l u m n "   E l e m e n t I d = " 1 8 4 6 2 6 2 1 5 8 "   D a t a T y p e = " L a b e l "   O b s o l e t e S t a t e = " P e n d i n g " > C u r r R e p o r t _ P A G E N O C a p t i o n < / C u r r R e p o r t _ P A G E N O C a p t i o n > + 
+         < C u s t L e d g E n t r y F i l t e r   E l e m e n t T y p e = " C o l u m n "   E l e m e n t I d = " 1 1 7 3 5 3 2 6 6 6 "   D a t a T y p e = " T e x t "   O b s o l e t e S t a t e = " P e n d i n g " > C u s t L e d g E n t r y F i l t e r < / C u s t L e d g E n t r y F i l t e r > + 
+         < C u s t _ _ L e d g e r _ E n t r y _ _ C u s t o m e r _ N o _ _ C a p t i o n   E l e m e n t T y p e = " C o l u m n "   E l e m e n t I d = " 1 2 2 3 8 5 6 2 7 8 "   D a t a T y p e = " S t r i n g "   O b s o l e t e S t a t e = " P e n d i n g " > C u s t _ _ L e d g e r _ E n t r y _ _ C u s t o m e r _ N o _ _ C a p t i o n < / C u s t _ _ L e d g e r _ E n t r y _ _ C u s t o m e r _ N o _ _ C a p t i o n > + 
+         < C u s t _ _ L e d g e r _ E n t r y _ _ D o c u m e n t _ N o _ _ C a p t i o n   E l e m e n t T y p e = " C o l u m n "   E l e m e n t I d = " 4 8 8 8 0 6 5 1 7 "   D a t a T y p e = " S t r i n g "   O b s o l e t e S t a t e = " P e n d i n g " > C u s t _ _ L e d g e r _ E n t r y _ _ D o c u m e n t _ N o _ _ C a p t i o n < / C u s t _ _ L e d g e r _ E n t r y _ _ D o c u m e n t _ N o _ _ C a p t i o n > + 
+         < C u s t _ _ L e d g e r _ E n t r y _ _ P o s t i n g _ D a t e _ C a p t i o n   E l e m e n t T y p e = " C o l u m n "   E l e m e n t I d = " 2 0 7 9 4 3 8 7 1 2 "   D a t a T y p e = " L a b e l "   O b s o l e t e S t a t e = " P e n d i n g " > C u s t _ _ L e d g e r _ E n t r y _ _ P o s t i n g _ D a t e _ C a p t i o n < / C u s t _ _ L e d g e r _ E n t r y _ _ P o s t i n g _ D a t e _ C a p t i o n > + 
+         < C u s t _ _ L e d g e r _ E n t r y _ _ P r o f i t _ _ L C Y _ _ C a p t i o n   E l e m e n t T y p e = " C o l u m n "   E l e m e n t I d = " 1 9 9 4 3 8 8 4 7 6 "   D a t a T y p e = " S t r i n g "   O b s o l e t e S t a t e = " P e n d i n g " > C u s t _ _ L e d g e r _ E n t r y _ _ P r o f i t _ _ L C Y _ _ C a p t i o n < / C u s t _ _ L e d g e r _ E n t r y _ _ P r o f i t _ _ L C Y _ _ C a p t i o n > + 
+         < C u s t _ _ L e d g e r _ E n t r y _ _ S a l e s _ _ L C Y _ _ C a p t i o n   E l e m e n t T y p e = " C o l u m n "   E l e m e n t I d = " 1 0 5 6 9 2 6 5 4 6 "   D a t a T y p e = " S t r i n g "   O b s o l e t e S t a t e = " P e n d i n g " > C u s t _ _ L e d g e r _ E n t r y _ _ S a l e s _ _ L C Y _ _ C a p t i o n < / C u s t _ _ L e d g e r _ E n t r y _ _ S a l e s _ _ L C Y _ _ C a p t i o n > + 
+         < C u s t _ _ L e d g e r _ E n t r y _ _ T A B L E C A P T I O N _ _ _ _ _ _ _ _ _ _ C u s t L e d g E n t r y F i l t e r   E l e m e n t T y p e = " C o l u m n "   E l e m e n t I d = " 7 1 0 6 3 3 9 1 7 "   D a t a T y p e = " T e x t " > C u s t _ _ L e d g e r _ E n t r y _ _ T A B L E C A P T I O N _ _ _ _ _ _ _ _ _ _ C u s t L e d g E n t r y F i l t e r < / C u s t _ _ L e d g e r _ E n t r y _ _ T A B L E C A P T I O N _ _ _ _ _ _ _ _ _ _ C u s t L e d g E n t r y F i l t e r > + 
+         < C u s t _ _ L e d g e r _ E n t r y _ _ _ P r o f i t _ _ L C Y _ _   E l e m e n t T y p e = " C o l u m n "   E l e m e n t I d = " 1 6 1 5 1 3 7 4 4 3 "   D a t a T y p e = " D e c i m a l "   O b s o l e t e S t a t e = " P e n d i n g " > C u s t _ _ L e d g e r _ E n t r y _ _ _ P r o f i t _ _ L C Y _ _ < / C u s t _ _ L e d g e r _ E n t r y _ _ _ P r o f i t _ _ L C Y _ _ > + 
+         < C u s t _ _ L e d g e r _ E n t r y _ _ _ S a l e s _ _ L C Y _ _   E l e m e n t T y p e = " C o l u m n "   E l e m e n t I d = " 3 4 8 7 9 4 9 4 9 "   D a t a T y p e = " D e c i m a l "   O b s o l e t e S t a t e = " P e n d i n g " > C u s t _ _ L e d g e r _ E n t r y _ _ _ S a l e s _ _ L C Y _ _ < / C u s t _ _ L e d g e r _ E n t r y _ _ _ S a l e s _ _ L C Y _ _ > + 
+         < P a g e G r o u p N o   E l e m e n t T y p e = " C o l u m n "   E l e m e n t I d = " 6 4 9 1 8 0 1 4 4 "   D a t a T y p e = " I n t e g e r "   O b s o l e t e S t a t e = " P e n d i n g " > P a g e G r o u p N o < / P a g e G r o u p N o > + 
+         < P r o f i t C o m m i s s i o n A m t   E l e m e n t T y p e = " C o l u m n "   E l e m e n t I d = " 4 1 6 2 2 4 2 0 6 "   D a t a T y p e = " D e c i m a l "   O b s o l e t e S t a t e = " P e n d i n g " > P r o f i t C o m m i s s i o n A m t < / P r o f i t C o m m i s s i o n A m t > + 
+         < P r o f i t C o m m i s s i o n A m t _ C o n t r o l 3 3 C a p t i o n   E l e m e n t T y p e = " C o l u m n "   E l e m e n t I d = " 4 6 5 8 1 2 5 3 6 "   D a t a T y p e = " L a b e l "   O b s o l e t e S t a t e = " P e n d i n g " > P r o f i t C o m m i s s i o n A m t _ C o n t r o l 3 3 C a p t i o n < / P r o f i t C o m m i s s i o n A m t _ C o n t r o l 3 3 C a p t i o n > + 
+         < S a l e s C o m m i s s i o n A m t   E l e m e n t T y p e = " C o l u m n "   E l e m e n t I d = " 1 6 5 6 6 7 5 0 1 6 "   D a t a T y p e = " D e c i m a l "   O b s o l e t e S t a t e = " P e n d i n g " > S a l e s C o m m i s s i o n A m t < / S a l e s C o m m i s s i o n A m t > + 
+         < S a l e s C o m m i s s i o n A m t _ C o n t r o l 3 2 C a p t i o n   E l e m e n t T y p e = " C o l u m n "   E l e m e n t I d = " 1 2 7 2 6 4 2 0 6 5 "   D a t a T y p e = " L a b e l "   O b s o l e t e S t a t e = " P e n d i n g " > S a l e s C o m m i s s i o n A m t _ C o n t r o l 3 2 C a p t i o n < / S a l e s C o m m i s s i o n A m t _ C o n t r o l 3 2 C a p t i o n > + 
+         < S a l e s p e r s o n F i l t e r   E l e m e n t T y p e = " C o l u m n "   E l e m e n t I d = " 1 2 4 2 2 8 3 2 5 6 "   D a t a T y p e = " T e x t "   O b s o l e t e S t a t e = " P e n d i n g " > S a l e s p e r s o n F i l t e r < / S a l e s p e r s o n F i l t e r > + 
+         < S a l e s p e r s o n _ P u r c h a s e r _ C o d e   E l e m e n t T y p e = " C o l u m n "   E l e m e n t I d = " 1 3 8 8 0 3 1 6 5 2 "   D a t a T y p e = " C o d e " > S a l e s p e r s o n _ P u r c h a s e r _ C o d e < / S a l e s p e r s o n _ P u r c h a s e r _ C o d e > + 
+         < S a l e s p e r s o n _ P u r c h a s e r _ N a m e   E l e m e n t T y p e = " C o l u m n "   E l e m e n t I d = " 1 3 4 8 2 2 8 4 6 2 "   D a t a T y p e = " T e x t " > S a l e s p e r s o n _ P u r c h a s e r _ N a m e < / S a l e s p e r s o n _ P u r c h a s e r _ N a m e > + 
+         < S a l e s p e r s o n _ P u r c h a s e r _ _ C o m m i s s i o n _ _ _   E l e m e n t T y p e = " C o l u m n "   E l e m e n t I d = " 1 5 9 0 6 8 9 0 0 4 "   D a t a T y p e = " D e c i m a l " > S a l e s p e r s o n _ P u r c h a s e r _ _ C o m m i s s i o n _ _ _ < / S a l e s p e r s o n _ P u r c h a s e r _ _ C o m m i s s i o n _ _ _ > + 
+         < S a l e s p e r s o n _ P u r c h a s e r _ _ C o m m i s s i o n _ _ _ C a p t i o n   E l e m e n t T y p e = " C o l u m n "   E l e m e n t I d = " 4 9 9 4 6 3 1 7 0 "   D a t a T y p e = " S t r i n g "   O b s o l e t e S t a t e = " P e n d i n g " > S a l e s p e r s o n _ P u r c h a s e r _ _ C o m m i s s i o n _ _ _ C a p t i o n < / S a l e s p e r s o n _ P u r c h a s e r _ _ C o m m i s s i o n _ _ _ C a p t i o n > + 
+         < S a l e s p e r s o n _ P u r c h a s e r _ _ T A B L E C A P T I O N _ _ _ _ _ _ _ _ _ _ S a l e s p e r s o n F i l t e r   E l e m e n t T y p e = " C o l u m n "   E l e m e n t I d = " 1 0 1 6 0 4 1 6 9 9 "   D a t a T y p e = " T e x t " > S a l e s p e r s o n _ P u r c h a s e r _ _ T A B L E C A P T I O N _ _ _ _ _ _ _ _ _ _ S a l e s p e r s o n F i l t e r < / S a l e s p e r s o n _ P u r c h a s e r _ _ T A B L E C A P T I O N _ _ _ _ _ _ _ _ _ _ S a l e s p e r s o n F i l t e r > + 
+         < S a l e s p e r s o n _ _ _ C o m m i s s i o n C a p t i o n   E l e m e n t T y p e = " C o l u m n "   E l e m e n t I d = " 1 7 6 9 4 7 1 9 4 8 "   D a t a T y p e = " L a b e l "   O b s o l e t e S t a t e = " P e n d i n g " > S a l e s p e r s o n _ _ _ C o m m i s s i o n C a p t i o n < / S a l e s p e r s o n _ _ _ C o m m i s s i o n C a p t i o n > + 
+         < S T R S U B S T N O _ T e x t 0 0 0 _ P e r i o d T e x t _   E l e m e n t T y p e = " C o l u m n "   E l e m e n t I d = " 7 2 2 9 9 1 7 0 4 "   D a t a T y p e = " S t r i n g " > S T R S U B S T N O _ T e x t 0 0 0 _ P e r i o d T e x t _ < / S T R S U B S T N O _ T e x t 0 0 0 _ P e r i o d T e x t _ > + 
+         < T o t a l C a p t i o n   E l e m e n t T y p e = " C o l u m n "   E l e m e n t I d = " 7 0 7 1 0 2 6 9 5 "   D a t a T y p e = " L a b e l "   O b s o l e t e S t a t e = " P e n d i n g " > T o t a l C a p t i o n < / T o t a l C a p t i o n > + 
+         < C u s t _ L e d g e r _ E n t r y   E l e m e n t T y p e = " D a t a I t e m "   E l e m e n t I d = " 1 6 3 9 1 4 6 4 4 5 " > + 
+             < A d j P r o f i t C o m m i s s i o n A m t _ C o n t r o l 4 5   E l e m e n t T y p e = " C o l u m n "   E l e m e n t I d = " 8 0 5 8 9 6 4 0 0 "   D a t a T y p e = " D e c i m a l " > A d j P r o f i t C o m m i s s i o n A m t _ C o n t r o l 4 5 < / A d j P r o f i t C o m m i s s i o n A m t _ C o n t r o l 4 5 > + 
+             < A d j P r o f i t _ C o n t r o l 3 9   E l e m e n t T y p e = " C o l u m n "   E l e m e n t I d = " 2 0 2 4 1 9 6 5 4 2 "   D a t a T y p e = " D e c i m a l " > A d j P r o f i t _ C o n t r o l 3 9 < / A d j P r o f i t _ C o n t r o l 3 9 > + 
+             < C u s t L e d g e r E n t r y _ C u s t o m e r N a m e   E l e m e n t T y p e = " C o l u m n "   E l e m e n t I d = " 2 0 9 1 8 9 3 2 7 9 "   D a t a T y p e = " T e x t " > C u s t L e d g e r E n t r y _ C u s t o m e r N a m e < / C u s t L e d g e r E n t r y _ C u s t o m e r N a m e > + 
+             < C u s t _ _ L e d g e r _ E n t r y _ _ C u s t o m e r _ N o _ _   E l e m e n t T y p e = " C o l u m n "   E l e m e n t I d = " 1 0 0 9 0 1 6 8 0 8 "   D a t a T y p e = " C o d e " > C u s t _ _ L e d g e r _ E n t r y _ _ C u s t o m e r _ N o _ _ < / C u s t _ _ L e d g e r _ E n t r y _ _ C u s t o m e r _ N o _ _ > + 
+             < C u s t _ _ L e d g e r _ E n t r y _ _ D o c u m e n t _ N o _ _   E l e m e n t T y p e = " C o l u m n "   E l e m e n t I d = " 8 5 2 6 1 1 1 8 1 "   D a t a T y p e = " C o d e " > C u s t _ _ L e d g e r _ E n t r y _ _ D o c u m e n t _ N o _ _ < / C u s t _ _ L e d g e r _ E n t r y _ _ D o c u m e n t _ N o _ _ > + 
+             < C u s t _ _ L e d g e r _ E n t r y _ _ P o s t i n g _ D a t e _   E l e m e n t T y p e = " C o l u m n "   E l e m e n t I d = " 2 1 4 2 6 5 7 1 6 2 "   D a t a T y p e = " S t r i n g " > C u s t _ _ L e d g e r _ E n t r y _ _ P o s t i n g _ D a t e _ < / C u s t _ _ L e d g e r _ E n t r y _ _ P o s t i n g _ D a t e _ > + 
+             < C u s t _ _ L e d g e r _ E n t r y _ _ P r o f i t _ _ L C Y _ _   E l e m e n t T y p e = " C o l u m n "   E l e m e n t I d = " 5 1 9 3 4 1 8 2 6 "   D a t a T y p e = " D e c i m a l " > C u s t _ _ L e d g e r _ E n t r y _ _ P r o f i t _ _ L C Y _ _ < / C u s t _ _ L e d g e r _ E n t r y _ _ P r o f i t _ _ L C Y _ _ > + 
+             < C u s t _ _ L e d g e r _ E n t r y _ _ S a l e s _ _ L C Y _ _   E l e m e n t T y p e = " C o l u m n "   E l e m e n t I d = " 8 1 9 5 1 7 4 8 "   D a t a T y p e = " D e c i m a l " > C u s t _ _ L e d g e r _ E n t r y _ _ S a l e s _ _ L C Y _ _ < / C u s t _ _ L e d g e r _ E n t r y _ _ S a l e s _ _ L C Y _ _ > + 
+             < P r o f i t C o m m i s s i o n A m t _ C o n t r o l 3 3   E l e m e n t T y p e = " C o l u m n "   E l e m e n t I d = " 3 1 2 1 8 6 8 2 6 "   D a t a T y p e = " D e c i m a l " > P r o f i t C o m m i s s i o n A m t _ C o n t r o l 3 3 < / P r o f i t C o m m i s s i o n A m t _ C o n t r o l 3 3 > + 
+             < S a l e s C o m m i s s i o n A m t _ C o n t r o l 3 2   E l e m e n t T y p e = " C o l u m n "   E l e m e n t I d = " 1 4 6 2 3 9 0 1 5 3 "   D a t a T y p e = " D e c i m a l " > S a l e s C o m m i s s i o n A m t _ C o n t r o l 3 2 < / S a l e s C o m m i s s i o n A m t _ C o n t r o l 3 2 > + 
+             < S a l e s p e r s o n P u r c h a s e r _ C o d e   E l e m e n t T y p e = " C o l u m n "   E l e m e n t I d = " 1 2 2 1 2 1 9 2 4 5 "   D a t a T y p e = " C o d e " > S a l e s p e r s o n P u r c h a s e r _ C o d e < / S a l e s p e r s o n P u r c h a s e r _ C o d e > + 
+             < S a l e s p e r s o n _ P u r c h a s e r _ _ N a m e   E l e m e n t T y p e = " C o l u m n "   E l e m e n t I d = " 1 1 9 5 8 7 9 8 7 3 "   D a t a T y p e = " T e x t " > S a l e s p e r s o n _ P u r c h a s e r _ _ N a m e < / S a l e s p e r s o n _ P u r c h a s e r _ _ N a m e >   
          < / C u s t _ L e d g e r _ E n t r y >   
-         < S u b t o t a l s > - 
-             < S u b t o t a l s _ A d j P r o f i t > S u b t o t a l s _ A d j P r o f i t < / S u b t o t a l s _ A d j P r o f i t > - 
-             < S u b t o t a l s _ A d j P r o f i t C o m m i s s i o n > S u b t o t a l s _ A d j P r o f i t C o m m i s s i o n < / S u b t o t a l s _ A d j P r o f i t C o m m i s s i o n > - 
-             < S u b t o t a l s _ P r o f i t > S u b t o t a l s _ P r o f i t < / S u b t o t a l s _ P r o f i t > - 
-             < S u b t o t a l s _ P r o f i t C o m m i s s i o n > S u b t o t a l s _ P r o f i t C o m m i s s i o n < / S u b t o t a l s _ P r o f i t C o m m i s s i o n > - 
-             < S u b t o t a l s _ S a l e s > S u b t o t a l s _ S a l e s < / S u b t o t a l s _ S a l e s > - 
-             < S u b t o t a l s _ S a l e s C o m m i s s i o n > S u b t o t a l s _ S a l e s C o m m i s s i o n < / S u b t o t a l s _ S a l e s C o m m i s s i o n > - 
-             < S u b t o t a l s _ S a l e s p e r s o n _ C o d e > S u b t o t a l s _ S a l e s p e r s o n _ C o d e < / S u b t o t a l s _ S a l e s p e r s o n _ C o d e > +         < S u b t o t a l s   E l e m e n t T y p e = " D a t a I t e m "   E l e m e n t I d = " 8 3 8 6 9 3 5 6 0 " > + 
+             < S u b t o t a l s _ A d j P r o f i t   E l e m e n t T y p e = " C o l u m n "   E l e m e n t I d = " 5 6 1 3 6 6 8 2 2 "   D a t a T y p e = " D e c i m a l " > S u b t o t a l s _ A d j P r o f i t < / S u b t o t a l s _ A d j P r o f i t > + 
+             < S u b t o t a l s _ A d j P r o f i t C o m m i s s i o n   E l e m e n t T y p e = " C o l u m n "   E l e m e n t I d = " 1 4 1 8 9 7 1 8 3 5 "   D a t a T y p e = " D e c i m a l " > S u b t o t a l s _ A d j P r o f i t C o m m i s s i o n < / S u b t o t a l s _ A d j P r o f i t C o m m i s s i o n > + 
+             < S u b t o t a l s _ P r o f i t   E l e m e n t T y p e = " C o l u m n "   E l e m e n t I d = " 2 4 1 5 0 0 6 9 7 "   D a t a T y p e = " D e c i m a l " > S u b t o t a l s _ P r o f i t < / S u b t o t a l s _ P r o f i t > + 
+             < S u b t o t a l s _ P r o f i t C o m m i s s i o n   E l e m e n t T y p e = " C o l u m n "   E l e m e n t I d = " 1 4 9 6 3 3 2 1 7 2 "   D a t a T y p e = " D e c i m a l " > S u b t o t a l s _ P r o f i t C o m m i s s i o n < / S u b t o t a l s _ P r o f i t C o m m i s s i o n > + 
+             < S u b t o t a l s _ S a l e s   E l e m e n t T y p e = " C o l u m n "   E l e m e n t I d = " 1 9 7 8 7 7 5 0 3 "   D a t a T y p e = " D e c i m a l " > S u b t o t a l s _ S a l e s < / S u b t o t a l s _ S a l e s > + 
+             < S u b t o t a l s _ S a l e s C o m m i s s i o n   E l e m e n t T y p e = " C o l u m n "   E l e m e n t I d = " 1 4 7 6 0 7 2 5 9 0 "   D a t a T y p e = " D e c i m a l " > S u b t o t a l s _ S a l e s C o m m i s s i o n < / S u b t o t a l s _ S a l e s C o m m i s s i o n > + 
+             < S u b t o t a l s _ S a l e s p e r s o n _ C o d e   E l e m e n t T y p e = " C o l u m n "   E l e m e n t I d = " 1 1 9 8 5 9 4 2 7 2 "   D a t a T y p e = " C o d e " > S u b t o t a l s _ S a l e s p e r s o n _ C o d e < / S u b t o t a l s _ S a l e s p e r s o n _ C o d e >   
          < / S u b t o t a l s >   
      < / S a l e s p e r s o n _ P u r c h a s e r >   
-     < T o t a l s > - 
-         < T o t a l s _ A d j P r o f i t > T o t a l s _ A d j P r o f i t < / T o t a l s _ A d j P r o f i t > - 
-         < T o t a l s _ A d j P r o f i t C o m m i s s i o n > T o t a l s _ A d j P r o f i t C o m m i s s i o n < / T o t a l s _ A d j P r o f i t C o m m i s s i o n > - 
-         < T o t a l s _ P r o f i t > T o t a l s _ P r o f i t < / T o t a l s _ P r o f i t > - 
-         < T o t a l s _ P r o f i t C o m m i s s i o n > T o t a l s _ P r o f i t C o m m i s s i o n < / T o t a l s _ P r o f i t C o m m i s s i o n > - 
-         < T o t a l s _ S a l e s > T o t a l s _ S a l e s < / T o t a l s _ S a l e s > - 
-         < T o t a l s _ S a l e s C o m m i s s i o n > T o t a l s _ S a l e s C o m m i s s i o n < / T o t a l s _ S a l e s C o m m i s s i o n > +     < T o t a l s   E l e m e n t T y p e = " D a t a I t e m "   E l e m e n t I d = " 1 8 2 3 9 5 0 0 4 4 " > + 
+         < T o t a l s _ A d j P r o f i t   E l e m e n t T y p e = " C o l u m n "   E l e m e n t I d = " 1 9 0 9 5 0 1 3 6 2 "   D a t a T y p e = " D e c i m a l " > T o t a l s _ A d j P r o f i t < / T o t a l s _ A d j P r o f i t > + 
+         < T o t a l s _ A d j P r o f i t C o m m i s s i o n   E l e m e n t T y p e = " C o l u m n "   E l e m e n t I d = " 9 4 6 1 0 3 7 5 9 "   D a t a T y p e = " D e c i m a l " > T o t a l s _ A d j P r o f i t C o m m i s s i o n < / T o t a l s _ A d j P r o f i t C o m m i s s i o n > + 
+         < T o t a l s _ P r o f i t   E l e m e n t T y p e = " C o l u m n "   E l e m e n t I d = " 6 4 6 2 9 5 2 1 9 "   D a t a T y p e = " D e c i m a l " > T o t a l s _ P r o f i t < / T o t a l s _ P r o f i t > + 
+         < T o t a l s _ P r o f i t C o m m i s s i o n   E l e m e n t T y p e = " C o l u m n "   E l e m e n t I d = " 3 6 7 7 9 1 3 9 2 "   D a t a T y p e = " D e c i m a l " > T o t a l s _ P r o f i t C o m m i s s i o n < / T o t a l s _ P r o f i t C o m m i s s i o n > + 
+         < T o t a l s _ S a l e s   E l e m e n t T y p e = " C o l u m n "   E l e m e n t I d = " 1 3 9 9 9 8 5 1 0 9 "   D a t a T y p e = " D e c i m a l " > T o t a l s _ S a l e s < / T o t a l s _ S a l e s > + 
+         < T o t a l s _ S a l e s C o m m i s s i o n   E l e m e n t T y p e = " C o l u m n "   E l e m e n t I d = " 4 6 4 8 2 3 3 9 8 "   D a t a T y p e = " D e c i m a l " > T o t a l s _ S a l e s C o m m i s s i o n < / T o t a l s _ S a l e s C o m m i s s i o n >   
      < / T o t a l s >   
@@ -4640,17 +4510,17 @@
 </file>
 
 <file path=customXml/itemProps1.xml><?xml version="1.0" encoding="utf-8"?>
-<ds:datastoreItem xmlns:ds="http://schemas.openxmlformats.org/officeDocument/2006/customXml" ds:itemID="{A0CC7945-5283-4905-A71D-472246249B67}">
+<ds:datastoreItem xmlns:ds="http://schemas.openxmlformats.org/officeDocument/2006/customXml" ds:itemID="{79D6D75F-D29A-40D3-A819-B215617F17D6}">
   <ds:schemaRefs>
-    <ds:schemaRef ds:uri="urn:microsoft-dynamics-businesscentral/internal/extended/reports/Salesperson_Commission/115/"/>
+    <ds:schemaRef ds:uri="urn:microsoft-dynamics-nav/reports/Salesperson_Commission/115/"/>
   </ds:schemaRefs>
 </ds:datastoreItem>
 </file>
 
 <file path=customXml/itemProps2.xml><?xml version="1.0" encoding="utf-8"?>
-<ds:datastoreItem xmlns:ds="http://schemas.openxmlformats.org/officeDocument/2006/customXml" ds:itemID="{79D6D75F-D29A-40D3-A819-B215617F17D6}">
+<ds:datastoreItem xmlns:ds="http://schemas.openxmlformats.org/officeDocument/2006/customXml" ds:itemID="{A0CC7945-5283-4905-A71D-472246249B67}">
   <ds:schemaRefs>
-    <ds:schemaRef ds:uri="urn:microsoft-dynamics-nav/reports/Salesperson_Commission/115/"/>
+    <ds:schemaRef ds:uri="urn:microsoft-dynamics-businesscentral/internal/extended/reports/Salesperson_Commission/115/"/>
   </ds:schemaRefs>
 </ds:datastoreItem>
 </file>

--- a/src/Layers/W1/BaseApp/Sales/Reports/SalespersonCommissionBody.docx
+++ b/src/Layers/W1/BaseApp/Sales/Reports/SalespersonCommissionBody.docx
@@ -59,6 +59,7 @@
             </w:placeholder>
             <w15:color w:val="808080"/>
             <w:text/>
+            <w:dataBinding w:prefixMappings="xmlns:ns0='urn:microsoft-dynamics-nav/reports/Salesperson_Commission/115/'" w:xpath="/ns0:NavWordReportXmlPart[1]/ns0:Labels[1]/ns0:AllAmountsAreInLCYLabel[1]" w:storeItemID="{79D6D75F-D29A-40D3-A819-B215617F17D6}"/>
           </w:sdtPr>
           <w:sdtContent>
             <w:tc>
@@ -3773,7 +3774,9 @@
 </we:webextension>
 </file>
 
-<file path=customXml/item1.xml>��< ? x m l   v e r s i o n = " 1 . 0 "   e n c o d i n g = " u t f - 1 6 " ? > < N a v W o r d R e p o r t X m l P a r t   x m l n s = " u r n : m i c r o s o f t - d y n a m i c s - n a v / r e p o r t s / S a l e s p e r s o n _ C o m m i s s i o n / 1 1 5 / " > +<file path=customXml/item1.xml>��< ? x m l   v e r s i o n = " 1 . 0 "   e n c o d i n g = " u t f - 1 6 " ? > + 
+ < N a v W o r d R e p o r t X m l P a r t   x m l n s = " u r n : m i c r o s o f t - d y n a m i c s - n a v / r e p o r t s / S a l e s p e r s o n _ C o m m i s s i o n / 1 1 5 / " >   
      < B C R e p o r t I n f o r m a t i o n >   

--- a/src/Layers/W1/BaseApp/Sales/Reports/SalespersonCommissionBody.docx
+++ b/src/Layers/W1/BaseApp/Sales/Reports/SalespersonCommissionBody.docx
@@ -1483,8 +1483,8 @@
       <w:rPr>
         <w:rFonts w:asciiTheme="minorHAnsi" w:eastAsiaTheme="minorEastAsia" w:hAnsiTheme="minorHAnsi" w:cstheme="minorBidi"/>
         <w:kern w:val="2"/>
-        <w:sz w:val="24"/>
-        <w:szCs w:val="24"/>
+        <w:sz w:val="16"/>
+        <w:szCs w:val="16"/>
         <w:lang w:val="en-AU" w:eastAsia="ja-JP" w:bidi="ar-SA"/>
         <w14:ligatures w14:val="standardContextual"/>
       </w:rPr>

--- a/src/Layers/W1/BaseApp/Sales/Reports/SalespersonCommissionBody.docx
+++ b/src/Layers/W1/BaseApp/Sales/Reports/SalespersonCommissionBody.docx
@@ -14,129 +14,165 @@
       <w:tblGrid>
         <w:gridCol w:w="15398"/>
       </w:tblGrid>
-      <w:tr>
-        <w:trPr>
-          <w:cantSplit/>
-          <w:trHeight w:val="259"/>
-        </w:trPr>
-        <w:tc>
-          <w:tcPr>
-            <w:tcW w:w="5000" w:type="pct"/>
-          </w:tcPr>
-          <w:sdt>
-            <w:sdtPr>
-              <w:alias w:val="#Nav: /Salesperson_Purchaser/STRSUBSTNO_Text000_PeriodText_"/>
-              <w:tag w:val="#Nav: Salesperson_Commission/115"/>
-              <w:id w:val="-1740623112"/>
-              <w:placeholder>
-                <w:docPart w:val="D4FA25303DEC43D187B714CD633DE2F0"/>
-              </w:placeholder>
-              <w:dataBinding w:prefixMappings="xmlns:ns0='urn:microsoft-dynamics-nav/reports/Salesperson_Commission/115/'" w:xpath="/ns0:NavWordReportXmlPart[1]/ns0:Salesperson_Purchaser[1]/ns0:STRSUBSTNO_Text000_PeriodText_[1]" w:storeItemID="{79D6D75F-D29A-40D3-A819-B215617F17D6}"/>
-              <w:text/>
-            </w:sdtPr>
-            <w:sdtContent>
-              <w:p>
-                <w:r>
-                  <w:t>STRSUBSTNO_Text000_PeriodText_</w:t>
-                </w:r>
-              </w:p>
-            </w:sdtContent>
-          </w:sdt>
-        </w:tc>
-      </w:tr>
-      <w:tr>
-        <w:trPr>
-          <w:cantSplit/>
-          <w:trHeight w:val="245"/>
-        </w:trPr>
-        <w:sdt>
-          <w:sdtPr>
-            <w:alias w:val="AllAmountsAreInLCYLabel"/>
-            <w:tag w:val="#BC:InsertDataItem,Labels/AllAmountsAreInLCYLabel"/>
-            <w:id w:val="1797175241"/>
-            <w:placeholder>
-              <w:docPart w:val="DefaultPlaceholder_-1854013440"/>
-            </w:placeholder>
-            <w15:color w:val="808080"/>
-            <w:text/>
-            <w:dataBinding w:prefixMappings="xmlns:ns0='urn:microsoft-dynamics-nav/reports/Salesperson_Commission/115/'" w:xpath="/ns0:NavWordReportXmlPart[1]/ns0:Labels[1]/ns0:AllAmountsAreInLCYLabel[1]" w:storeItemID="{79D6D75F-D29A-40D3-A819-B215617F17D6}"/>
-          </w:sdtPr>
-          <w:sdtContent>
+      <w:sdt>
+        <w:sdtPr>
+          <w:alias w:val="Hide Table Row If Empty"/>
+          <w:tag w:val="#BC:HideTableRowIfEmpty"/>
+          <w:id w:val="-344262286"/>
+        </w:sdtPr>
+        <w:sdtContent>
+          <w:tr>
+            <w:trPr>
+              <w:cantSplit/>
+              <w:trHeight w:val="259"/>
+            </w:trPr>
             <w:tc>
               <w:tcPr>
                 <w:tcW w:w="5000" w:type="pct"/>
               </w:tcPr>
-              <w:p>
-                <w:proofErr w:type="spellStart"/>
-                <w:r>
-                  <w:t>AllAmountsAreInLCYLabel</w:t>
-                </w:r>
-                <w:proofErr w:type="spellEnd"/>
-              </w:p>
+              <w:sdt>
+                <w:sdtPr>
+                  <w:alias w:val="#Nav: /Salesperson_Purchaser/STRSUBSTNO_Text000_PeriodText_"/>
+                  <w:tag w:val="#Nav: Salesperson_Commission/115"/>
+                  <w:id w:val="-1740623112"/>
+                  <w:placeholder>
+                    <w:docPart w:val="D4FA25303DEC43D187B714CD633DE2F0"/>
+                  </w:placeholder>
+                  <w:dataBinding w:prefixMappings="xmlns:ns0='urn:microsoft-dynamics-nav/reports/Salesperson_Commission/115/'" w:xpath="/ns0:NavWordReportXmlPart[1]/ns0:Salesperson_Purchaser[1]/ns0:STRSUBSTNO_Text000_PeriodText_[1]" w:storeItemID="{79D6D75F-D29A-40D3-A819-B215617F17D6}"/>
+                  <w:text/>
+                </w:sdtPr>
+                <w:sdtContent>
+                  <w:p>
+                    <w:r>
+                      <w:t>STRSUBSTNO_Text000_PeriodText_</w:t>
+                    </w:r>
+                  </w:p>
+                </w:sdtContent>
+              </w:sdt>
             </w:tc>
-          </w:sdtContent>
-        </w:sdt>
-      </w:tr>
-      <w:tr>
-        <w:trPr>
-          <w:cantSplit/>
-          <w:trHeight w:val="245"/>
-        </w:trPr>
-        <w:sdt>
-          <w:sdtPr>
-            <w:alias w:val="#Nav: /Salesperson_Purchaser/Salesperson_Purchaser__TABLECAPTION__________SalespersonFilter"/>
-            <w:tag w:val="#Nav: Salesperson_Commission/115"/>
-            <w:id w:val="-1840384346"/>
-            <w:placeholder>
-              <w:docPart w:val="0BEF831AB2A7410790A12753DF6D8424"/>
-            </w:placeholder>
-            <w:dataBinding w:prefixMappings="xmlns:ns0='urn:microsoft-dynamics-nav/reports/Salesperson_Commission/115/'" w:xpath="/ns0:NavWordReportXmlPart[1]/ns0:Salesperson_Purchaser[1]/ns0:Salesperson_Purchaser__TABLECAPTION__________SalespersonFilter[1]" w:storeItemID="{79D6D75F-D29A-40D3-A819-B215617F17D6}"/>
-            <w:text/>
-          </w:sdtPr>
-          <w:sdtContent>
-            <w:tc>
-              <w:tcPr>
-                <w:tcW w:w="5000" w:type="pct"/>
-              </w:tcPr>
-              <w:p>
-                <w:r>
-                  <w:t>Salesperson_Purchaser__TABLECAPTION__________SalespersonFilter</w:t>
-                </w:r>
-              </w:p>
-            </w:tc>
-          </w:sdtContent>
-        </w:sdt>
-      </w:tr>
-      <w:tr>
-        <w:trPr>
-          <w:cantSplit/>
-          <w:trHeight w:val="245"/>
-        </w:trPr>
-        <w:sdt>
-          <w:sdtPr>
-            <w:alias w:val="#Nav: /Salesperson_Purchaser/Cust__Ledger_Entry__TABLECAPTION__________CustLedgEntryFilter"/>
-            <w:tag w:val="#Nav: Salesperson_Commission/115"/>
-            <w:id w:val="1947655270"/>
-            <w:placeholder>
-              <w:docPart w:val="793DD4F9E4A244F6BC2FBD746EB895A8"/>
-            </w:placeholder>
-            <w:dataBinding w:prefixMappings="xmlns:ns0='urn:microsoft-dynamics-nav/reports/Salesperson_Commission/115/'" w:xpath="/ns0:NavWordReportXmlPart[1]/ns0:Salesperson_Purchaser[1]/ns0:Cust__Ledger_Entry__TABLECAPTION__________CustLedgEntryFilter[1]" w:storeItemID="{79D6D75F-D29A-40D3-A819-B215617F17D6}"/>
-            <w:text/>
-          </w:sdtPr>
-          <w:sdtContent>
-            <w:tc>
-              <w:tcPr>
-                <w:tcW w:w="5000" w:type="pct"/>
-              </w:tcPr>
-              <w:p>
-                <w:r>
-                  <w:t>Cust__Ledger_Entry__TABLECAPTION__________CustLedgEntryFilter</w:t>
-                </w:r>
-              </w:p>
-            </w:tc>
-          </w:sdtContent>
-        </w:sdt>
-      </w:tr>
+          </w:tr>
+        </w:sdtContent>
+      </w:sdt>
+      <w:sdt>
+        <w:sdtPr>
+          <w:alias w:val="Hide Table Row If Empty"/>
+          <w:tag w:val="#BC:HideTableRowIfEmpty"/>
+          <w:id w:val="-625917812"/>
+        </w:sdtPr>
+        <w:sdtContent>
+          <w:tr>
+            <w:trPr>
+              <w:cantSplit/>
+              <w:trHeight w:val="245"/>
+            </w:trPr>
+            <w:sdt>
+              <w:sdtPr>
+                <w:alias w:val="AllAmountsAreInLCYLabel"/>
+                <w:tag w:val="#BC:InsertDataItem,Labels/AllAmountsAreInLCYLabel"/>
+                <w:id w:val="1797175241"/>
+                <w:placeholder>
+                  <w:docPart w:val="DefaultPlaceholder_-1854013440"/>
+                </w:placeholder>
+                <w15:color w:val="808080"/>
+                <w:text/>
+                <w:dataBinding w:prefixMappings="xmlns:ns0='urn:microsoft-dynamics-nav/reports/Salesperson_Commission/115/'" w:xpath="/ns0:NavWordReportXmlPart[1]/ns0:Labels[1]/ns0:AllAmountsAreInLCYLabel[1]" w:storeItemID="{79D6D75F-D29A-40D3-A819-B215617F17D6}"/>
+              </w:sdtPr>
+              <w:sdtContent>
+                <w:tc>
+                  <w:tcPr>
+                    <w:tcW w:w="5000" w:type="pct"/>
+                  </w:tcPr>
+                  <w:p>
+                    <w:proofErr w:type="spellStart"/>
+                    <w:r>
+                      <w:t>AllAmountsAreInLCYLabel</w:t>
+                    </w:r>
+                    <w:proofErr w:type="spellEnd"/>
+                  </w:p>
+                </w:tc>
+              </w:sdtContent>
+            </w:sdt>
+          </w:tr>
+        </w:sdtContent>
+      </w:sdt>
+      <w:sdt>
+        <w:sdtPr>
+          <w:alias w:val="Hide Table Row If Empty"/>
+          <w:tag w:val="#BC:HideTableRowIfEmpty"/>
+          <w:id w:val="-1662732084"/>
+        </w:sdtPr>
+        <w:sdtContent>
+          <w:tr>
+            <w:trPr>
+              <w:cantSplit/>
+              <w:trHeight w:val="245"/>
+            </w:trPr>
+            <w:sdt>
+              <w:sdtPr>
+                <w:alias w:val="#Nav: /Salesperson_Purchaser/Salesperson_Purchaser__TABLECAPTION__________SalespersonFilter"/>
+                <w:tag w:val="#Nav: Salesperson_Commission/115"/>
+                <w:id w:val="-1840384346"/>
+                <w:placeholder>
+                  <w:docPart w:val="0BEF831AB2A7410790A12753DF6D8424"/>
+                </w:placeholder>
+                <w:dataBinding w:prefixMappings="xmlns:ns0='urn:microsoft-dynamics-nav/reports/Salesperson_Commission/115/'" w:xpath="/ns0:NavWordReportXmlPart[1]/ns0:Salesperson_Purchaser[1]/ns0:Salesperson_Purchaser__TABLECAPTION__________SalespersonFilter[1]" w:storeItemID="{79D6D75F-D29A-40D3-A819-B215617F17D6}"/>
+                <w:text/>
+              </w:sdtPr>
+              <w:sdtContent>
+                <w:tc>
+                  <w:tcPr>
+                    <w:tcW w:w="5000" w:type="pct"/>
+                  </w:tcPr>
+                  <w:p>
+                    <w:r>
+                      <w:t>Salesperson_Purchaser__TABLECAPTION__________SalespersonFilter</w:t>
+                    </w:r>
+                  </w:p>
+                </w:tc>
+              </w:sdtContent>
+            </w:sdt>
+          </w:tr>
+        </w:sdtContent>
+      </w:sdt>
+      <w:sdt>
+        <w:sdtPr>
+          <w:alias w:val="Hide Table Row If Empty"/>
+          <w:tag w:val="#BC:HideTableRowIfEmpty"/>
+          <w:id w:val="-144551536"/>
+        </w:sdtPr>
+        <w:sdtContent>
+          <w:tr>
+            <w:trPr>
+              <w:cantSplit/>
+              <w:trHeight w:val="245"/>
+            </w:trPr>
+            <w:sdt>
+              <w:sdtPr>
+                <w:alias w:val="#Nav: /Salesperson_Purchaser/Cust__Ledger_Entry__TABLECAPTION__________CustLedgEntryFilter"/>
+                <w:tag w:val="#Nav: Salesperson_Commission/115"/>
+                <w:id w:val="1947655270"/>
+                <w:placeholder>
+                  <w:docPart w:val="793DD4F9E4A244F6BC2FBD746EB895A8"/>
+                </w:placeholder>
+                <w:dataBinding w:prefixMappings="xmlns:ns0='urn:microsoft-dynamics-nav/reports/Salesperson_Commission/115/'" w:xpath="/ns0:NavWordReportXmlPart[1]/ns0:Salesperson_Purchaser[1]/ns0:Cust__Ledger_Entry__TABLECAPTION__________CustLedgEntryFilter[1]" w:storeItemID="{79D6D75F-D29A-40D3-A819-B215617F17D6}"/>
+                <w:text/>
+              </w:sdtPr>
+              <w:sdtContent>
+                <w:tc>
+                  <w:tcPr>
+                    <w:tcW w:w="5000" w:type="pct"/>
+                  </w:tcPr>
+                  <w:p>
+                    <w:r>
+                      <w:t>Cust__Ledger_Entry__TABLECAPTION__________CustLedgEntryFilter</w:t>
+                    </w:r>
+                  </w:p>
+                </w:tc>
+              </w:sdtContent>
+            </w:sdt>
+          </w:tr>
+        </w:sdtContent>
+      </w:sdt>
     </w:tbl>
     <w:p/>
     <w:tbl>

--- a/src/Layers/W1/BaseApp/Sales/Reports/SalespersonCommissionBody.docx
+++ b/src/Layers/W1/BaseApp/Sales/Reports/SalespersonCommissionBody.docx
@@ -12,7 +12,7 @@
         <w:tblDescription w:val="Layout table. Used for positioning, not for tabular data."/>
       </w:tblPr>
       <w:tblGrid>
-        <w:gridCol w:w="15398"/>
+        <w:gridCol w:w="15686"/>
       </w:tblGrid>
       <w:sdt>
         <w:sdtPr>
@@ -38,7 +38,7 @@
                   <w:placeholder>
                     <w:docPart w:val="D4FA25303DEC43D187B714CD633DE2F0"/>
                   </w:placeholder>
-                  <w:dataBinding w:prefixMappings="xmlns:ns0='urn:microsoft-dynamics-nav/reports/Salesperson_Commission/115/'" w:xpath="/ns0:NavWordReportXmlPart[1]/ns0:Salesperson_Purchaser[1]/ns0:STRSUBSTNO_Text000_PeriodText_[1]" w:storeItemID="{79D6D75F-D29A-40D3-A819-B215617F17D6}"/>
+                  <w:dataBinding w:prefixMappings="xmlns:ns0='urn:microsoft-dynamics-nav/reports/Salesperson_Commission/115/' " w:xpath="/ns0:NavWordReportXmlPart[1]/ns0:Salesperson_Purchaser[1]/ns0:STRSUBSTNO_Text000_PeriodText_[1]" w:storeItemID="{79D6D75F-D29A-40D3-A819-B215617F17D6}"/>
                   <w:text/>
                 </w:sdtPr>
                 <w:sdtContent>
@@ -73,9 +73,9 @@
                 <w:placeholder>
                   <w:docPart w:val="DefaultPlaceholder_-1854013440"/>
                 </w:placeholder>
+                <w:dataBinding w:prefixMappings="xmlns:ns0='urn:microsoft-dynamics-nav/reports/Salesperson_Commission/115/' " w:xpath="/ns0:NavWordReportXmlPart[1]/ns0:Labels[1]/ns0:AllAmountsAreInLCYLabel[1]" w:storeItemID="{79D6D75F-D29A-40D3-A819-B215617F17D6}"/>
                 <w15:color w:val="808080"/>
                 <w:text/>
-                <w:dataBinding w:prefixMappings="xmlns:ns0='urn:microsoft-dynamics-nav/reports/Salesperson_Commission/115/'" w:xpath="/ns0:NavWordReportXmlPart[1]/ns0:Labels[1]/ns0:AllAmountsAreInLCYLabel[1]" w:storeItemID="{79D6D75F-D29A-40D3-A819-B215617F17D6}"/>
               </w:sdtPr>
               <w:sdtContent>
                 <w:tc>
@@ -115,7 +115,7 @@
                 <w:placeholder>
                   <w:docPart w:val="0BEF831AB2A7410790A12753DF6D8424"/>
                 </w:placeholder>
-                <w:dataBinding w:prefixMappings="xmlns:ns0='urn:microsoft-dynamics-nav/reports/Salesperson_Commission/115/'" w:xpath="/ns0:NavWordReportXmlPart[1]/ns0:Salesperson_Purchaser[1]/ns0:Salesperson_Purchaser__TABLECAPTION__________SalespersonFilter[1]" w:storeItemID="{79D6D75F-D29A-40D3-A819-B215617F17D6}"/>
+                <w:dataBinding w:prefixMappings="xmlns:ns0='urn:microsoft-dynamics-nav/reports/Salesperson_Commission/115/' " w:xpath="/ns0:NavWordReportXmlPart[1]/ns0:Salesperson_Purchaser[1]/ns0:Salesperson_Purchaser__TABLECAPTION__________SalespersonFilter[1]" w:storeItemID="{79D6D75F-D29A-40D3-A819-B215617F17D6}"/>
                 <w:text/>
               </w:sdtPr>
               <w:sdtContent>
@@ -154,7 +154,7 @@
                 <w:placeholder>
                   <w:docPart w:val="793DD4F9E4A244F6BC2FBD746EB895A8"/>
                 </w:placeholder>
-                <w:dataBinding w:prefixMappings="xmlns:ns0='urn:microsoft-dynamics-nav/reports/Salesperson_Commission/115/'" w:xpath="/ns0:NavWordReportXmlPart[1]/ns0:Salesperson_Purchaser[1]/ns0:Cust__Ledger_Entry__TABLECAPTION__________CustLedgEntryFilter[1]" w:storeItemID="{79D6D75F-D29A-40D3-A819-B215617F17D6}"/>
+                <w:dataBinding w:prefixMappings="xmlns:ns0='urn:microsoft-dynamics-nav/reports/Salesperson_Commission/115/' " w:xpath="/ns0:NavWordReportXmlPart[1]/ns0:Salesperson_Purchaser[1]/ns0:Cust__Ledger_Entry__TABLECAPTION__________CustLedgEntryFilter[1]" w:storeItemID="{79D6D75F-D29A-40D3-A819-B215617F17D6}"/>
                 <w:text/>
               </w:sdtPr>
               <w:sdtContent>
@@ -174,32 +174,37 @@
         </w:sdtContent>
       </w:sdt>
     </w:tbl>
-    <w:p/>
+    <w:p>
+      <w:pPr>
+        <w:pStyle w:val="BCBlockGap"/>
+      </w:pPr>
+    </w:p>
     <w:tbl>
       <w:tblPr>
         <w:tblStyle w:val="BCDataTable"/>
         <w:tblW w:w="5000" w:type="pct"/>
         <w:tblLayout w:type="fixed"/>
         <w:tblLook w:val="0420" w:firstRow="1" w:lastRow="0" w:firstColumn="0" w:lastColumn="0" w:noHBand="0" w:noVBand="1"/>
-        <w:tblCaption w:val="bc-block:data "/>
+        <w:tblCaption w:val="bc-block:data"/>
         <w:tblDescription w:val="Document lines. Column headers in the first row."/>
       </w:tblPr>
       <w:tblGrid>
-        <w:gridCol w:w="1249"/>
-        <w:gridCol w:w="1805"/>
-        <w:gridCol w:w="1706"/>
-        <w:gridCol w:w="1481"/>
-        <w:gridCol w:w="1457"/>
-        <w:gridCol w:w="490"/>
-        <w:gridCol w:w="967"/>
-        <w:gridCol w:w="2082"/>
-        <w:gridCol w:w="2085"/>
-        <w:gridCol w:w="2076"/>
+        <w:gridCol w:w="1272"/>
+        <w:gridCol w:w="1839"/>
+        <w:gridCol w:w="1738"/>
+        <w:gridCol w:w="1509"/>
+        <w:gridCol w:w="1484"/>
+        <w:gridCol w:w="499"/>
+        <w:gridCol w:w="985"/>
+        <w:gridCol w:w="2121"/>
+        <w:gridCol w:w="2124"/>
+        <w:gridCol w:w="2115"/>
       </w:tblGrid>
       <w:tr>
         <w:trPr>
           <w:cnfStyle w:val="100000000000" w:firstRow="1" w:lastRow="0" w:firstColumn="0" w:lastColumn="0" w:oddVBand="0" w:evenVBand="0" w:oddHBand="0" w:evenHBand="0" w:firstRowFirstColumn="0" w:firstRowLastColumn="0" w:lastRowFirstColumn="0" w:lastRowLastColumn="0"/>
           <w:trHeight w:val="490"/>
+          <w:tblHeader/>
         </w:trPr>
         <w:tc>
           <w:tcPr>
@@ -213,7 +218,7 @@
               <w:placeholder>
                 <w:docPart w:val="EF8E82C19BAF4D85B749A20A8EB318DB"/>
               </w:placeholder>
-              <w:dataBinding w:prefixMappings="xmlns:ns0='urn:microsoft-dynamics-nav/reports/Salesperson_Commission/115/'" w:xpath="/ns0:NavWordReportXmlPart[1]/ns0:Labels[1]/ns0:PostingDateLabel[1]" w:storeItemID="{79D6D75F-D29A-40D3-A819-B215617F17D6}"/>
+              <w:dataBinding w:prefixMappings="xmlns:ns0='urn:microsoft-dynamics-nav/reports/Salesperson_Commission/115/' " w:xpath="/ns0:NavWordReportXmlPart[1]/ns0:Labels[1]/ns0:PostingDateLabel[1]" w:storeItemID="{79D6D75F-D29A-40D3-A819-B215617F17D6}"/>
               <w:text/>
             </w:sdtPr>
             <w:sdtContent>
@@ -233,7 +238,7 @@
             <w:placeholder>
               <w:docPart w:val="EF8E82C19BAF4D85B749A20A8EB318DB"/>
             </w:placeholder>
-            <w:dataBinding w:prefixMappings="xmlns:ns0='urn:microsoft-dynamics-nav/reports/Salesperson_Commission/115/'" w:xpath="/ns0:NavWordReportXmlPart[1]/ns0:Labels[1]/ns0:DocumentNoLabel[1]" w:storeItemID="{79D6D75F-D29A-40D3-A819-B215617F17D6}"/>
+            <w:dataBinding w:prefixMappings="xmlns:ns0='urn:microsoft-dynamics-nav/reports/Salesperson_Commission/115/' " w:xpath="/ns0:NavWordReportXmlPart[1]/ns0:Labels[1]/ns0:DocumentNoLabel[1]" w:storeItemID="{79D6D75F-D29A-40D3-A819-B215617F17D6}"/>
             <w:text/>
           </w:sdtPr>
           <w:sdtContent>
@@ -257,7 +262,7 @@
             <w:placeholder>
               <w:docPart w:val="EF8E82C19BAF4D85B749A20A8EB318DB"/>
             </w:placeholder>
-            <w:dataBinding w:prefixMappings="xmlns:ns0='urn:microsoft-dynamics-nav/reports/Salesperson_Commission/115/'" w:xpath="/ns0:NavWordReportXmlPart[1]/ns0:Labels[1]/ns0:CustomerNoLabel[1]" w:storeItemID="{79D6D75F-D29A-40D3-A819-B215617F17D6}"/>
+            <w:dataBinding w:prefixMappings="xmlns:ns0='urn:microsoft-dynamics-nav/reports/Salesperson_Commission/115/' " w:xpath="/ns0:NavWordReportXmlPart[1]/ns0:Labels[1]/ns0:CustomerNoLabel[1]" w:storeItemID="{79D6D75F-D29A-40D3-A819-B215617F17D6}"/>
             <w:text/>
           </w:sdtPr>
           <w:sdtContent>
@@ -281,7 +286,7 @@
             <w:placeholder>
               <w:docPart w:val="EF8E82C19BAF4D85B749A20A8EB318DB"/>
             </w:placeholder>
-            <w:dataBinding w:prefixMappings="xmlns:ns0='urn:microsoft-dynamics-nav/reports/Salesperson_Commission/115/'" w:xpath="/ns0:NavWordReportXmlPart[1]/ns0:Labels[1]/ns0:SalesLabel[1]" w:storeItemID="{79D6D75F-D29A-40D3-A819-B215617F17D6}"/>
+            <w:dataBinding w:prefixMappings="xmlns:ns0='urn:microsoft-dynamics-nav/reports/Salesperson_Commission/115/' " w:xpath="/ns0:NavWordReportXmlPart[1]/ns0:Labels[1]/ns0:SalesLabel[1]" w:storeItemID="{79D6D75F-D29A-40D3-A819-B215617F17D6}"/>
             <w:text/>
           </w:sdtPr>
           <w:sdtContent>
@@ -308,7 +313,7 @@
             <w:placeholder>
               <w:docPart w:val="EF8E82C19BAF4D85B749A20A8EB318DB"/>
             </w:placeholder>
-            <w:dataBinding w:prefixMappings="xmlns:ns0='urn:microsoft-dynamics-nav/reports/Salesperson_Commission/115/'" w:xpath="/ns0:NavWordReportXmlPart[1]/ns0:Labels[1]/ns0:ProfitLabel[1]" w:storeItemID="{79D6D75F-D29A-40D3-A819-B215617F17D6}"/>
+            <w:dataBinding w:prefixMappings="xmlns:ns0='urn:microsoft-dynamics-nav/reports/Salesperson_Commission/115/' " w:xpath="/ns0:NavWordReportXmlPart[1]/ns0:Labels[1]/ns0:ProfitLabel[1]" w:storeItemID="{79D6D75F-D29A-40D3-A819-B215617F17D6}"/>
             <w:text/>
           </w:sdtPr>
           <w:sdtContent>
@@ -335,7 +340,7 @@
             <w:placeholder>
               <w:docPart w:val="EF8E82C19BAF4D85B749A20A8EB318DB"/>
             </w:placeholder>
-            <w:dataBinding w:prefixMappings="xmlns:ns0='urn:microsoft-dynamics-nav/reports/Salesperson_Commission/115/'" w:xpath="/ns0:NavWordReportXmlPart[1]/ns0:Labels[1]/ns0:AdjustedProfitLabel[1]" w:storeItemID="{79D6D75F-D29A-40D3-A819-B215617F17D6}"/>
+            <w:dataBinding w:prefixMappings="xmlns:ns0='urn:microsoft-dynamics-nav/reports/Salesperson_Commission/115/' " w:xpath="/ns0:NavWordReportXmlPart[1]/ns0:Labels[1]/ns0:AdjustedProfitLabel[1]" w:storeItemID="{79D6D75F-D29A-40D3-A819-B215617F17D6}"/>
             <w:text/>
           </w:sdtPr>
           <w:sdtContent>
@@ -363,7 +368,7 @@
             <w:placeholder>
               <w:docPart w:val="42C765542CCA40C08A9BFB6A2439400B"/>
             </w:placeholder>
-            <w:dataBinding w:prefixMappings="xmlns:ns0='urn:microsoft-dynamics-nav/reports/Salesperson_Commission/115/'" w:xpath="/ns0:NavWordReportXmlPart[1]/ns0:Labels[1]/ns0:SalesCommissionLabel[1]" w:storeItemID="{79D6D75F-D29A-40D3-A819-B215617F17D6}"/>
+            <w:dataBinding w:prefixMappings="xmlns:ns0='urn:microsoft-dynamics-nav/reports/Salesperson_Commission/115/' " w:xpath="/ns0:NavWordReportXmlPart[1]/ns0:Labels[1]/ns0:SalesCommissionLabel[1]" w:storeItemID="{79D6D75F-D29A-40D3-A819-B215617F17D6}"/>
             <w:text/>
           </w:sdtPr>
           <w:sdtContent>
@@ -390,7 +395,7 @@
             <w:placeholder>
               <w:docPart w:val="EF8E82C19BAF4D85B749A20A8EB318DB"/>
             </w:placeholder>
-            <w:dataBinding w:prefixMappings="xmlns:ns0='urn:microsoft-dynamics-nav/reports/Salesperson_Commission/115/'" w:xpath="/ns0:NavWordReportXmlPart[1]/ns0:Labels[1]/ns0:ProfitCommissionLabel[1]" w:storeItemID="{79D6D75F-D29A-40D3-A819-B215617F17D6}"/>
+            <w:dataBinding w:prefixMappings="xmlns:ns0='urn:microsoft-dynamics-nav/reports/Salesperson_Commission/115/' " w:xpath="/ns0:NavWordReportXmlPart[1]/ns0:Labels[1]/ns0:ProfitCommissionLabel[1]" w:storeItemID="{79D6D75F-D29A-40D3-A819-B215617F17D6}"/>
             <w:text/>
           </w:sdtPr>
           <w:sdtContent>
@@ -417,7 +422,7 @@
             <w:placeholder>
               <w:docPart w:val="42C765542CCA40C08A9BFB6A2439400B"/>
             </w:placeholder>
-            <w:dataBinding w:prefixMappings="xmlns:ns0='urn:microsoft-dynamics-nav/reports/Salesperson_Commission/115/'" w:xpath="/ns0:NavWordReportXmlPart[1]/ns0:Labels[1]/ns0:AdjustedProfitCommissionLabel[1]" w:storeItemID="{79D6D75F-D29A-40D3-A819-B215617F17D6}"/>
+            <w:dataBinding w:prefixMappings="xmlns:ns0='urn:microsoft-dynamics-nav/reports/Salesperson_Commission/115/' " w:xpath="/ns0:NavWordReportXmlPart[1]/ns0:Labels[1]/ns0:AdjustedProfitCommissionLabel[1]" w:storeItemID="{79D6D75F-D29A-40D3-A819-B215617F17D6}"/>
             <w:text/>
           </w:sdtPr>
           <w:sdtContent>
@@ -475,7 +480,7 @@
             <w:sdtContent>
               <w:tr>
                 <w:trPr>
-                  <w:cnfStyle w:val="000000100000" w:firstRow="0" w:lastRow="0" w:firstColumn="0" w:lastColumn="0" w:oddVBand="0" w:evenVBand="0" w:oddHBand="1" w:evenHBand="0" w:firstRowFirstColumn="0" w:firstRowLastColumn="0" w:lastRowFirstColumn="0" w:lastRowLastColumn="0"/>
+                  <w:cnfStyle w:val="000000010000" w:firstRow="0" w:lastRow="0" w:firstColumn="0" w:lastColumn="0" w:oddVBand="0" w:evenVBand="0" w:oddHBand="0" w:evenHBand="1" w:firstRowFirstColumn="0" w:firstRowLastColumn="0" w:lastRowFirstColumn="0" w:lastRowLastColumn="0"/>
                   <w:trHeight w:val="490"/>
                 </w:trPr>
                 <w:sdt>
@@ -510,7 +515,7 @@
                         <w:placeholder>
                           <w:docPart w:val="3F3EEE153912409B8C22DAA7738B5A11"/>
                         </w:placeholder>
-                        <w:dataBinding w:prefixMappings="xmlns:ns0='urn:microsoft-dynamics-nav/reports/Salesperson_Commission/115/'" w:xpath="/ns0:NavWordReportXmlPart[1]/ns0:Salesperson_Purchaser[1]/ns0:Cust_Ledger_Entry[1]/ns0:SalespersonPurchaser_Code[1]" w:storeItemID="{79D6D75F-D29A-40D3-A819-B215617F17D6}"/>
+                        <w:dataBinding w:prefixMappings="xmlns:ns0='urn:microsoft-dynamics-nav/reports/Salesperson_Commission/115/' " w:xpath="/ns0:NavWordReportXmlPart[1]/ns0:Salesperson_Purchaser[1]/ns0:Cust_Ledger_Entry[1]/ns0:SalespersonPurchaser_Code[1]" w:storeItemID="{79D6D75F-D29A-40D3-A819-B215617F17D6}"/>
                         <w:text/>
                       </w:sdtPr>
                       <w:sdtEndPr>
@@ -554,7 +559,7 @@
                     <w:placeholder>
                       <w:docPart w:val="3F3EEE153912409B8C22DAA7738B5A11"/>
                     </w:placeholder>
-                    <w:dataBinding w:prefixMappings="xmlns:ns0='urn:microsoft-dynamics-nav/reports/Salesperson_Commission/115/'" w:xpath="/ns0:NavWordReportXmlPart[1]/ns0:Salesperson_Purchaser[1]/ns0:Cust_Ledger_Entry[1]/ns0:Salesperson_Purchaser__Name[1]" w:storeItemID="{79D6D75F-D29A-40D3-A819-B215617F17D6}"/>
+                    <w:dataBinding w:prefixMappings="xmlns:ns0='urn:microsoft-dynamics-nav/reports/Salesperson_Commission/115/' " w:xpath="/ns0:NavWordReportXmlPart[1]/ns0:Salesperson_Purchaser[1]/ns0:Cust_Ledger_Entry[1]/ns0:Salesperson_Purchaser__Name[1]" w:storeItemID="{79D6D75F-D29A-40D3-A819-B215617F17D6}"/>
                     <w:text/>
                   </w:sdtPr>
                   <w:sdtContent>
@@ -602,7 +607,7 @@
                         <w:placeholder>
                           <w:docPart w:val="9AF6519409A94AF69E41BE4E99760AA8"/>
                         </w:placeholder>
-                        <w:dataBinding w:prefixMappings="xmlns:ns0='urn:microsoft-dynamics-nav/reports/Salesperson_Commission/115/'" w:xpath="/ns0:NavWordReportXmlPart[1]/ns0:Labels[1]/ns0:CommissionPercentLabel[1]" w:storeItemID="{79D6D75F-D29A-40D3-A819-B215617F17D6}"/>
+                        <w:dataBinding w:prefixMappings="xmlns:ns0='urn:microsoft-dynamics-nav/reports/Salesperson_Commission/115/' " w:xpath="/ns0:NavWordReportXmlPart[1]/ns0:Labels[1]/ns0:CommissionPercentLabel[1]" w:storeItemID="{79D6D75F-D29A-40D3-A819-B215617F17D6}"/>
                         <w:text/>
                       </w:sdtPr>
                       <w:sdtContent>
@@ -633,7 +638,7 @@
                         <w:placeholder>
                           <w:docPart w:val="C41C9EC9AFA54E0BB32956D2C6A0BE8D"/>
                         </w:placeholder>
-                        <w:dataBinding w:prefixMappings="xmlns:ns0='urn:microsoft-dynamics-nav/reports/Salesperson_Commission/115/'" w:xpath="/ns0:NavWordReportXmlPart[1]/ns0:Salesperson_Purchaser[1]/ns0:Salesperson_Purchaser__Commission___[1]" w:storeItemID="{79D6D75F-D29A-40D3-A819-B215617F17D6}"/>
+                        <w:dataBinding w:prefixMappings="xmlns:ns0='urn:microsoft-dynamics-nav/reports/Salesperson_Commission/115/' " w:xpath="/ns0:NavWordReportXmlPart[1]/ns0:Salesperson_Purchaser[1]/ns0:Salesperson_Purchaser__Commission___[1]" w:storeItemID="{79D6D75F-D29A-40D3-A819-B215617F17D6}"/>
                         <w:text/>
                       </w:sdtPr>
                       <w:sdtContent>
@@ -692,7 +697,7 @@
                     <w:sdtContent>
                       <w:tr>
                         <w:trPr>
-                          <w:cnfStyle w:val="000000010000" w:firstRow="0" w:lastRow="0" w:firstColumn="0" w:lastColumn="0" w:oddVBand="0" w:evenVBand="0" w:oddHBand="0" w:evenHBand="1" w:firstRowFirstColumn="0" w:firstRowLastColumn="0" w:lastRowFirstColumn="0" w:lastRowLastColumn="0"/>
+                          <w:cnfStyle w:val="000000100000" w:firstRow="0" w:lastRow="0" w:firstColumn="0" w:lastColumn="0" w:oddVBand="0" w:evenVBand="0" w:oddHBand="1" w:evenHBand="0" w:firstRowFirstColumn="0" w:firstRowLastColumn="0" w:lastRowFirstColumn="0" w:lastRowLastColumn="0"/>
                           <w:trHeight w:val="320"/>
                         </w:trPr>
                         <w:tc>
@@ -707,7 +712,7 @@
                               <w:placeholder>
                                 <w:docPart w:val="F8D33987214F46D1995DEED6116BFD6D"/>
                               </w:placeholder>
-                              <w:dataBinding w:prefixMappings="xmlns:ns0='urn:microsoft-dynamics-nav/reports/Salesperson_Commission/115/'" w:xpath="/ns0:NavWordReportXmlPart[1]/ns0:Salesperson_Purchaser[1]/ns0:Cust_Ledger_Entry[1]/ns0:Cust__Ledger_Entry__Posting_Date_[1]" w:storeItemID="{79D6D75F-D29A-40D3-A819-B215617F17D6}"/>
+                              <w:dataBinding w:prefixMappings="xmlns:ns0='urn:microsoft-dynamics-nav/reports/Salesperson_Commission/115/' " w:xpath="/ns0:NavWordReportXmlPart[1]/ns0:Salesperson_Purchaser[1]/ns0:Cust_Ledger_Entry[1]/ns0:Cust__Ledger_Entry__Posting_Date_[1]" w:storeItemID="{79D6D75F-D29A-40D3-A819-B215617F17D6}"/>
                               <w:text/>
                             </w:sdtPr>
                             <w:sdtContent>
@@ -735,7 +740,7 @@
                             <w:placeholder>
                               <w:docPart w:val="F8D33987214F46D1995DEED6116BFD6D"/>
                             </w:placeholder>
-                            <w:dataBinding w:prefixMappings="xmlns:ns0='urn:microsoft-dynamics-nav/reports/Salesperson_Commission/115/'" w:xpath="/ns0:NavWordReportXmlPart[1]/ns0:Salesperson_Purchaser[1]/ns0:Cust_Ledger_Entry[1]/ns0:Cust__Ledger_Entry__Document_No__[1]" w:storeItemID="{79D6D75F-D29A-40D3-A819-B215617F17D6}"/>
+                            <w:dataBinding w:prefixMappings="xmlns:ns0='urn:microsoft-dynamics-nav/reports/Salesperson_Commission/115/' " w:xpath="/ns0:NavWordReportXmlPart[1]/ns0:Salesperson_Purchaser[1]/ns0:Cust_Ledger_Entry[1]/ns0:Cust__Ledger_Entry__Document_No__[1]" w:storeItemID="{79D6D75F-D29A-40D3-A819-B215617F17D6}"/>
                             <w:text/>
                           </w:sdtPr>
                           <w:sdtContent>
@@ -759,7 +764,7 @@
                             <w:placeholder>
                               <w:docPart w:val="F8D33987214F46D1995DEED6116BFD6D"/>
                             </w:placeholder>
-                            <w:dataBinding w:prefixMappings="xmlns:ns0='urn:microsoft-dynamics-nav/reports/Salesperson_Commission/115/'" w:xpath="/ns0:NavWordReportXmlPart[1]/ns0:Salesperson_Purchaser[1]/ns0:Cust_Ledger_Entry[1]/ns0:Cust__Ledger_Entry__Customer_No__[1]" w:storeItemID="{79D6D75F-D29A-40D3-A819-B215617F17D6}"/>
+                            <w:dataBinding w:prefixMappings="xmlns:ns0='urn:microsoft-dynamics-nav/reports/Salesperson_Commission/115/' " w:xpath="/ns0:NavWordReportXmlPart[1]/ns0:Salesperson_Purchaser[1]/ns0:Cust_Ledger_Entry[1]/ns0:Cust__Ledger_Entry__Customer_No__[1]" w:storeItemID="{79D6D75F-D29A-40D3-A819-B215617F17D6}"/>
                             <w:text/>
                           </w:sdtPr>
                           <w:sdtContent>
@@ -783,7 +788,7 @@
                             <w:placeholder>
                               <w:docPart w:val="F8D33987214F46D1995DEED6116BFD6D"/>
                             </w:placeholder>
-                            <w:dataBinding w:prefixMappings="xmlns:ns0='urn:microsoft-dynamics-nav/reports/Salesperson_Commission/115/'" w:xpath="/ns0:NavWordReportXmlPart[1]/ns0:Salesperson_Purchaser[1]/ns0:Cust_Ledger_Entry[1]/ns0:Cust__Ledger_Entry__Sales__LCY__[1]" w:storeItemID="{79D6D75F-D29A-40D3-A819-B215617F17D6}"/>
+                            <w:dataBinding w:prefixMappings="xmlns:ns0='urn:microsoft-dynamics-nav/reports/Salesperson_Commission/115/' " w:xpath="/ns0:NavWordReportXmlPart[1]/ns0:Salesperson_Purchaser[1]/ns0:Cust_Ledger_Entry[1]/ns0:Cust__Ledger_Entry__Sales__LCY__[1]" w:storeItemID="{79D6D75F-D29A-40D3-A819-B215617F17D6}"/>
                             <w:text/>
                           </w:sdtPr>
                           <w:sdtContent>
@@ -810,7 +815,7 @@
                             <w:placeholder>
                               <w:docPart w:val="F8D33987214F46D1995DEED6116BFD6D"/>
                             </w:placeholder>
-                            <w:dataBinding w:prefixMappings="xmlns:ns0='urn:microsoft-dynamics-nav/reports/Salesperson_Commission/115/'" w:xpath="/ns0:NavWordReportXmlPart[1]/ns0:Salesperson_Purchaser[1]/ns0:Cust_Ledger_Entry[1]/ns0:Cust__Ledger_Entry__Profit__LCY__[1]" w:storeItemID="{79D6D75F-D29A-40D3-A819-B215617F17D6}"/>
+                            <w:dataBinding w:prefixMappings="xmlns:ns0='urn:microsoft-dynamics-nav/reports/Salesperson_Commission/115/' " w:xpath="/ns0:NavWordReportXmlPart[1]/ns0:Salesperson_Purchaser[1]/ns0:Cust_Ledger_Entry[1]/ns0:Cust__Ledger_Entry__Profit__LCY__[1]" w:storeItemID="{79D6D75F-D29A-40D3-A819-B215617F17D6}"/>
                             <w:text/>
                           </w:sdtPr>
                           <w:sdtContent>
@@ -837,7 +842,7 @@
                             <w:placeholder>
                               <w:docPart w:val="F8D33987214F46D1995DEED6116BFD6D"/>
                             </w:placeholder>
-                            <w:dataBinding w:prefixMappings="xmlns:ns0='urn:microsoft-dynamics-nav/reports/Salesperson_Commission/115/'" w:xpath="/ns0:NavWordReportXmlPart[1]/ns0:Salesperson_Purchaser[1]/ns0:Cust_Ledger_Entry[1]/ns0:AdjProfit_Control39[1]" w:storeItemID="{79D6D75F-D29A-40D3-A819-B215617F17D6}"/>
+                            <w:dataBinding w:prefixMappings="xmlns:ns0='urn:microsoft-dynamics-nav/reports/Salesperson_Commission/115/' " w:xpath="/ns0:NavWordReportXmlPart[1]/ns0:Salesperson_Purchaser[1]/ns0:Cust_Ledger_Entry[1]/ns0:AdjProfit_Control39[1]" w:storeItemID="{79D6D75F-D29A-40D3-A819-B215617F17D6}"/>
                             <w:text/>
                           </w:sdtPr>
                           <w:sdtContent>
@@ -865,7 +870,7 @@
                             <w:placeholder>
                               <w:docPart w:val="F8D33987214F46D1995DEED6116BFD6D"/>
                             </w:placeholder>
-                            <w:dataBinding w:prefixMappings="xmlns:ns0='urn:microsoft-dynamics-nav/reports/Salesperson_Commission/115/'" w:xpath="/ns0:NavWordReportXmlPart[1]/ns0:Salesperson_Purchaser[1]/ns0:Cust_Ledger_Entry[1]/ns0:SalesCommissionAmt_Control32[1]" w:storeItemID="{79D6D75F-D29A-40D3-A819-B215617F17D6}"/>
+                            <w:dataBinding w:prefixMappings="xmlns:ns0='urn:microsoft-dynamics-nav/reports/Salesperson_Commission/115/' " w:xpath="/ns0:NavWordReportXmlPart[1]/ns0:Salesperson_Purchaser[1]/ns0:Cust_Ledger_Entry[1]/ns0:SalesCommissionAmt_Control32[1]" w:storeItemID="{79D6D75F-D29A-40D3-A819-B215617F17D6}"/>
                             <w:text/>
                           </w:sdtPr>
                           <w:sdtContent>
@@ -892,7 +897,7 @@
                             <w:placeholder>
                               <w:docPart w:val="F8D33987214F46D1995DEED6116BFD6D"/>
                             </w:placeholder>
-                            <w:dataBinding w:prefixMappings="xmlns:ns0='urn:microsoft-dynamics-nav/reports/Salesperson_Commission/115/'" w:xpath="/ns0:NavWordReportXmlPart[1]/ns0:Salesperson_Purchaser[1]/ns0:Cust_Ledger_Entry[1]/ns0:ProfitCommissionAmt_Control33[1]" w:storeItemID="{79D6D75F-D29A-40D3-A819-B215617F17D6}"/>
+                            <w:dataBinding w:prefixMappings="xmlns:ns0='urn:microsoft-dynamics-nav/reports/Salesperson_Commission/115/' " w:xpath="/ns0:NavWordReportXmlPart[1]/ns0:Salesperson_Purchaser[1]/ns0:Cust_Ledger_Entry[1]/ns0:ProfitCommissionAmt_Control33[1]" w:storeItemID="{79D6D75F-D29A-40D3-A819-B215617F17D6}"/>
                             <w:text/>
                           </w:sdtPr>
                           <w:sdtContent>
@@ -919,7 +924,7 @@
                             <w:placeholder>
                               <w:docPart w:val="F8D33987214F46D1995DEED6116BFD6D"/>
                             </w:placeholder>
-                            <w:dataBinding w:prefixMappings="xmlns:ns0='urn:microsoft-dynamics-nav/reports/Salesperson_Commission/115/'" w:xpath="/ns0:NavWordReportXmlPart[1]/ns0:Salesperson_Purchaser[1]/ns0:Cust_Ledger_Entry[1]/ns0:AdjProfitCommissionAmt_Control45[1]" w:storeItemID="{79D6D75F-D29A-40D3-A819-B215617F17D6}"/>
+                            <w:dataBinding w:prefixMappings="xmlns:ns0='urn:microsoft-dynamics-nav/reports/Salesperson_Commission/115/' " w:xpath="/ns0:NavWordReportXmlPart[1]/ns0:Salesperson_Purchaser[1]/ns0:Cust_Ledger_Entry[1]/ns0:AdjProfitCommissionAmt_Control45[1]" w:storeItemID="{79D6D75F-D29A-40D3-A819-B215617F17D6}"/>
                             <w:text/>
                           </w:sdtPr>
                           <w:sdtContent>
@@ -945,7 +950,7 @@
               </w:sdt>
               <w:tr>
                 <w:trPr>
-                  <w:cnfStyle w:val="000000100000" w:firstRow="0" w:lastRow="0" w:firstColumn="0" w:lastColumn="0" w:oddVBand="0" w:evenVBand="0" w:oddHBand="1" w:evenHBand="0" w:firstRowFirstColumn="0" w:firstRowLastColumn="0" w:lastRowFirstColumn="0" w:lastRowLastColumn="0"/>
+                  <w:cnfStyle w:val="000000010000" w:firstRow="0" w:lastRow="0" w:firstColumn="0" w:lastColumn="0" w:oddVBand="0" w:evenVBand="0" w:oddHBand="0" w:evenHBand="1" w:firstRowFirstColumn="0" w:firstRowLastColumn="0" w:lastRowFirstColumn="0" w:lastRowLastColumn="0"/>
                   <w:trHeight w:val="490"/>
                 </w:trPr>
                 <w:tc>
@@ -964,7 +969,7 @@
                       <w:placeholder>
                         <w:docPart w:val="F8D33987214F46D1995DEED6116BFD6D"/>
                       </w:placeholder>
-                      <w:dataBinding w:prefixMappings="xmlns:ns0='urn:microsoft-dynamics-nav/reports/Salesperson_Commission/115/'" w:xpath="/ns0:NavWordReportXmlPart[1]/ns0:Salesperson_Purchaser[1]/ns0:Salesperson_Purchaser_Name[1]" w:storeItemID="{79D6D75F-D29A-40D3-A819-B215617F17D6}"/>
+                      <w:dataBinding w:prefixMappings="xmlns:ns0='urn:microsoft-dynamics-nav/reports/Salesperson_Commission/115/' " w:xpath="/ns0:NavWordReportXmlPart[1]/ns0:Salesperson_Purchaser[1]/ns0:Salesperson_Purchaser_Name[1]" w:storeItemID="{79D6D75F-D29A-40D3-A819-B215617F17D6}"/>
                       <w:text/>
                     </w:sdtPr>
                     <w:sdtContent>
@@ -1009,7 +1014,7 @@
                     <w:placeholder>
                       <w:docPart w:val="42C765542CCA40C08A9BFB6A2439400B"/>
                     </w:placeholder>
-                    <w:dataBinding w:prefixMappings="xmlns:ns0='urn:microsoft-dynamics-nav/reports/Salesperson_Commission/115/'" w:xpath="/ns0:NavWordReportXmlPart[1]/ns0:Salesperson_Purchaser[1]/ns0:Subtotals[1]/ns0:Subtotals_Sales[1]" w:storeItemID="{79D6D75F-D29A-40D3-A819-B215617F17D6}"/>
+                    <w:dataBinding w:prefixMappings="xmlns:ns0='urn:microsoft-dynamics-nav/reports/Salesperson_Commission/115/' " w:xpath="/ns0:NavWordReportXmlPart[1]/ns0:Salesperson_Purchaser[1]/ns0:Subtotals[1]/ns0:Subtotals_Sales[1]" w:storeItemID="{79D6D75F-D29A-40D3-A819-B215617F17D6}"/>
                     <w:text/>
                   </w:sdtPr>
                   <w:sdtContent>
@@ -1045,7 +1050,7 @@
                     <w:placeholder>
                       <w:docPart w:val="42C765542CCA40C08A9BFB6A2439400B"/>
                     </w:placeholder>
-                    <w:dataBinding w:prefixMappings="xmlns:ns0='urn:microsoft-dynamics-nav/reports/Salesperson_Commission/115/'" w:xpath="/ns0:NavWordReportXmlPart[1]/ns0:Salesperson_Purchaser[1]/ns0:Subtotals[1]/ns0:Subtotals_Profit[1]" w:storeItemID="{79D6D75F-D29A-40D3-A819-B215617F17D6}"/>
+                    <w:dataBinding w:prefixMappings="xmlns:ns0='urn:microsoft-dynamics-nav/reports/Salesperson_Commission/115/' " w:xpath="/ns0:NavWordReportXmlPart[1]/ns0:Salesperson_Purchaser[1]/ns0:Subtotals[1]/ns0:Subtotals_Profit[1]" w:storeItemID="{79D6D75F-D29A-40D3-A819-B215617F17D6}"/>
                     <w:text/>
                   </w:sdtPr>
                   <w:sdtContent>
@@ -1081,7 +1086,7 @@
                     <w:placeholder>
                       <w:docPart w:val="42C765542CCA40C08A9BFB6A2439400B"/>
                     </w:placeholder>
-                    <w:dataBinding w:prefixMappings="xmlns:ns0='urn:microsoft-dynamics-nav/reports/Salesperson_Commission/115/'" w:xpath="/ns0:NavWordReportXmlPart[1]/ns0:Salesperson_Purchaser[1]/ns0:Subtotals[1]/ns0:Subtotals_AdjProfit[1]" w:storeItemID="{79D6D75F-D29A-40D3-A819-B215617F17D6}"/>
+                    <w:dataBinding w:prefixMappings="xmlns:ns0='urn:microsoft-dynamics-nav/reports/Salesperson_Commission/115/' " w:xpath="/ns0:NavWordReportXmlPart[1]/ns0:Salesperson_Purchaser[1]/ns0:Subtotals[1]/ns0:Subtotals_AdjProfit[1]" w:storeItemID="{79D6D75F-D29A-40D3-A819-B215617F17D6}"/>
                     <w:text/>
                   </w:sdtPr>
                   <w:sdtContent>
@@ -1118,7 +1123,7 @@
                     <w:placeholder>
                       <w:docPart w:val="42C765542CCA40C08A9BFB6A2439400B"/>
                     </w:placeholder>
-                    <w:dataBinding w:prefixMappings="xmlns:ns0='urn:microsoft-dynamics-nav/reports/Salesperson_Commission/115/'" w:xpath="/ns0:NavWordReportXmlPart[1]/ns0:Salesperson_Purchaser[1]/ns0:Subtotals[1]/ns0:Subtotals_SalesCommission[1]" w:storeItemID="{79D6D75F-D29A-40D3-A819-B215617F17D6}"/>
+                    <w:dataBinding w:prefixMappings="xmlns:ns0='urn:microsoft-dynamics-nav/reports/Salesperson_Commission/115/' " w:xpath="/ns0:NavWordReportXmlPart[1]/ns0:Salesperson_Purchaser[1]/ns0:Subtotals[1]/ns0:Subtotals_SalesCommission[1]" w:storeItemID="{79D6D75F-D29A-40D3-A819-B215617F17D6}"/>
                     <w:text/>
                   </w:sdtPr>
                   <w:sdtContent>
@@ -1154,7 +1159,7 @@
                     <w:placeholder>
                       <w:docPart w:val="42C765542CCA40C08A9BFB6A2439400B"/>
                     </w:placeholder>
-                    <w:dataBinding w:prefixMappings="xmlns:ns0='urn:microsoft-dynamics-nav/reports/Salesperson_Commission/115/'" w:xpath="/ns0:NavWordReportXmlPart[1]/ns0:Salesperson_Purchaser[1]/ns0:Subtotals[1]/ns0:Subtotals_ProfitCommission[1]" w:storeItemID="{79D6D75F-D29A-40D3-A819-B215617F17D6}"/>
+                    <w:dataBinding w:prefixMappings="xmlns:ns0='urn:microsoft-dynamics-nav/reports/Salesperson_Commission/115/' " w:xpath="/ns0:NavWordReportXmlPart[1]/ns0:Salesperson_Purchaser[1]/ns0:Subtotals[1]/ns0:Subtotals_ProfitCommission[1]" w:storeItemID="{79D6D75F-D29A-40D3-A819-B215617F17D6}"/>
                     <w:text/>
                   </w:sdtPr>
                   <w:sdtContent>
@@ -1190,7 +1195,7 @@
                     <w:placeholder>
                       <w:docPart w:val="42C765542CCA40C08A9BFB6A2439400B"/>
                     </w:placeholder>
-                    <w:dataBinding w:prefixMappings="xmlns:ns0='urn:microsoft-dynamics-nav/reports/Salesperson_Commission/115/'" w:xpath="/ns0:NavWordReportXmlPart[1]/ns0:Salesperson_Purchaser[1]/ns0:Subtotals[1]/ns0:Subtotals_AdjProfitCommission[1]" w:storeItemID="{79D6D75F-D29A-40D3-A819-B215617F17D6}"/>
+                    <w:dataBinding w:prefixMappings="xmlns:ns0='urn:microsoft-dynamics-nav/reports/Salesperson_Commission/115/' " w:xpath="/ns0:NavWordReportXmlPart[1]/ns0:Salesperson_Purchaser[1]/ns0:Subtotals[1]/ns0:Subtotals_AdjProfitCommission[1]" w:storeItemID="{79D6D75F-D29A-40D3-A819-B215617F17D6}"/>
                     <w:text/>
                   </w:sdtPr>
                   <w:sdtContent>
@@ -1205,12 +1210,14 @@
                             <w:rFonts w:asciiTheme="majorHAnsi" w:hAnsiTheme="majorHAnsi"/>
                           </w:rPr>
                         </w:pPr>
+                        <w:proofErr w:type="spellStart"/>
                         <w:r>
                           <w:rPr>
                             <w:rFonts w:asciiTheme="majorHAnsi" w:hAnsiTheme="majorHAnsi"/>
                           </w:rPr>
                           <w:t>Subtotals_AdjProfitCommission</w:t>
                         </w:r>
+                        <w:proofErr w:type="spellEnd"/>
                       </w:p>
                     </w:tc>
                   </w:sdtContent>
@@ -1223,7 +1230,7 @@
     </w:tbl>
     <w:p>
       <w:pPr>
-        <w:spacing w:after="0"/>
+        <w:pStyle w:val="BCBlockGap"/>
       </w:pPr>
     </w:p>
     <w:tbl>
@@ -1236,20 +1243,20 @@
         <w:tblDescription w:val="Document totals."/>
       </w:tblPr>
       <w:tblGrid>
-        <w:gridCol w:w="1249"/>
-        <w:gridCol w:w="1805"/>
-        <w:gridCol w:w="1706"/>
-        <w:gridCol w:w="1481"/>
-        <w:gridCol w:w="1457"/>
-        <w:gridCol w:w="1457"/>
-        <w:gridCol w:w="2082"/>
-        <w:gridCol w:w="2079"/>
-        <w:gridCol w:w="2082"/>
+        <w:gridCol w:w="1272"/>
+        <w:gridCol w:w="1839"/>
+        <w:gridCol w:w="1738"/>
+        <w:gridCol w:w="1509"/>
+        <w:gridCol w:w="1484"/>
+        <w:gridCol w:w="1484"/>
+        <w:gridCol w:w="2121"/>
+        <w:gridCol w:w="2118"/>
+        <w:gridCol w:w="2121"/>
       </w:tblGrid>
       <w:tr>
         <w:trPr>
           <w:cnfStyle w:val="010000000000" w:firstRow="0" w:lastRow="1" w:firstColumn="0" w:lastColumn="0" w:oddVBand="0" w:evenVBand="0" w:oddHBand="0" w:evenHBand="0" w:firstRowFirstColumn="0" w:firstRowLastColumn="0" w:lastRowFirstColumn="0" w:lastRowLastColumn="0"/>
-          <w:trHeight w:val="567"/>
+          <w:trHeight w:val="490" w:hRule="atLeast"/>
         </w:trPr>
         <w:sdt>
           <w:sdtPr>
@@ -1259,7 +1266,7 @@
             <w:placeholder>
               <w:docPart w:val="4694C1BB7AE949D28BF5D212C93F9C2E"/>
             </w:placeholder>
-            <w:dataBinding w:prefixMappings="xmlns:ns0='urn:microsoft-dynamics-nav/reports/Salesperson_Commission/115/'" w:xpath="/ns0:NavWordReportXmlPart[1]/ns0:Labels[1]/ns0:TotalsCaption[1]" w:storeItemID="{79D6D75F-D29A-40D3-A819-B215617F17D6}"/>
+            <w:dataBinding w:prefixMappings="xmlns:ns0='urn:microsoft-dynamics-nav/reports/Salesperson_Commission/115/' " w:xpath="/ns0:NavWordReportXmlPart[1]/ns0:Labels[1]/ns0:TotalsCaption[1]" w:storeItemID="{79D6D75F-D29A-40D3-A819-B215617F17D6}"/>
             <w:text/>
           </w:sdtPr>
           <w:sdtContent>
@@ -1295,7 +1302,7 @@
             <w:placeholder>
               <w:docPart w:val="4694C1BB7AE949D28BF5D212C93F9C2E"/>
             </w:placeholder>
-            <w:dataBinding w:prefixMappings="xmlns:ns0='urn:microsoft-dynamics-nav/reports/Salesperson_Commission/115/'" w:xpath="/ns0:NavWordReportXmlPart[1]/ns0:Totals[1]/ns0:Totals_Sales[1]" w:storeItemID="{79D6D75F-D29A-40D3-A819-B215617F17D6}"/>
+            <w:dataBinding w:prefixMappings="xmlns:ns0='urn:microsoft-dynamics-nav/reports/Salesperson_Commission/115/' " w:xpath="/ns0:NavWordReportXmlPart[1]/ns0:Totals[1]/ns0:Totals_Sales[1]" w:storeItemID="{79D6D75F-D29A-40D3-A819-B215617F17D6}"/>
             <w:text/>
           </w:sdtPr>
           <w:sdtContent>
@@ -1322,7 +1329,7 @@
             <w:placeholder>
               <w:docPart w:val="4694C1BB7AE949D28BF5D212C93F9C2E"/>
             </w:placeholder>
-            <w:dataBinding w:prefixMappings="xmlns:ns0='urn:microsoft-dynamics-nav/reports/Salesperson_Commission/115/'" w:xpath="/ns0:NavWordReportXmlPart[1]/ns0:Totals[1]/ns0:Totals_Profit[1]" w:storeItemID="{79D6D75F-D29A-40D3-A819-B215617F17D6}"/>
+            <w:dataBinding w:prefixMappings="xmlns:ns0='urn:microsoft-dynamics-nav/reports/Salesperson_Commission/115/' " w:xpath="/ns0:NavWordReportXmlPart[1]/ns0:Totals[1]/ns0:Totals_Profit[1]" w:storeItemID="{79D6D75F-D29A-40D3-A819-B215617F17D6}"/>
             <w:text/>
           </w:sdtPr>
           <w:sdtContent>
@@ -1349,7 +1356,7 @@
             <w:placeholder>
               <w:docPart w:val="4694C1BB7AE949D28BF5D212C93F9C2E"/>
             </w:placeholder>
-            <w:dataBinding w:prefixMappings="xmlns:ns0='urn:microsoft-dynamics-nav/reports/Salesperson_Commission/115/'" w:xpath="/ns0:NavWordReportXmlPart[1]/ns0:Totals[1]/ns0:Totals_AdjProfit[1]" w:storeItemID="{79D6D75F-D29A-40D3-A819-B215617F17D6}"/>
+            <w:dataBinding w:prefixMappings="xmlns:ns0='urn:microsoft-dynamics-nav/reports/Salesperson_Commission/115/' " w:xpath="/ns0:NavWordReportXmlPart[1]/ns0:Totals[1]/ns0:Totals_AdjProfit[1]" w:storeItemID="{79D6D75F-D29A-40D3-A819-B215617F17D6}"/>
             <w:text/>
           </w:sdtPr>
           <w:sdtContent>
@@ -1376,7 +1383,7 @@
             <w:placeholder>
               <w:docPart w:val="4694C1BB7AE949D28BF5D212C93F9C2E"/>
             </w:placeholder>
-            <w:dataBinding w:prefixMappings="xmlns:ns0='urn:microsoft-dynamics-nav/reports/Salesperson_Commission/115/'" w:xpath="/ns0:NavWordReportXmlPart[1]/ns0:Totals[1]/ns0:Totals_SalesCommission[1]" w:storeItemID="{79D6D75F-D29A-40D3-A819-B215617F17D6}"/>
+            <w:dataBinding w:prefixMappings="xmlns:ns0='urn:microsoft-dynamics-nav/reports/Salesperson_Commission/115/' " w:xpath="/ns0:NavWordReportXmlPart[1]/ns0:Totals[1]/ns0:Totals_SalesCommission[1]" w:storeItemID="{79D6D75F-D29A-40D3-A819-B215617F17D6}"/>
             <w:text/>
           </w:sdtPr>
           <w:sdtContent>
@@ -1403,7 +1410,7 @@
             <w:placeholder>
               <w:docPart w:val="4694C1BB7AE949D28BF5D212C93F9C2E"/>
             </w:placeholder>
-            <w:dataBinding w:prefixMappings="xmlns:ns0='urn:microsoft-dynamics-nav/reports/Salesperson_Commission/115/'" w:xpath="/ns0:NavWordReportXmlPart[1]/ns0:Totals[1]/ns0:Totals_ProfitCommission[1]" w:storeItemID="{79D6D75F-D29A-40D3-A819-B215617F17D6}"/>
+            <w:dataBinding w:prefixMappings="xmlns:ns0='urn:microsoft-dynamics-nav/reports/Salesperson_Commission/115/' " w:xpath="/ns0:NavWordReportXmlPart[1]/ns0:Totals[1]/ns0:Totals_ProfitCommission[1]" w:storeItemID="{79D6D75F-D29A-40D3-A819-B215617F17D6}"/>
             <w:text/>
           </w:sdtPr>
           <w:sdtContent>
@@ -1430,7 +1437,7 @@
             <w:placeholder>
               <w:docPart w:val="4694C1BB7AE949D28BF5D212C93F9C2E"/>
             </w:placeholder>
-            <w:dataBinding w:prefixMappings="xmlns:ns0='urn:microsoft-dynamics-nav/reports/Salesperson_Commission/115/'" w:xpath="/ns0:NavWordReportXmlPart[1]/ns0:Totals[1]/ns0:Totals_AdjProfitCommission[1]" w:storeItemID="{79D6D75F-D29A-40D3-A819-B215617F17D6}"/>
+            <w:dataBinding w:prefixMappings="xmlns:ns0='urn:microsoft-dynamics-nav/reports/Salesperson_Commission/115/' " w:xpath="/ns0:NavWordReportXmlPart[1]/ns0:Totals[1]/ns0:Totals_AdjProfitCommission[1]" w:storeItemID="{79D6D75F-D29A-40D3-A819-B215617F17D6}"/>
             <w:text/>
           </w:sdtPr>
           <w:sdtContent>
@@ -1453,8 +1460,8 @@
     </w:tbl>
     <w:p/>
     <w:sectPr>
-      <w:pgSz w:w="16838" w:h="11906" w:orient="landscape"/>
-      <w:pgMar w:top="720" w:right="720" w:bottom="720" w:left="720" w:header="425" w:footer="708" w:gutter="0"/>
+      <w:pgSz w:w="16838" w:h="11906" w:orient="landscape" w:code="9"/>
+      <w:pgMar w:top="706" w:right="576" w:bottom="706" w:left="576" w:header="288" w:footer="288" w:gutter="0"/>
       <w:cols w:space="708"/>
       <w:docGrid w:linePitch="360"/>
     </w:sectPr>
@@ -2335,6 +2342,14 @@
       </w:tcPr>
     </w:tblStylePr>
   </w:style>
+  <w:style w:type="paragraph" w:customStyle="1" w:styleId="BCBlockGap">
+    <w:name w:val="BC Block Gap"/>
+    <w:basedOn w:val="Normal"/>
+    <w:qFormat/>
+    <w:pPr>
+      <w:spacing w:before="0" w:after="0" w:line="240" w:lineRule="exact"/>
+    </w:pPr>
+  </w:style>
 </w:styles>
 </file>
 
@@ -2722,6 +2737,7 @@
 <file path=word/glossary/fontTable.xml><?xml version="1.0" encoding="utf-8"?>
 <w:fonts xmlns:mc="http://schemas.openxmlformats.org/markup-compatibility/2006" xmlns:r="http://schemas.openxmlformats.org/officeDocument/2006/relationships" xmlns:w="http://schemas.openxmlformats.org/wordprocessingml/2006/main" xmlns:w14="http://schemas.microsoft.com/office/word/2010/wordml" xmlns:w15="http://schemas.microsoft.com/office/word/2012/wordml" xmlns:w16cex="http://schemas.microsoft.com/office/word/2018/wordml/cex" xmlns:w16cid="http://schemas.microsoft.com/office/word/2016/wordml/cid" xmlns:w16="http://schemas.microsoft.com/office/word/2018/wordml" xmlns:w16du="http://schemas.microsoft.com/office/word/2023/wordml/word16du" xmlns:w16sdtdh="http://schemas.microsoft.com/office/word/2020/wordml/sdtdatahash" xmlns:w16sdtfl="http://schemas.microsoft.com/office/word/2024/wordml/sdtformatlock" xmlns:w16se="http://schemas.microsoft.com/office/word/2015/wordml/symex" mc:Ignorable="w14 w15 w16se w16cid w16 w16cex w16sdtdh w16sdtfl w16du">
   <w:font w:name="Aptos">
+    <w:panose1 w:val="020B0004020202020204"/>
     <w:charset w:val="00"/>
     <w:family w:val="swiss"/>
     <w:pitch w:val="variable"/>
@@ -2741,6 +2757,7 @@
     <w:sig w:usb0="E0002EFF" w:usb1="C000785B" w:usb2="00000009" w:usb3="00000000" w:csb0="000001FF" w:csb1="00000000"/>
   </w:font>
   <w:font w:name="Aptos Display">
+    <w:panose1 w:val="020B0004020202020204"/>
     <w:charset w:val="00"/>
     <w:family w:val="swiss"/>
     <w:pitch w:val="variable"/>
@@ -2818,6 +2835,7 @@
     <w:rsid w:val="006054B2"/>
     <w:rsid w:val="00613425"/>
     <w:rsid w:val="00622F36"/>
+    <w:rsid w:val="00636EC5"/>
     <w:rsid w:val="0065768B"/>
     <w:rsid w:val="00671292"/>
     <w:rsid w:val="00700F3D"/>
@@ -2843,6 +2861,7 @@
     <w:rsid w:val="009E275F"/>
     <w:rsid w:val="009E28CB"/>
     <w:rsid w:val="009F1A99"/>
+    <w:rsid w:val="009F7034"/>
     <w:rsid w:val="00A116FC"/>
     <w:rsid w:val="00A16A7F"/>
     <w:rsid w:val="00A24265"/>
@@ -3810,9 +3829,7 @@
 </we:webextension>
 </file>
 
-<file path=customXml/item1.xml>��< ? x m l   v e r s i o n = " 1 . 0 "   e n c o d i n g = " u t f - 1 6 " ? > - 
- < N a v W o r d R e p o r t X m l P a r t   x m l n s = " u r n : m i c r o s o f t - d y n a m i c s - n a v / r e p o r t s / S a l e s p e r s o n _ C o m m i s s i o n / 1 1 5 / " > +<file path=customXml/item1.xml>��< ? x m l   v e r s i o n = " 1 . 0 "   e n c o d i n g = " u t f - 1 6 " ? > < N a v W o r d R e p o r t X m l P a r t   x m l n s = " u r n : m i c r o s o f t - d y n a m i c s - b u s i n e s s c e n t r a l / i n t e r n a l / e x t e n d e d / r e p o r t s / S a l e s p e r s o n _ C o m m i s s i o n / 1 1 5 / " >   
      < B C R e p o r t I n f o r m a t i o n >   
@@ -3960,192 +3977,194 @@
  
      < L a b e l s >   
-         < A b o u t T h e R e p o r t L a b e l > A b o u t T h e R e p o r t L a b e l < / A b o u t T h e R e p o r t L a b e l > - 
-         < A d j u s t e d P r o f i t C o m m i s s i o n L a b e l > A d j u s t e d P r o f i t C o m m i s s i o n L a b e l < / A d j u s t e d P r o f i t C o m m i s s i o n L a b e l > - 
-         < A d j u s t e d P r o f i t L a b e l > A d j u s t e d P r o f i t L a b e l < / A d j u s t e d P r o f i t L a b e l > - 
-         < A l l A m o u n t s A r e I n L C Y L a b e l > A l l A m o u n t s A r e I n L C Y L a b e l < / A l l A m o u n t s A r e I n L C Y L a b e l > - 
-         < C o m m i s s i o n P e r c e n t L a b e l > C o m m i s s i o n P e r c e n t L a b e l < / C o m m i s s i o n P e r c e n t L a b e l > - 
-         < C o m p a n y L a b e l > C o m p a n y L a b e l < / C o m p a n y L a b e l > - 
-         < C u s t o m e r N a m e L a b e l > C u s t o m e r N a m e L a b e l < / C u s t o m e r N a m e L a b e l > - 
-         < C u s t o m e r N o L a b e l > C u s t o m e r N o L a b e l < / C u s t o m e r N o L a b e l > - 
-         < D a t a R e t r i e v e d > D a t a R e t r i e v e d < / D a t a R e t r i e v e d > - 
-         < D o c u m e n t a t i o n L a b e l > D o c u m e n t a t i o n L a b e l < / D o c u m e n t a t i o n L a b e l > - 
-         < D o c u m e n t N o L a b e l > D o c u m e n t N o L a b e l < / D o c u m e n t N o L a b e l > - 
-         < E n v i r o n m e n t L a b e l > E n v i r o n m e n t L a b e l < / E n v i r o n m e n t L a b e l > - 
-         < P e r i o d C a p t i o n > P e r i o d C a p t i o n < / P e r i o d C a p t i o n > - 
-         < P o s t i n g D a t e L a b e l > P o s t i n g D a t e L a b e l < / P o s t i n g D a t e L a b e l > - 
-         < P r o f i t C o m m i s s i o n L a b e l > P r o f i t C o m m i s s i o n L a b e l < / P r o f i t C o m m i s s i o n L a b e l > - 
-         < P r o f i t L a b e l > P r o f i t L a b e l < / P r o f i t L a b e l > - 
-         < R e p o r t N a m e L a b e l > R e p o r t N a m e L a b e l < / R e p o r t N a m e L a b e l > - 
-         < R u n O n L a b e l > R u n O n L a b e l < / R u n O n L a b e l > - 
-         < S a l e s C o m m i s s i o n L a b e l > S a l e s C o m m i s s i o n L a b e l < / S a l e s C o m m i s s i o n L a b e l > - 
-         < S a l e s L a b e l > S a l e s L a b e l < / S a l e s L a b e l > - 
-         < S a l e s p e r s o n _ P u r c h a s e r _ _ N a m e C a p t i o n > S a l e s p e r s o n _ P u r c h a s e r _ _ N a m e C a p t i o n < / S a l e s p e r s o n _ P u r c h a s e r _ _ N a m e C a p t i o n > - 
-         < S a l e s p e r s o n C o m m i s s i o n A n a l y s i s > S a l e s p e r s o n C o m m i s s i o n A n a l y s i s < / S a l e s p e r s o n C o m m i s s i o n A n a l y s i s > - 
-         < S a l e s p e r s o n C o m m i s s i o n L a b e l > S a l e s p e r s o n C o m m i s s i o n L a b e l < / S a l e s p e r s o n C o m m i s s i o n L a b e l > - 
-         < S a l e s p e r s o n C o m m i s s i o n P r i n t > S a l e s p e r s o n C o m m i s s i o n P r i n t < / S a l e s p e r s o n C o m m i s s i o n P r i n t > - 
-         < S a l e s p e r s o n P u r c h a s e r _ C o d e C a p t i o n > S a l e s p e r s o n P u r c h a s e r _ C o d e C a p t i o n < / S a l e s p e r s o n P u r c h a s e r _ C o d e C a p t i o n > - 
-         < T o t a l s C a p t i o n > T o t a l s C a p t i o n < / T o t a l s C a p t i o n > - 
-         < U s e r L a b e l > U s e r L a b e l < / U s e r L a b e l > +         < A b o u t T h e R e p o r t L a b e l   E l e m e n t T y p e = " P a r a m e t e r "   E l e m e n t I d = " 1 6 7 7 9 2 0 0 1 "   D a t a T y p e = " S t r i n g " > A b o u t T h e R e p o r t L a b e l < / A b o u t T h e R e p o r t L a b e l > + 
+         < A d j u s t e d P r o f i t C o m m i s s i o n L a b e l   E l e m e n t T y p e = " P a r a m e t e r "   E l e m e n t I d = " 9 1 5 5 5 7 0 2 0 "   D a t a T y p e = " S t r i n g " > A d j u s t e d P r o f i t C o m m i s s i o n L a b e l < / A d j u s t e d P r o f i t C o m m i s s i o n L a b e l > + 
+         < A d j u s t e d P r o f i t L a b e l   E l e m e n t T y p e = " P a r a m e t e r "   E l e m e n t I d = " 1 6 1 5 2 8 3 0 4 7 "   D a t a T y p e = " S t r i n g " > A d j u s t e d P r o f i t L a b e l < / A d j u s t e d P r o f i t L a b e l > + 
+         < A l l A m o u n t s A r e I n L C Y L a b e l   E l e m e n t T y p e = " P a r a m e t e r "   E l e m e n t I d = " 5 6 3 5 1 4 3 1 8 "   D a t a T y p e = " S t r i n g " > A l l A m o u n t s A r e I n L C Y L a b e l < / A l l A m o u n t s A r e I n L C Y L a b e l > + 
+         < C o m m i s s i o n P e r c e n t L a b e l   E l e m e n t T y p e = " P a r a m e t e r "   E l e m e n t I d = " 8 3 9 2 6 3 7 6 5 "   D a t a T y p e = " S t r i n g " > C o m m i s s i o n P e r c e n t L a b e l < / C o m m i s s i o n P e r c e n t L a b e l > + 
+         < C o m p a n y L a b e l   E l e m e n t T y p e = " P a r a m e t e r "   E l e m e n t I d = " 3 4 6 7 6 0 3 4 8 "   D a t a T y p e = " S t r i n g " > C o m p a n y L a b e l < / C o m p a n y L a b e l > + 
+         < C u s t o m e r N a m e L a b e l   E l e m e n t T y p e = " P a r a m e t e r "   E l e m e n t I d = " 1 1 1 8 7 9 0 8 8 "   D a t a T y p e = " S t r i n g " > C u s t o m e r N a m e L a b e l < / C u s t o m e r N a m e L a b e l > + 
+         < C u s t o m e r N o L a b e l   E l e m e n t T y p e = " P a r a m e t e r "   E l e m e n t I d = " 3 8 7 4 7 8 0 3 4 "   D a t a T y p e = " S t r i n g " > C u s t o m e r N o L a b e l < / C u s t o m e r N o L a b e l > + 
+         < D a t a R e t r i e v e d   E l e m e n t T y p e = " P a r a m e t e r "   E l e m e n t I d = " 2 9 1 9 1 1 8 0 7 "   D a t a T y p e = " S t r i n g " > D a t a R e t r i e v e d < / D a t a R e t r i e v e d > + 
+         < D o c u m e n t a t i o n L a b e l   E l e m e n t T y p e = " P a r a m e t e r "   E l e m e n t I d = " 1 7 3 8 9 2 4 8 1 5 "   D a t a T y p e = " S t r i n g " > D o c u m e n t a t i o n L a b e l < / D o c u m e n t a t i o n L a b e l > + 
+         < D o c u m e n t N o L a b e l   E l e m e n t T y p e = " P a r a m e t e r "   E l e m e n t I d = " 1 1 4 6 4 3 5 8 0 3 "   D a t a T y p e = " S t r i n g " > D o c u m e n t N o L a b e l < / D o c u m e n t N o L a b e l > + 
+         < E n v i r o n m e n t L a b e l   E l e m e n t T y p e = " P a r a m e t e r "   E l e m e n t I d = " 8 1 8 8 1 6 5 9 0 "   D a t a T y p e = " S t r i n g " > E n v i r o n m e n t L a b e l < / E n v i r o n m e n t L a b e l > + 
+         < P e r i o d C a p t i o n   E l e m e n t T y p e = " P a r a m e t e r "   E l e m e n t I d = " 1 4 7 8 2 5 3 4 2 2 "   D a t a T y p e = " S t r i n g " > P e r i o d C a p t i o n < / P e r i o d C a p t i o n > + 
+         < P o s t i n g D a t e L a b e l   E l e m e n t T y p e = " P a r a m e t e r "   E l e m e n t I d = " 1 7 7 5 7 9 4 2 4 9 "   D a t a T y p e = " S t r i n g " > P o s t i n g D a t e L a b e l < / P o s t i n g D a t e L a b e l > + 
+         < P r o f i t C o m m i s s i o n L a b e l   E l e m e n t T y p e = " P a r a m e t e r "   E l e m e n t I d = " 8 3 2 7 0 6 3 9 2 "   D a t a T y p e = " S t r i n g " > P r o f i t C o m m i s s i o n L a b e l < / P r o f i t C o m m i s s i o n L a b e l > + 
+         < P r o f i t L a b e l   E l e m e n t T y p e = " P a r a m e t e r "   E l e m e n t I d = " 2 5 4 6 3 3 6 4 5 "   D a t a T y p e = " S t r i n g " > P r o f i t L a b e l < / P r o f i t L a b e l > + 
+         < R e p o r t N a m e L a b e l   E l e m e n t T y p e = " P a r a m e t e r "   E l e m e n t I d = " 1 0 2 2 2 9 2 9 8 2 "   D a t a T y p e = " S t r i n g " > R e p o r t N a m e L a b e l < / R e p o r t N a m e L a b e l > + 
+         < R u n O n L a b e l   E l e m e n t T y p e = " P a r a m e t e r "   E l e m e n t I d = " 1 1 1 9 0 3 7 5 9 5 "   D a t a T y p e = " S t r i n g " > R u n O n L a b e l < / R u n O n L a b e l > + 
+         < S a l e s C o m m i s s i o n L a b e l   E l e m e n t T y p e = " P a r a m e t e r "   E l e m e n t I d = " 1 0 1 8 2 6 8 7 7 0 "   D a t a T y p e = " S t r i n g " > S a l e s C o m m i s s i o n L a b e l < / S a l e s C o m m i s s i o n L a b e l > + 
+         < S a l e s L a b e l   E l e m e n t T y p e = " P a r a m e t e r "   E l e m e n t I d = " 1 7 9 5 4 4 8 0 0 5 "   D a t a T y p e = " S t r i n g " > S a l e s L a b e l < / S a l e s L a b e l > + 
+         < S a l e s p e r s o n _ P u r c h a s e r _ _ N a m e C a p t i o n   E l e m e n t T y p e = " P a r a m e t e r "   E l e m e n t I d = " 1 1 9 5 8 7 9 8 7 3 "   D a t a T y p e = " S t r i n g " > S a l e s p e r s o n _ P u r c h a s e r _ _ N a m e C a p t i o n < / S a l e s p e r s o n _ P u r c h a s e r _ _ N a m e C a p t i o n > + 
+         < S a l e s p e r s o n C o m m i s s i o n A n a l y s i s   E l e m e n t T y p e = " P a r a m e t e r "   E l e m e n t I d = " 7 1 5 8 7 1 2 4 7 "   D a t a T y p e = " S t r i n g " > S a l e s p e r s o n C o m m i s s i o n A n a l y s i s < / S a l e s p e r s o n C o m m i s s i o n A n a l y s i s > + 
+         < S a l e s p e r s o n C o m m i s s i o n L a b e l   E l e m e n t T y p e = " P a r a m e t e r "   E l e m e n t I d = " 3 0 0 0 9 6 0 5 1 "   D a t a T y p e = " S t r i n g " > S a l e s p e r s o n C o m m i s s i o n L a b e l < / S a l e s p e r s o n C o m m i s s i o n L a b e l > + 
+         < S a l e s p e r s o n C o m m i s s i o n P r i n t   E l e m e n t T y p e = " P a r a m e t e r "   E l e m e n t I d = " 1 3 1 6 0 2 8 6 0 "   D a t a T y p e = " S t r i n g " > S a l e s p e r s o n C o m m i s s i o n P r i n t < / S a l e s p e r s o n C o m m i s s i o n P r i n t > + 
+         < S a l e s p e r s o n P u r c h a s e r _ C o d e C a p t i o n   E l e m e n t T y p e = " P a r a m e t e r "   E l e m e n t I d = " 1 2 2 1 2 1 9 2 4 5 "   D a t a T y p e = " S t r i n g " > S a l e s p e r s o n P u r c h a s e r _ C o d e C a p t i o n < / S a l e s p e r s o n P u r c h a s e r _ C o d e C a p t i o n > + 
+         < T o t a l s C a p t i o n   E l e m e n t T y p e = " P a r a m e t e r "   E l e m e n t I d = " 2 3 5 4 5 9 0 6 "   D a t a T y p e = " S t r i n g " > T o t a l s C a p t i o n < / T o t a l s C a p t i o n > + 
+         < U s e r L a b e l   E l e m e n t T y p e = " P a r a m e t e r "   E l e m e n t I d = " 8 4 8 8 1 6 7 9 4 "   D a t a T y p e = " S t r i n g " > U s e r L a b e l < / U s e r L a b e l >   
      < / L a b e l s >   
-     < S a l e s p e r s o n _ P u r c h a s e r > - 
-         < A d j P r o f i t > A d j P r o f i t < / A d j P r o f i t > - 
-         < A d j P r o f i t C o m m i s s i o n A m t > A d j P r o f i t C o m m i s s i o n A m t < / A d j P r o f i t C o m m i s s i o n A m t > - 
-         < A d j P r o f i t C o m m i s s i o n A m t _ C o n t r o l 4 5 C a p t i o n > A d j P r o f i t C o m m i s s i o n A m t _ C o n t r o l 4 5 C a p t i o n < / A d j P r o f i t C o m m i s s i o n A m t _ C o n t r o l 4 5 C a p t i o n > - 
-         < A d j P r o f i t _ C o n t r o l 3 9 C a p t i o n > A d j P r o f i t _ C o n t r o l 3 9 C a p t i o n < / A d j P r o f i t _ C o n t r o l 3 9 C a p t i o n > - 
-         < A l l _ a m o u n t s _ a r e _ i n _ L C Y C a p t i o n > A l l _ a m o u n t s _ a r e _ i n _ L C Y C a p t i o n < / A l l _ a m o u n t s _ a r e _ i n _ L C Y C a p t i o n > - 
-         < C O M P A N Y N A M E > C O M P A N Y N A M E < / C O M P A N Y N A M E > - 
-         < C u r r R e p o r t _ P A G E N O C a p t i o n > C u r r R e p o r t _ P A G E N O C a p t i o n < / C u r r R e p o r t _ P A G E N O C a p t i o n > - 
-         < C u s t L e d g E n t r y F i l t e r > C u s t L e d g E n t r y F i l t e r < / C u s t L e d g E n t r y F i l t e r > - 
-         < C u s t _ _ L e d g e r _ E n t r y _ _ C u s t o m e r _ N o _ _ C a p t i o n > C u s t _ _ L e d g e r _ E n t r y _ _ C u s t o m e r _ N o _ _ C a p t i o n < / C u s t _ _ L e d g e r _ E n t r y _ _ C u s t o m e r _ N o _ _ C a p t i o n > - 
-         < C u s t _ _ L e d g e r _ E n t r y _ _ D o c u m e n t _ N o _ _ C a p t i o n > C u s t _ _ L e d g e r _ E n t r y _ _ D o c u m e n t _ N o _ _ C a p t i o n < / C u s t _ _ L e d g e r _ E n t r y _ _ D o c u m e n t _ N o _ _ C a p t i o n > - 
-         < C u s t _ _ L e d g e r _ E n t r y _ _ P o s t i n g _ D a t e _ C a p t i o n > C u s t _ _ L e d g e r _ E n t r y _ _ P o s t i n g _ D a t e _ C a p t i o n < / C u s t _ _ L e d g e r _ E n t r y _ _ P o s t i n g _ D a t e _ C a p t i o n > - 
-         < C u s t _ _ L e d g e r _ E n t r y _ _ P r o f i t _ _ L C Y _ _ C a p t i o n > C u s t _ _ L e d g e r _ E n t r y _ _ P r o f i t _ _ L C Y _ _ C a p t i o n < / C u s t _ _ L e d g e r _ E n t r y _ _ P r o f i t _ _ L C Y _ _ C a p t i o n > - 
-         < C u s t _ _ L e d g e r _ E n t r y _ _ S a l e s _ _ L C Y _ _ C a p t i o n > C u s t _ _ L e d g e r _ E n t r y _ _ S a l e s _ _ L C Y _ _ C a p t i o n < / C u s t _ _ L e d g e r _ E n t r y _ _ S a l e s _ _ L C Y _ _ C a p t i o n > - 
-         < C u s t _ _ L e d g e r _ E n t r y _ _ T A B L E C A P T I O N _ _ _ _ _ _ _ _ _ _ C u s t L e d g E n t r y F i l t e r > C u s t _ _ L e d g e r _ E n t r y _ _ T A B L E C A P T I O N _ _ _ _ _ _ _ _ _ _ C u s t L e d g E n t r y F i l t e r < / C u s t _ _ L e d g e r _ E n t r y _ _ T A B L E C A P T I O N _ _ _ _ _ _ _ _ _ _ C u s t L e d g E n t r y F i l t e r > - 
-         < C u s t _ _ L e d g e r _ E n t r y _ _ _ P r o f i t _ _ L C Y _ _ > C u s t _ _ L e d g e r _ E n t r y _ _ _ P r o f i t _ _ L C Y _ _ < / C u s t _ _ L e d g e r _ E n t r y _ _ _ P r o f i t _ _ L C Y _ _ > - 
-         < C u s t _ _ L e d g e r _ E n t r y _ _ _ S a l e s _ _ L C Y _ _ > C u s t _ _ L e d g e r _ E n t r y _ _ _ S a l e s _ _ L C Y _ _ < / C u s t _ _ L e d g e r _ E n t r y _ _ _ S a l e s _ _ L C Y _ _ > - 
-         < P a g e G r o u p N o > P a g e G r o u p N o < / P a g e G r o u p N o > - 
-         < P r o f i t C o m m i s s i o n A m t > P r o f i t C o m m i s s i o n A m t < / P r o f i t C o m m i s s i o n A m t > - 
-         < P r o f i t C o m m i s s i o n A m t _ C o n t r o l 3 3 C a p t i o n > P r o f i t C o m m i s s i o n A m t _ C o n t r o l 3 3 C a p t i o n < / P r o f i t C o m m i s s i o n A m t _ C o n t r o l 3 3 C a p t i o n > - 
-         < S a l e s C o m m i s s i o n A m t > S a l e s C o m m i s s i o n A m t < / S a l e s C o m m i s s i o n A m t > - 
-         < S a l e s C o m m i s s i o n A m t _ C o n t r o l 3 2 C a p t i o n > S a l e s C o m m i s s i o n A m t _ C o n t r o l 3 2 C a p t i o n < / S a l e s C o m m i s s i o n A m t _ C o n t r o l 3 2 C a p t i o n > - 
-         < S a l e s p e r s o n F i l t e r > S a l e s p e r s o n F i l t e r < / S a l e s p e r s o n F i l t e r > - 
-         < S a l e s p e r s o n _ P u r c h a s e r _ C o d e > S a l e s p e r s o n _ P u r c h a s e r _ C o d e < / S a l e s p e r s o n _ P u r c h a s e r _ C o d e > - 
-         < S a l e s p e r s o n _ P u r c h a s e r _ N a m e > S a l e s p e r s o n _ P u r c h a s e r _ N a m e < / S a l e s p e r s o n _ P u r c h a s e r _ N a m e > - 
-         < S a l e s p e r s o n _ P u r c h a s e r _ _ C o m m i s s i o n _ _ _ > S a l e s p e r s o n _ P u r c h a s e r _ _ C o m m i s s i o n _ _ _ < / S a l e s p e r s o n _ P u r c h a s e r _ _ C o m m i s s i o n _ _ _ > - 
-         < S a l e s p e r s o n _ P u r c h a s e r _ _ C o m m i s s i o n _ _ _ C a p t i o n > S a l e s p e r s o n _ P u r c h a s e r _ _ C o m m i s s i o n _ _ _ C a p t i o n < / S a l e s p e r s o n _ P u r c h a s e r _ _ C o m m i s s i o n _ _ _ C a p t i o n > - 
-         < S a l e s p e r s o n _ P u r c h a s e r _ _ T A B L E C A P T I O N _ _ _ _ _ _ _ _ _ _ S a l e s p e r s o n F i l t e r > S a l e s p e r s o n _ P u r c h a s e r _ _ T A B L E C A P T I O N _ _ _ _ _ _ _ _ _ _ S a l e s p e r s o n F i l t e r < / S a l e s p e r s o n _ P u r c h a s e r _ _ T A B L E C A P T I O N _ _ _ _ _ _ _ _ _ _ S a l e s p e r s o n F i l t e r > - 
-         < S a l e s p e r s o n _ _ _ C o m m i s s i o n C a p t i o n > S a l e s p e r s o n _ _ _ C o m m i s s i o n C a p t i o n < / S a l e s p e r s o n _ _ _ C o m m i s s i o n C a p t i o n > - 
-         < S T R S U B S T N O _ T e x t 0 0 0 _ P e r i o d T e x t _ > S T R S U B S T N O _ T e x t 0 0 0 _ P e r i o d T e x t _ < / S T R S U B S T N O _ T e x t 0 0 0 _ P e r i o d T e x t _ > - 
-         < T o t a l C a p t i o n > T o t a l C a p t i o n < / T o t a l C a p t i o n > - 
-         < C u s t _ L e d g e r _ E n t r y > - 
-             < A d j P r o f i t C o m m i s s i o n A m t _ C o n t r o l 4 5 > A d j P r o f i t C o m m i s s i o n A m t _ C o n t r o l 4 5 < / A d j P r o f i t C o m m i s s i o n A m t _ C o n t r o l 4 5 > - 
-             < A d j P r o f i t _ C o n t r o l 3 9 > A d j P r o f i t _ C o n t r o l 3 9 < / A d j P r o f i t _ C o n t r o l 3 9 > - 
-             < C u s t L e d g e r E n t r y _ C u s t o m e r N a m e > C u s t L e d g e r E n t r y _ C u s t o m e r N a m e < / C u s t L e d g e r E n t r y _ C u s t o m e r N a m e > - 
-             < C u s t _ _ L e d g e r _ E n t r y _ _ C u s t o m e r _ N o _ _ > C u s t _ _ L e d g e r _ E n t r y _ _ C u s t o m e r _ N o _ _ < / C u s t _ _ L e d g e r _ E n t r y _ _ C u s t o m e r _ N o _ _ > - 
-             < C u s t _ _ L e d g e r _ E n t r y _ _ D o c u m e n t _ N o _ _ > C u s t _ _ L e d g e r _ E n t r y _ _ D o c u m e n t _ N o _ _ < / C u s t _ _ L e d g e r _ E n t r y _ _ D o c u m e n t _ N o _ _ > - 
-             < C u s t _ _ L e d g e r _ E n t r y _ _ P o s t i n g _ D a t e _ > C u s t _ _ L e d g e r _ E n t r y _ _ P o s t i n g _ D a t e _ < / C u s t _ _ L e d g e r _ E n t r y _ _ P o s t i n g _ D a t e _ > - 
-             < C u s t _ _ L e d g e r _ E n t r y _ _ P r o f i t _ _ L C Y _ _ > C u s t _ _ L e d g e r _ E n t r y _ _ P r o f i t _ _ L C Y _ _ < / C u s t _ _ L e d g e r _ E n t r y _ _ P r o f i t _ _ L C Y _ _ > - 
-             < C u s t _ _ L e d g e r _ E n t r y _ _ S a l e s _ _ L C Y _ _ > C u s t _ _ L e d g e r _ E n t r y _ _ S a l e s _ _ L C Y _ _ < / C u s t _ _ L e d g e r _ E n t r y _ _ S a l e s _ _ L C Y _ _ > - 
-             < P r o f i t C o m m i s s i o n A m t _ C o n t r o l 3 3 > P r o f i t C o m m i s s i o n A m t _ C o n t r o l 3 3 < / P r o f i t C o m m i s s i o n A m t _ C o n t r o l 3 3 > - 
-             < S a l e s C o m m i s s i o n A m t _ C o n t r o l 3 2 > S a l e s C o m m i s s i o n A m t _ C o n t r o l 3 2 < / S a l e s C o m m i s s i o n A m t _ C o n t r o l 3 2 > - 
-             < S a l e s p e r s o n P u r c h a s e r _ C o d e > S a l e s p e r s o n P u r c h a s e r _ C o d e < / S a l e s p e r s o n P u r c h a s e r _ C o d e > - 
-             < S a l e s p e r s o n _ P u r c h a s e r _ _ N a m e > S a l e s p e r s o n _ P u r c h a s e r _ _ N a m e < / S a l e s p e r s o n _ P u r c h a s e r _ _ N a m e > +     < T o o l t i p s / > + 
+     < S a l e s p e r s o n _ P u r c h a s e r   E l e m e n t T y p e = " D a t a I t e m "   E l e m e n t I d = " 1 2 5 2 1 0 1 6 7 8 " > + 
+         < A d j P r o f i t   E l e m e n t T y p e = " C o l u m n "   E l e m e n t I d = " 6 6 6 3 9 3 8 5 2 "   D a t a T y p e = " D e c i m a l " > A d j P r o f i t < / A d j P r o f i t > + 
+         < A d j P r o f i t _ C o n t r o l 3 9 C a p t i o n   E l e m e n t T y p e = " C o l u m n "   E l e m e n t I d = " 2 1 3 3 9 8 4 3 2 "   D a t a T y p e = " T e x t C o n s t " > A d j P r o f i t _ C o n t r o l 3 9 C a p t i o n < / A d j P r o f i t _ C o n t r o l 3 9 C a p t i o n > + 
+         < A d j P r o f i t C o m m i s s i o n A m t   E l e m e n t T y p e = " C o l u m n "   E l e m e n t I d = " 1 5 8 1 4 8 8 5 9 9 "   D a t a T y p e = " D e c i m a l " > A d j P r o f i t C o m m i s s i o n A m t < / A d j P r o f i t C o m m i s s i o n A m t > + 
+         < A d j P r o f i t C o m m i s s i o n A m t _ C o n t r o l 4 5 C a p t i o n   E l e m e n t T y p e = " C o l u m n "   E l e m e n t I d = " 6 2 1 2 7 7 8 5 4 "   D a t a T y p e = " T e x t C o n s t " > A d j P r o f i t C o m m i s s i o n A m t _ C o n t r o l 4 5 C a p t i o n < / A d j P r o f i t C o m m i s s i o n A m t _ C o n t r o l 4 5 C a p t i o n > + 
+         < A l l _ a m o u n t s _ a r e _ i n _ L C Y C a p t i o n   E l e m e n t T y p e = " C o l u m n "   E l e m e n t I d = " 6 9 7 4 8 4 8 0 2 "   D a t a T y p e = " T e x t C o n s t " > A l l _ a m o u n t s _ a r e _ i n _ L C Y C a p t i o n < / A l l _ a m o u n t s _ a r e _ i n _ L C Y C a p t i o n > + 
+         < C O M P A N Y N A M E   E l e m e n t T y p e = " C o l u m n "   E l e m e n t I d = " 1 7 5 3 0 1 5 1 5 5 "   D a t a T y p e = " S t r i n g " > C O M P A N Y N A M E < / C O M P A N Y N A M E > + 
+         < C u r r R e p o r t _ P A G E N O C a p t i o n   E l e m e n t T y p e = " C o l u m n "   E l e m e n t I d = " 1 8 4 6 2 6 2 1 5 8 "   D a t a T y p e = " T e x t C o n s t " > C u r r R e p o r t _ P A G E N O C a p t i o n < / C u r r R e p o r t _ P A G E N O C a p t i o n > + 
+         < C u s t _ _ L e d g e r _ E n t r y _ _ _ P r o f i t _ _ L C Y _ _   E l e m e n t T y p e = " C o l u m n "   E l e m e n t I d = " 1 6 1 5 1 3 7 4 4 3 "   D a t a T y p e = " D e c i m a l " > C u s t _ _ L e d g e r _ E n t r y _ _ _ P r o f i t _ _ L C Y _ _ < / C u s t _ _ L e d g e r _ E n t r y _ _ _ P r o f i t _ _ L C Y _ _ > + 
+         < C u s t _ _ L e d g e r _ E n t r y _ _ _ S a l e s _ _ L C Y _ _   E l e m e n t T y p e = " C o l u m n "   E l e m e n t I d = " 3 4 8 7 9 4 9 4 9 "   D a t a T y p e = " D e c i m a l " > C u s t _ _ L e d g e r _ E n t r y _ _ _ S a l e s _ _ L C Y _ _ < / C u s t _ _ L e d g e r _ E n t r y _ _ _ S a l e s _ _ L C Y _ _ > + 
+         < C u s t _ _ L e d g e r _ E n t r y _ _ C u s t o m e r _ N o _ _ C a p t i o n   E l e m e n t T y p e = " C o l u m n "   E l e m e n t I d = " 1 2 2 3 8 5 6 2 7 8 "   D a t a T y p e = " S t r i n g " > C u s t _ _ L e d g e r _ E n t r y _ _ C u s t o m e r _ N o _ _ C a p t i o n < / C u s t _ _ L e d g e r _ E n t r y _ _ C u s t o m e r _ N o _ _ C a p t i o n > + 
+         < C u s t _ _ L e d g e r _ E n t r y _ _ D o c u m e n t _ N o _ _ C a p t i o n   E l e m e n t T y p e = " C o l u m n "   E l e m e n t I d = " 4 8 8 8 0 6 5 1 7 "   D a t a T y p e = " S t r i n g " > C u s t _ _ L e d g e r _ E n t r y _ _ D o c u m e n t _ N o _ _ C a p t i o n < / C u s t _ _ L e d g e r _ E n t r y _ _ D o c u m e n t _ N o _ _ C a p t i o n > + 
+         < C u s t _ _ L e d g e r _ E n t r y _ _ P o s t i n g _ D a t e _ C a p t i o n   E l e m e n t T y p e = " C o l u m n "   E l e m e n t I d = " 2 0 7 9 4 3 8 7 1 2 "   D a t a T y p e = " T e x t C o n s t " > C u s t _ _ L e d g e r _ E n t r y _ _ P o s t i n g _ D a t e _ C a p t i o n < / C u s t _ _ L e d g e r _ E n t r y _ _ P o s t i n g _ D a t e _ C a p t i o n > + 
+         < C u s t _ _ L e d g e r _ E n t r y _ _ P r o f i t _ _ L C Y _ _ C a p t i o n   E l e m e n t T y p e = " C o l u m n "   E l e m e n t I d = " 1 9 9 4 3 8 8 4 7 6 "   D a t a T y p e = " S t r i n g " > C u s t _ _ L e d g e r _ E n t r y _ _ P r o f i t _ _ L C Y _ _ C a p t i o n < / C u s t _ _ L e d g e r _ E n t r y _ _ P r o f i t _ _ L C Y _ _ C a p t i o n > + 
+         < C u s t _ _ L e d g e r _ E n t r y _ _ S a l e s _ _ L C Y _ _ C a p t i o n   E l e m e n t T y p e = " C o l u m n "   E l e m e n t I d = " 1 0 5 6 9 2 6 5 4 6 "   D a t a T y p e = " S t r i n g " > C u s t _ _ L e d g e r _ E n t r y _ _ S a l e s _ _ L C Y _ _ C a p t i o n < / C u s t _ _ L e d g e r _ E n t r y _ _ S a l e s _ _ L C Y _ _ C a p t i o n > + 
+         < C u s t _ _ L e d g e r _ E n t r y _ _ T A B L E C A P T I O N _ _ _ _ _ _ _ _ _ _ C u s t L e d g E n t r y F i l t e r   E l e m e n t T y p e = " C o l u m n "   E l e m e n t I d = " 7 1 0 6 3 3 9 1 7 "   D a t a T y p e = " T e x t " > C u s t _ _ L e d g e r _ E n t r y _ _ T A B L E C A P T I O N _ _ _ _ _ _ _ _ _ _ C u s t L e d g E n t r y F i l t e r < / C u s t _ _ L e d g e r _ E n t r y _ _ T A B L E C A P T I O N _ _ _ _ _ _ _ _ _ _ C u s t L e d g E n t r y F i l t e r > + 
+         < C u s t L e d g E n t r y F i l t e r   E l e m e n t T y p e = " C o l u m n "   E l e m e n t I d = " 1 1 7 3 5 3 2 6 6 6 "   D a t a T y p e = " T e x t " > C u s t L e d g E n t r y F i l t e r < / C u s t L e d g E n t r y F i l t e r > + 
+         < P a g e G r o u p N o   E l e m e n t T y p e = " C o l u m n "   E l e m e n t I d = " 6 4 9 1 8 0 1 4 4 "   D a t a T y p e = " I n t e g e r " > P a g e G r o u p N o < / P a g e G r o u p N o > + 
+         < P r o f i t C o m m i s s i o n A m t   E l e m e n t T y p e = " C o l u m n "   E l e m e n t I d = " 4 1 6 2 2 4 2 0 6 "   D a t a T y p e = " D e c i m a l " > P r o f i t C o m m i s s i o n A m t < / P r o f i t C o m m i s s i o n A m t > + 
+         < P r o f i t C o m m i s s i o n A m t _ C o n t r o l 3 3 C a p t i o n   E l e m e n t T y p e = " C o l u m n "   E l e m e n t I d = " 4 6 5 8 1 2 5 3 6 "   D a t a T y p e = " T e x t C o n s t " > P r o f i t C o m m i s s i o n A m t _ C o n t r o l 3 3 C a p t i o n < / P r o f i t C o m m i s s i o n A m t _ C o n t r o l 3 3 C a p t i o n > + 
+         < S a l e s C o m m i s s i o n A m t   E l e m e n t T y p e = " C o l u m n "   E l e m e n t I d = " 1 6 5 6 6 7 5 0 1 6 "   D a t a T y p e = " D e c i m a l " > S a l e s C o m m i s s i o n A m t < / S a l e s C o m m i s s i o n A m t > + 
+         < S a l e s C o m m i s s i o n A m t _ C o n t r o l 3 2 C a p t i o n   E l e m e n t T y p e = " C o l u m n "   E l e m e n t I d = " 1 2 7 2 6 4 2 0 6 5 "   D a t a T y p e = " T e x t C o n s t " > S a l e s C o m m i s s i o n A m t _ C o n t r o l 3 2 C a p t i o n < / S a l e s C o m m i s s i o n A m t _ C o n t r o l 3 2 C a p t i o n > + 
+         < S a l e s p e r s o n _ _ _ C o m m i s s i o n C a p t i o n   E l e m e n t T y p e = " C o l u m n "   E l e m e n t I d = " 1 7 6 9 4 7 1 9 4 8 "   D a t a T y p e = " T e x t C o n s t " > S a l e s p e r s o n _ _ _ C o m m i s s i o n C a p t i o n < / S a l e s p e r s o n _ _ _ C o m m i s s i o n C a p t i o n > + 
+         < S a l e s p e r s o n _ P u r c h a s e r _ _ C o m m i s s i o n _ _ _   E l e m e n t T y p e = " C o l u m n "   E l e m e n t I d = " 1 5 9 0 6 8 9 0 0 4 "   D a t a T y p e = " D e c i m a l " > S a l e s p e r s o n _ P u r c h a s e r _ _ C o m m i s s i o n _ _ _ < / S a l e s p e r s o n _ P u r c h a s e r _ _ C o m m i s s i o n _ _ _ > + 
+         < S a l e s p e r s o n _ P u r c h a s e r _ _ C o m m i s s i o n _ _ _ C a p t i o n   E l e m e n t T y p e = " C o l u m n "   E l e m e n t I d = " 4 9 9 4 6 3 1 7 0 "   D a t a T y p e = " S t r i n g " > S a l e s p e r s o n _ P u r c h a s e r _ _ C o m m i s s i o n _ _ _ C a p t i o n < / S a l e s p e r s o n _ P u r c h a s e r _ _ C o m m i s s i o n _ _ _ C a p t i o n > + 
+         < S a l e s p e r s o n _ P u r c h a s e r _ _ T A B L E C A P T I O N _ _ _ _ _ _ _ _ _ _ S a l e s p e r s o n F i l t e r   E l e m e n t T y p e = " C o l u m n "   E l e m e n t I d = " 1 0 1 6 0 4 1 6 9 9 "   D a t a T y p e = " T e x t " > S a l e s p e r s o n _ P u r c h a s e r _ _ T A B L E C A P T I O N _ _ _ _ _ _ _ _ _ _ S a l e s p e r s o n F i l t e r < / S a l e s p e r s o n _ P u r c h a s e r _ _ T A B L E C A P T I O N _ _ _ _ _ _ _ _ _ _ S a l e s p e r s o n F i l t e r > + 
+         < S a l e s p e r s o n _ P u r c h a s e r _ C o d e   E l e m e n t T y p e = " C o l u m n "   E l e m e n t I d = " 1 3 8 8 0 3 1 6 5 2 "   D a t a T y p e = " C o d e " > S a l e s p e r s o n _ P u r c h a s e r _ C o d e < / S a l e s p e r s o n _ P u r c h a s e r _ C o d e > + 
+         < S a l e s p e r s o n _ P u r c h a s e r _ N a m e   E l e m e n t T y p e = " C o l u m n "   E l e m e n t I d = " 1 3 4 8 2 2 8 4 6 2 "   D a t a T y p e = " T e x t " > S a l e s p e r s o n _ P u r c h a s e r _ N a m e < / S a l e s p e r s o n _ P u r c h a s e r _ N a m e > + 
+         < S a l e s p e r s o n F i l t e r   E l e m e n t T y p e = " C o l u m n "   E l e m e n t I d = " 1 2 4 2 2 8 3 2 5 6 "   D a t a T y p e = " T e x t " > S a l e s p e r s o n F i l t e r < / S a l e s p e r s o n F i l t e r > + 
+         < S T R S U B S T N O _ T e x t 0 0 0 _ P e r i o d T e x t _   E l e m e n t T y p e = " C o l u m n "   E l e m e n t I d = " 7 2 2 9 9 1 7 0 4 "   D a t a T y p e = " S t r i n g " > S T R S U B S T N O _ T e x t 0 0 0 _ P e r i o d T e x t _ < / S T R S U B S T N O _ T e x t 0 0 0 _ P e r i o d T e x t _ > + 
+         < T o t a l C a p t i o n   E l e m e n t T y p e = " C o l u m n "   E l e m e n t I d = " 7 0 7 1 0 2 6 9 5 "   D a t a T y p e = " T e x t C o n s t " > T o t a l C a p t i o n < / T o t a l C a p t i o n > + 
+         < C u s t _ L e d g e r _ E n t r y   E l e m e n t T y p e = " D a t a I t e m "   E l e m e n t I d = " 5 8 6 4 3 3 8 0 3 " > + 
+             < A d j P r o f i t _ C o n t r o l 3 9   E l e m e n t T y p e = " C o l u m n "   E l e m e n t I d = " 2 0 2 4 1 9 6 5 4 2 "   D a t a T y p e = " D e c i m a l " > A d j P r o f i t _ C o n t r o l 3 9 < / A d j P r o f i t _ C o n t r o l 3 9 > + 
+             < A d j P r o f i t C o m m i s s i o n A m t _ C o n t r o l 4 5   E l e m e n t T y p e = " C o l u m n "   E l e m e n t I d = " 8 0 5 8 9 6 4 0 0 "   D a t a T y p e = " D e c i m a l " > A d j P r o f i t C o m m i s s i o n A m t _ C o n t r o l 4 5 < / A d j P r o f i t C o m m i s s i o n A m t _ C o n t r o l 4 5 > + 
+             < C u s t _ _ L e d g e r _ E n t r y _ _ C u s t o m e r _ N o _ _   E l e m e n t T y p e = " C o l u m n "   E l e m e n t I d = " 1 0 0 9 0 1 6 8 0 8 "   D a t a T y p e = " C o d e " > C u s t _ _ L e d g e r _ E n t r y _ _ C u s t o m e r _ N o _ _ < / C u s t _ _ L e d g e r _ E n t r y _ _ C u s t o m e r _ N o _ _ > + 
+             < C u s t _ _ L e d g e r _ E n t r y _ _ D o c u m e n t _ N o _ _   E l e m e n t T y p e = " C o l u m n "   E l e m e n t I d = " 8 5 2 6 1 1 1 8 1 "   D a t a T y p e = " C o d e " > C u s t _ _ L e d g e r _ E n t r y _ _ D o c u m e n t _ N o _ _ < / C u s t _ _ L e d g e r _ E n t r y _ _ D o c u m e n t _ N o _ _ > + 
+             < C u s t _ _ L e d g e r _ E n t r y _ _ P o s t i n g _ D a t e _   E l e m e n t T y p e = " C o l u m n "   E l e m e n t I d = " 2 1 4 2 6 5 7 1 6 2 "   D a t a T y p e = " S t r i n g " > C u s t _ _ L e d g e r _ E n t r y _ _ P o s t i n g _ D a t e _ < / C u s t _ _ L e d g e r _ E n t r y _ _ P o s t i n g _ D a t e _ > + 
+             < C u s t _ _ L e d g e r _ E n t r y _ _ P r o f i t _ _ L C Y _ _   E l e m e n t T y p e = " C o l u m n "   E l e m e n t I d = " 5 1 9 3 4 1 8 2 6 "   D a t a T y p e = " D e c i m a l " > C u s t _ _ L e d g e r _ E n t r y _ _ P r o f i t _ _ L C Y _ _ < / C u s t _ _ L e d g e r _ E n t r y _ _ P r o f i t _ _ L C Y _ _ > + 
+             < C u s t _ _ L e d g e r _ E n t r y _ _ S a l e s _ _ L C Y _ _   E l e m e n t T y p e = " C o l u m n "   E l e m e n t I d = " 8 1 9 5 1 7 4 8 "   D a t a T y p e = " D e c i m a l " > C u s t _ _ L e d g e r _ E n t r y _ _ S a l e s _ _ L C Y _ _ < / C u s t _ _ L e d g e r _ E n t r y _ _ S a l e s _ _ L C Y _ _ > + 
+             < C u s t L e d g e r E n t r y _ C u s t o m e r N a m e   E l e m e n t T y p e = " C o l u m n "   E l e m e n t I d = " 2 0 9 1 8 9 3 2 7 9 "   D a t a T y p e = " T e x t " > C u s t L e d g e r E n t r y _ C u s t o m e r N a m e < / C u s t L e d g e r E n t r y _ C u s t o m e r N a m e > + 
+             < P r o f i t C o m m i s s i o n A m t _ C o n t r o l 3 3   E l e m e n t T y p e = " C o l u m n "   E l e m e n t I d = " 3 1 2 1 8 6 8 2 6 "   D a t a T y p e = " D e c i m a l " > P r o f i t C o m m i s s i o n A m t _ C o n t r o l 3 3 < / P r o f i t C o m m i s s i o n A m t _ C o n t r o l 3 3 > + 
+             < S a l e s C o m m i s s i o n A m t _ C o n t r o l 3 2   E l e m e n t T y p e = " C o l u m n "   E l e m e n t I d = " 1 4 6 2 3 9 0 1 5 3 "   D a t a T y p e = " D e c i m a l " > S a l e s C o m m i s s i o n A m t _ C o n t r o l 3 2 < / S a l e s C o m m i s s i o n A m t _ C o n t r o l 3 2 > + 
+             < S a l e s p e r s o n _ P u r c h a s e r _ _ N a m e   E l e m e n t T y p e = " C o l u m n "   E l e m e n t I d = " 1 1 9 5 8 7 9 8 7 3 "   D a t a T y p e = " T e x t " > S a l e s p e r s o n _ P u r c h a s e r _ _ N a m e < / S a l e s p e r s o n _ P u r c h a s e r _ _ N a m e > + 
+             < S a l e s p e r s o n P u r c h a s e r _ C o d e   E l e m e n t T y p e = " C o l u m n "   E l e m e n t I d = " 1 2 2 1 2 1 9 2 4 5 "   D a t a T y p e = " C o d e " > S a l e s p e r s o n P u r c h a s e r _ C o d e < / S a l e s p e r s o n P u r c h a s e r _ C o d e >   
          < / C u s t _ L e d g e r _ E n t r y >   
-         < S u b t o t a l s > - 
-             < S u b t o t a l s _ A d j P r o f i t > S u b t o t a l s _ A d j P r o f i t < / S u b t o t a l s _ A d j P r o f i t > - 
-             < S u b t o t a l s _ A d j P r o f i t C o m m i s s i o n > S u b t o t a l s _ A d j P r o f i t C o m m i s s i o n < / S u b t o t a l s _ A d j P r o f i t C o m m i s s i o n > - 
-             < S u b t o t a l s _ P r o f i t > S u b t o t a l s _ P r o f i t < / S u b t o t a l s _ P r o f i t > - 
-             < S u b t o t a l s _ P r o f i t C o m m i s s i o n > S u b t o t a l s _ P r o f i t C o m m i s s i o n < / S u b t o t a l s _ P r o f i t C o m m i s s i o n > - 
-             < S u b t o t a l s _ S a l e s > S u b t o t a l s _ S a l e s < / S u b t o t a l s _ S a l e s > - 
-             < S u b t o t a l s _ S a l e s C o m m i s s i o n > S u b t o t a l s _ S a l e s C o m m i s s i o n < / S u b t o t a l s _ S a l e s C o m m i s s i o n > - 
-             < S u b t o t a l s _ S a l e s p e r s o n _ C o d e > S u b t o t a l s _ S a l e s p e r s o n _ C o d e < / S u b t o t a l s _ S a l e s p e r s o n _ C o d e > +         < S u b t o t a l s   E l e m e n t T y p e = " D a t a I t e m "   E l e m e n t I d = " 8 3 8 6 9 3 5 6 0 " > + 
+             < S u b t o t a l s _ A d j P r o f i t   E l e m e n t T y p e = " C o l u m n "   E l e m e n t I d = " 5 6 1 3 6 6 8 2 2 "   D a t a T y p e = " D e c i m a l " > S u b t o t a l s _ A d j P r o f i t < / S u b t o t a l s _ A d j P r o f i t > + 
+             < S u b t o t a l s _ A d j P r o f i t C o m m i s s i o n   E l e m e n t T y p e = " C o l u m n "   E l e m e n t I d = " 1 4 1 8 9 7 1 8 3 5 "   D a t a T y p e = " D e c i m a l " > S u b t o t a l s _ A d j P r o f i t C o m m i s s i o n < / S u b t o t a l s _ A d j P r o f i t C o m m i s s i o n > + 
+             < S u b t o t a l s _ P r o f i t   E l e m e n t T y p e = " C o l u m n "   E l e m e n t I d = " 2 4 1 5 0 0 6 9 7 "   D a t a T y p e = " D e c i m a l " > S u b t o t a l s _ P r o f i t < / S u b t o t a l s _ P r o f i t > + 
+             < S u b t o t a l s _ P r o f i t C o m m i s s i o n   E l e m e n t T y p e = " C o l u m n "   E l e m e n t I d = " 1 4 9 6 3 3 2 1 7 2 "   D a t a T y p e = " D e c i m a l " > S u b t o t a l s _ P r o f i t C o m m i s s i o n < / S u b t o t a l s _ P r o f i t C o m m i s s i o n > + 
+             < S u b t o t a l s _ S a l e s   E l e m e n t T y p e = " C o l u m n "   E l e m e n t I d = " 1 9 7 8 7 7 5 0 3 "   D a t a T y p e = " D e c i m a l " > S u b t o t a l s _ S a l e s < / S u b t o t a l s _ S a l e s > + 
+             < S u b t o t a l s _ S a l e s C o m m i s s i o n   E l e m e n t T y p e = " C o l u m n "   E l e m e n t I d = " 1 4 7 6 0 7 2 5 9 0 "   D a t a T y p e = " D e c i m a l " > S u b t o t a l s _ S a l e s C o m m i s s i o n < / S u b t o t a l s _ S a l e s C o m m i s s i o n > + 
+             < S u b t o t a l s _ S a l e s p e r s o n _ C o d e   E l e m e n t T y p e = " C o l u m n "   E l e m e n t I d = " 1 1 9 8 5 9 4 2 7 2 "   D a t a T y p e = " C o d e " > S u b t o t a l s _ S a l e s p e r s o n _ C o d e < / S u b t o t a l s _ S a l e s p e r s o n _ C o d e >   
          < / S u b t o t a l s >   
      < / S a l e s p e r s o n _ P u r c h a s e r >   
-     < T o t a l s > - 
-         < T o t a l s _ A d j P r o f i t > T o t a l s _ A d j P r o f i t < / T o t a l s _ A d j P r o f i t > - 
-         < T o t a l s _ A d j P r o f i t C o m m i s s i o n > T o t a l s _ A d j P r o f i t C o m m i s s i o n < / T o t a l s _ A d j P r o f i t C o m m i s s i o n > - 
-         < T o t a l s _ P r o f i t > T o t a l s _ P r o f i t < / T o t a l s _ P r o f i t > - 
-         < T o t a l s _ P r o f i t C o m m i s s i o n > T o t a l s _ P r o f i t C o m m i s s i o n < / T o t a l s _ P r o f i t C o m m i s s i o n > - 
-         < T o t a l s _ S a l e s > T o t a l s _ S a l e s < / T o t a l s _ S a l e s > - 
-         < T o t a l s _ S a l e s C o m m i s s i o n > T o t a l s _ S a l e s C o m m i s s i o n < / T o t a l s _ S a l e s C o m m i s s i o n > +     < T o t a l s   E l e m e n t T y p e = " D a t a I t e m "   E l e m e n t I d = " 1 8 2 3 9 5 0 0 4 4 " > + 
+         < T o t a l s _ A d j P r o f i t   E l e m e n t T y p e = " C o l u m n "   E l e m e n t I d = " 1 9 0 9 5 0 1 3 6 2 "   D a t a T y p e = " D e c i m a l " > T o t a l s _ A d j P r o f i t < / T o t a l s _ A d j P r o f i t > + 
+         < T o t a l s _ A d j P r o f i t C o m m i s s i o n   E l e m e n t T y p e = " C o l u m n "   E l e m e n t I d = " 9 4 6 1 0 3 7 5 9 "   D a t a T y p e = " D e c i m a l " > T o t a l s _ A d j P r o f i t C o m m i s s i o n < / T o t a l s _ A d j P r o f i t C o m m i s s i o n > + 
+         < T o t a l s _ P r o f i t   E l e m e n t T y p e = " C o l u m n "   E l e m e n t I d = " 6 4 6 2 9 5 2 1 9 "   D a t a T y p e = " D e c i m a l " > T o t a l s _ P r o f i t < / T o t a l s _ P r o f i t > + 
+         < T o t a l s _ P r o f i t C o m m i s s i o n   E l e m e n t T y p e = " C o l u m n "   E l e m e n t I d = " 3 6 7 7 9 1 3 9 2 "   D a t a T y p e = " D e c i m a l " > T o t a l s _ P r o f i t C o m m i s s i o n < / T o t a l s _ P r o f i t C o m m i s s i o n > + 
+         < T o t a l s _ S a l e s   E l e m e n t T y p e = " C o l u m n "   E l e m e n t I d = " 1 3 9 9 9 8 5 1 0 9 "   D a t a T y p e = " D e c i m a l " > T o t a l s _ S a l e s < / T o t a l s _ S a l e s > + 
+         < T o t a l s _ S a l e s C o m m i s s i o n   E l e m e n t T y p e = " C o l u m n "   E l e m e n t I d = " 4 6 4 8 2 3 3 9 8 "   D a t a T y p e = " D e c i m a l " > T o t a l s _ S a l e s C o m m i s s i o n < / T o t a l s _ S a l e s C o m m i s s i o n >   
      < / T o t a l s >   
  < / N a v W o r d R e p o r t X m l P a r t > 
 </file>
 
-<file path=customXml/item2.xml>��< ? x m l   v e r s i o n = " 1 . 0 "   e n c o d i n g = " u t f - 1 6 " ? > < N a v W o r d R e p o r t X m l P a r t   x m l n s = " u r n : m i c r o s o f t - d y n a m i c s - b u s i n e s s c e n t r a l / i n t e r n a l / e x t e n d e d / r e p o r t s / S a l e s p e r s o n _ C o m m i s s i o n / 1 1 5 / " > +<file path=customXml/item2.xml>��< ? x m l   v e r s i o n = " 1 . 0 "   e n c o d i n g = " u t f - 1 6 " ? > < N a v W o r d R e p o r t X m l P a r t   x m l n s = " u r n : m i c r o s o f t - d y n a m i c s - n a v / r e p o r t s / S a l e s p e r s o n _ C o m m i s s i o n / 1 1 5 / " >   
      < B C R e p o r t I n f o r m a t i o n >   
@@ -4293,255 +4312,185 @@
  
      < L a b e l s >   
-         < A b o u t T h e R e p o r t L a b e l   E l e m e n t T y p e = " P a r a m e t e r "   E l e m e n t I d = " 1 6 7 7 9 2 0 0 1 "   D a t a T y p e = " S t r i n g " > A b o u t T h e R e p o r t L a b e l < / A b o u t T h e R e p o r t L a b e l > - 
-         < A d j u s t e d P r o f i t C o m m i s s i o n L a b e l   E l e m e n t T y p e = " P a r a m e t e r "   E l e m e n t I d = " 9 1 5 5 5 7 0 2 0 "   D a t a T y p e = " S t r i n g " > A d j u s t e d P r o f i t C o m m i s s i o n L a b e l < / A d j u s t e d P r o f i t C o m m i s s i o n L a b e l > - 
-         < A d j u s t e d P r o f i t L a b e l   E l e m e n t T y p e = " P a r a m e t e r "   E l e m e n t I d = " 1 6 1 5 2 8 3 0 4 7 "   D a t a T y p e = " S t r i n g " > A d j u s t e d P r o f i t L a b e l < / A d j u s t e d P r o f i t L a b e l > - 
-         < A l l A m o u n t s A r e I n L C Y L a b e l   E l e m e n t T y p e = " P a r a m e t e r "   E l e m e n t I d = " 5 6 3 5 1 4 3 1 8 "   D a t a T y p e = " S t r i n g " > A l l A m o u n t s A r e I n L C Y L a b e l < / A l l A m o u n t s A r e I n L C Y L a b e l > - 
-         < C o m m i s s i o n P e r c e n t L a b e l   E l e m e n t T y p e = " P a r a m e t e r "   E l e m e n t I d = " 8 3 9 2 6 3 7 6 5 "   D a t a T y p e = " S t r i n g " > C o m m i s s i o n P e r c e n t L a b e l < / C o m m i s s i o n P e r c e n t L a b e l > - 
-         < C o m p a n y L a b e l   E l e m e n t T y p e = " P a r a m e t e r "   E l e m e n t I d = " 3 4 6 7 6 0 3 4 8 "   D a t a T y p e = " S t r i n g " > C o m p a n y L a b e l < / C o m p a n y L a b e l > - 
-         < C u s t o m e r N a m e L a b e l   E l e m e n t T y p e = " P a r a m e t e r "   E l e m e n t I d = " 1 1 1 8 7 9 0 8 8 "   D a t a T y p e = " S t r i n g " > C u s t o m e r N a m e L a b e l < / C u s t o m e r N a m e L a b e l > - 
-         < C u s t o m e r N o L a b e l   E l e m e n t T y p e = " P a r a m e t e r "   E l e m e n t I d = " 3 8 7 4 7 8 0 3 4 "   D a t a T y p e = " S t r i n g " > C u s t o m e r N o L a b e l < / C u s t o m e r N o L a b e l > - 
-         < D a t a R e t r i e v e d   E l e m e n t T y p e = " P a r a m e t e r "   E l e m e n t I d = " 2 9 1 9 1 1 8 0 7 "   D a t a T y p e = " S t r i n g " > D a t a R e t r i e v e d < / D a t a R e t r i e v e d > - 
-         < D o c u m e n t a t i o n L a b e l   E l e m e n t T y p e = " P a r a m e t e r "   E l e m e n t I d = " 1 7 3 8 9 2 4 8 1 5 "   D a t a T y p e = " S t r i n g " > D o c u m e n t a t i o n L a b e l < / D o c u m e n t a t i o n L a b e l > - 
-         < D o c u m e n t N o L a b e l   E l e m e n t T y p e = " P a r a m e t e r "   E l e m e n t I d = " 1 1 4 6 4 3 5 8 0 3 "   D a t a T y p e = " S t r i n g " > D o c u m e n t N o L a b e l < / D o c u m e n t N o L a b e l > - 
-         < E n v i r o n m e n t L a b e l   E l e m e n t T y p e = " P a r a m e t e r "   E l e m e n t I d = " 8 1 8 8 1 6 5 9 0 "   D a t a T y p e = " S t r i n g " > E n v i r o n m e n t L a b e l < / E n v i r o n m e n t L a b e l > - 
-         < P e r i o d C a p t i o n   E l e m e n t T y p e = " P a r a m e t e r "   E l e m e n t I d = " 1 4 7 8 2 5 3 4 2 2 "   D a t a T y p e = " S t r i n g " > P e r i o d C a p t i o n < / P e r i o d C a p t i o n > - 
-         < P o s t i n g D a t e L a b e l   E l e m e n t T y p e = " P a r a m e t e r "   E l e m e n t I d = " 1 7 7 5 7 9 4 2 4 9 "   D a t a T y p e = " S t r i n g " > P o s t i n g D a t e L a b e l < / P o s t i n g D a t e L a b e l > - 
-         < P r o f i t C o m m i s s i o n L a b e l   E l e m e n t T y p e = " P a r a m e t e r "   E l e m e n t I d = " 8 3 2 7 0 6 3 9 2 "   D a t a T y p e = " S t r i n g " > P r o f i t C o m m i s s i o n L a b e l < / P r o f i t C o m m i s s i o n L a b e l > - 
-         < P r o f i t L a b e l   E l e m e n t T y p e = " P a r a m e t e r "   E l e m e n t I d = " 2 5 4 6 3 3 6 4 5 "   D a t a T y p e = " S t r i n g " > P r o f i t L a b e l < / P r o f i t L a b e l > - 
-         < R e p o r t N a m e L a b e l   E l e m e n t T y p e = " P a r a m e t e r "   E l e m e n t I d = " 1 0 2 2 2 9 2 9 8 2 "   D a t a T y p e = " S t r i n g " > R e p o r t N a m e L a b e l < / R e p o r t N a m e L a b e l > - 
-         < R u n O n L a b e l   E l e m e n t T y p e = " P a r a m e t e r "   E l e m e n t I d = " 1 1 1 9 0 3 7 5 9 5 "   D a t a T y p e = " S t r i n g " > R u n O n L a b e l < / R u n O n L a b e l > - 
-         < S a l e s C o m m i s s i o n L a b e l   E l e m e n t T y p e = " P a r a m e t e r "   E l e m e n t I d = " 1 0 1 8 2 6 8 7 7 0 "   D a t a T y p e = " S t r i n g " > S a l e s C o m m i s s i o n L a b e l < / S a l e s C o m m i s s i o n L a b e l > - 
-         < S a l e s L a b e l   E l e m e n t T y p e = " P a r a m e t e r "   E l e m e n t I d = " 1 7 9 5 4 4 8 0 0 5 "   D a t a T y p e = " S t r i n g " > S a l e s L a b e l < / S a l e s L a b e l > - 
-         < S a l e s p e r s o n _ P u r c h a s e r _ _ N a m e C a p t i o n   E l e m e n t T y p e = " P a r a m e t e r "   E l e m e n t I d = " 1 1 9 5 8 7 9 8 7 3 "   D a t a T y p e = " S t r i n g " > S a l e s p e r s o n _ P u r c h a s e r _ _ N a m e C a p t i o n < / S a l e s p e r s o n _ P u r c h a s e r _ _ N a m e C a p t i o n > - 
-         < S a l e s p e r s o n C o m m i s s i o n A n a l y s i s   E l e m e n t T y p e = " P a r a m e t e r "   E l e m e n t I d = " 7 1 5 8 7 1 2 4 7 "   D a t a T y p e = " S t r i n g " > S a l e s p e r s o n C o m m i s s i o n A n a l y s i s < / S a l e s p e r s o n C o m m i s s i o n A n a l y s i s > - 
-         < S a l e s p e r s o n C o m m i s s i o n L a b e l   E l e m e n t T y p e = " P a r a m e t e r "   E l e m e n t I d = " 3 0 0 0 9 6 0 5 1 "   D a t a T y p e = " S t r i n g " > S a l e s p e r s o n C o m m i s s i o n L a b e l < / S a l e s p e r s o n C o m m i s s i o n L a b e l > - 
-         < S a l e s p e r s o n C o m m i s s i o n P r i n t   E l e m e n t T y p e = " P a r a m e t e r "   E l e m e n t I d = " 1 3 1 6 0 2 8 6 0 "   D a t a T y p e = " S t r i n g " > S a l e s p e r s o n C o m m i s s i o n P r i n t < / S a l e s p e r s o n C o m m i s s i o n P r i n t > - 
-         < S a l e s p e r s o n P u r c h a s e r _ C o d e C a p t i o n   E l e m e n t T y p e = " P a r a m e t e r "   E l e m e n t I d = " 1 2 2 1 2 1 9 2 4 5 "   D a t a T y p e = " S t r i n g " > S a l e s p e r s o n P u r c h a s e r _ C o d e C a p t i o n < / S a l e s p e r s o n P u r c h a s e r _ C o d e C a p t i o n > - 
-         < T o t a l s C a p t i o n   E l e m e n t T y p e = " P a r a m e t e r "   E l e m e n t I d = " 2 3 5 4 5 9 0 6 "   D a t a T y p e = " S t r i n g " > T o t a l s C a p t i o n < / T o t a l s C a p t i o n > - 
-         < U s e r L a b e l   E l e m e n t T y p e = " P a r a m e t e r "   E l e m e n t I d = " 8 4 8 8 1 6 7 9 4 "   D a t a T y p e = " S t r i n g " > U s e r L a b e l < / U s e r L a b e l > +         < A b o u t T h e R e p o r t L a b e l > A b o u t T h e R e p o r t L a b e l < / A b o u t T h e R e p o r t L a b e l > + 
+         < A d j u s t e d P r o f i t C o m m i s s i o n L a b e l > A d j u s t e d P r o f i t C o m m i s s i o n L a b e l < / A d j u s t e d P r o f i t C o m m i s s i o n L a b e l > + 
+         < A d j u s t e d P r o f i t L a b e l > A d j u s t e d P r o f i t L a b e l < / A d j u s t e d P r o f i t L a b e l > + 
+         < A l l A m o u n t s A r e I n L C Y L a b e l > A l l A m o u n t s A r e I n L C Y L a b e l < / A l l A m o u n t s A r e I n L C Y L a b e l > + 
+         < C o m m i s s i o n P e r c e n t L a b e l > C o m m i s s i o n P e r c e n t L a b e l < / C o m m i s s i o n P e r c e n t L a b e l > + 
+         < C o m p a n y L a b e l > C o m p a n y L a b e l < / C o m p a n y L a b e l > + 
+         < C u s t o m e r N a m e L a b e l > C u s t o m e r N a m e L a b e l < / C u s t o m e r N a m e L a b e l > + 
+         < C u s t o m e r N o L a b e l > C u s t o m e r N o L a b e l < / C u s t o m e r N o L a b e l > + 
+         < D a t a R e t r i e v e d > D a t a R e t r i e v e d < / D a t a R e t r i e v e d > + 
+         < D o c u m e n t a t i o n L a b e l > D o c u m e n t a t i o n L a b e l < / D o c u m e n t a t i o n L a b e l > + 
+         < D o c u m e n t N o L a b e l > D o c u m e n t N o L a b e l < / D o c u m e n t N o L a b e l > + 
+         < E n v i r o n m e n t L a b e l > E n v i r o n m e n t L a b e l < / E n v i r o n m e n t L a b e l > + 
+         < P e r i o d C a p t i o n > P e r i o d C a p t i o n < / P e r i o d C a p t i o n > + 
+         < P o s t i n g D a t e L a b e l > P o s t i n g D a t e L a b e l < / P o s t i n g D a t e L a b e l > + 
+         < P r o f i t C o m m i s s i o n L a b e l > P r o f i t C o m m i s s i o n L a b e l < / P r o f i t C o m m i s s i o n L a b e l > + 
+         < P r o f i t L a b e l > P r o f i t L a b e l < / P r o f i t L a b e l > + 
+         < R e p o r t N a m e L a b e l > R e p o r t N a m e L a b e l < / R e p o r t N a m e L a b e l > + 
+         < R u n O n L a b e l > R u n O n L a b e l < / R u n O n L a b e l > + 
+         < S a l e s C o m m i s s i o n L a b e l > S a l e s C o m m i s s i o n L a b e l < / S a l e s C o m m i s s i o n L a b e l > + 
+         < S a l e s L a b e l > S a l e s L a b e l < / S a l e s L a b e l > + 
+         < S a l e s p e r s o n _ P u r c h a s e r _ _ N a m e C a p t i o n > S a l e s p e r s o n _ P u r c h a s e r _ _ N a m e C a p t i o n < / S a l e s p e r s o n _ P u r c h a s e r _ _ N a m e C a p t i o n > + 
+         < S a l e s p e r s o n C o m m i s s i o n A n a l y s i s > S a l e s p e r s o n C o m m i s s i o n A n a l y s i s < / S a l e s p e r s o n C o m m i s s i o n A n a l y s i s > + 
+         < S a l e s p e r s o n C o m m i s s i o n L a b e l > S a l e s p e r s o n C o m m i s s i o n L a b e l < / S a l e s p e r s o n C o m m i s s i o n L a b e l > + 
+         < S a l e s p e r s o n C o m m i s s i o n P r i n t > S a l e s p e r s o n C o m m i s s i o n P r i n t < / S a l e s p e r s o n C o m m i s s i o n P r i n t > + 
+         < S a l e s p e r s o n P u r c h a s e r _ C o d e C a p t i o n > S a l e s p e r s o n P u r c h a s e r _ C o d e C a p t i o n < / S a l e s p e r s o n P u r c h a s e r _ C o d e C a p t i o n > + 
+         < T o t a l s C a p t i o n > T o t a l s C a p t i o n < / T o t a l s C a p t i o n > + 
+         < U s e r L a b e l > U s e r L a b e l < / U s e r L a b e l >   
      < / L a b e l s >   
-     < T o o l t i p s > - 
-         < T o o l t i p   c o l u m n = " S a l e s p e r s o n _ P u r c h a s e r _ C o d e "   E l e m e n t I d = " 1 3 8 8 0 3 1 6 5 2 " > - 
-             < T o o l t i p T e x t   l a n g = " e n - U S " > S p e c i f i e s   a   c o d e   f o r   t h e   s a l e s p e r s o n   o r   p u r c h a s e r . < / T o o l t i p T e x t > - 
-         < / T o o l t i p > - 
-         < T o o l t i p   c o l u m n = " S a l e s p e r s o n _ P u r c h a s e r _ N a m e "   E l e m e n t I d = " 1 3 4 8 2 2 8 4 6 2 " > - 
-             < T o o l t i p T e x t   l a n g = " e n - U S " > S p e c i f i e s   t h e   n a m e   o f   t h e   s a l e s p e r s o n   o r   p u r c h a s e r . < / T o o l t i p T e x t > - 
-         < / T o o l t i p > - 
-         < T o o l t i p   c o l u m n = " S a l e s p e r s o n _ P u r c h a s e r _ _ C o m m i s s i o n _ _ _ "   E l e m e n t I d = " 1 5 9 0 6 8 9 0 0 4 " > - 
-             < T o o l t i p T e x t   l a n g = " e n - U S " > S p e c i f i e s   t h e   p e r c e n t a g e   t o   u s e   t o   c a l c u l a t e   t h e   s a l e s p e r s o n ' s   c o m m i s s i o n . < / T o o l t i p T e x t > - 
-         < / T o o l t i p > - 
-         < T o o l t i p   c o l u m n = " C u s t _ _ L e d g e r _ E n t r y _ _ _ S a l e s _ _ L C Y _ _ "   E l e m e n t I d = " 3 4 8 7 9 4 9 4 9 " > - 
-             < T o o l t i p T e x t   l a n g = " e n - U S " > S p e c i f i e s   t h e   t o t a l   s a l e s   a m o u n t   e x c l .   V A T   t o   t h e   c u s t o m e r   i n   L C Y . < / T o o l t i p T e x t > - 
-         < / T o o l t i p > - 
-         < T o o l t i p   c o l u m n = " C u s t _ _ L e d g e r _ E n t r y _ _ D o c u m e n t _ N o _ _ "   E l e m e n t I d = " 8 5 2 6 1 1 1 8 1 " > - 
-             < T o o l t i p T e x t   l a n g = " e n - U S " > S p e c i f i e s   t h e   e n t r y ' s   d o c u m e n t   n u m b e r . < / T o o l t i p T e x t > - 
-         < / T o o l t i p > - 
-         < T o o l t i p   c o l u m n = " C u s t _ _ L e d g e r _ E n t r y _ _ C u s t o m e r _ N o _ _ "   E l e m e n t I d = " 1 0 0 9 0 1 6 8 0 8 " > - 
-             < T o o l t i p T e x t   l a n g = " e n - U S " > S p e c i f i e s   t h e   c u s t o m e r   a c c o u n t   n u m b e r   t h a t   t h e   e n t r y   i s   l i n k e d   t o . < / T o o l t i p T e x t > - 
-         < / T o o l t i p > - 
-         < T o o l t i p   c o l u m n = " C u s t _ _ L e d g e r _ E n t r y _ _ S a l e s _ _ L C Y _ _ "   E l e m e n t I d = " 8 1 9 5 1 7 4 8 " > - 
-             < T o o l t i p T e x t   l a n g = " e n - U S " > S p e c i f i e s   t h e   t o t a l   s a l e s   a m o u n t   e x c l .   V A T   t o   t h e   c u s t o m e r   i n   L C Y . < / T o o l t i p T e x t > - 
-         < / T o o l t i p > - 
-         < T o o l t i p   c o l u m n = " C u s t L e d g e r E n t r y _ C u s t o m e r N a m e "   E l e m e n t I d = " 2 0 9 1 8 9 3 2 7 9 " > - 
-             < T o o l t i p T e x t   l a n g = " e n - U S " > S p e c i f i e s   t h e   c u s t o m e r   n a m e   t h a t   t h e   e n t r y   i s   l i n k e d   t o . < / T o o l t i p T e x t > - 
-         < / T o o l t i p > - 
-         < T o o l t i p   c o l u m n = " S a l e s p e r s o n P u r c h a s e r _ C o d e "   E l e m e n t I d = " 1 2 2 1 2 1 9 2 4 5 " > - 
-             < T o o l t i p T e x t   l a n g = " e n - U S " > S p e c i f i e s   a   c o d e   f o r   t h e   s a l e s p e r s o n   o r   p u r c h a s e r . < / T o o l t i p T e x t > - 
-         < / T o o l t i p > - 
-         < T o o l t i p   c o l u m n = " S a l e s p e r s o n _ P u r c h a s e r _ _ N a m e "   E l e m e n t I d = " 1 1 9 5 8 7 9 8 7 3 " > - 
-             < T o o l t i p T e x t   l a n g = " e n - U S " > S p e c i f i e s   t h e   n a m e   o f   t h e   s a l e s p e r s o n   o r   p u r c h a s e r . < / T o o l t i p T e x t > - 
-         < / T o o l t i p > - 
-         < T o o l t i p   c o l u m n = " S u b t o t a l s _ S a l e s p e r s o n _ C o d e "   E l e m e n t I d = " 1 1 9 8 5 9 4 2 7 2 " > - 
-             < T o o l t i p T e x t   l a n g = " e n - U S " > S p e c i f i e s   a   c o d e   f o r   t h e   s a l e s p e r s o n   o r   p u r c h a s e r . < / T o o l t i p T e x t > - 
-         < / T o o l t i p > - 
-     < / T o o l t i p s > - 
-     < S a l e s p e r s o n _ P u r c h a s e r   E l e m e n t T y p e = " D a t a I t e m "   E l e m e n t I d = " 7 1 5 0 0 7 1 9 8 " > - 
-         < A d j P r o f i t   E l e m e n t T y p e = " C o l u m n "   E l e m e n t I d = " 6 6 6 3 9 3 8 5 2 "   D a t a T y p e = " D e c i m a l "   O b s o l e t e S t a t e = " P e n d i n g " > A d j P r o f i t < / A d j P r o f i t > - 
-         < A d j P r o f i t C o m m i s s i o n A m t   E l e m e n t T y p e = " C o l u m n "   E l e m e n t I d = " 1 5 8 1 4 8 8 5 9 9 "   D a t a T y p e = " D e c i m a l "   O b s o l e t e S t a t e = " P e n d i n g " > A d j P r o f i t C o m m i s s i o n A m t < / A d j P r o f i t C o m m i s s i o n A m t > - 
-         < A d j P r o f i t C o m m i s s i o n A m t _ C o n t r o l 4 5 C a p t i o n   E l e m e n t T y p e = " C o l u m n "   E l e m e n t I d = " 6 2 1 2 7 7 8 5 4 "   D a t a T y p e = " L a b e l "   O b s o l e t e S t a t e = " P e n d i n g " > A d j P r o f i t C o m m i s s i o n A m t _ C o n t r o l 4 5 C a p t i o n < / A d j P r o f i t C o m m i s s i o n A m t _ C o n t r o l 4 5 C a p t i o n > - 
-         < A d j P r o f i t _ C o n t r o l 3 9 C a p t i o n   E l e m e n t T y p e = " C o l u m n "   E l e m e n t I d = " 2 1 3 3 9 8 4 3 2 "   D a t a T y p e = " L a b e l "   O b s o l e t e S t a t e = " P e n d i n g " > A d j P r o f i t _ C o n t r o l 3 9 C a p t i o n < / A d j P r o f i t _ C o n t r o l 3 9 C a p t i o n > - 
-         < A l l _ a m o u n t s _ a r e _ i n _ L C Y C a p t i o n   E l e m e n t T y p e = " C o l u m n "   E l e m e n t I d = " 6 9 7 4 8 4 8 0 2 "   D a t a T y p e = " L a b e l "   O b s o l e t e S t a t e = " P e n d i n g " > A l l _ a m o u n t s _ a r e _ i n _ L C Y C a p t i o n < / A l l _ a m o u n t s _ a r e _ i n _ L C Y C a p t i o n > - 
-         < C O M P A N Y N A M E   E l e m e n t T y p e = " C o l u m n "   E l e m e n t I d = " 1 7 5 3 0 1 5 1 5 5 "   D a t a T y p e = " S t r i n g "   O b s o l e t e S t a t e = " P e n d i n g " > C O M P A N Y N A M E < / C O M P A N Y N A M E > - 
-         < C u r r R e p o r t _ P A G E N O C a p t i o n   E l e m e n t T y p e = " C o l u m n "   E l e m e n t I d = " 1 8 4 6 2 6 2 1 5 8 "   D a t a T y p e = " L a b e l "   O b s o l e t e S t a t e = " P e n d i n g " > C u r r R e p o r t _ P A G E N O C a p t i o n < / C u r r R e p o r t _ P A G E N O C a p t i o n > - 
-         < C u s t L e d g E n t r y F i l t e r   E l e m e n t T y p e = " C o l u m n "   E l e m e n t I d = " 1 1 7 3 5 3 2 6 6 6 "   D a t a T y p e = " T e x t "   O b s o l e t e S t a t e = " P e n d i n g " > C u s t L e d g E n t r y F i l t e r < / C u s t L e d g E n t r y F i l t e r > - 
-         < C u s t _ _ L e d g e r _ E n t r y _ _ C u s t o m e r _ N o _ _ C a p t i o n   E l e m e n t T y p e = " C o l u m n "   E l e m e n t I d = " 1 2 2 3 8 5 6 2 7 8 "   D a t a T y p e = " S t r i n g "   O b s o l e t e S t a t e = " P e n d i n g " > C u s t _ _ L e d g e r _ E n t r y _ _ C u s t o m e r _ N o _ _ C a p t i o n < / C u s t _ _ L e d g e r _ E n t r y _ _ C u s t o m e r _ N o _ _ C a p t i o n > - 
-         < C u s t _ _ L e d g e r _ E n t r y _ _ D o c u m e n t _ N o _ _ C a p t i o n   E l e m e n t T y p e = " C o l u m n "   E l e m e n t I d = " 4 8 8 8 0 6 5 1 7 "   D a t a T y p e = " S t r i n g "   O b s o l e t e S t a t e = " P e n d i n g " > C u s t _ _ L e d g e r _ E n t r y _ _ D o c u m e n t _ N o _ _ C a p t i o n < / C u s t _ _ L e d g e r _ E n t r y _ _ D o c u m e n t _ N o _ _ C a p t i o n > - 
-         < C u s t _ _ L e d g e r _ E n t r y _ _ P o s t i n g _ D a t e _ C a p t i o n   E l e m e n t T y p e = " C o l u m n "   E l e m e n t I d = " 2 0 7 9 4 3 8 7 1 2 "   D a t a T y p e = " L a b e l "   O b s o l e t e S t a t e = " P e n d i n g " > C u s t _ _ L e d g e r _ E n t r y _ _ P o s t i n g _ D a t e _ C a p t i o n < / C u s t _ _ L e d g e r _ E n t r y _ _ P o s t i n g _ D a t e _ C a p t i o n > - 
-         < C u s t _ _ L e d g e r _ E n t r y _ _ P r o f i t _ _ L C Y _ _ C a p t i o n   E l e m e n t T y p e = " C o l u m n "   E l e m e n t I d = " 1 9 9 4 3 8 8 4 7 6 "   D a t a T y p e = " S t r i n g "   O b s o l e t e S t a t e = " P e n d i n g " > C u s t _ _ L e d g e r _ E n t r y _ _ P r o f i t _ _ L C Y _ _ C a p t i o n < / C u s t _ _ L e d g e r _ E n t r y _ _ P r o f i t _ _ L C Y _ _ C a p t i o n > - 
-         < C u s t _ _ L e d g e r _ E n t r y _ _ S a l e s _ _ L C Y _ _ C a p t i o n   E l e m e n t T y p e = " C o l u m n "   E l e m e n t I d = " 1 0 5 6 9 2 6 5 4 6 "   D a t a T y p e = " S t r i n g "   O b s o l e t e S t a t e = " P e n d i n g " > C u s t _ _ L e d g e r _ E n t r y _ _ S a l e s _ _ L C Y _ _ C a p t i o n < / C u s t _ _ L e d g e r _ E n t r y _ _ S a l e s _ _ L C Y _ _ C a p t i o n > - 
-         < C u s t _ _ L e d g e r _ E n t r y _ _ T A B L E C A P T I O N _ _ _ _ _ _ _ _ _ _ C u s t L e d g E n t r y F i l t e r   E l e m e n t T y p e = " C o l u m n "   E l e m e n t I d = " 7 1 0 6 3 3 9 1 7 "   D a t a T y p e = " T e x t " > C u s t _ _ L e d g e r _ E n t r y _ _ T A B L E C A P T I O N _ _ _ _ _ _ _ _ _ _ C u s t L e d g E n t r y F i l t e r < / C u s t _ _ L e d g e r _ E n t r y _ _ T A B L E C A P T I O N _ _ _ _ _ _ _ _ _ _ C u s t L e d g E n t r y F i l t e r > - 
-         < C u s t _ _ L e d g e r _ E n t r y _ _ _ P r o f i t _ _ L C Y _ _   E l e m e n t T y p e = " C o l u m n "   E l e m e n t I d = " 1 6 1 5 1 3 7 4 4 3 "   D a t a T y p e = " D e c i m a l "   O b s o l e t e S t a t e = " P e n d i n g " > C u s t _ _ L e d g e r _ E n t r y _ _ _ P r o f i t _ _ L C Y _ _ < / C u s t _ _ L e d g e r _ E n t r y _ _ _ P r o f i t _ _ L C Y _ _ > - 
-         < C u s t _ _ L e d g e r _ E n t r y _ _ _ S a l e s _ _ L C Y _ _   E l e m e n t T y p e = " C o l u m n "   E l e m e n t I d = " 3 4 8 7 9 4 9 4 9 "   D a t a T y p e = " D e c i m a l "   O b s o l e t e S t a t e = " P e n d i n g " > C u s t _ _ L e d g e r _ E n t r y _ _ _ S a l e s _ _ L C Y _ _ < / C u s t _ _ L e d g e r _ E n t r y _ _ _ S a l e s _ _ L C Y _ _ > - 
-         < P a g e G r o u p N o   E l e m e n t T y p e = " C o l u m n "   E l e m e n t I d = " 6 4 9 1 8 0 1 4 4 "   D a t a T y p e = " I n t e g e r "   O b s o l e t e S t a t e = " P e n d i n g " > P a g e G r o u p N o < / P a g e G r o u p N o > - 
-         < P r o f i t C o m m i s s i o n A m t   E l e m e n t T y p e = " C o l u m n "   E l e m e n t I d = " 4 1 6 2 2 4 2 0 6 "   D a t a T y p e = " D e c i m a l "   O b s o l e t e S t a t e = " P e n d i n g " > P r o f i t C o m m i s s i o n A m t < / P r o f i t C o m m i s s i o n A m t > - 
-         < P r o f i t C o m m i s s i o n A m t _ C o n t r o l 3 3 C a p t i o n   E l e m e n t T y p e = " C o l u m n "   E l e m e n t I d = " 4 6 5 8 1 2 5 3 6 "   D a t a T y p e = " L a b e l "   O b s o l e t e S t a t e = " P e n d i n g " > P r o f i t C o m m i s s i o n A m t _ C o n t r o l 3 3 C a p t i o n < / P r o f i t C o m m i s s i o n A m t _ C o n t r o l 3 3 C a p t i o n > - 
-         < S a l e s C o m m i s s i o n A m t   E l e m e n t T y p e = " C o l u m n "   E l e m e n t I d = " 1 6 5 6 6 7 5 0 1 6 "   D a t a T y p e = " D e c i m a l "   O b s o l e t e S t a t e = " P e n d i n g " > S a l e s C o m m i s s i o n A m t < / S a l e s C o m m i s s i o n A m t > - 
-         < S a l e s C o m m i s s i o n A m t _ C o n t r o l 3 2 C a p t i o n   E l e m e n t T y p e = " C o l u m n "   E l e m e n t I d = " 1 2 7 2 6 4 2 0 6 5 "   D a t a T y p e = " L a b e l "   O b s o l e t e S t a t e = " P e n d i n g " > S a l e s C o m m i s s i o n A m t _ C o n t r o l 3 2 C a p t i o n < / S a l e s C o m m i s s i o n A m t _ C o n t r o l 3 2 C a p t i o n > - 
-         < S a l e s p e r s o n F i l t e r   E l e m e n t T y p e = " C o l u m n "   E l e m e n t I d = " 1 2 4 2 2 8 3 2 5 6 "   D a t a T y p e = " T e x t "   O b s o l e t e S t a t e = " P e n d i n g " > S a l e s p e r s o n F i l t e r < / S a l e s p e r s o n F i l t e r > - 
-         < S a l e s p e r s o n _ P u r c h a s e r _ C o d e   E l e m e n t T y p e = " C o l u m n "   E l e m e n t I d = " 1 3 8 8 0 3 1 6 5 2 "   D a t a T y p e = " C o d e " > S a l e s p e r s o n _ P u r c h a s e r _ C o d e < / S a l e s p e r s o n _ P u r c h a s e r _ C o d e > - 
-         < S a l e s p e r s o n _ P u r c h a s e r _ N a m e   E l e m e n t T y p e = " C o l u m n "   E l e m e n t I d = " 1 3 4 8 2 2 8 4 6 2 "   D a t a T y p e = " T e x t " > S a l e s p e r s o n _ P u r c h a s e r _ N a m e < / S a l e s p e r s o n _ P u r c h a s e r _ N a m e > - 
-         < S a l e s p e r s o n _ P u r c h a s e r _ _ C o m m i s s i o n _ _ _   E l e m e n t T y p e = " C o l u m n "   E l e m e n t I d = " 1 5 9 0 6 8 9 0 0 4 "   D a t a T y p e = " D e c i m a l " > S a l e s p e r s o n _ P u r c h a s e r _ _ C o m m i s s i o n _ _ _ < / S a l e s p e r s o n _ P u r c h a s e r _ _ C o m m i s s i o n _ _ _ > - 
-         < S a l e s p e r s o n _ P u r c h a s e r _ _ C o m m i s s i o n _ _ _ C a p t i o n   E l e m e n t T y p e = " C o l u m n "   E l e m e n t I d = " 4 9 9 4 6 3 1 7 0 "   D a t a T y p e = " S t r i n g "   O b s o l e t e S t a t e = " P e n d i n g " > S a l e s p e r s o n _ P u r c h a s e r _ _ C o m m i s s i o n _ _ _ C a p t i o n < / S a l e s p e r s o n _ P u r c h a s e r _ _ C o m m i s s i o n _ _ _ C a p t i o n > - 
-         < S a l e s p e r s o n _ P u r c h a s e r _ _ T A B L E C A P T I O N _ _ _ _ _ _ _ _ _ _ S a l e s p e r s o n F i l t e r   E l e m e n t T y p e = " C o l u m n "   E l e m e n t I d = " 1 0 1 6 0 4 1 6 9 9 "   D a t a T y p e = " T e x t " > S a l e s p e r s o n _ P u r c h a s e r _ _ T A B L E C A P T I O N _ _ _ _ _ _ _ _ _ _ S a l e s p e r s o n F i l t e r < / S a l e s p e r s o n _ P u r c h a s e r _ _ T A B L E C A P T I O N _ _ _ _ _ _ _ _ _ _ S a l e s p e r s o n F i l t e r > - 
-         < S a l e s p e r s o n _ _ _ C o m m i s s i o n C a p t i o n   E l e m e n t T y p e = " C o l u m n "   E l e m e n t I d = " 1 7 6 9 4 7 1 9 4 8 "   D a t a T y p e = " L a b e l "   O b s o l e t e S t a t e = " P e n d i n g " > S a l e s p e r s o n _ _ _ C o m m i s s i o n C a p t i o n < / S a l e s p e r s o n _ _ _ C o m m i s s i o n C a p t i o n > - 
-         < S T R S U B S T N O _ T e x t 0 0 0 _ P e r i o d T e x t _   E l e m e n t T y p e = " C o l u m n "   E l e m e n t I d = " 7 2 2 9 9 1 7 0 4 "   D a t a T y p e = " S t r i n g " > S T R S U B S T N O _ T e x t 0 0 0 _ P e r i o d T e x t _ < / S T R S U B S T N O _ T e x t 0 0 0 _ P e r i o d T e x t _ > - 
-         < T o t a l C a p t i o n   E l e m e n t T y p e = " C o l u m n "   E l e m e n t I d = " 7 0 7 1 0 2 6 9 5 "   D a t a T y p e = " L a b e l "   O b s o l e t e S t a t e = " P e n d i n g " > T o t a l C a p t i o n < / T o t a l C a p t i o n > - 
-         < C u s t _ L e d g e r _ E n t r y   E l e m e n t T y p e = " D a t a I t e m "   E l e m e n t I d = " 1 6 3 9 1 4 6 4 4 5 " > - 
-             < A d j P r o f i t C o m m i s s i o n A m t _ C o n t r o l 4 5   E l e m e n t T y p e = " C o l u m n "   E l e m e n t I d = " 8 0 5 8 9 6 4 0 0 "   D a t a T y p e = " D e c i m a l " > A d j P r o f i t C o m m i s s i o n A m t _ C o n t r o l 4 5 < / A d j P r o f i t C o m m i s s i o n A m t _ C o n t r o l 4 5 > - 
-             < A d j P r o f i t _ C o n t r o l 3 9   E l e m e n t T y p e = " C o l u m n "   E l e m e n t I d = " 2 0 2 4 1 9 6 5 4 2 "   D a t a T y p e = " D e c i m a l " > A d j P r o f i t _ C o n t r o l 3 9 < / A d j P r o f i t _ C o n t r o l 3 9 > - 
-             < C u s t L e d g e r E n t r y _ C u s t o m e r N a m e   E l e m e n t T y p e = " C o l u m n "   E l e m e n t I d = " 2 0 9 1 8 9 3 2 7 9 "   D a t a T y p e = " T e x t " > C u s t L e d g e r E n t r y _ C u s t o m e r N a m e < / C u s t L e d g e r E n t r y _ C u s t o m e r N a m e > - 
-             < C u s t _ _ L e d g e r _ E n t r y _ _ C u s t o m e r _ N o _ _   E l e m e n t T y p e = " C o l u m n "   E l e m e n t I d = " 1 0 0 9 0 1 6 8 0 8 "   D a t a T y p e = " C o d e " > C u s t _ _ L e d g e r _ E n t r y _ _ C u s t o m e r _ N o _ _ < / C u s t _ _ L e d g e r _ E n t r y _ _ C u s t o m e r _ N o _ _ > - 
-             < C u s t _ _ L e d g e r _ E n t r y _ _ D o c u m e n t _ N o _ _   E l e m e n t T y p e = " C o l u m n "   E l e m e n t I d = " 8 5 2 6 1 1 1 8 1 "   D a t a T y p e = " C o d e " > C u s t _ _ L e d g e r _ E n t r y _ _ D o c u m e n t _ N o _ _ < / C u s t _ _ L e d g e r _ E n t r y _ _ D o c u m e n t _ N o _ _ > - 
-             < C u s t _ _ L e d g e r _ E n t r y _ _ P o s t i n g _ D a t e _   E l e m e n t T y p e = " C o l u m n "   E l e m e n t I d = " 2 1 4 2 6 5 7 1 6 2 "   D a t a T y p e = " S t r i n g " > C u s t _ _ L e d g e r _ E n t r y _ _ P o s t i n g _ D a t e _ < / C u s t _ _ L e d g e r _ E n t r y _ _ P o s t i n g _ D a t e _ > - 
-             < C u s t _ _ L e d g e r _ E n t r y _ _ P r o f i t _ _ L C Y _ _   E l e m e n t T y p e = " C o l u m n "   E l e m e n t I d = " 5 1 9 3 4 1 8 2 6 "   D a t a T y p e = " D e c i m a l " > C u s t _ _ L e d g e r _ E n t r y _ _ P r o f i t _ _ L C Y _ _ < / C u s t _ _ L e d g e r _ E n t r y _ _ P r o f i t _ _ L C Y _ _ > - 
-             < C u s t _ _ L e d g e r _ E n t r y _ _ S a l e s _ _ L C Y _ _   E l e m e n t T y p e = " C o l u m n "   E l e m e n t I d = " 8 1 9 5 1 7 4 8 "   D a t a T y p e = " D e c i m a l " > C u s t _ _ L e d g e r _ E n t r y _ _ S a l e s _ _ L C Y _ _ < / C u s t _ _ L e d g e r _ E n t r y _ _ S a l e s _ _ L C Y _ _ > - 
-             < P r o f i t C o m m i s s i o n A m t _ C o n t r o l 3 3   E l e m e n t T y p e = " C o l u m n "   E l e m e n t I d = " 3 1 2 1 8 6 8 2 6 "   D a t a T y p e = " D e c i m a l " > P r o f i t C o m m i s s i o n A m t _ C o n t r o l 3 3 < / P r o f i t C o m m i s s i o n A m t _ C o n t r o l 3 3 > - 
-             < S a l e s C o m m i s s i o n A m t _ C o n t r o l 3 2   E l e m e n t T y p e = " C o l u m n "   E l e m e n t I d = " 1 4 6 2 3 9 0 1 5 3 "   D a t a T y p e = " D e c i m a l " > S a l e s C o m m i s s i o n A m t _ C o n t r o l 3 2 < / S a l e s C o m m i s s i o n A m t _ C o n t r o l 3 2 > - 
-             < S a l e s p e r s o n P u r c h a s e r _ C o d e   E l e m e n t T y p e = " C o l u m n "   E l e m e n t I d = " 1 2 2 1 2 1 9 2 4 5 "   D a t a T y p e = " C o d e " > S a l e s p e r s o n P u r c h a s e r _ C o d e < / S a l e s p e r s o n P u r c h a s e r _ C o d e > - 
-             < S a l e s p e r s o n _ P u r c h a s e r _ _ N a m e   E l e m e n t T y p e = " C o l u m n "   E l e m e n t I d = " 1 1 9 5 8 7 9 8 7 3 "   D a t a T y p e = " T e x t " > S a l e s p e r s o n _ P u r c h a s e r _ _ N a m e < / S a l e s p e r s o n _ P u r c h a s e r _ _ N a m e > +     < S a l e s p e r s o n _ P u r c h a s e r > + 
+         < A d j P r o f i t > A d j P r o f i t < / A d j P r o f i t > + 
+         < A d j P r o f i t _ C o n t r o l 3 9 C a p t i o n > A d j P r o f i t _ C o n t r o l 3 9 C a p t i o n < / A d j P r o f i t _ C o n t r o l 3 9 C a p t i o n > + 
+         < A d j P r o f i t C o m m i s s i o n A m t > A d j P r o f i t C o m m i s s i o n A m t < / A d j P r o f i t C o m m i s s i o n A m t > + 
+         < A d j P r o f i t C o m m i s s i o n A m t _ C o n t r o l 4 5 C a p t i o n > A d j P r o f i t C o m m i s s i o n A m t _ C o n t r o l 4 5 C a p t i o n < / A d j P r o f i t C o m m i s s i o n A m t _ C o n t r o l 4 5 C a p t i o n > + 
+         < A l l _ a m o u n t s _ a r e _ i n _ L C Y C a p t i o n > A l l _ a m o u n t s _ a r e _ i n _ L C Y C a p t i o n < / A l l _ a m o u n t s _ a r e _ i n _ L C Y C a p t i o n > + 
+         < C O M P A N Y N A M E > C O M P A N Y N A M E < / C O M P A N Y N A M E > + 
+         < C u r r R e p o r t _ P A G E N O C a p t i o n > C u r r R e p o r t _ P A G E N O C a p t i o n < / C u r r R e p o r t _ P A G E N O C a p t i o n > + 
+         < C u s t _ _ L e d g e r _ E n t r y _ _ _ P r o f i t _ _ L C Y _ _ > C u s t _ _ L e d g e r _ E n t r y _ _ _ P r o f i t _ _ L C Y _ _ < / C u s t _ _ L e d g e r _ E n t r y _ _ _ P r o f i t _ _ L C Y _ _ > + 
+         < C u s t _ _ L e d g e r _ E n t r y _ _ _ S a l e s _ _ L C Y _ _ > C u s t _ _ L e d g e r _ E n t r y _ _ _ S a l e s _ _ L C Y _ _ < / C u s t _ _ L e d g e r _ E n t r y _ _ _ S a l e s _ _ L C Y _ _ > + 
+         < C u s t _ _ L e d g e r _ E n t r y _ _ C u s t o m e r _ N o _ _ C a p t i o n > C u s t _ _ L e d g e r _ E n t r y _ _ C u s t o m e r _ N o _ _ C a p t i o n < / C u s t _ _ L e d g e r _ E n t r y _ _ C u s t o m e r _ N o _ _ C a p t i o n > + 
+         < C u s t _ _ L e d g e r _ E n t r y _ _ D o c u m e n t _ N o _ _ C a p t i o n > C u s t _ _ L e d g e r _ E n t r y _ _ D o c u m e n t _ N o _ _ C a p t i o n < / C u s t _ _ L e d g e r _ E n t r y _ _ D o c u m e n t _ N o _ _ C a p t i o n > + 
+         < C u s t _ _ L e d g e r _ E n t r y _ _ P o s t i n g _ D a t e _ C a p t i o n > C u s t _ _ L e d g e r _ E n t r y _ _ P o s t i n g _ D a t e _ C a p t i o n < / C u s t _ _ L e d g e r _ E n t r y _ _ P o s t i n g _ D a t e _ C a p t i o n > + 
+         < C u s t _ _ L e d g e r _ E n t r y _ _ P r o f i t _ _ L C Y _ _ C a p t i o n > C u s t _ _ L e d g e r _ E n t r y _ _ P r o f i t _ _ L C Y _ _ C a p t i o n < / C u s t _ _ L e d g e r _ E n t r y _ _ P r o f i t _ _ L C Y _ _ C a p t i o n > + 
+         < C u s t _ _ L e d g e r _ E n t r y _ _ S a l e s _ _ L C Y _ _ C a p t i o n > C u s t _ _ L e d g e r _ E n t r y _ _ S a l e s _ _ L C Y _ _ C a p t i o n < / C u s t _ _ L e d g e r _ E n t r y _ _ S a l e s _ _ L C Y _ _ C a p t i o n > + 
+         < C u s t _ _ L e d g e r _ E n t r y _ _ T A B L E C A P T I O N _ _ _ _ _ _ _ _ _ _ C u s t L e d g E n t r y F i l t e r > C u s t _ _ L e d g e r _ E n t r y _ _ T A B L E C A P T I O N _ _ _ _ _ _ _ _ _ _ C u s t L e d g E n t r y F i l t e r < / C u s t _ _ L e d g e r _ E n t r y _ _ T A B L E C A P T I O N _ _ _ _ _ _ _ _ _ _ C u s t L e d g E n t r y F i l t e r > + 
+         < C u s t L e d g E n t r y F i l t e r > C u s t L e d g E n t r y F i l t e r < / C u s t L e d g E n t r y F i l t e r > + 
+         < P a g e G r o u p N o > P a g e G r o u p N o < / P a g e G r o u p N o > + 
+         < P r o f i t C o m m i s s i o n A m t > P r o f i t C o m m i s s i o n A m t < / P r o f i t C o m m i s s i o n A m t > + 
+         < P r o f i t C o m m i s s i o n A m t _ C o n t r o l 3 3 C a p t i o n > P r o f i t C o m m i s s i o n A m t _ C o n t r o l 3 3 C a p t i o n < / P r o f i t C o m m i s s i o n A m t _ C o n t r o l 3 3 C a p t i o n > + 
+         < S a l e s C o m m i s s i o n A m t > S a l e s C o m m i s s i o n A m t < / S a l e s C o m m i s s i o n A m t > + 
+         < S a l e s C o m m i s s i o n A m t _ C o n t r o l 3 2 C a p t i o n > S a l e s C o m m i s s i o n A m t _ C o n t r o l 3 2 C a p t i o n < / S a l e s C o m m i s s i o n A m t _ C o n t r o l 3 2 C a p t i o n > + 
+         < S a l e s p e r s o n _ _ _ C o m m i s s i o n C a p t i o n > S a l e s p e r s o n _ _ _ C o m m i s s i o n C a p t i o n < / S a l e s p e r s o n _ _ _ C o m m i s s i o n C a p t i o n > + 
+         < S a l e s p e r s o n _ P u r c h a s e r _ _ C o m m i s s i o n _ _ _ > S a l e s p e r s o n _ P u r c h a s e r _ _ C o m m i s s i o n _ _ _ < / S a l e s p e r s o n _ P u r c h a s e r _ _ C o m m i s s i o n _ _ _ > + 
+         < S a l e s p e r s o n _ P u r c h a s e r _ _ C o m m i s s i o n _ _ _ C a p t i o n > S a l e s p e r s o n _ P u r c h a s e r _ _ C o m m i s s i o n _ _ _ C a p t i o n < / S a l e s p e r s o n _ P u r c h a s e r _ _ C o m m i s s i o n _ _ _ C a p t i o n > + 
+         < S a l e s p e r s o n _ P u r c h a s e r _ _ T A B L E C A P T I O N _ _ _ _ _ _ _ _ _ _ S a l e s p e r s o n F i l t e r > S a l e s p e r s o n _ P u r c h a s e r _ _ T A B L E C A P T I O N _ _ _ _ _ _ _ _ _ _ S a l e s p e r s o n F i l t e r < / S a l e s p e r s o n _ P u r c h a s e r _ _ T A B L E C A P T I O N _ _ _ _ _ _ _ _ _ _ S a l e s p e r s o n F i l t e r > + 
+         < S a l e s p e r s o n _ P u r c h a s e r _ C o d e > S a l e s p e r s o n _ P u r c h a s e r _ C o d e < / S a l e s p e r s o n _ P u r c h a s e r _ C o d e > + 
+         < S a l e s p e r s o n _ P u r c h a s e r _ N a m e > S a l e s p e r s o n _ P u r c h a s e r _ N a m e < / S a l e s p e r s o n _ P u r c h a s e r _ N a m e > + 
+         < S a l e s p e r s o n F i l t e r > S a l e s p e r s o n F i l t e r < / S a l e s p e r s o n F i l t e r > + 
+         < S T R S U B S T N O _ T e x t 0 0 0 _ P e r i o d T e x t _ > S T R S U B S T N O _ T e x t 0 0 0 _ P e r i o d T e x t _ < / S T R S U B S T N O _ T e x t 0 0 0 _ P e r i o d T e x t _ > + 
+         < T o t a l C a p t i o n > T o t a l C a p t i o n < / T o t a l C a p t i o n > + 
+         < C u s t _ L e d g e r _ E n t r y > + 
+             < A d j P r o f i t _ C o n t r o l 3 9 > A d j P r o f i t _ C o n t r o l 3 9 < / A d j P r o f i t _ C o n t r o l 3 9 > + 
+             < A d j P r o f i t C o m m i s s i o n A m t _ C o n t r o l 4 5 > A d j P r o f i t C o m m i s s i o n A m t _ C o n t r o l 4 5 < / A d j P r o f i t C o m m i s s i o n A m t _ C o n t r o l 4 5 > + 
+             < C u s t _ _ L e d g e r _ E n t r y _ _ C u s t o m e r _ N o _ _ > C u s t _ _ L e d g e r _ E n t r y _ _ C u s t o m e r _ N o _ _ < / C u s t _ _ L e d g e r _ E n t r y _ _ C u s t o m e r _ N o _ _ > + 
+             < C u s t _ _ L e d g e r _ E n t r y _ _ D o c u m e n t _ N o _ _ > C u s t _ _ L e d g e r _ E n t r y _ _ D o c u m e n t _ N o _ _ < / C u s t _ _ L e d g e r _ E n t r y _ _ D o c u m e n t _ N o _ _ > + 
+             < C u s t _ _ L e d g e r _ E n t r y _ _ P o s t i n g _ D a t e _ > C u s t _ _ L e d g e r _ E n t r y _ _ P o s t i n g _ D a t e _ < / C u s t _ _ L e d g e r _ E n t r y _ _ P o s t i n g _ D a t e _ > + 
+             < C u s t _ _ L e d g e r _ E n t r y _ _ P r o f i t _ _ L C Y _ _ > C u s t _ _ L e d g e r _ E n t r y _ _ P r o f i t _ _ L C Y _ _ < / C u s t _ _ L e d g e r _ E n t r y _ _ P r o f i t _ _ L C Y _ _ > + 
+             < C u s t _ _ L e d g e r _ E n t r y _ _ S a l e s _ _ L C Y _ _ > C u s t _ _ L e d g e r _ E n t r y _ _ S a l e s _ _ L C Y _ _ < / C u s t _ _ L e d g e r _ E n t r y _ _ S a l e s _ _ L C Y _ _ > + 
+             < C u s t L e d g e r E n t r y _ C u s t o m e r N a m e > C u s t L e d g e r E n t r y _ C u s t o m e r N a m e < / C u s t L e d g e r E n t r y _ C u s t o m e r N a m e > + 
+             < P r o f i t C o m m i s s i o n A m t _ C o n t r o l 3 3 > P r o f i t C o m m i s s i o n A m t _ C o n t r o l 3 3 < / P r o f i t C o m m i s s i o n A m t _ C o n t r o l 3 3 > + 
+             < S a l e s C o m m i s s i o n A m t _ C o n t r o l 3 2 > S a l e s C o m m i s s i o n A m t _ C o n t r o l 3 2 < / S a l e s C o m m i s s i o n A m t _ C o n t r o l 3 2 > + 
+             < S a l e s p e r s o n _ P u r c h a s e r _ _ N a m e > S a l e s p e r s o n _ P u r c h a s e r _ _ N a m e < / S a l e s p e r s o n _ P u r c h a s e r _ _ N a m e > + 
+             < S a l e s p e r s o n P u r c h a s e r _ C o d e > S a l e s p e r s o n P u r c h a s e r _ C o d e < / S a l e s p e r s o n P u r c h a s e r _ C o d e >   
          < / C u s t _ L e d g e r _ E n t r y >   
-         < S u b t o t a l s   E l e m e n t T y p e = " D a t a I t e m "   E l e m e n t I d = " 8 3 8 6 9 3 5 6 0 " > - 
-             < S u b t o t a l s _ A d j P r o f i t   E l e m e n t T y p e = " C o l u m n "   E l e m e n t I d = " 5 6 1 3 6 6 8 2 2 "   D a t a T y p e = " D e c i m a l " > S u b t o t a l s _ A d j P r o f i t < / S u b t o t a l s _ A d j P r o f i t > - 
-             < S u b t o t a l s _ A d j P r o f i t C o m m i s s i o n   E l e m e n t T y p e = " C o l u m n "   E l e m e n t I d = " 1 4 1 8 9 7 1 8 3 5 "   D a t a T y p e = " D e c i m a l " > S u b t o t a l s _ A d j P r o f i t C o m m i s s i o n < / S u b t o t a l s _ A d j P r o f i t C o m m i s s i o n > - 
-             < S u b t o t a l s _ P r o f i t   E l e m e n t T y p e = " C o l u m n "   E l e m e n t I d = " 2 4 1 5 0 0 6 9 7 "   D a t a T y p e = " D e c i m a l " > S u b t o t a l s _ P r o f i t < / S u b t o t a l s _ P r o f i t > - 
-             < S u b t o t a l s _ P r o f i t C o m m i s s i o n   E l e m e n t T y p e = " C o l u m n "   E l e m e n t I d = " 1 4 9 6 3 3 2 1 7 2 "   D a t a T y p e = " D e c i m a l " > S u b t o t a l s _ P r o f i t C o m m i s s i o n < / S u b t o t a l s _ P r o f i t C o m m i s s i o n > - 
-             < S u b t o t a l s _ S a l e s   E l e m e n t T y p e = " C o l u m n "   E l e m e n t I d = " 1 9 7 8 7 7 5 0 3 "   D a t a T y p e = " D e c i m a l " > S u b t o t a l s _ S a l e s < / S u b t o t a l s _ S a l e s > - 
-             < S u b t o t a l s _ S a l e s C o m m i s s i o n   E l e m e n t T y p e = " C o l u m n "   E l e m e n t I d = " 1 4 7 6 0 7 2 5 9 0 "   D a t a T y p e = " D e c i m a l " > S u b t o t a l s _ S a l e s C o m m i s s i o n < / S u b t o t a l s _ S a l e s C o m m i s s i o n > - 
-             < S u b t o t a l s _ S a l e s p e r s o n _ C o d e   E l e m e n t T y p e = " C o l u m n "   E l e m e n t I d = " 1 1 9 8 5 9 4 2 7 2 "   D a t a T y p e = " C o d e " > S u b t o t a l s _ S a l e s p e r s o n _ C o d e < / S u b t o t a l s _ S a l e s p e r s o n _ C o d e > +         < S u b t o t a l s > + 
+             < S u b t o t a l s _ A d j P r o f i t > S u b t o t a l s _ A d j P r o f i t < / S u b t o t a l s _ A d j P r o f i t > + 
+             < S u b t o t a l s _ A d j P r o f i t C o m m i s s i o n > S u b t o t a l s _ A d j P r o f i t C o m m i s s i o n < / S u b t o t a l s _ A d j P r o f i t C o m m i s s i o n > + 
+             < S u b t o t a l s _ P r o f i t > S u b t o t a l s _ P r o f i t < / S u b t o t a l s _ P r o f i t > + 
+             < S u b t o t a l s _ P r o f i t C o m m i s s i o n > S u b t o t a l s _ P r o f i t C o m m i s s i o n < / S u b t o t a l s _ P r o f i t C o m m i s s i o n > + 
+             < S u b t o t a l s _ S a l e s > S u b t o t a l s _ S a l e s < / S u b t o t a l s _ S a l e s > + 
+             < S u b t o t a l s _ S a l e s C o m m i s s i o n > S u b t o t a l s _ S a l e s C o m m i s s i o n < / S u b t o t a l s _ S a l e s C o m m i s s i o n > + 
+             < S u b t o t a l s _ S a l e s p e r s o n _ C o d e > S u b t o t a l s _ S a l e s p e r s o n _ C o d e < / S u b t o t a l s _ S a l e s p e r s o n _ C o d e >   
          < / S u b t o t a l s >   
      < / S a l e s p e r s o n _ P u r c h a s e r >   
-     < T o t a l s   E l e m e n t T y p e = " D a t a I t e m "   E l e m e n t I d = " 1 8 2 3 9 5 0 0 4 4 " > - 
-         < T o t a l s _ A d j P r o f i t   E l e m e n t T y p e = " C o l u m n "   E l e m e n t I d = " 1 9 0 9 5 0 1 3 6 2 "   D a t a T y p e = " D e c i m a l " > T o t a l s _ A d j P r o f i t < / T o t a l s _ A d j P r o f i t > - 
-         < T o t a l s _ A d j P r o f i t C o m m i s s i o n   E l e m e n t T y p e = " C o l u m n "   E l e m e n t I d = " 9 4 6 1 0 3 7 5 9 "   D a t a T y p e = " D e c i m a l " > T o t a l s _ A d j P r o f i t C o m m i s s i o n < / T o t a l s _ A d j P r o f i t C o m m i s s i o n > - 
-         < T o t a l s _ P r o f i t   E l e m e n t T y p e = " C o l u m n "   E l e m e n t I d = " 6 4 6 2 9 5 2 1 9 "   D a t a T y p e = " D e c i m a l " > T o t a l s _ P r o f i t < / T o t a l s _ P r o f i t > - 
-         < T o t a l s _ P r o f i t C o m m i s s i o n   E l e m e n t T y p e = " C o l u m n "   E l e m e n t I d = " 3 6 7 7 9 1 3 9 2 "   D a t a T y p e = " D e c i m a l " > T o t a l s _ P r o f i t C o m m i s s i o n < / T o t a l s _ P r o f i t C o m m i s s i o n > - 
-         < T o t a l s _ S a l e s   E l e m e n t T y p e = " C o l u m n "   E l e m e n t I d = " 1 3 9 9 9 8 5 1 0 9 "   D a t a T y p e = " D e c i m a l " > T o t a l s _ S a l e s < / T o t a l s _ S a l e s > - 
-         < T o t a l s _ S a l e s C o m m i s s i o n   E l e m e n t T y p e = " C o l u m n "   E l e m e n t I d = " 4 6 4 8 2 3 3 9 8 "   D a t a T y p e = " D e c i m a l " > T o t a l s _ S a l e s C o m m i s s i o n < / T o t a l s _ S a l e s C o m m i s s i o n > +     < T o t a l s > + 
+         < T o t a l s _ A d j P r o f i t > T o t a l s _ A d j P r o f i t < / T o t a l s _ A d j P r o f i t > + 
+         < T o t a l s _ A d j P r o f i t C o m m i s s i o n > T o t a l s _ A d j P r o f i t C o m m i s s i o n < / T o t a l s _ A d j P r o f i t C o m m i s s i o n > + 
+         < T o t a l s _ P r o f i t > T o t a l s _ P r o f i t < / T o t a l s _ P r o f i t > + 
+         < T o t a l s _ P r o f i t C o m m i s s i o n > T o t a l s _ P r o f i t C o m m i s s i o n < / T o t a l s _ P r o f i t C o m m i s s i o n > + 
+         < T o t a l s _ S a l e s > T o t a l s _ S a l e s < / T o t a l s _ S a l e s > + 
+         < T o t a l s _ S a l e s C o m m i s s i o n > T o t a l s _ S a l e s C o m m i s s i o n < / T o t a l s _ S a l e s C o m m i s s i o n >   
      < / T o t a l s >   
@@ -4549,17 +4498,17 @@
 </file>
 
 <file path=customXml/itemProps1.xml><?xml version="1.0" encoding="utf-8"?>
-<ds:datastoreItem xmlns:ds="http://schemas.openxmlformats.org/officeDocument/2006/customXml" ds:itemID="{79D6D75F-D29A-40D3-A819-B215617F17D6}">
+<ds:datastoreItem xmlns:ds="http://schemas.openxmlformats.org/officeDocument/2006/customXml" ds:itemID="{A0CC7945-5283-4905-A71D-472246249B67}">
   <ds:schemaRefs>
-    <ds:schemaRef ds:uri="urn:microsoft-dynamics-nav/reports/Salesperson_Commission/115/"/>
+    <ds:schemaRef ds:uri="urn:microsoft-dynamics-businesscentral/internal/extended/reports/Salesperson_Commission/115/"/>
   </ds:schemaRefs>
 </ds:datastoreItem>
 </file>
 
 <file path=customXml/itemProps2.xml><?xml version="1.0" encoding="utf-8"?>
-<ds:datastoreItem xmlns:ds="http://schemas.openxmlformats.org/officeDocument/2006/customXml" ds:itemID="{A0CC7945-5283-4905-A71D-472246249B67}">
+<ds:datastoreItem xmlns:ds="http://schemas.openxmlformats.org/officeDocument/2006/customXml" ds:itemID="{79D6D75F-D29A-40D3-A819-B215617F17D6}">
   <ds:schemaRefs>
-    <ds:schemaRef ds:uri="urn:microsoft-dynamics-businesscentral/internal/extended/reports/Salesperson_Commission/115/"/>
+    <ds:schemaRef ds:uri="urn:microsoft-dynamics-nav/reports/Salesperson_Commission/115/"/>
   </ds:schemaRefs>
 </ds:datastoreItem>
 </file>
